--- a/高中物理/高中物理同步/人教版选必2 第1章 安培力与洛伦兹力·简单卷（9题）.docx
+++ b/高中物理/高中物理同步/人教版选必2 第1章 安培力与洛伦兹力·简单卷（9题）.docx
@@ -7,7 +7,8 @@
       <w:cols w:space="720"/>
       <w:docGrid w:linePitch="360"/>
       <w:pgSz w:w="11906" w:h="16838"/>
-      <w:pgMar w:top="720" w:right="720" w:bottom="720" w:left="720" w:header="360" w:footer="360" w:gutter="0"/>
+      <w:pgMar w:top="720" w:right="720" w:bottom="720" w:left="720" w:header="720" w:footer="720" w:gutter="0"/>
+      <w:pgNumType w:start="1"/>
     </w:sectPr>
     <w:p>
       <w:pPr>
@@ -414,7 +415,7 @@
       <w:pPr>
         <w:shd w:val="clear" w:color="auto" w:fill="auto"/>
         <w:rPr>
-          <w:rFonts w:ascii="Times New Roman" w:eastAsia="Times New Roman" w:hAnsi="Times New Roman" w:cs="Times New Roman"/>
+          <w:rFonts w:ascii="Times New Roman" w:eastAsia="宋体" w:hAnsi="Times New Roman" w:cs="Times New Roman"/>
           <w:i/>
           <w:sz w:val="21"/>
           <w:szCs w:val="21"/>
@@ -1000,7 +1001,7 @@
           <w:tab w:val="left" w:pos="4156"/>
         </w:tabs>
         <w:rPr>
-          <w:rFonts w:ascii="Times New Roman" w:eastAsia="Times New Roman" w:hAnsi="Times New Roman" w:cs="Times New Roman"/>
+          <w:rFonts w:ascii="Times New Roman" w:eastAsia="宋体" w:hAnsi="Times New Roman" w:cs="Times New Roman"/>
           <w:i/>
           <w:sz w:val="21"/>
           <w:szCs w:val="21"/>
@@ -1059,7 +1060,7 @@
           <w:tab w:val="left" w:pos="4156"/>
         </w:tabs>
         <w:rPr>
-          <w:rFonts w:ascii="Times New Roman" w:eastAsia="Times New Roman" w:hAnsi="Times New Roman" w:cs="Times New Roman"/>
+          <w:rFonts w:ascii="Times New Roman" w:eastAsia="宋体" w:hAnsi="Times New Roman" w:cs="Times New Roman"/>
           <w:i/>
           <w:sz w:val="21"/>
           <w:szCs w:val="21"/>
@@ -1519,13 +1520,13 @@
             <m:sty m:val="p"/>
           </m:rPr>
           <w:rPr>
-            <w:rFonts w:ascii="Cambria Math" w:eastAsia="宋体" w:hAnsi="Cambria Math" w:cs="Cambria Math"/>
+            <w:rFonts w:ascii="Times New Roman" w:eastAsia="宋体" w:hAnsi="Times New Roman" w:cs="Cambria Math"/>
           </w:rPr>
           <m:t>Δ</m:t>
         </m:r>
         <m:r>
           <w:rPr>
-            <w:rFonts w:ascii="Cambria Math" w:eastAsia="宋体" w:hAnsi="Cambria Math" w:cs="Cambria Math"/>
+            <w:rFonts w:ascii="Times New Roman" w:eastAsia="宋体" w:hAnsi="Times New Roman" w:cs="Cambria Math"/>
           </w:rPr>
           <m:t>m</m:t>
         </m:r>
@@ -1625,19 +1626,19 @@
             <m:sty m:val="p"/>
           </m:rPr>
           <w:rPr>
-            <w:rFonts w:ascii="Cambria Math" w:eastAsia="宋体" w:hAnsi="Cambria Math" w:cs="Cambria Math"/>
+            <w:rFonts w:ascii="Times New Roman" w:eastAsia="宋体" w:hAnsi="Times New Roman" w:cs="Cambria Math"/>
           </w:rPr>
           <m:t>Δ</m:t>
         </m:r>
         <m:r>
           <w:rPr>
-            <w:rFonts w:ascii="Cambria Math" w:eastAsia="宋体" w:hAnsi="Cambria Math" w:cs="Cambria Math"/>
+            <w:rFonts w:ascii="Times New Roman" w:eastAsia="宋体" w:hAnsi="Times New Roman" w:cs="Cambria Math"/>
           </w:rPr>
           <m:t>m</m:t>
         </m:r>
         <m:r>
           <w:rPr>
-            <w:rFonts w:ascii="Cambria Math" w:eastAsia="宋体" w:hAnsi="Cambria Math" w:cs="Cambria Math"/>
+            <w:rFonts w:ascii="Times New Roman" w:eastAsia="宋体" w:hAnsi="Times New Roman" w:cs="Cambria Math"/>
           </w:rPr>
           <m:t>g</m:t>
         </m:r>
@@ -1663,7 +1664,7 @@
           <m:num>
             <m:r>
               <w:rPr>
-                <w:rFonts w:ascii="Cambria Math" w:eastAsia="宋体" w:hAnsi="Cambria Math" w:cs="Cambria Math"/>
+                <w:rFonts w:ascii="Times New Roman" w:eastAsia="宋体" w:hAnsi="Times New Roman" w:cs="Cambria Math"/>
               </w:rPr>
               <m:t>1</m:t>
             </m:r>
@@ -1671,7 +1672,7 @@
           <m:den>
             <m:r>
               <w:rPr>
-                <w:rFonts w:ascii="Cambria Math" w:eastAsia="宋体" w:hAnsi="Cambria Math" w:cs="Cambria Math"/>
+                <w:rFonts w:ascii="Times New Roman" w:eastAsia="宋体" w:hAnsi="Times New Roman" w:cs="Cambria Math"/>
               </w:rPr>
               <m:t>2</m:t>
             </m:r>
@@ -1682,19 +1683,19 @@
             <m:sty m:val="p"/>
           </m:rPr>
           <w:rPr>
-            <w:rFonts w:ascii="Cambria Math" w:eastAsia="宋体" w:hAnsi="Cambria Math" w:cs="Cambria Math"/>
+            <w:rFonts w:ascii="Times New Roman" w:eastAsia="宋体" w:hAnsi="Times New Roman" w:cs="Cambria Math"/>
           </w:rPr>
           <m:t>Δ</m:t>
         </m:r>
         <m:r>
           <w:rPr>
-            <w:rFonts w:ascii="Cambria Math" w:eastAsia="宋体" w:hAnsi="Cambria Math" w:cs="Cambria Math"/>
+            <w:rFonts w:ascii="Times New Roman" w:eastAsia="宋体" w:hAnsi="Times New Roman" w:cs="Cambria Math"/>
           </w:rPr>
           <m:t>m</m:t>
         </m:r>
         <m:r>
           <w:rPr>
-            <w:rFonts w:ascii="Cambria Math" w:eastAsia="宋体" w:hAnsi="Cambria Math" w:cs="Cambria Math"/>
+            <w:rFonts w:ascii="Times New Roman" w:eastAsia="宋体" w:hAnsi="Times New Roman" w:cs="Cambria Math"/>
           </w:rPr>
           <m:t>g</m:t>
         </m:r>
@@ -1718,7 +1719,7 @@
       <m:oMath>
         <m:r>
           <w:rPr>
-            <w:rFonts w:ascii="Cambria Math" w:eastAsia="宋体" w:hAnsi="Cambria Math" w:cs="Cambria Math"/>
+            <w:rFonts w:ascii="Times New Roman" w:eastAsia="宋体" w:hAnsi="Times New Roman" w:cs="Cambria Math"/>
           </w:rPr>
           <m:t>2</m:t>
         </m:r>
@@ -1727,19 +1728,19 @@
             <m:sty m:val="p"/>
           </m:rPr>
           <w:rPr>
-            <w:rFonts w:ascii="Cambria Math" w:eastAsia="宋体" w:hAnsi="Cambria Math" w:cs="Cambria Math"/>
+            <w:rFonts w:ascii="Times New Roman" w:eastAsia="宋体" w:hAnsi="Times New Roman" w:cs="Cambria Math"/>
           </w:rPr>
           <m:t>Δ</m:t>
         </m:r>
         <m:r>
           <w:rPr>
-            <w:rFonts w:ascii="Cambria Math" w:eastAsia="宋体" w:hAnsi="Cambria Math" w:cs="Cambria Math"/>
+            <w:rFonts w:ascii="Times New Roman" w:eastAsia="宋体" w:hAnsi="Times New Roman" w:cs="Cambria Math"/>
           </w:rPr>
           <m:t>m</m:t>
         </m:r>
         <m:r>
           <w:rPr>
-            <w:rFonts w:ascii="Cambria Math" w:eastAsia="宋体" w:hAnsi="Cambria Math" w:cs="Cambria Math"/>
+            <w:rFonts w:ascii="Times New Roman" w:eastAsia="宋体" w:hAnsi="Times New Roman" w:cs="Cambria Math"/>
           </w:rPr>
           <m:t>g</m:t>
         </m:r>
@@ -1853,7 +1854,7 @@
           <m:e>
             <m:r>
               <w:rPr>
-                <w:rFonts w:ascii="Cambria Math" w:eastAsia="宋体" w:hAnsi="Cambria Math" w:cs="Cambria Math"/>
+                <w:rFonts w:ascii="Times New Roman" w:eastAsia="宋体" w:hAnsi="Times New Roman" w:cs="Cambria Math"/>
               </w:rPr>
               <m:t>F</m:t>
             </m:r>
@@ -1864,7 +1865,7 @@
                 <m:sty m:val="p"/>
               </m:rPr>
               <w:rPr>
-                <w:rFonts w:ascii="Cambria Math" w:eastAsia="宋体" w:hAnsi="Cambria Math" w:cs="Cambria Math"/>
+                <w:rFonts w:ascii="Times New Roman" w:eastAsia="宋体" w:hAnsi="Times New Roman" w:cs="Cambria Math"/>
               </w:rPr>
               <m:t>安</m:t>
             </m:r>
@@ -1882,7 +1883,7 @@
       <m:oMath>
         <m:r>
           <w:rPr>
-            <w:rFonts w:ascii="Cambria Math" w:eastAsia="宋体" w:hAnsi="Cambria Math" w:cs="Cambria Math"/>
+            <w:rFonts w:ascii="Times New Roman" w:eastAsia="宋体" w:hAnsi="Times New Roman" w:cs="Cambria Math"/>
           </w:rPr>
           <m:t>2</m:t>
         </m:r>
@@ -1890,7 +1891,7 @@
           <m:e>
             <m:r>
               <w:rPr>
-                <w:rFonts w:ascii="Cambria Math" w:eastAsia="宋体" w:hAnsi="Cambria Math" w:cs="Cambria Math"/>
+                <w:rFonts w:ascii="Times New Roman" w:eastAsia="宋体" w:hAnsi="Times New Roman" w:cs="Cambria Math"/>
               </w:rPr>
               <m:t>F</m:t>
             </m:r>
@@ -1901,7 +1902,7 @@
                 <m:sty m:val="p"/>
               </m:rPr>
               <w:rPr>
-                <w:rFonts w:ascii="Cambria Math" w:eastAsia="宋体" w:hAnsi="Cambria Math" w:cs="Cambria Math"/>
+                <w:rFonts w:ascii="Times New Roman" w:eastAsia="宋体" w:hAnsi="Times New Roman" w:cs="Cambria Math"/>
               </w:rPr>
               <m:t>安</m:t>
             </m:r>
@@ -1909,7 +1910,7 @@
         </m:sSub>
         <m:r>
           <w:rPr>
-            <w:rFonts w:ascii="Cambria Math" w:eastAsia="宋体" w:hAnsi="Cambria Math" w:cs="Cambria Math"/>
+            <w:rFonts w:ascii="Times New Roman" w:eastAsia="宋体" w:hAnsi="Times New Roman" w:cs="Cambria Math"/>
           </w:rPr>
           <m:t>=</m:t>
         </m:r>
@@ -1918,19 +1919,19 @@
             <m:sty m:val="p"/>
           </m:rPr>
           <w:rPr>
-            <w:rFonts w:ascii="Cambria Math" w:eastAsia="宋体" w:hAnsi="Cambria Math" w:cs="Cambria Math"/>
+            <w:rFonts w:ascii="Times New Roman" w:eastAsia="宋体" w:hAnsi="Times New Roman" w:cs="Cambria Math"/>
           </w:rPr>
           <m:t>Δ</m:t>
         </m:r>
         <m:r>
           <w:rPr>
-            <w:rFonts w:ascii="Cambria Math" w:eastAsia="宋体" w:hAnsi="Cambria Math" w:cs="Cambria Math"/>
+            <w:rFonts w:ascii="Times New Roman" w:eastAsia="宋体" w:hAnsi="Times New Roman" w:cs="Cambria Math"/>
           </w:rPr>
           <m:t>m</m:t>
         </m:r>
         <m:r>
           <w:rPr>
-            <w:rFonts w:ascii="Cambria Math" w:eastAsia="宋体" w:hAnsi="Cambria Math" w:cs="Cambria Math"/>
+            <w:rFonts w:ascii="Times New Roman" w:eastAsia="宋体" w:hAnsi="Times New Roman" w:cs="Cambria Math"/>
           </w:rPr>
           <m:t>g</m:t>
         </m:r>
@@ -1959,7 +1960,7 @@
           <m:e>
             <m:r>
               <w:rPr>
-                <w:rFonts w:ascii="Cambria Math" w:eastAsia="宋体" w:hAnsi="Cambria Math" w:cs="Cambria Math"/>
+                <w:rFonts w:ascii="Times New Roman" w:eastAsia="宋体" w:hAnsi="Times New Roman" w:cs="Cambria Math"/>
               </w:rPr>
               <m:t>F</m:t>
             </m:r>
@@ -1970,7 +1971,7 @@
                 <m:sty m:val="p"/>
               </m:rPr>
               <w:rPr>
-                <w:rFonts w:ascii="Cambria Math" w:eastAsia="宋体" w:hAnsi="Cambria Math" w:cs="Cambria Math"/>
+                <w:rFonts w:ascii="Times New Roman" w:eastAsia="宋体" w:hAnsi="Times New Roman" w:cs="Cambria Math"/>
               </w:rPr>
               <m:t>安</m:t>
             </m:r>
@@ -1978,7 +1979,7 @@
         </m:sSub>
         <m:r>
           <w:rPr>
-            <w:rFonts w:ascii="Cambria Math" w:eastAsia="宋体" w:hAnsi="Cambria Math" w:cs="Cambria Math"/>
+            <w:rFonts w:ascii="Times New Roman" w:eastAsia="宋体" w:hAnsi="Times New Roman" w:cs="Cambria Math"/>
           </w:rPr>
           <m:t>=</m:t>
         </m:r>
@@ -1986,7 +1987,7 @@
           <m:num>
             <m:r>
               <w:rPr>
-                <w:rFonts w:ascii="Cambria Math" w:eastAsia="宋体" w:hAnsi="Cambria Math" w:cs="Cambria Math"/>
+                <w:rFonts w:ascii="Times New Roman" w:eastAsia="宋体" w:hAnsi="Times New Roman" w:cs="Cambria Math"/>
               </w:rPr>
               <m:t>1</m:t>
             </m:r>
@@ -1994,7 +1995,7 @@
           <m:den>
             <m:r>
               <w:rPr>
-                <w:rFonts w:ascii="Cambria Math" w:eastAsia="宋体" w:hAnsi="Cambria Math" w:cs="Cambria Math"/>
+                <w:rFonts w:ascii="Times New Roman" w:eastAsia="宋体" w:hAnsi="Times New Roman" w:cs="Cambria Math"/>
               </w:rPr>
               <m:t>2</m:t>
             </m:r>
@@ -2005,19 +2006,19 @@
             <m:sty m:val="p"/>
           </m:rPr>
           <w:rPr>
-            <w:rFonts w:ascii="Cambria Math" w:eastAsia="宋体" w:hAnsi="Cambria Math" w:cs="Cambria Math"/>
+            <w:rFonts w:ascii="Times New Roman" w:eastAsia="宋体" w:hAnsi="Times New Roman" w:cs="Cambria Math"/>
           </w:rPr>
           <m:t>Δ</m:t>
         </m:r>
         <m:r>
           <w:rPr>
-            <w:rFonts w:ascii="Cambria Math" w:eastAsia="宋体" w:hAnsi="Cambria Math" w:cs="Cambria Math"/>
+            <w:rFonts w:ascii="Times New Roman" w:eastAsia="宋体" w:hAnsi="Times New Roman" w:cs="Cambria Math"/>
           </w:rPr>
           <m:t>m</m:t>
         </m:r>
         <m:r>
           <w:rPr>
-            <w:rFonts w:ascii="Cambria Math" w:eastAsia="宋体" w:hAnsi="Cambria Math" w:cs="Cambria Math"/>
+            <w:rFonts w:ascii="Times New Roman" w:eastAsia="宋体" w:hAnsi="Times New Roman" w:cs="Cambria Math"/>
           </w:rPr>
           <m:t>g</m:t>
         </m:r>
@@ -2583,13 +2584,13 @@
       <m:oMath>
         <m:r>
           <w:rPr>
-            <w:rFonts w:ascii="Cambria Math" w:eastAsia="宋体" w:hAnsi="Cambria Math" w:cs="Cambria Math"/>
+            <w:rFonts w:ascii="Times New Roman" w:eastAsia="宋体" w:hAnsi="Times New Roman" w:cs="Cambria Math"/>
           </w:rPr>
           <m:t>1.2</m:t>
         </m:r>
         <m:r>
           <w:rPr>
-            <w:rFonts w:ascii="Cambria Math" w:eastAsia="宋体" w:hAnsi="Cambria Math" w:cs="Cambria Math"/>
+            <w:rFonts w:ascii="Times New Roman" w:eastAsia="宋体" w:hAnsi="Times New Roman" w:cs="Cambria Math"/>
           </w:rPr>
           <m:t>×</m:t>
         </m:r>
@@ -2597,7 +2598,7 @@
           <m:e>
             <m:r>
               <w:rPr>
-                <w:rFonts w:ascii="Cambria Math" w:eastAsia="宋体" w:hAnsi="Cambria Math" w:cs="Cambria Math"/>
+                <w:rFonts w:ascii="Times New Roman" w:eastAsia="宋体" w:hAnsi="Times New Roman" w:cs="Cambria Math"/>
               </w:rPr>
               <m:t>10</m:t>
             </m:r>
@@ -2605,13 +2606,13 @@
           <m:sup>
             <m:r>
               <w:rPr>
-                <w:rFonts w:ascii="Cambria Math" w:eastAsia="宋体" w:hAnsi="Cambria Math" w:cs="Cambria Math"/>
+                <w:rFonts w:ascii="Times New Roman" w:eastAsia="宋体" w:hAnsi="Times New Roman" w:cs="Cambria Math"/>
               </w:rPr>
               <m:t>−</m:t>
             </m:r>
             <m:r>
               <w:rPr>
-                <w:rFonts w:ascii="Cambria Math" w:eastAsia="宋体" w:hAnsi="Cambria Math" w:cs="Cambria Math"/>
+                <w:rFonts w:ascii="Times New Roman" w:eastAsia="宋体" w:hAnsi="Times New Roman" w:cs="Cambria Math"/>
               </w:rPr>
               <m:t>4</m:t>
             </m:r>
@@ -2622,7 +2623,7 @@
             <m:nor/>
           </m:rPr>
           <w:rPr>
-            <w:rFonts w:ascii="Cambria Math" w:eastAsia="宋体" w:hAnsi="Cambria Math" w:cs="Cambria Math"/>
+            <w:rFonts w:ascii="Times New Roman" w:eastAsia="宋体" w:hAnsi="Times New Roman" w:cs="Cambria Math"/>
           </w:rPr>
           <m:t>T</m:t>
         </m:r>
@@ -2638,25 +2639,25 @@
       <m:oMath>
         <m:r>
           <w:rPr>
-            <w:rFonts w:ascii="Cambria Math" w:eastAsia="宋体" w:hAnsi="Cambria Math" w:cs="Cambria Math"/>
+            <w:rFonts w:ascii="Times New Roman" w:eastAsia="宋体" w:hAnsi="Times New Roman" w:cs="Cambria Math"/>
           </w:rPr>
           <m:t>v</m:t>
         </m:r>
         <m:r>
           <w:rPr>
-            <w:rFonts w:ascii="Cambria Math" w:eastAsia="宋体" w:hAnsi="Cambria Math" w:cs="Cambria Math"/>
+            <w:rFonts w:ascii="Times New Roman" w:eastAsia="宋体" w:hAnsi="Times New Roman" w:cs="Cambria Math"/>
           </w:rPr>
           <m:t>=</m:t>
         </m:r>
         <m:r>
           <w:rPr>
-            <w:rFonts w:ascii="Cambria Math" w:eastAsia="宋体" w:hAnsi="Cambria Math" w:cs="Cambria Math"/>
+            <w:rFonts w:ascii="Times New Roman" w:eastAsia="宋体" w:hAnsi="Times New Roman" w:cs="Cambria Math"/>
           </w:rPr>
           <m:t>5.0</m:t>
         </m:r>
         <m:r>
           <w:rPr>
-            <w:rFonts w:ascii="Cambria Math" w:eastAsia="宋体" w:hAnsi="Cambria Math" w:cs="Cambria Math"/>
+            <w:rFonts w:ascii="Times New Roman" w:eastAsia="宋体" w:hAnsi="Times New Roman" w:cs="Cambria Math"/>
           </w:rPr>
           <m:t>×</m:t>
         </m:r>
@@ -2664,7 +2665,7 @@
           <m:e>
             <m:r>
               <w:rPr>
-                <w:rFonts w:ascii="Cambria Math" w:eastAsia="宋体" w:hAnsi="Cambria Math" w:cs="Cambria Math"/>
+                <w:rFonts w:ascii="Times New Roman" w:eastAsia="宋体" w:hAnsi="Times New Roman" w:cs="Cambria Math"/>
               </w:rPr>
               <m:t>10</m:t>
             </m:r>
@@ -2672,7 +2673,7 @@
           <m:sup>
             <m:r>
               <w:rPr>
-                <w:rFonts w:ascii="Cambria Math" w:eastAsia="宋体" w:hAnsi="Cambria Math" w:cs="Cambria Math"/>
+                <w:rFonts w:ascii="Times New Roman" w:eastAsia="宋体" w:hAnsi="Times New Roman" w:cs="Cambria Math"/>
               </w:rPr>
               <m:t>5</m:t>
             </m:r>
@@ -2683,7 +2684,7 @@
             <m:nor/>
           </m:rPr>
           <w:rPr>
-            <w:rFonts w:ascii="Cambria Math" w:eastAsia="宋体" w:hAnsi="Cambria Math" w:cs="Cambria Math"/>
+            <w:rFonts w:ascii="Times New Roman" w:eastAsia="宋体" w:hAnsi="Times New Roman" w:cs="Cambria Math"/>
           </w:rPr>
           <m:t>m/s</m:t>
         </m:r>
@@ -2699,13 +2700,13 @@
       <m:oMath>
         <m:r>
           <w:rPr>
-            <w:rFonts w:ascii="Cambria Math" w:eastAsia="宋体" w:hAnsi="Cambria Math" w:cs="Cambria Math"/>
+            <w:rFonts w:ascii="Times New Roman" w:eastAsia="宋体" w:hAnsi="Times New Roman" w:cs="Cambria Math"/>
           </w:rPr>
           <m:t>1.6</m:t>
         </m:r>
         <m:r>
           <w:rPr>
-            <w:rFonts w:ascii="Cambria Math" w:eastAsia="宋体" w:hAnsi="Cambria Math" w:cs="Cambria Math"/>
+            <w:rFonts w:ascii="Times New Roman" w:eastAsia="宋体" w:hAnsi="Times New Roman" w:cs="Cambria Math"/>
           </w:rPr>
           <m:t>×</m:t>
         </m:r>
@@ -2713,7 +2714,7 @@
           <m:e>
             <m:r>
               <w:rPr>
-                <w:rFonts w:ascii="Cambria Math" w:eastAsia="宋体" w:hAnsi="Cambria Math" w:cs="Cambria Math"/>
+                <w:rFonts w:ascii="Times New Roman" w:eastAsia="宋体" w:hAnsi="Times New Roman" w:cs="Cambria Math"/>
               </w:rPr>
               <m:t>10</m:t>
             </m:r>
@@ -2721,13 +2722,13 @@
           <m:sup>
             <m:r>
               <w:rPr>
-                <w:rFonts w:ascii="Cambria Math" w:eastAsia="宋体" w:hAnsi="Cambria Math" w:cs="Cambria Math"/>
+                <w:rFonts w:ascii="Times New Roman" w:eastAsia="宋体" w:hAnsi="Times New Roman" w:cs="Cambria Math"/>
               </w:rPr>
               <m:t>−</m:t>
             </m:r>
             <m:r>
               <w:rPr>
-                <w:rFonts w:ascii="Cambria Math" w:eastAsia="宋体" w:hAnsi="Cambria Math" w:cs="Cambria Math"/>
+                <w:rFonts w:ascii="Times New Roman" w:eastAsia="宋体" w:hAnsi="Times New Roman" w:cs="Cambria Math"/>
               </w:rPr>
               <m:t>19</m:t>
             </m:r>
@@ -2738,7 +2739,7 @@
             <m:nor/>
           </m:rPr>
           <w:rPr>
-            <w:rFonts w:ascii="Cambria Math" w:eastAsia="宋体" w:hAnsi="Cambria Math" w:cs="Cambria Math"/>
+            <w:rFonts w:ascii="Times New Roman" w:eastAsia="宋体" w:hAnsi="Times New Roman" w:cs="Cambria Math"/>
           </w:rPr>
           <m:t>C</m:t>
         </m:r>
@@ -3043,49 +3044,49 @@
       <m:oMath>
         <m:r>
           <w:rPr>
-            <w:rFonts w:ascii="Cambria Math" w:eastAsia="宋体" w:hAnsi="Cambria Math" w:cs="Cambria Math"/>
+            <w:rFonts w:ascii="Times New Roman" w:eastAsia="宋体" w:hAnsi="Times New Roman" w:cs="Cambria Math"/>
           </w:rPr>
           <m:t>F</m:t>
         </m:r>
         <m:r>
           <w:rPr>
-            <w:rFonts w:ascii="Cambria Math" w:eastAsia="宋体" w:hAnsi="Cambria Math" w:cs="Cambria Math"/>
+            <w:rFonts w:ascii="Times New Roman" w:eastAsia="宋体" w:hAnsi="Times New Roman" w:cs="Cambria Math"/>
           </w:rPr>
           <m:t>=</m:t>
         </m:r>
         <m:r>
           <w:rPr>
-            <w:rFonts w:ascii="Cambria Math" w:eastAsia="宋体" w:hAnsi="Cambria Math" w:cs="Cambria Math"/>
+            <w:rFonts w:ascii="Times New Roman" w:eastAsia="宋体" w:hAnsi="Times New Roman" w:cs="Cambria Math"/>
           </w:rPr>
           <m:t>q</m:t>
         </m:r>
         <m:r>
           <w:rPr>
-            <w:rFonts w:ascii="Cambria Math" w:eastAsia="宋体" w:hAnsi="Cambria Math" w:cs="Cambria Math"/>
+            <w:rFonts w:ascii="Times New Roman" w:eastAsia="宋体" w:hAnsi="Times New Roman" w:cs="Cambria Math"/>
           </w:rPr>
           <m:t>v</m:t>
         </m:r>
         <m:r>
           <w:rPr>
-            <w:rFonts w:ascii="Cambria Math" w:eastAsia="宋体" w:hAnsi="Cambria Math" w:cs="Cambria Math"/>
+            <w:rFonts w:ascii="Times New Roman" w:eastAsia="宋体" w:hAnsi="Times New Roman" w:cs="Cambria Math"/>
           </w:rPr>
           <m:t>B</m:t>
         </m:r>
         <m:r>
           <w:rPr>
-            <w:rFonts w:ascii="Cambria Math" w:eastAsia="宋体" w:hAnsi="Cambria Math" w:cs="Cambria Math"/>
+            <w:rFonts w:ascii="Times New Roman" w:eastAsia="宋体" w:hAnsi="Times New Roman" w:cs="Cambria Math"/>
           </w:rPr>
           <m:t>=</m:t>
         </m:r>
         <m:r>
           <w:rPr>
-            <w:rFonts w:ascii="Cambria Math" w:eastAsia="宋体" w:hAnsi="Cambria Math" w:cs="Cambria Math"/>
+            <w:rFonts w:ascii="Times New Roman" w:eastAsia="宋体" w:hAnsi="Times New Roman" w:cs="Cambria Math"/>
           </w:rPr>
           <m:t>1.6</m:t>
         </m:r>
         <m:r>
           <w:rPr>
-            <w:rFonts w:ascii="Cambria Math" w:eastAsia="宋体" w:hAnsi="Cambria Math" w:cs="Cambria Math"/>
+            <w:rFonts w:ascii="Times New Roman" w:eastAsia="宋体" w:hAnsi="Times New Roman" w:cs="Cambria Math"/>
           </w:rPr>
           <m:t>×</m:t>
         </m:r>
@@ -3093,7 +3094,7 @@
           <m:e>
             <m:r>
               <w:rPr>
-                <w:rFonts w:ascii="Cambria Math" w:eastAsia="宋体" w:hAnsi="Cambria Math" w:cs="Cambria Math"/>
+                <w:rFonts w:ascii="Times New Roman" w:eastAsia="宋体" w:hAnsi="Times New Roman" w:cs="Cambria Math"/>
               </w:rPr>
               <m:t>10</m:t>
             </m:r>
@@ -3101,13 +3102,13 @@
           <m:sup>
             <m:r>
               <w:rPr>
-                <w:rFonts w:ascii="Cambria Math" w:eastAsia="宋体" w:hAnsi="Cambria Math" w:cs="Cambria Math"/>
+                <w:rFonts w:ascii="Times New Roman" w:eastAsia="宋体" w:hAnsi="Times New Roman" w:cs="Cambria Math"/>
               </w:rPr>
               <m:t>−</m:t>
             </m:r>
             <m:r>
               <w:rPr>
-                <w:rFonts w:ascii="Cambria Math" w:eastAsia="宋体" w:hAnsi="Cambria Math" w:cs="Cambria Math"/>
+                <w:rFonts w:ascii="Times New Roman" w:eastAsia="宋体" w:hAnsi="Times New Roman" w:cs="Cambria Math"/>
               </w:rPr>
               <m:t>19</m:t>
             </m:r>
@@ -3115,19 +3116,19 @@
         </m:sSup>
         <m:r>
           <w:rPr>
-            <w:rFonts w:ascii="Cambria Math" w:eastAsia="宋体" w:hAnsi="Cambria Math" w:cs="Cambria Math"/>
+            <w:rFonts w:ascii="Times New Roman" w:eastAsia="宋体" w:hAnsi="Times New Roman" w:cs="Cambria Math"/>
           </w:rPr>
           <m:t>×</m:t>
         </m:r>
         <m:r>
           <w:rPr>
-            <w:rFonts w:ascii="Cambria Math" w:eastAsia="宋体" w:hAnsi="Cambria Math" w:cs="Cambria Math"/>
+            <w:rFonts w:ascii="Times New Roman" w:eastAsia="宋体" w:hAnsi="Times New Roman" w:cs="Cambria Math"/>
           </w:rPr>
           <m:t>5.0</m:t>
         </m:r>
         <m:r>
           <w:rPr>
-            <w:rFonts w:ascii="Cambria Math" w:eastAsia="宋体" w:hAnsi="Cambria Math" w:cs="Cambria Math"/>
+            <w:rFonts w:ascii="Times New Roman" w:eastAsia="宋体" w:hAnsi="Times New Roman" w:cs="Cambria Math"/>
           </w:rPr>
           <m:t>×</m:t>
         </m:r>
@@ -3135,7 +3136,7 @@
           <m:e>
             <m:r>
               <w:rPr>
-                <w:rFonts w:ascii="Cambria Math" w:eastAsia="宋体" w:hAnsi="Cambria Math" w:cs="Cambria Math"/>
+                <w:rFonts w:ascii="Times New Roman" w:eastAsia="宋体" w:hAnsi="Times New Roman" w:cs="Cambria Math"/>
               </w:rPr>
               <m:t>10</m:t>
             </m:r>
@@ -3143,7 +3144,7 @@
           <m:sup>
             <m:r>
               <w:rPr>
-                <w:rFonts w:ascii="Cambria Math" w:eastAsia="宋体" w:hAnsi="Cambria Math" w:cs="Cambria Math"/>
+                <w:rFonts w:ascii="Times New Roman" w:eastAsia="宋体" w:hAnsi="Times New Roman" w:cs="Cambria Math"/>
               </w:rPr>
               <m:t>5</m:t>
             </m:r>
@@ -3151,19 +3152,19 @@
         </m:sSup>
         <m:r>
           <w:rPr>
-            <w:rFonts w:ascii="Cambria Math" w:eastAsia="宋体" w:hAnsi="Cambria Math" w:cs="Cambria Math"/>
+            <w:rFonts w:ascii="Times New Roman" w:eastAsia="宋体" w:hAnsi="Times New Roman" w:cs="Cambria Math"/>
           </w:rPr>
           <m:t>×</m:t>
         </m:r>
         <m:r>
           <w:rPr>
-            <w:rFonts w:ascii="Cambria Math" w:eastAsia="宋体" w:hAnsi="Cambria Math" w:cs="Cambria Math"/>
+            <w:rFonts w:ascii="Times New Roman" w:eastAsia="宋体" w:hAnsi="Times New Roman" w:cs="Cambria Math"/>
           </w:rPr>
           <m:t>1.2</m:t>
         </m:r>
         <m:r>
           <w:rPr>
-            <w:rFonts w:ascii="Cambria Math" w:eastAsia="宋体" w:hAnsi="Cambria Math" w:cs="Cambria Math"/>
+            <w:rFonts w:ascii="Times New Roman" w:eastAsia="宋体" w:hAnsi="Times New Roman" w:cs="Cambria Math"/>
           </w:rPr>
           <m:t>×</m:t>
         </m:r>
@@ -3171,7 +3172,7 @@
           <m:e>
             <m:r>
               <w:rPr>
-                <w:rFonts w:ascii="Cambria Math" w:eastAsia="宋体" w:hAnsi="Cambria Math" w:cs="Cambria Math"/>
+                <w:rFonts w:ascii="Times New Roman" w:eastAsia="宋体" w:hAnsi="Times New Roman" w:cs="Cambria Math"/>
               </w:rPr>
               <m:t>10</m:t>
             </m:r>
@@ -3179,13 +3180,13 @@
           <m:sup>
             <m:r>
               <w:rPr>
-                <w:rFonts w:ascii="Cambria Math" w:eastAsia="宋体" w:hAnsi="Cambria Math" w:cs="Cambria Math"/>
+                <w:rFonts w:ascii="Times New Roman" w:eastAsia="宋体" w:hAnsi="Times New Roman" w:cs="Cambria Math"/>
               </w:rPr>
               <m:t>−</m:t>
             </m:r>
             <m:r>
               <w:rPr>
-                <w:rFonts w:ascii="Cambria Math" w:eastAsia="宋体" w:hAnsi="Cambria Math" w:cs="Cambria Math"/>
+                <w:rFonts w:ascii="Times New Roman" w:eastAsia="宋体" w:hAnsi="Times New Roman" w:cs="Cambria Math"/>
               </w:rPr>
               <m:t>4</m:t>
             </m:r>
@@ -3196,25 +3197,25 @@
             <m:nor/>
           </m:rPr>
           <w:rPr>
-            <w:rFonts w:ascii="Cambria Math" w:eastAsia="宋体" w:hAnsi="Cambria Math" w:cs="Cambria Math"/>
+            <w:rFonts w:ascii="Times New Roman" w:eastAsia="宋体" w:hAnsi="Times New Roman" w:cs="Cambria Math"/>
           </w:rPr>
           <m:t>N</m:t>
         </m:r>
         <m:r>
           <w:rPr>
-            <w:rFonts w:ascii="Cambria Math" w:eastAsia="宋体" w:hAnsi="Cambria Math" w:cs="Cambria Math"/>
+            <w:rFonts w:ascii="Times New Roman" w:eastAsia="宋体" w:hAnsi="Times New Roman" w:cs="Cambria Math"/>
           </w:rPr>
           <m:t>=</m:t>
         </m:r>
         <m:r>
           <w:rPr>
-            <w:rFonts w:ascii="Cambria Math" w:eastAsia="宋体" w:hAnsi="Cambria Math" w:cs="Cambria Math"/>
+            <w:rFonts w:ascii="Times New Roman" w:eastAsia="宋体" w:hAnsi="Times New Roman" w:cs="Cambria Math"/>
           </w:rPr>
           <m:t>9.6</m:t>
         </m:r>
         <m:r>
           <w:rPr>
-            <w:rFonts w:ascii="Cambria Math" w:eastAsia="宋体" w:hAnsi="Cambria Math" w:cs="Cambria Math"/>
+            <w:rFonts w:ascii="Times New Roman" w:eastAsia="宋体" w:hAnsi="Times New Roman" w:cs="Cambria Math"/>
           </w:rPr>
           <m:t>×</m:t>
         </m:r>
@@ -3222,7 +3223,7 @@
           <m:e>
             <m:r>
               <w:rPr>
-                <w:rFonts w:ascii="Cambria Math" w:eastAsia="宋体" w:hAnsi="Cambria Math" w:cs="Cambria Math"/>
+                <w:rFonts w:ascii="Times New Roman" w:eastAsia="宋体" w:hAnsi="Times New Roman" w:cs="Cambria Math"/>
               </w:rPr>
               <m:t>10</m:t>
             </m:r>
@@ -3230,13 +3231,13 @@
           <m:sup>
             <m:r>
               <w:rPr>
-                <w:rFonts w:ascii="Cambria Math" w:eastAsia="宋体" w:hAnsi="Cambria Math" w:cs="Cambria Math"/>
+                <w:rFonts w:ascii="Times New Roman" w:eastAsia="宋体" w:hAnsi="Times New Roman" w:cs="Cambria Math"/>
               </w:rPr>
               <m:t>−</m:t>
             </m:r>
             <m:r>
               <w:rPr>
-                <w:rFonts w:ascii="Cambria Math" w:eastAsia="宋体" w:hAnsi="Cambria Math" w:cs="Cambria Math"/>
+                <w:rFonts w:ascii="Times New Roman" w:eastAsia="宋体" w:hAnsi="Times New Roman" w:cs="Cambria Math"/>
               </w:rPr>
               <m:t>18</m:t>
             </m:r>
@@ -3247,7 +3248,7 @@
             <m:nor/>
           </m:rPr>
           <w:rPr>
-            <w:rFonts w:ascii="Cambria Math" w:eastAsia="宋体" w:hAnsi="Cambria Math" w:cs="Cambria Math"/>
+            <w:rFonts w:ascii="Times New Roman" w:eastAsia="宋体" w:hAnsi="Times New Roman" w:cs="Cambria Math"/>
           </w:rPr>
           <m:t>N</m:t>
         </m:r>
@@ -3739,13 +3740,13 @@
       <m:oMath>
         <m:r>
           <w:rPr>
-            <w:rFonts w:ascii="Cambria Math" w:eastAsia="宋体" w:hAnsi="Cambria Math" w:cs="Cambria Math"/>
+            <w:rFonts w:ascii="Times New Roman" w:eastAsia="宋体" w:hAnsi="Times New Roman" w:cs="Cambria Math"/>
           </w:rPr>
           <m:t>r</m:t>
         </m:r>
         <m:r>
           <w:rPr>
-            <w:rFonts w:ascii="Cambria Math" w:eastAsia="宋体" w:hAnsi="Cambria Math" w:cs="Cambria Math"/>
+            <w:rFonts w:ascii="Times New Roman" w:eastAsia="宋体" w:hAnsi="Times New Roman" w:cs="Cambria Math"/>
           </w:rPr>
           <m:t>=</m:t>
         </m:r>
@@ -3753,13 +3754,13 @@
           <m:num>
             <m:r>
               <w:rPr>
-                <w:rFonts w:ascii="Cambria Math" w:eastAsia="宋体" w:hAnsi="Cambria Math" w:cs="Cambria Math"/>
+                <w:rFonts w:ascii="Times New Roman" w:eastAsia="宋体" w:hAnsi="Times New Roman" w:cs="Cambria Math"/>
               </w:rPr>
               <m:t>m</m:t>
             </m:r>
             <m:r>
               <w:rPr>
-                <w:rFonts w:ascii="Cambria Math" w:eastAsia="宋体" w:hAnsi="Cambria Math" w:cs="Cambria Math"/>
+                <w:rFonts w:ascii="Times New Roman" w:eastAsia="宋体" w:hAnsi="Times New Roman" w:cs="Cambria Math"/>
               </w:rPr>
               <m:t>v</m:t>
             </m:r>
@@ -3767,13 +3768,13 @@
           <m:den>
             <m:r>
               <w:rPr>
-                <w:rFonts w:ascii="Cambria Math" w:eastAsia="宋体" w:hAnsi="Cambria Math" w:cs="Cambria Math"/>
+                <w:rFonts w:ascii="Times New Roman" w:eastAsia="宋体" w:hAnsi="Times New Roman" w:cs="Cambria Math"/>
               </w:rPr>
               <m:t>q</m:t>
             </m:r>
             <m:r>
               <w:rPr>
-                <w:rFonts w:ascii="Cambria Math" w:eastAsia="宋体" w:hAnsi="Cambria Math" w:cs="Cambria Math"/>
+                <w:rFonts w:ascii="Times New Roman" w:eastAsia="宋体" w:hAnsi="Times New Roman" w:cs="Cambria Math"/>
               </w:rPr>
               <m:t>B</m:t>
             </m:r>
@@ -3951,7 +3952,7 @@
       <m:oMath>
         <m:r>
           <w:rPr>
-            <w:rFonts w:ascii="Cambria Math" w:eastAsia="宋体" w:hAnsi="Cambria Math" w:cs="Cambria Math"/>
+            <w:rFonts w:ascii="Times New Roman" w:eastAsia="宋体" w:hAnsi="Times New Roman" w:cs="Cambria Math"/>
           </w:rPr>
           <m:t>a</m:t>
         </m:r>
@@ -3967,13 +3968,13 @@
       <m:oMath>
         <m:r>
           <w:rPr>
-            <w:rFonts w:ascii="Cambria Math" w:eastAsia="宋体" w:hAnsi="Cambria Math" w:cs="Cambria Math"/>
+            <w:rFonts w:ascii="Times New Roman" w:eastAsia="宋体" w:hAnsi="Times New Roman" w:cs="Cambria Math"/>
           </w:rPr>
           <m:t>t</m:t>
         </m:r>
         <m:r>
           <w:rPr>
-            <w:rFonts w:ascii="Cambria Math" w:eastAsia="宋体" w:hAnsi="Cambria Math" w:cs="Cambria Math"/>
+            <w:rFonts w:ascii="Times New Roman" w:eastAsia="宋体" w:hAnsi="Times New Roman" w:cs="Cambria Math"/>
           </w:rPr>
           <m:t>=</m:t>
         </m:r>
@@ -3981,7 +3982,7 @@
           <m:num>
             <m:r>
               <w:rPr>
-                <w:rFonts w:ascii="Cambria Math" w:eastAsia="宋体" w:hAnsi="Cambria Math" w:cs="Cambria Math"/>
+                <w:rFonts w:ascii="Times New Roman" w:eastAsia="宋体" w:hAnsi="Times New Roman" w:cs="Cambria Math"/>
               </w:rPr>
               <m:t>T</m:t>
             </m:r>
@@ -3989,7 +3990,7 @@
           <m:den>
             <m:r>
               <w:rPr>
-                <w:rFonts w:ascii="Cambria Math" w:eastAsia="宋体" w:hAnsi="Cambria Math" w:cs="Cambria Math"/>
+                <w:rFonts w:ascii="Times New Roman" w:eastAsia="宋体" w:hAnsi="Times New Roman" w:cs="Cambria Math"/>
               </w:rPr>
               <m:t>2</m:t>
             </m:r>
@@ -3997,7 +3998,7 @@
         </m:f>
         <m:r>
           <w:rPr>
-            <w:rFonts w:ascii="Cambria Math" w:eastAsia="宋体" w:hAnsi="Cambria Math" w:cs="Cambria Math"/>
+            <w:rFonts w:ascii="Times New Roman" w:eastAsia="宋体" w:hAnsi="Times New Roman" w:cs="Cambria Math"/>
           </w:rPr>
           <m:t>=</m:t>
         </m:r>
@@ -4005,13 +4006,13 @@
           <m:num>
             <m:r>
               <w:rPr>
-                <w:rFonts w:ascii="Cambria Math" w:eastAsia="宋体" w:hAnsi="Cambria Math" w:cs="Cambria Math"/>
+                <w:rFonts w:ascii="Times New Roman" w:eastAsia="宋体" w:hAnsi="Times New Roman" w:cs="Cambria Math"/>
               </w:rPr>
               <m:t>π</m:t>
             </m:r>
             <m:r>
               <w:rPr>
-                <w:rFonts w:ascii="Cambria Math" w:eastAsia="宋体" w:hAnsi="Cambria Math" w:cs="Cambria Math"/>
+                <w:rFonts w:ascii="Times New Roman" w:eastAsia="宋体" w:hAnsi="Times New Roman" w:cs="Cambria Math"/>
               </w:rPr>
               <m:t>m</m:t>
             </m:r>
@@ -4019,13 +4020,13 @@
           <m:den>
             <m:r>
               <w:rPr>
-                <w:rFonts w:ascii="Cambria Math" w:eastAsia="宋体" w:hAnsi="Cambria Math" w:cs="Cambria Math"/>
+                <w:rFonts w:ascii="Times New Roman" w:eastAsia="宋体" w:hAnsi="Times New Roman" w:cs="Cambria Math"/>
               </w:rPr>
               <m:t>q</m:t>
             </m:r>
             <m:r>
               <w:rPr>
-                <w:rFonts w:ascii="Cambria Math" w:eastAsia="宋体" w:hAnsi="Cambria Math" w:cs="Cambria Math"/>
+                <w:rFonts w:ascii="Times New Roman" w:eastAsia="宋体" w:hAnsi="Times New Roman" w:cs="Cambria Math"/>
               </w:rPr>
               <m:t>B</m:t>
             </m:r>
@@ -4063,7 +4064,7 @@
       <m:oMath>
         <m:r>
           <w:rPr>
-            <w:rFonts w:ascii="Cambria Math" w:eastAsia="宋体" w:hAnsi="Cambria Math" w:cs="Cambria Math"/>
+            <w:rFonts w:ascii="Times New Roman" w:eastAsia="宋体" w:hAnsi="Times New Roman" w:cs="Cambria Math"/>
           </w:rPr>
           <m:t>b</m:t>
         </m:r>
@@ -4081,31 +4082,31 @@
           <m:e>
             <m:r>
               <w:rPr>
-                <w:rFonts w:ascii="Cambria Math" w:eastAsia="宋体" w:hAnsi="Cambria Math" w:cs="Cambria Math"/>
+                <w:rFonts w:ascii="Times New Roman" w:eastAsia="宋体" w:hAnsi="Times New Roman" w:cs="Cambria Math"/>
               </w:rPr>
               <m:t>2</m:t>
             </m:r>
             <m:r>
               <w:rPr>
-                <w:rFonts w:ascii="Cambria Math" w:eastAsia="宋体" w:hAnsi="Cambria Math" w:cs="Cambria Math"/>
+                <w:rFonts w:ascii="Times New Roman" w:eastAsia="宋体" w:hAnsi="Times New Roman" w:cs="Cambria Math"/>
               </w:rPr>
               <m:t>π</m:t>
             </m:r>
             <m:r>
               <w:rPr>
-                <w:rFonts w:ascii="Cambria Math" w:eastAsia="宋体" w:hAnsi="Cambria Math" w:cs="Cambria Math"/>
+                <w:rFonts w:ascii="Times New Roman" w:eastAsia="宋体" w:hAnsi="Times New Roman" w:cs="Cambria Math"/>
               </w:rPr>
               <m:t>-</m:t>
             </m:r>
             <m:r>
               <w:rPr>
-                <w:rFonts w:ascii="Cambria Math" w:eastAsia="宋体" w:hAnsi="Cambria Math" w:cs="Cambria Math"/>
+                <w:rFonts w:ascii="Times New Roman" w:eastAsia="宋体" w:hAnsi="Times New Roman" w:cs="Cambria Math"/>
               </w:rPr>
               <m:t>2</m:t>
             </m:r>
             <m:r>
               <w:rPr>
-                <w:rFonts w:ascii="Cambria Math" w:eastAsia="宋体" w:hAnsi="Cambria Math" w:cs="Cambria Math"/>
+                <w:rFonts w:ascii="Times New Roman" w:eastAsia="宋体" w:hAnsi="Times New Roman" w:cs="Cambria Math"/>
               </w:rPr>
               <m:t>θ</m:t>
             </m:r>
@@ -4123,13 +4124,13 @@
       <m:oMath>
         <m:r>
           <w:rPr>
-            <w:rFonts w:ascii="Cambria Math" w:eastAsia="宋体" w:hAnsi="Cambria Math" w:cs="Cambria Math"/>
+            <w:rFonts w:ascii="Times New Roman" w:eastAsia="宋体" w:hAnsi="Times New Roman" w:cs="Cambria Math"/>
           </w:rPr>
           <m:t>t</m:t>
         </m:r>
         <m:r>
           <w:rPr>
-            <w:rFonts w:ascii="Cambria Math" w:eastAsia="宋体" w:hAnsi="Cambria Math" w:cs="Cambria Math"/>
+            <w:rFonts w:ascii="Times New Roman" w:eastAsia="宋体" w:hAnsi="Times New Roman" w:cs="Cambria Math"/>
           </w:rPr>
           <m:t>=</m:t>
         </m:r>
@@ -4137,31 +4138,31 @@
           <m:num>
             <m:r>
               <w:rPr>
-                <w:rFonts w:ascii="Cambria Math" w:eastAsia="宋体" w:hAnsi="Cambria Math" w:cs="Cambria Math"/>
+                <w:rFonts w:ascii="Times New Roman" w:eastAsia="宋体" w:hAnsi="Times New Roman" w:cs="Cambria Math"/>
               </w:rPr>
               <m:t>2</m:t>
             </m:r>
             <m:r>
               <w:rPr>
-                <w:rFonts w:ascii="Cambria Math" w:eastAsia="宋体" w:hAnsi="Cambria Math" w:cs="Cambria Math"/>
+                <w:rFonts w:ascii="Times New Roman" w:eastAsia="宋体" w:hAnsi="Times New Roman" w:cs="Cambria Math"/>
               </w:rPr>
               <m:t>π</m:t>
             </m:r>
             <m:r>
               <w:rPr>
-                <w:rFonts w:ascii="Cambria Math" w:eastAsia="宋体" w:hAnsi="Cambria Math" w:cs="Cambria Math"/>
+                <w:rFonts w:ascii="Times New Roman" w:eastAsia="宋体" w:hAnsi="Times New Roman" w:cs="Cambria Math"/>
               </w:rPr>
               <m:t>-</m:t>
             </m:r>
             <m:r>
               <w:rPr>
-                <w:rFonts w:ascii="Cambria Math" w:eastAsia="宋体" w:hAnsi="Cambria Math" w:cs="Cambria Math"/>
+                <w:rFonts w:ascii="Times New Roman" w:eastAsia="宋体" w:hAnsi="Times New Roman" w:cs="Cambria Math"/>
               </w:rPr>
               <m:t>2</m:t>
             </m:r>
             <m:r>
               <w:rPr>
-                <w:rFonts w:ascii="Cambria Math" w:eastAsia="宋体" w:hAnsi="Cambria Math" w:cs="Cambria Math"/>
+                <w:rFonts w:ascii="Times New Roman" w:eastAsia="宋体" w:hAnsi="Times New Roman" w:cs="Cambria Math"/>
               </w:rPr>
               <m:t>θ</m:t>
             </m:r>
@@ -4169,13 +4170,13 @@
           <m:den>
             <m:r>
               <w:rPr>
-                <w:rFonts w:ascii="Cambria Math" w:eastAsia="宋体" w:hAnsi="Cambria Math" w:cs="Cambria Math"/>
+                <w:rFonts w:ascii="Times New Roman" w:eastAsia="宋体" w:hAnsi="Times New Roman" w:cs="Cambria Math"/>
               </w:rPr>
               <m:t>2</m:t>
             </m:r>
             <m:r>
               <w:rPr>
-                <w:rFonts w:ascii="Cambria Math" w:eastAsia="宋体" w:hAnsi="Cambria Math" w:cs="Cambria Math"/>
+                <w:rFonts w:ascii="Times New Roman" w:eastAsia="宋体" w:hAnsi="Times New Roman" w:cs="Cambria Math"/>
               </w:rPr>
               <m:t>π</m:t>
             </m:r>
@@ -4183,13 +4184,13 @@
         </m:f>
         <m:r>
           <w:rPr>
-            <w:rFonts w:ascii="Cambria Math" w:eastAsia="宋体" w:hAnsi="Cambria Math" w:cs="Cambria Math"/>
+            <w:rFonts w:ascii="Times New Roman" w:eastAsia="宋体" w:hAnsi="Times New Roman" w:cs="Cambria Math"/>
           </w:rPr>
           <m:t>T</m:t>
         </m:r>
         <m:r>
           <w:rPr>
-            <w:rFonts w:ascii="Cambria Math" w:eastAsia="宋体" w:hAnsi="Cambria Math" w:cs="Cambria Math"/>
+            <w:rFonts w:ascii="Times New Roman" w:eastAsia="宋体" w:hAnsi="Times New Roman" w:cs="Cambria Math"/>
           </w:rPr>
           <m:t>=</m:t>
         </m:r>
@@ -4197,43 +4198,43 @@
           <m:num>
             <m:r>
               <w:rPr>
-                <w:rFonts w:ascii="Cambria Math" w:eastAsia="宋体" w:hAnsi="Cambria Math" w:cs="Cambria Math"/>
+                <w:rFonts w:ascii="Times New Roman" w:eastAsia="宋体" w:hAnsi="Times New Roman" w:cs="Cambria Math"/>
               </w:rPr>
               <m:t>2</m:t>
             </m:r>
             <m:r>
               <w:rPr>
-                <w:rFonts w:ascii="Cambria Math" w:eastAsia="宋体" w:hAnsi="Cambria Math" w:cs="Cambria Math"/>
+                <w:rFonts w:ascii="Times New Roman" w:eastAsia="宋体" w:hAnsi="Times New Roman" w:cs="Cambria Math"/>
               </w:rPr>
               <m:t>m</m:t>
             </m:r>
             <m:r>
               <w:rPr>
-                <w:rFonts w:ascii="Cambria Math" w:eastAsia="宋体" w:hAnsi="Cambria Math" w:cs="Cambria Math"/>
+                <w:rFonts w:ascii="Times New Roman" w:eastAsia="宋体" w:hAnsi="Times New Roman" w:cs="Cambria Math"/>
               </w:rPr>
               <m:t>（</m:t>
             </m:r>
             <m:r>
               <w:rPr>
-                <w:rFonts w:ascii="Cambria Math" w:eastAsia="宋体" w:hAnsi="Cambria Math" w:cs="Cambria Math"/>
+                <w:rFonts w:ascii="Times New Roman" w:eastAsia="宋体" w:hAnsi="Times New Roman" w:cs="Cambria Math"/>
               </w:rPr>
               <m:t>π</m:t>
             </m:r>
             <m:r>
               <w:rPr>
-                <w:rFonts w:ascii="Cambria Math" w:eastAsia="宋体" w:hAnsi="Cambria Math" w:cs="Cambria Math"/>
+                <w:rFonts w:ascii="Times New Roman" w:eastAsia="宋体" w:hAnsi="Times New Roman" w:cs="Cambria Math"/>
               </w:rPr>
               <m:t>-</m:t>
             </m:r>
             <m:r>
               <w:rPr>
-                <w:rFonts w:ascii="Cambria Math" w:eastAsia="宋体" w:hAnsi="Cambria Math" w:cs="Cambria Math"/>
+                <w:rFonts w:ascii="Times New Roman" w:eastAsia="宋体" w:hAnsi="Times New Roman" w:cs="Cambria Math"/>
               </w:rPr>
               <m:t>θ</m:t>
             </m:r>
             <m:r>
               <w:rPr>
-                <w:rFonts w:ascii="Cambria Math" w:eastAsia="宋体" w:hAnsi="Cambria Math" w:cs="Cambria Math"/>
+                <w:rFonts w:ascii="Times New Roman" w:eastAsia="宋体" w:hAnsi="Times New Roman" w:cs="Cambria Math"/>
               </w:rPr>
               <m:t>）</m:t>
             </m:r>
@@ -4241,13 +4242,13 @@
           <m:den>
             <m:r>
               <w:rPr>
-                <w:rFonts w:ascii="Cambria Math" w:eastAsia="宋体" w:hAnsi="Cambria Math" w:cs="Cambria Math"/>
+                <w:rFonts w:ascii="Times New Roman" w:eastAsia="宋体" w:hAnsi="Times New Roman" w:cs="Cambria Math"/>
               </w:rPr>
               <m:t>q</m:t>
             </m:r>
             <m:r>
               <w:rPr>
-                <w:rFonts w:ascii="Cambria Math" w:eastAsia="宋体" w:hAnsi="Cambria Math" w:cs="Cambria Math"/>
+                <w:rFonts w:ascii="Times New Roman" w:eastAsia="宋体" w:hAnsi="Times New Roman" w:cs="Cambria Math"/>
               </w:rPr>
               <m:t>B</m:t>
             </m:r>
@@ -4285,7 +4286,7 @@
       <m:oMath>
         <m:r>
           <w:rPr>
-            <w:rFonts w:ascii="Cambria Math" w:eastAsia="宋体" w:hAnsi="Cambria Math" w:cs="Cambria Math"/>
+            <w:rFonts w:ascii="Times New Roman" w:eastAsia="宋体" w:hAnsi="Times New Roman" w:cs="Cambria Math"/>
           </w:rPr>
           <m:t>c</m:t>
         </m:r>
@@ -4301,13 +4302,13 @@
       <m:oMath>
         <m:r>
           <w:rPr>
-            <w:rFonts w:ascii="Cambria Math" w:eastAsia="宋体" w:hAnsi="Cambria Math" w:cs="Cambria Math"/>
+            <w:rFonts w:ascii="Times New Roman" w:eastAsia="宋体" w:hAnsi="Times New Roman" w:cs="Cambria Math"/>
           </w:rPr>
           <m:t>2</m:t>
         </m:r>
         <m:r>
           <w:rPr>
-            <w:rFonts w:ascii="Cambria Math" w:eastAsia="宋体" w:hAnsi="Cambria Math" w:cs="Cambria Math"/>
+            <w:rFonts w:ascii="Times New Roman" w:eastAsia="宋体" w:hAnsi="Times New Roman" w:cs="Cambria Math"/>
           </w:rPr>
           <m:t>θ</m:t>
         </m:r>
@@ -4323,13 +4324,13 @@
       <m:oMath>
         <m:r>
           <w:rPr>
-            <w:rFonts w:ascii="Cambria Math" w:eastAsia="宋体" w:hAnsi="Cambria Math" w:cs="Cambria Math"/>
+            <w:rFonts w:ascii="Times New Roman" w:eastAsia="宋体" w:hAnsi="Times New Roman" w:cs="Cambria Math"/>
           </w:rPr>
           <m:t>t</m:t>
         </m:r>
         <m:r>
           <w:rPr>
-            <w:rFonts w:ascii="Cambria Math" w:eastAsia="宋体" w:hAnsi="Cambria Math" w:cs="Cambria Math"/>
+            <w:rFonts w:ascii="Times New Roman" w:eastAsia="宋体" w:hAnsi="Times New Roman" w:cs="Cambria Math"/>
           </w:rPr>
           <m:t>=</m:t>
         </m:r>
@@ -4337,13 +4338,13 @@
           <m:num>
             <m:r>
               <w:rPr>
-                <w:rFonts w:ascii="Cambria Math" w:eastAsia="宋体" w:hAnsi="Cambria Math" w:cs="Cambria Math"/>
+                <w:rFonts w:ascii="Times New Roman" w:eastAsia="宋体" w:hAnsi="Times New Roman" w:cs="Cambria Math"/>
               </w:rPr>
               <m:t>2</m:t>
             </m:r>
             <m:r>
               <w:rPr>
-                <w:rFonts w:ascii="Cambria Math" w:eastAsia="宋体" w:hAnsi="Cambria Math" w:cs="Cambria Math"/>
+                <w:rFonts w:ascii="Times New Roman" w:eastAsia="宋体" w:hAnsi="Times New Roman" w:cs="Cambria Math"/>
               </w:rPr>
               <m:t>θ</m:t>
             </m:r>
@@ -4351,13 +4352,13 @@
           <m:den>
             <m:r>
               <w:rPr>
-                <w:rFonts w:ascii="Cambria Math" w:eastAsia="宋体" w:hAnsi="Cambria Math" w:cs="Cambria Math"/>
+                <w:rFonts w:ascii="Times New Roman" w:eastAsia="宋体" w:hAnsi="Times New Roman" w:cs="Cambria Math"/>
               </w:rPr>
               <m:t>2</m:t>
             </m:r>
             <m:r>
               <w:rPr>
-                <w:rFonts w:ascii="Cambria Math" w:eastAsia="宋体" w:hAnsi="Cambria Math" w:cs="Cambria Math"/>
+                <w:rFonts w:ascii="Times New Roman" w:eastAsia="宋体" w:hAnsi="Times New Roman" w:cs="Cambria Math"/>
               </w:rPr>
               <m:t>π</m:t>
             </m:r>
@@ -4365,13 +4366,13 @@
         </m:f>
         <m:r>
           <w:rPr>
-            <w:rFonts w:ascii="Cambria Math" w:eastAsia="宋体" w:hAnsi="Cambria Math" w:cs="Cambria Math"/>
+            <w:rFonts w:ascii="Times New Roman" w:eastAsia="宋体" w:hAnsi="Times New Roman" w:cs="Cambria Math"/>
           </w:rPr>
           <m:t>T</m:t>
         </m:r>
         <m:r>
           <w:rPr>
-            <w:rFonts w:ascii="Cambria Math" w:eastAsia="宋体" w:hAnsi="Cambria Math" w:cs="Cambria Math"/>
+            <w:rFonts w:ascii="Times New Roman" w:eastAsia="宋体" w:hAnsi="Times New Roman" w:cs="Cambria Math"/>
           </w:rPr>
           <m:t>=</m:t>
         </m:r>
@@ -4379,19 +4380,19 @@
           <m:num>
             <m:r>
               <w:rPr>
-                <w:rFonts w:ascii="Cambria Math" w:eastAsia="宋体" w:hAnsi="Cambria Math" w:cs="Cambria Math"/>
+                <w:rFonts w:ascii="Times New Roman" w:eastAsia="宋体" w:hAnsi="Times New Roman" w:cs="Cambria Math"/>
               </w:rPr>
               <m:t>2</m:t>
             </m:r>
             <m:r>
               <w:rPr>
-                <w:rFonts w:ascii="Cambria Math" w:eastAsia="宋体" w:hAnsi="Cambria Math" w:cs="Cambria Math"/>
+                <w:rFonts w:ascii="Times New Roman" w:eastAsia="宋体" w:hAnsi="Times New Roman" w:cs="Cambria Math"/>
               </w:rPr>
               <m:t>m</m:t>
             </m:r>
             <m:r>
               <w:rPr>
-                <w:rFonts w:ascii="Cambria Math" w:eastAsia="宋体" w:hAnsi="Cambria Math" w:cs="Cambria Math"/>
+                <w:rFonts w:ascii="Times New Roman" w:eastAsia="宋体" w:hAnsi="Times New Roman" w:cs="Cambria Math"/>
               </w:rPr>
               <m:t>θ</m:t>
             </m:r>
@@ -4399,13 +4400,13 @@
           <m:den>
             <m:r>
               <w:rPr>
-                <w:rFonts w:ascii="Cambria Math" w:eastAsia="宋体" w:hAnsi="Cambria Math" w:cs="Cambria Math"/>
+                <w:rFonts w:ascii="Times New Roman" w:eastAsia="宋体" w:hAnsi="Times New Roman" w:cs="Cambria Math"/>
               </w:rPr>
               <m:t>q</m:t>
             </m:r>
             <m:r>
               <w:rPr>
-                <w:rFonts w:ascii="Cambria Math" w:eastAsia="宋体" w:hAnsi="Cambria Math" w:cs="Cambria Math"/>
+                <w:rFonts w:ascii="Times New Roman" w:eastAsia="宋体" w:hAnsi="Times New Roman" w:cs="Cambria Math"/>
               </w:rPr>
               <m:t>B</m:t>
             </m:r>
@@ -4463,7 +4464,7 @@
           <m:e>
             <m:r>
               <w:rPr>
-                <w:rFonts w:ascii="Cambria Math" w:eastAsia="宋体" w:hAnsi="Cambria Math" w:cs="Cambria Math"/>
+                <w:rFonts w:ascii="Times New Roman" w:eastAsia="宋体" w:hAnsi="Times New Roman" w:cs="Cambria Math"/>
               </w:rPr>
               <m:t>v</m:t>
             </m:r>
@@ -4474,7 +4475,7 @@
                 <m:nor/>
               </m:rPr>
               <w:rPr>
-                <w:rFonts w:ascii="Cambria Math" w:eastAsia="宋体" w:hAnsi="Cambria Math" w:cs="Cambria Math"/>
+                <w:rFonts w:ascii="Times New Roman" w:eastAsia="宋体" w:hAnsi="Times New Roman" w:cs="Cambria Math"/>
               </w:rPr>
               <m:t>A</m:t>
             </m:r>
@@ -4494,7 +4495,7 @@
           <m:e>
             <m:r>
               <w:rPr>
-                <w:rFonts w:ascii="Cambria Math" w:eastAsia="宋体" w:hAnsi="Cambria Math" w:cs="Cambria Math"/>
+                <w:rFonts w:ascii="Times New Roman" w:eastAsia="宋体" w:hAnsi="Times New Roman" w:cs="Cambria Math"/>
               </w:rPr>
               <m:t>v</m:t>
             </m:r>
@@ -4505,7 +4506,7 @@
                 <m:nor/>
               </m:rPr>
               <w:rPr>
-                <w:rFonts w:ascii="Cambria Math" w:eastAsia="宋体" w:hAnsi="Cambria Math" w:cs="Cambria Math"/>
+                <w:rFonts w:ascii="Times New Roman" w:eastAsia="宋体" w:hAnsi="Times New Roman" w:cs="Cambria Math"/>
               </w:rPr>
               <m:t>B</m:t>
             </m:r>
@@ -4525,7 +4526,7 @@
           <m:e>
             <m:r>
               <w:rPr>
-                <w:rFonts w:ascii="Cambria Math" w:eastAsia="宋体" w:hAnsi="Cambria Math" w:cs="Cambria Math"/>
+                <w:rFonts w:ascii="Times New Roman" w:eastAsia="宋体" w:hAnsi="Times New Roman" w:cs="Cambria Math"/>
               </w:rPr>
               <m:t>t</m:t>
             </m:r>
@@ -4536,7 +4537,7 @@
                 <m:nor/>
               </m:rPr>
               <w:rPr>
-                <w:rFonts w:ascii="Cambria Math" w:eastAsia="宋体" w:hAnsi="Cambria Math" w:cs="Cambria Math"/>
+                <w:rFonts w:ascii="Times New Roman" w:eastAsia="宋体" w:hAnsi="Times New Roman" w:cs="Cambria Math"/>
               </w:rPr>
               <m:t>A</m:t>
             </m:r>
@@ -4556,7 +4557,7 @@
           <m:e>
             <m:r>
               <w:rPr>
-                <w:rFonts w:ascii="Cambria Math" w:eastAsia="宋体" w:hAnsi="Cambria Math" w:cs="Cambria Math"/>
+                <w:rFonts w:ascii="Times New Roman" w:eastAsia="宋体" w:hAnsi="Times New Roman" w:cs="Cambria Math"/>
               </w:rPr>
               <m:t>t</m:t>
             </m:r>
@@ -4567,7 +4568,7 @@
                 <m:nor/>
               </m:rPr>
               <w:rPr>
-                <w:rFonts w:ascii="Cambria Math" w:eastAsia="宋体" w:hAnsi="Cambria Math" w:cs="Cambria Math"/>
+                <w:rFonts w:ascii="Times New Roman" w:eastAsia="宋体" w:hAnsi="Times New Roman" w:cs="Cambria Math"/>
               </w:rPr>
               <m:t>B</m:t>
             </m:r>
@@ -4587,7 +4588,7 @@
           <m:e>
             <m:r>
               <w:rPr>
-                <w:rFonts w:ascii="Cambria Math" w:eastAsia="宋体" w:hAnsi="Cambria Math" w:cs="Cambria Math"/>
+                <w:rFonts w:ascii="Times New Roman" w:eastAsia="宋体" w:hAnsi="Times New Roman" w:cs="Cambria Math"/>
               </w:rPr>
               <m:t>P</m:t>
             </m:r>
@@ -4598,7 +4599,7 @@
                 <m:nor/>
               </m:rPr>
               <w:rPr>
-                <w:rFonts w:ascii="Cambria Math" w:eastAsia="宋体" w:hAnsi="Cambria Math" w:cs="Cambria Math"/>
+                <w:rFonts w:ascii="Times New Roman" w:eastAsia="宋体" w:hAnsi="Times New Roman" w:cs="Cambria Math"/>
               </w:rPr>
               <m:t>A</m:t>
             </m:r>
@@ -4618,7 +4619,7 @@
           <m:e>
             <m:r>
               <w:rPr>
-                <w:rFonts w:ascii="Cambria Math" w:eastAsia="宋体" w:hAnsi="Cambria Math" w:cs="Cambria Math"/>
+                <w:rFonts w:ascii="Times New Roman" w:eastAsia="宋体" w:hAnsi="Times New Roman" w:cs="Cambria Math"/>
               </w:rPr>
               <m:t>P</m:t>
             </m:r>
@@ -4629,7 +4630,7 @@
                 <m:nor/>
               </m:rPr>
               <w:rPr>
-                <w:rFonts w:ascii="Cambria Math" w:eastAsia="宋体" w:hAnsi="Cambria Math" w:cs="Cambria Math"/>
+                <w:rFonts w:ascii="Times New Roman" w:eastAsia="宋体" w:hAnsi="Times New Roman" w:cs="Cambria Math"/>
               </w:rPr>
               <m:t>B</m:t>
             </m:r>
@@ -4745,7 +4746,7 @@
           <m:e>
             <m:r>
               <w:rPr>
-                <w:rFonts w:ascii="Cambria Math" w:eastAsia="宋体" w:hAnsi="Cambria Math" w:cs="Cambria Math"/>
+                <w:rFonts w:ascii="Times New Roman" w:eastAsia="宋体" w:hAnsi="Times New Roman" w:cs="Cambria Math"/>
               </w:rPr>
               <m:t>v</m:t>
             </m:r>
@@ -4756,7 +4757,7 @@
                 <m:nor/>
               </m:rPr>
               <w:rPr>
-                <w:rFonts w:ascii="Cambria Math" w:eastAsia="宋体" w:hAnsi="Cambria Math" w:cs="Cambria Math"/>
+                <w:rFonts w:ascii="Times New Roman" w:eastAsia="宋体" w:hAnsi="Times New Roman" w:cs="Cambria Math"/>
               </w:rPr>
               <m:t>A</m:t>
             </m:r>
@@ -4764,7 +4765,7 @@
         </m:sSub>
         <m:r>
           <w:rPr>
-            <w:rFonts w:ascii="Cambria Math" w:eastAsia="宋体" w:hAnsi="Cambria Math" w:cs="Cambria Math"/>
+            <w:rFonts w:ascii="Times New Roman" w:eastAsia="宋体" w:hAnsi="Times New Roman" w:cs="Cambria Math"/>
           </w:rPr>
           <m:t>&gt;</m:t>
         </m:r>
@@ -4772,7 +4773,7 @@
           <m:e>
             <m:r>
               <w:rPr>
-                <w:rFonts w:ascii="Cambria Math" w:eastAsia="宋体" w:hAnsi="Cambria Math" w:cs="Cambria Math"/>
+                <w:rFonts w:ascii="Times New Roman" w:eastAsia="宋体" w:hAnsi="Times New Roman" w:cs="Cambria Math"/>
               </w:rPr>
               <m:t>v</m:t>
             </m:r>
@@ -4783,7 +4784,7 @@
                 <m:nor/>
               </m:rPr>
               <w:rPr>
-                <w:rFonts w:ascii="Cambria Math" w:eastAsia="宋体" w:hAnsi="Cambria Math" w:cs="Cambria Math"/>
+                <w:rFonts w:ascii="Times New Roman" w:eastAsia="宋体" w:hAnsi="Times New Roman" w:cs="Cambria Math"/>
               </w:rPr>
               <m:t>B</m:t>
             </m:r>
@@ -4803,7 +4804,7 @@
           <m:e>
             <m:r>
               <w:rPr>
-                <w:rFonts w:ascii="Cambria Math" w:eastAsia="宋体" w:hAnsi="Cambria Math" w:cs="Cambria Math"/>
+                <w:rFonts w:ascii="Times New Roman" w:eastAsia="宋体" w:hAnsi="Times New Roman" w:cs="Cambria Math"/>
               </w:rPr>
               <m:t>t</m:t>
             </m:r>
@@ -4814,7 +4815,7 @@
                 <m:nor/>
               </m:rPr>
               <w:rPr>
-                <w:rFonts w:ascii="Cambria Math" w:eastAsia="宋体" w:hAnsi="Cambria Math" w:cs="Cambria Math"/>
+                <w:rFonts w:ascii="Times New Roman" w:eastAsia="宋体" w:hAnsi="Times New Roman" w:cs="Cambria Math"/>
               </w:rPr>
               <m:t>A</m:t>
             </m:r>
@@ -4822,7 +4823,7 @@
         </m:sSub>
         <m:r>
           <w:rPr>
-            <w:rFonts w:ascii="Cambria Math" w:eastAsia="宋体" w:hAnsi="Cambria Math" w:cs="Cambria Math"/>
+            <w:rFonts w:ascii="Times New Roman" w:eastAsia="宋体" w:hAnsi="Times New Roman" w:cs="Cambria Math"/>
           </w:rPr>
           <m:t>&gt;</m:t>
         </m:r>
@@ -4830,7 +4831,7 @@
           <m:e>
             <m:r>
               <w:rPr>
-                <w:rFonts w:ascii="Cambria Math" w:eastAsia="宋体" w:hAnsi="Cambria Math" w:cs="Cambria Math"/>
+                <w:rFonts w:ascii="Times New Roman" w:eastAsia="宋体" w:hAnsi="Times New Roman" w:cs="Cambria Math"/>
               </w:rPr>
               <m:t>t</m:t>
             </m:r>
@@ -4841,7 +4842,7 @@
                 <m:nor/>
               </m:rPr>
               <w:rPr>
-                <w:rFonts w:ascii="Cambria Math" w:eastAsia="宋体" w:hAnsi="Cambria Math" w:cs="Cambria Math"/>
+                <w:rFonts w:ascii="Times New Roman" w:eastAsia="宋体" w:hAnsi="Times New Roman" w:cs="Cambria Math"/>
               </w:rPr>
               <m:t>B</m:t>
             </m:r>
@@ -4869,7 +4870,7 @@
           <m:e>
             <m:r>
               <w:rPr>
-                <w:rFonts w:ascii="Cambria Math" w:eastAsia="宋体" w:hAnsi="Cambria Math" w:cs="Cambria Math"/>
+                <w:rFonts w:ascii="Times New Roman" w:eastAsia="宋体" w:hAnsi="Times New Roman" w:cs="Cambria Math"/>
               </w:rPr>
               <m:t>v</m:t>
             </m:r>
@@ -4880,7 +4881,7 @@
                 <m:nor/>
               </m:rPr>
               <w:rPr>
-                <w:rFonts w:ascii="Cambria Math" w:eastAsia="宋体" w:hAnsi="Cambria Math" w:cs="Cambria Math"/>
+                <w:rFonts w:ascii="Times New Roman" w:eastAsia="宋体" w:hAnsi="Times New Roman" w:cs="Cambria Math"/>
               </w:rPr>
               <m:t>A</m:t>
             </m:r>
@@ -4888,7 +4889,7 @@
         </m:sSub>
         <m:r>
           <w:rPr>
-            <w:rFonts w:ascii="Cambria Math" w:eastAsia="宋体" w:hAnsi="Cambria Math" w:cs="Cambria Math"/>
+            <w:rFonts w:ascii="Times New Roman" w:eastAsia="宋体" w:hAnsi="Times New Roman" w:cs="Cambria Math"/>
           </w:rPr>
           <m:t>&gt;</m:t>
         </m:r>
@@ -4896,7 +4897,7 @@
           <m:e>
             <m:r>
               <w:rPr>
-                <w:rFonts w:ascii="Cambria Math" w:eastAsia="宋体" w:hAnsi="Cambria Math" w:cs="Cambria Math"/>
+                <w:rFonts w:ascii="Times New Roman" w:eastAsia="宋体" w:hAnsi="Times New Roman" w:cs="Cambria Math"/>
               </w:rPr>
               <m:t>v</m:t>
             </m:r>
@@ -4907,7 +4908,7 @@
                 <m:nor/>
               </m:rPr>
               <w:rPr>
-                <w:rFonts w:ascii="Cambria Math" w:eastAsia="宋体" w:hAnsi="Cambria Math" w:cs="Cambria Math"/>
+                <w:rFonts w:ascii="Times New Roman" w:eastAsia="宋体" w:hAnsi="Times New Roman" w:cs="Cambria Math"/>
               </w:rPr>
               <m:t>B</m:t>
             </m:r>
@@ -4927,7 +4928,7 @@
           <m:e>
             <m:r>
               <w:rPr>
-                <w:rFonts w:ascii="Cambria Math" w:eastAsia="宋体" w:hAnsi="Cambria Math" w:cs="Cambria Math"/>
+                <w:rFonts w:ascii="Times New Roman" w:eastAsia="宋体" w:hAnsi="Times New Roman" w:cs="Cambria Math"/>
               </w:rPr>
               <m:t>t</m:t>
             </m:r>
@@ -4938,7 +4939,7 @@
                 <m:nor/>
               </m:rPr>
               <w:rPr>
-                <w:rFonts w:ascii="Cambria Math" w:eastAsia="宋体" w:hAnsi="Cambria Math" w:cs="Cambria Math"/>
+                <w:rFonts w:ascii="Times New Roman" w:eastAsia="宋体" w:hAnsi="Times New Roman" w:cs="Cambria Math"/>
               </w:rPr>
               <m:t>A</m:t>
             </m:r>
@@ -4946,7 +4947,7 @@
         </m:sSub>
         <m:r>
           <w:rPr>
-            <w:rFonts w:ascii="Cambria Math" w:eastAsia="宋体" w:hAnsi="Cambria Math" w:cs="Cambria Math"/>
+            <w:rFonts w:ascii="Times New Roman" w:eastAsia="宋体" w:hAnsi="Times New Roman" w:cs="Cambria Math"/>
           </w:rPr>
           <m:t>&lt;</m:t>
         </m:r>
@@ -4954,7 +4955,7 @@
           <m:e>
             <m:r>
               <w:rPr>
-                <w:rFonts w:ascii="Cambria Math" w:eastAsia="宋体" w:hAnsi="Cambria Math" w:cs="Cambria Math"/>
+                <w:rFonts w:ascii="Times New Roman" w:eastAsia="宋体" w:hAnsi="Times New Roman" w:cs="Cambria Math"/>
               </w:rPr>
               <m:t>t</m:t>
             </m:r>
@@ -4965,7 +4966,7 @@
                 <m:nor/>
               </m:rPr>
               <w:rPr>
-                <w:rFonts w:ascii="Cambria Math" w:eastAsia="宋体" w:hAnsi="Cambria Math" w:cs="Cambria Math"/>
+                <w:rFonts w:ascii="Times New Roman" w:eastAsia="宋体" w:hAnsi="Times New Roman" w:cs="Cambria Math"/>
               </w:rPr>
               <m:t>B</m:t>
             </m:r>
@@ -4999,7 +5000,7 @@
           <m:e>
             <m:r>
               <w:rPr>
-                <w:rFonts w:ascii="Cambria Math" w:eastAsia="宋体" w:hAnsi="Cambria Math" w:cs="Cambria Math"/>
+                <w:rFonts w:ascii="Times New Roman" w:eastAsia="宋体" w:hAnsi="Times New Roman" w:cs="Cambria Math"/>
               </w:rPr>
               <m:t>v</m:t>
             </m:r>
@@ -5010,7 +5011,7 @@
                 <m:nor/>
               </m:rPr>
               <w:rPr>
-                <w:rFonts w:ascii="Cambria Math" w:eastAsia="宋体" w:hAnsi="Cambria Math" w:cs="Cambria Math"/>
+                <w:rFonts w:ascii="Times New Roman" w:eastAsia="宋体" w:hAnsi="Times New Roman" w:cs="Cambria Math"/>
               </w:rPr>
               <m:t>A</m:t>
             </m:r>
@@ -5018,7 +5019,7 @@
         </m:sSub>
         <m:r>
           <w:rPr>
-            <w:rFonts w:ascii="Cambria Math" w:eastAsia="宋体" w:hAnsi="Cambria Math" w:cs="Cambria Math"/>
+            <w:rFonts w:ascii="Times New Roman" w:eastAsia="宋体" w:hAnsi="Times New Roman" w:cs="Cambria Math"/>
           </w:rPr>
           <m:t>&lt;</m:t>
         </m:r>
@@ -5026,7 +5027,7 @@
           <m:e>
             <m:r>
               <w:rPr>
-                <w:rFonts w:ascii="Cambria Math" w:eastAsia="宋体" w:hAnsi="Cambria Math" w:cs="Cambria Math"/>
+                <w:rFonts w:ascii="Times New Roman" w:eastAsia="宋体" w:hAnsi="Times New Roman" w:cs="Cambria Math"/>
               </w:rPr>
               <m:t>v</m:t>
             </m:r>
@@ -5037,7 +5038,7 @@
                 <m:nor/>
               </m:rPr>
               <w:rPr>
-                <w:rFonts w:ascii="Cambria Math" w:eastAsia="宋体" w:hAnsi="Cambria Math" w:cs="Cambria Math"/>
+                <w:rFonts w:ascii="Times New Roman" w:eastAsia="宋体" w:hAnsi="Times New Roman" w:cs="Cambria Math"/>
               </w:rPr>
               <m:t>B</m:t>
             </m:r>
@@ -5057,7 +5058,7 @@
           <m:e>
             <m:r>
               <w:rPr>
-                <w:rFonts w:ascii="Cambria Math" w:eastAsia="宋体" w:hAnsi="Cambria Math" w:cs="Cambria Math"/>
+                <w:rFonts w:ascii="Times New Roman" w:eastAsia="宋体" w:hAnsi="Times New Roman" w:cs="Cambria Math"/>
               </w:rPr>
               <m:t>t</m:t>
             </m:r>
@@ -5068,7 +5069,7 @@
                 <m:nor/>
               </m:rPr>
               <w:rPr>
-                <w:rFonts w:ascii="Cambria Math" w:eastAsia="宋体" w:hAnsi="Cambria Math" w:cs="Cambria Math"/>
+                <w:rFonts w:ascii="Times New Roman" w:eastAsia="宋体" w:hAnsi="Times New Roman" w:cs="Cambria Math"/>
               </w:rPr>
               <m:t>A</m:t>
             </m:r>
@@ -5076,7 +5077,7 @@
         </m:sSub>
         <m:r>
           <w:rPr>
-            <w:rFonts w:ascii="Cambria Math" w:eastAsia="宋体" w:hAnsi="Cambria Math" w:cs="Cambria Math"/>
+            <w:rFonts w:ascii="Times New Roman" w:eastAsia="宋体" w:hAnsi="Times New Roman" w:cs="Cambria Math"/>
           </w:rPr>
           <m:t>&lt;</m:t>
         </m:r>
@@ -5084,7 +5085,7 @@
           <m:e>
             <m:r>
               <w:rPr>
-                <w:rFonts w:ascii="Cambria Math" w:eastAsia="宋体" w:hAnsi="Cambria Math" w:cs="Cambria Math"/>
+                <w:rFonts w:ascii="Times New Roman" w:eastAsia="宋体" w:hAnsi="Times New Roman" w:cs="Cambria Math"/>
               </w:rPr>
               <m:t>t</m:t>
             </m:r>
@@ -5095,7 +5096,7 @@
                 <m:nor/>
               </m:rPr>
               <w:rPr>
-                <w:rFonts w:ascii="Cambria Math" w:eastAsia="宋体" w:hAnsi="Cambria Math" w:cs="Cambria Math"/>
+                <w:rFonts w:ascii="Times New Roman" w:eastAsia="宋体" w:hAnsi="Times New Roman" w:cs="Cambria Math"/>
               </w:rPr>
               <m:t>B</m:t>
             </m:r>
@@ -5123,7 +5124,7 @@
           <m:e>
             <m:r>
               <w:rPr>
-                <w:rFonts w:ascii="Cambria Math" w:eastAsia="宋体" w:hAnsi="Cambria Math" w:cs="Cambria Math"/>
+                <w:rFonts w:ascii="Times New Roman" w:eastAsia="宋体" w:hAnsi="Times New Roman" w:cs="Cambria Math"/>
               </w:rPr>
               <m:t>v</m:t>
             </m:r>
@@ -5134,7 +5135,7 @@
                 <m:nor/>
               </m:rPr>
               <w:rPr>
-                <w:rFonts w:ascii="Cambria Math" w:eastAsia="宋体" w:hAnsi="Cambria Math" w:cs="Cambria Math"/>
+                <w:rFonts w:ascii="Times New Roman" w:eastAsia="宋体" w:hAnsi="Times New Roman" w:cs="Cambria Math"/>
               </w:rPr>
               <m:t>A</m:t>
             </m:r>
@@ -5142,7 +5143,7 @@
         </m:sSub>
         <m:r>
           <w:rPr>
-            <w:rFonts w:ascii="Cambria Math" w:eastAsia="宋体" w:hAnsi="Cambria Math" w:cs="Cambria Math"/>
+            <w:rFonts w:ascii="Times New Roman" w:eastAsia="宋体" w:hAnsi="Times New Roman" w:cs="Cambria Math"/>
           </w:rPr>
           <m:t>&lt;</m:t>
         </m:r>
@@ -5150,7 +5151,7 @@
           <m:e>
             <m:r>
               <w:rPr>
-                <w:rFonts w:ascii="Cambria Math" w:eastAsia="宋体" w:hAnsi="Cambria Math" w:cs="Cambria Math"/>
+                <w:rFonts w:ascii="Times New Roman" w:eastAsia="宋体" w:hAnsi="Times New Roman" w:cs="Cambria Math"/>
               </w:rPr>
               <m:t>v</m:t>
             </m:r>
@@ -5161,7 +5162,7 @@
                 <m:nor/>
               </m:rPr>
               <w:rPr>
-                <w:rFonts w:ascii="Cambria Math" w:eastAsia="宋体" w:hAnsi="Cambria Math" w:cs="Cambria Math"/>
+                <w:rFonts w:ascii="Times New Roman" w:eastAsia="宋体" w:hAnsi="Times New Roman" w:cs="Cambria Math"/>
               </w:rPr>
               <m:t>B</m:t>
             </m:r>
@@ -5181,7 +5182,7 @@
           <m:e>
             <m:r>
               <w:rPr>
-                <w:rFonts w:ascii="Cambria Math" w:eastAsia="宋体" w:hAnsi="Cambria Math" w:cs="Cambria Math"/>
+                <w:rFonts w:ascii="Times New Roman" w:eastAsia="宋体" w:hAnsi="Times New Roman" w:cs="Cambria Math"/>
               </w:rPr>
               <m:t>t</m:t>
             </m:r>
@@ -5192,7 +5193,7 @@
                 <m:nor/>
               </m:rPr>
               <w:rPr>
-                <w:rFonts w:ascii="Cambria Math" w:eastAsia="宋体" w:hAnsi="Cambria Math" w:cs="Cambria Math"/>
+                <w:rFonts w:ascii="Times New Roman" w:eastAsia="宋体" w:hAnsi="Times New Roman" w:cs="Cambria Math"/>
               </w:rPr>
               <m:t>A</m:t>
             </m:r>
@@ -5200,7 +5201,7 @@
         </m:sSub>
         <m:r>
           <w:rPr>
-            <w:rFonts w:ascii="Cambria Math" w:eastAsia="宋体" w:hAnsi="Cambria Math" w:cs="Cambria Math"/>
+            <w:rFonts w:ascii="Times New Roman" w:eastAsia="宋体" w:hAnsi="Times New Roman" w:cs="Cambria Math"/>
           </w:rPr>
           <m:t>&gt;</m:t>
         </m:r>
@@ -5208,7 +5209,7 @@
           <m:e>
             <m:r>
               <w:rPr>
-                <w:rFonts w:ascii="Cambria Math" w:eastAsia="宋体" w:hAnsi="Cambria Math" w:cs="Cambria Math"/>
+                <w:rFonts w:ascii="Times New Roman" w:eastAsia="宋体" w:hAnsi="Times New Roman" w:cs="Cambria Math"/>
               </w:rPr>
               <m:t>t</m:t>
             </m:r>
@@ -5219,7 +5220,7 @@
                 <m:nor/>
               </m:rPr>
               <w:rPr>
-                <w:rFonts w:ascii="Cambria Math" w:eastAsia="宋体" w:hAnsi="Cambria Math" w:cs="Cambria Math"/>
+                <w:rFonts w:ascii="Times New Roman" w:eastAsia="宋体" w:hAnsi="Times New Roman" w:cs="Cambria Math"/>
               </w:rPr>
               <m:t>B</m:t>
             </m:r>
@@ -5393,31 +5394,31 @@
       <m:oMath>
         <m:r>
           <w:rPr>
-            <w:rFonts w:ascii="Cambria Math" w:eastAsia="宋体" w:hAnsi="Cambria Math" w:cs="Cambria Math"/>
+            <w:rFonts w:ascii="Times New Roman" w:eastAsia="宋体" w:hAnsi="Times New Roman" w:cs="Cambria Math"/>
           </w:rPr>
           <m:t>q</m:t>
         </m:r>
         <m:r>
           <w:rPr>
-            <w:rFonts w:ascii="Cambria Math" w:eastAsia="宋体" w:hAnsi="Cambria Math" w:cs="Cambria Math"/>
+            <w:rFonts w:ascii="Times New Roman" w:eastAsia="宋体" w:hAnsi="Times New Roman" w:cs="Cambria Math"/>
           </w:rPr>
           <m:t>v</m:t>
         </m:r>
         <m:r>
           <w:rPr>
-            <w:rFonts w:ascii="Cambria Math" w:eastAsia="宋体" w:hAnsi="Cambria Math" w:cs="Cambria Math"/>
+            <w:rFonts w:ascii="Times New Roman" w:eastAsia="宋体" w:hAnsi="Times New Roman" w:cs="Cambria Math"/>
           </w:rPr>
           <m:t>B</m:t>
         </m:r>
         <m:r>
           <w:rPr>
-            <w:rFonts w:ascii="Cambria Math" w:eastAsia="宋体" w:hAnsi="Cambria Math" w:cs="Cambria Math"/>
+            <w:rFonts w:ascii="Times New Roman" w:eastAsia="宋体" w:hAnsi="Times New Roman" w:cs="Cambria Math"/>
           </w:rPr>
           <m:t>=</m:t>
         </m:r>
         <m:r>
           <w:rPr>
-            <w:rFonts w:ascii="Cambria Math" w:eastAsia="宋体" w:hAnsi="Cambria Math" w:cs="Cambria Math"/>
+            <w:rFonts w:ascii="Times New Roman" w:eastAsia="宋体" w:hAnsi="Times New Roman" w:cs="Cambria Math"/>
           </w:rPr>
           <m:t>m</m:t>
         </m:r>
@@ -5427,7 +5428,7 @@
               <m:e>
                 <m:r>
                   <w:rPr>
-                    <w:rFonts w:ascii="Cambria Math" w:eastAsia="宋体" w:hAnsi="Cambria Math" w:cs="Cambria Math"/>
+                    <w:rFonts w:ascii="Times New Roman" w:eastAsia="宋体" w:hAnsi="Times New Roman" w:cs="Cambria Math"/>
                   </w:rPr>
                   <m:t>v</m:t>
                 </m:r>
@@ -5435,7 +5436,7 @@
               <m:sup>
                 <m:r>
                   <w:rPr>
-                    <w:rFonts w:ascii="Cambria Math" w:eastAsia="宋体" w:hAnsi="Cambria Math" w:cs="Cambria Math"/>
+                    <w:rFonts w:ascii="Times New Roman" w:eastAsia="宋体" w:hAnsi="Times New Roman" w:cs="Cambria Math"/>
                   </w:rPr>
                   <m:t>2</m:t>
                 </m:r>
@@ -5445,7 +5446,7 @@
           <m:den>
             <m:r>
               <w:rPr>
-                <w:rFonts w:ascii="Cambria Math" w:eastAsia="宋体" w:hAnsi="Cambria Math" w:cs="Cambria Math"/>
+                <w:rFonts w:ascii="Times New Roman" w:eastAsia="宋体" w:hAnsi="Times New Roman" w:cs="Cambria Math"/>
               </w:rPr>
               <m:t>r</m:t>
             </m:r>
@@ -5474,13 +5475,13 @@
       <m:oMath>
         <m:r>
           <w:rPr>
-            <w:rFonts w:ascii="Cambria Math" w:eastAsia="宋体" w:hAnsi="Cambria Math" w:cs="Cambria Math"/>
+            <w:rFonts w:ascii="Times New Roman" w:eastAsia="宋体" w:hAnsi="Times New Roman" w:cs="Cambria Math"/>
           </w:rPr>
           <m:t>r</m:t>
         </m:r>
         <m:r>
           <w:rPr>
-            <w:rFonts w:ascii="Cambria Math" w:eastAsia="宋体" w:hAnsi="Cambria Math" w:cs="Cambria Math"/>
+            <w:rFonts w:ascii="Times New Roman" w:eastAsia="宋体" w:hAnsi="Times New Roman" w:cs="Cambria Math"/>
           </w:rPr>
           <m:t>=</m:t>
         </m:r>
@@ -5488,13 +5489,13 @@
           <m:num>
             <m:r>
               <w:rPr>
-                <w:rFonts w:ascii="Cambria Math" w:eastAsia="宋体" w:hAnsi="Cambria Math" w:cs="Cambria Math"/>
+                <w:rFonts w:ascii="Times New Roman" w:eastAsia="宋体" w:hAnsi="Times New Roman" w:cs="Cambria Math"/>
               </w:rPr>
               <m:t>m</m:t>
             </m:r>
             <m:r>
               <w:rPr>
-                <w:rFonts w:ascii="Cambria Math" w:eastAsia="宋体" w:hAnsi="Cambria Math" w:cs="Cambria Math"/>
+                <w:rFonts w:ascii="Times New Roman" w:eastAsia="宋体" w:hAnsi="Times New Roman" w:cs="Cambria Math"/>
               </w:rPr>
               <m:t>v</m:t>
             </m:r>
@@ -5502,13 +5503,13 @@
           <m:den>
             <m:r>
               <w:rPr>
-                <w:rFonts w:ascii="Cambria Math" w:eastAsia="宋体" w:hAnsi="Cambria Math" w:cs="Cambria Math"/>
+                <w:rFonts w:ascii="Times New Roman" w:eastAsia="宋体" w:hAnsi="Times New Roman" w:cs="Cambria Math"/>
               </w:rPr>
               <m:t>q</m:t>
             </m:r>
             <m:r>
               <w:rPr>
-                <w:rFonts w:ascii="Cambria Math" w:eastAsia="宋体" w:hAnsi="Cambria Math" w:cs="Cambria Math"/>
+                <w:rFonts w:ascii="Times New Roman" w:eastAsia="宋体" w:hAnsi="Times New Roman" w:cs="Cambria Math"/>
               </w:rPr>
               <m:t>B</m:t>
             </m:r>
@@ -5602,13 +5603,13 @@
       <m:oMath>
         <m:r>
           <w:rPr>
-            <w:rFonts w:ascii="Cambria Math" w:eastAsia="宋体" w:hAnsi="Cambria Math" w:cs="Cambria Math"/>
+            <w:rFonts w:ascii="Times New Roman" w:eastAsia="宋体" w:hAnsi="Times New Roman" w:cs="Cambria Math"/>
           </w:rPr>
           <m:t>t</m:t>
         </m:r>
         <m:r>
           <w:rPr>
-            <w:rFonts w:ascii="Cambria Math" w:eastAsia="宋体" w:hAnsi="Cambria Math" w:cs="Cambria Math"/>
+            <w:rFonts w:ascii="Times New Roman" w:eastAsia="宋体" w:hAnsi="Times New Roman" w:cs="Cambria Math"/>
           </w:rPr>
           <m:t>=</m:t>
         </m:r>
@@ -5616,7 +5617,7 @@
           <m:num>
             <m:r>
               <w:rPr>
-                <w:rFonts w:ascii="Cambria Math" w:eastAsia="宋体" w:hAnsi="Cambria Math" w:cs="Cambria Math"/>
+                <w:rFonts w:ascii="Times New Roman" w:eastAsia="宋体" w:hAnsi="Times New Roman" w:cs="Cambria Math"/>
               </w:rPr>
               <m:t>θ</m:t>
             </m:r>
@@ -5624,13 +5625,13 @@
           <m:den>
             <m:r>
               <w:rPr>
-                <w:rFonts w:ascii="Cambria Math" w:eastAsia="宋体" w:hAnsi="Cambria Math" w:cs="Cambria Math"/>
+                <w:rFonts w:ascii="Times New Roman" w:eastAsia="宋体" w:hAnsi="Times New Roman" w:cs="Cambria Math"/>
               </w:rPr>
               <m:t>2</m:t>
             </m:r>
             <m:r>
               <w:rPr>
-                <w:rFonts w:ascii="Cambria Math" w:eastAsia="宋体" w:hAnsi="Cambria Math" w:cs="Cambria Math"/>
+                <w:rFonts w:ascii="Times New Roman" w:eastAsia="宋体" w:hAnsi="Times New Roman" w:cs="Cambria Math"/>
               </w:rPr>
               <m:t>π</m:t>
             </m:r>
@@ -5638,7 +5639,7 @@
         </m:f>
         <m:r>
           <w:rPr>
-            <w:rFonts w:ascii="Cambria Math" w:eastAsia="宋体" w:hAnsi="Cambria Math" w:cs="Cambria Math"/>
+            <w:rFonts w:ascii="Times New Roman" w:eastAsia="宋体" w:hAnsi="Times New Roman" w:cs="Cambria Math"/>
           </w:rPr>
           <m:t>⋅</m:t>
         </m:r>
@@ -5646,19 +5647,19 @@
           <m:num>
             <m:r>
               <w:rPr>
-                <w:rFonts w:ascii="Cambria Math" w:eastAsia="宋体" w:hAnsi="Cambria Math" w:cs="Cambria Math"/>
+                <w:rFonts w:ascii="Times New Roman" w:eastAsia="宋体" w:hAnsi="Times New Roman" w:cs="Cambria Math"/>
               </w:rPr>
               <m:t>2</m:t>
             </m:r>
             <m:r>
               <w:rPr>
-                <w:rFonts w:ascii="Cambria Math" w:eastAsia="宋体" w:hAnsi="Cambria Math" w:cs="Cambria Math"/>
+                <w:rFonts w:ascii="Times New Roman" w:eastAsia="宋体" w:hAnsi="Times New Roman" w:cs="Cambria Math"/>
               </w:rPr>
               <m:t>π</m:t>
             </m:r>
             <m:r>
               <w:rPr>
-                <w:rFonts w:ascii="Cambria Math" w:eastAsia="宋体" w:hAnsi="Cambria Math" w:cs="Cambria Math"/>
+                <w:rFonts w:ascii="Times New Roman" w:eastAsia="宋体" w:hAnsi="Times New Roman" w:cs="Cambria Math"/>
               </w:rPr>
               <m:t>m</m:t>
             </m:r>
@@ -5666,13 +5667,13 @@
           <m:den>
             <m:r>
               <w:rPr>
-                <w:rFonts w:ascii="Cambria Math" w:eastAsia="宋体" w:hAnsi="Cambria Math" w:cs="Cambria Math"/>
+                <w:rFonts w:ascii="Times New Roman" w:eastAsia="宋体" w:hAnsi="Times New Roman" w:cs="Cambria Math"/>
               </w:rPr>
               <m:t>q</m:t>
             </m:r>
             <m:r>
               <w:rPr>
-                <w:rFonts w:ascii="Cambria Math" w:eastAsia="宋体" w:hAnsi="Cambria Math" w:cs="Cambria Math"/>
+                <w:rFonts w:ascii="Times New Roman" w:eastAsia="宋体" w:hAnsi="Times New Roman" w:cs="Cambria Math"/>
               </w:rPr>
               <m:t>B</m:t>
             </m:r>
@@ -6213,7 +6214,7 @@
       <w:pPr>
         <w:shd w:val="clear" w:color="auto" w:fill="auto"/>
         <w:rPr>
-          <w:rFonts w:ascii="Times New Roman" w:eastAsia="Times New Roman" w:hAnsi="Times New Roman" w:cs="Times New Roman"/>
+          <w:rFonts w:ascii="Times New Roman" w:eastAsia="宋体" w:hAnsi="Times New Roman" w:cs="Times New Roman"/>
           <w:i/>
           <w:sz w:val="21"/>
           <w:szCs w:val="21"/>
@@ -7119,13 +7120,13 @@
           <m:num>
             <m:r>
               <w:rPr>
-                <w:rFonts w:ascii="Cambria Math" w:eastAsia="宋体" w:hAnsi="Cambria Math" w:cs="Cambria Math"/>
+                <w:rFonts w:ascii="Times New Roman" w:eastAsia="宋体" w:hAnsi="Times New Roman" w:cs="Cambria Math"/>
               </w:rPr>
               <m:t>π</m:t>
             </m:r>
             <m:r>
               <w:rPr>
-                <w:rFonts w:ascii="Cambria Math" w:eastAsia="宋体" w:hAnsi="Cambria Math" w:cs="Cambria Math"/>
+                <w:rFonts w:ascii="Times New Roman" w:eastAsia="宋体" w:hAnsi="Times New Roman" w:cs="Cambria Math"/>
               </w:rPr>
               <m:t>m</m:t>
             </m:r>
@@ -7133,19 +7134,19 @@
           <m:den>
             <m:r>
               <w:rPr>
-                <w:rFonts w:ascii="Cambria Math" w:eastAsia="宋体" w:hAnsi="Cambria Math" w:cs="Cambria Math"/>
+                <w:rFonts w:ascii="Times New Roman" w:eastAsia="宋体" w:hAnsi="Times New Roman" w:cs="Cambria Math"/>
               </w:rPr>
               <m:t>3</m:t>
             </m:r>
             <m:r>
               <w:rPr>
-                <w:rFonts w:ascii="Cambria Math" w:eastAsia="宋体" w:hAnsi="Cambria Math" w:cs="Cambria Math"/>
+                <w:rFonts w:ascii="Times New Roman" w:eastAsia="宋体" w:hAnsi="Times New Roman" w:cs="Cambria Math"/>
               </w:rPr>
               <m:t>q</m:t>
             </m:r>
             <m:r>
               <w:rPr>
-                <w:rFonts w:ascii="Cambria Math" w:eastAsia="宋体" w:hAnsi="Cambria Math" w:cs="Cambria Math"/>
+                <w:rFonts w:ascii="Times New Roman" w:eastAsia="宋体" w:hAnsi="Times New Roman" w:cs="Cambria Math"/>
               </w:rPr>
               <m:t>B</m:t>
             </m:r>
@@ -7173,19 +7174,19 @@
           <m:num>
             <m:r>
               <w:rPr>
-                <w:rFonts w:ascii="Cambria Math" w:eastAsia="宋体" w:hAnsi="Cambria Math" w:cs="Cambria Math"/>
+                <w:rFonts w:ascii="Times New Roman" w:eastAsia="宋体" w:hAnsi="Times New Roman" w:cs="Cambria Math"/>
               </w:rPr>
               <m:t>2</m:t>
             </m:r>
             <m:r>
               <w:rPr>
-                <w:rFonts w:ascii="Cambria Math" w:eastAsia="宋体" w:hAnsi="Cambria Math" w:cs="Cambria Math"/>
+                <w:rFonts w:ascii="Times New Roman" w:eastAsia="宋体" w:hAnsi="Times New Roman" w:cs="Cambria Math"/>
               </w:rPr>
               <m:t>π</m:t>
             </m:r>
             <m:r>
               <w:rPr>
-                <w:rFonts w:ascii="Cambria Math" w:eastAsia="宋体" w:hAnsi="Cambria Math" w:cs="Cambria Math"/>
+                <w:rFonts w:ascii="Times New Roman" w:eastAsia="宋体" w:hAnsi="Times New Roman" w:cs="Cambria Math"/>
               </w:rPr>
               <m:t>m</m:t>
             </m:r>
@@ -7193,19 +7194,19 @@
           <m:den>
             <m:r>
               <w:rPr>
-                <w:rFonts w:ascii="Cambria Math" w:eastAsia="宋体" w:hAnsi="Cambria Math" w:cs="Cambria Math"/>
+                <w:rFonts w:ascii="Times New Roman" w:eastAsia="宋体" w:hAnsi="Times New Roman" w:cs="Cambria Math"/>
               </w:rPr>
               <m:t>3</m:t>
             </m:r>
             <m:r>
               <w:rPr>
-                <w:rFonts w:ascii="Cambria Math" w:eastAsia="宋体" w:hAnsi="Cambria Math" w:cs="Cambria Math"/>
+                <w:rFonts w:ascii="Times New Roman" w:eastAsia="宋体" w:hAnsi="Times New Roman" w:cs="Cambria Math"/>
               </w:rPr>
               <m:t>q</m:t>
             </m:r>
             <m:r>
               <w:rPr>
-                <w:rFonts w:ascii="Cambria Math" w:eastAsia="宋体" w:hAnsi="Cambria Math" w:cs="Cambria Math"/>
+                <w:rFonts w:ascii="Times New Roman" w:eastAsia="宋体" w:hAnsi="Times New Roman" w:cs="Cambria Math"/>
               </w:rPr>
               <m:t>B</m:t>
             </m:r>
@@ -7239,19 +7240,19 @@
           <m:num>
             <m:r>
               <w:rPr>
-                <w:rFonts w:ascii="Cambria Math" w:eastAsia="宋体" w:hAnsi="Cambria Math" w:cs="Cambria Math"/>
+                <w:rFonts w:ascii="Times New Roman" w:eastAsia="宋体" w:hAnsi="Times New Roman" w:cs="Cambria Math"/>
               </w:rPr>
               <m:t>4</m:t>
             </m:r>
             <m:r>
               <w:rPr>
-                <w:rFonts w:ascii="Cambria Math" w:eastAsia="宋体" w:hAnsi="Cambria Math" w:cs="Cambria Math"/>
+                <w:rFonts w:ascii="Times New Roman" w:eastAsia="宋体" w:hAnsi="Times New Roman" w:cs="Cambria Math"/>
               </w:rPr>
               <m:t>π</m:t>
             </m:r>
             <m:r>
               <w:rPr>
-                <w:rFonts w:ascii="Cambria Math" w:eastAsia="宋体" w:hAnsi="Cambria Math" w:cs="Cambria Math"/>
+                <w:rFonts w:ascii="Times New Roman" w:eastAsia="宋体" w:hAnsi="Times New Roman" w:cs="Cambria Math"/>
               </w:rPr>
               <m:t>m</m:t>
             </m:r>
@@ -7259,19 +7260,19 @@
           <m:den>
             <m:r>
               <w:rPr>
-                <w:rFonts w:ascii="Cambria Math" w:eastAsia="宋体" w:hAnsi="Cambria Math" w:cs="Cambria Math"/>
+                <w:rFonts w:ascii="Times New Roman" w:eastAsia="宋体" w:hAnsi="Times New Roman" w:cs="Cambria Math"/>
               </w:rPr>
               <m:t>3</m:t>
             </m:r>
             <m:r>
               <w:rPr>
-                <w:rFonts w:ascii="Cambria Math" w:eastAsia="宋体" w:hAnsi="Cambria Math" w:cs="Cambria Math"/>
+                <w:rFonts w:ascii="Times New Roman" w:eastAsia="宋体" w:hAnsi="Times New Roman" w:cs="Cambria Math"/>
               </w:rPr>
               <m:t>q</m:t>
             </m:r>
             <m:r>
               <w:rPr>
-                <w:rFonts w:ascii="Cambria Math" w:eastAsia="宋体" w:hAnsi="Cambria Math" w:cs="Cambria Math"/>
+                <w:rFonts w:ascii="Times New Roman" w:eastAsia="宋体" w:hAnsi="Times New Roman" w:cs="Cambria Math"/>
               </w:rPr>
               <m:t>B</m:t>
             </m:r>
@@ -7299,19 +7300,19 @@
           <m:num>
             <m:r>
               <w:rPr>
-                <w:rFonts w:ascii="Cambria Math" w:eastAsia="宋体" w:hAnsi="Cambria Math" w:cs="Cambria Math"/>
+                <w:rFonts w:ascii="Times New Roman" w:eastAsia="宋体" w:hAnsi="Times New Roman" w:cs="Cambria Math"/>
               </w:rPr>
               <m:t>5</m:t>
             </m:r>
             <m:r>
               <w:rPr>
-                <w:rFonts w:ascii="Cambria Math" w:eastAsia="宋体" w:hAnsi="Cambria Math" w:cs="Cambria Math"/>
+                <w:rFonts w:ascii="Times New Roman" w:eastAsia="宋体" w:hAnsi="Times New Roman" w:cs="Cambria Math"/>
               </w:rPr>
               <m:t>π</m:t>
             </m:r>
             <m:r>
               <w:rPr>
-                <w:rFonts w:ascii="Cambria Math" w:eastAsia="宋体" w:hAnsi="Cambria Math" w:cs="Cambria Math"/>
+                <w:rFonts w:ascii="Times New Roman" w:eastAsia="宋体" w:hAnsi="Times New Roman" w:cs="Cambria Math"/>
               </w:rPr>
               <m:t>m</m:t>
             </m:r>
@@ -7319,19 +7320,19 @@
           <m:den>
             <m:r>
               <w:rPr>
-                <w:rFonts w:ascii="Cambria Math" w:eastAsia="宋体" w:hAnsi="Cambria Math" w:cs="Cambria Math"/>
+                <w:rFonts w:ascii="Times New Roman" w:eastAsia="宋体" w:hAnsi="Times New Roman" w:cs="Cambria Math"/>
               </w:rPr>
               <m:t>3</m:t>
             </m:r>
             <m:r>
               <w:rPr>
-                <w:rFonts w:ascii="Cambria Math" w:eastAsia="宋体" w:hAnsi="Cambria Math" w:cs="Cambria Math"/>
+                <w:rFonts w:ascii="Times New Roman" w:eastAsia="宋体" w:hAnsi="Times New Roman" w:cs="Cambria Math"/>
               </w:rPr>
               <m:t>q</m:t>
             </m:r>
             <m:r>
               <w:rPr>
-                <w:rFonts w:ascii="Cambria Math" w:eastAsia="宋体" w:hAnsi="Cambria Math" w:cs="Cambria Math"/>
+                <w:rFonts w:ascii="Times New Roman" w:eastAsia="宋体" w:hAnsi="Times New Roman" w:cs="Cambria Math"/>
               </w:rPr>
               <m:t>B</m:t>
             </m:r>
@@ -7514,31 +7515,31 @@
       <m:oMath>
         <m:r>
           <w:rPr>
-            <w:rFonts w:ascii="Cambria Math" w:eastAsia="宋体" w:hAnsi="Cambria Math" w:cs="Cambria Math"/>
+            <w:rFonts w:ascii="Times New Roman" w:eastAsia="宋体" w:hAnsi="Times New Roman" w:cs="Cambria Math"/>
           </w:rPr>
           <m:t>q</m:t>
         </m:r>
         <m:r>
           <w:rPr>
-            <w:rFonts w:ascii="Cambria Math" w:eastAsia="宋体" w:hAnsi="Cambria Math" w:cs="Cambria Math"/>
+            <w:rFonts w:ascii="Times New Roman" w:eastAsia="宋体" w:hAnsi="Times New Roman" w:cs="Cambria Math"/>
           </w:rPr>
           <m:t>v</m:t>
         </m:r>
         <m:r>
           <w:rPr>
-            <w:rFonts w:ascii="Cambria Math" w:eastAsia="宋体" w:hAnsi="Cambria Math" w:cs="Cambria Math"/>
+            <w:rFonts w:ascii="Times New Roman" w:eastAsia="宋体" w:hAnsi="Times New Roman" w:cs="Cambria Math"/>
           </w:rPr>
           <m:t>B</m:t>
         </m:r>
         <m:r>
           <w:rPr>
-            <w:rFonts w:ascii="Cambria Math" w:eastAsia="宋体" w:hAnsi="Cambria Math" w:cs="Cambria Math"/>
+            <w:rFonts w:ascii="Times New Roman" w:eastAsia="宋体" w:hAnsi="Times New Roman" w:cs="Cambria Math"/>
           </w:rPr>
           <m:t>=</m:t>
         </m:r>
         <m:r>
           <w:rPr>
-            <w:rFonts w:ascii="Cambria Math" w:eastAsia="宋体" w:hAnsi="Cambria Math" w:cs="Cambria Math"/>
+            <w:rFonts w:ascii="Times New Roman" w:eastAsia="宋体" w:hAnsi="Times New Roman" w:cs="Cambria Math"/>
           </w:rPr>
           <m:t>m</m:t>
         </m:r>
@@ -7548,7 +7549,7 @@
               <m:e>
                 <m:r>
                   <w:rPr>
-                    <w:rFonts w:ascii="Cambria Math" w:eastAsia="宋体" w:hAnsi="Cambria Math" w:cs="Cambria Math"/>
+                    <w:rFonts w:ascii="Times New Roman" w:eastAsia="宋体" w:hAnsi="Times New Roman" w:cs="Cambria Math"/>
                   </w:rPr>
                   <m:t>v</m:t>
                 </m:r>
@@ -7556,7 +7557,7 @@
               <m:sup>
                 <m:r>
                   <w:rPr>
-                    <w:rFonts w:ascii="Cambria Math" w:eastAsia="宋体" w:hAnsi="Cambria Math" w:cs="Cambria Math"/>
+                    <w:rFonts w:ascii="Times New Roman" w:eastAsia="宋体" w:hAnsi="Times New Roman" w:cs="Cambria Math"/>
                   </w:rPr>
                   <m:t>2</m:t>
                 </m:r>
@@ -7566,7 +7567,7 @@
           <m:den>
             <m:r>
               <w:rPr>
-                <w:rFonts w:ascii="Cambria Math" w:eastAsia="宋体" w:hAnsi="Cambria Math" w:cs="Cambria Math"/>
+                <w:rFonts w:ascii="Times New Roman" w:eastAsia="宋体" w:hAnsi="Times New Roman" w:cs="Cambria Math"/>
               </w:rPr>
               <m:t>R</m:t>
             </m:r>
@@ -7595,13 +7596,13 @@
       <m:oMath>
         <m:r>
           <w:rPr>
-            <w:rFonts w:ascii="Cambria Math" w:eastAsia="宋体" w:hAnsi="Cambria Math" w:cs="Cambria Math"/>
+            <w:rFonts w:ascii="Times New Roman" w:eastAsia="宋体" w:hAnsi="Times New Roman" w:cs="Cambria Math"/>
           </w:rPr>
           <m:t>v</m:t>
         </m:r>
         <m:r>
           <w:rPr>
-            <w:rFonts w:ascii="Cambria Math" w:eastAsia="宋体" w:hAnsi="Cambria Math" w:cs="Cambria Math"/>
+            <w:rFonts w:ascii="Times New Roman" w:eastAsia="宋体" w:hAnsi="Times New Roman" w:cs="Cambria Math"/>
           </w:rPr>
           <m:t>=</m:t>
         </m:r>
@@ -7609,19 +7610,19 @@
           <m:num>
             <m:r>
               <w:rPr>
-                <w:rFonts w:ascii="Cambria Math" w:eastAsia="宋体" w:hAnsi="Cambria Math" w:cs="Cambria Math"/>
+                <w:rFonts w:ascii="Times New Roman" w:eastAsia="宋体" w:hAnsi="Times New Roman" w:cs="Cambria Math"/>
               </w:rPr>
               <m:t>2</m:t>
             </m:r>
             <m:r>
               <w:rPr>
-                <w:rFonts w:ascii="Cambria Math" w:eastAsia="宋体" w:hAnsi="Cambria Math" w:cs="Cambria Math"/>
+                <w:rFonts w:ascii="Times New Roman" w:eastAsia="宋体" w:hAnsi="Times New Roman" w:cs="Cambria Math"/>
               </w:rPr>
               <m:t>π</m:t>
             </m:r>
             <m:r>
               <w:rPr>
-                <w:rFonts w:ascii="Cambria Math" w:eastAsia="宋体" w:hAnsi="Cambria Math" w:cs="Cambria Math"/>
+                <w:rFonts w:ascii="Times New Roman" w:eastAsia="宋体" w:hAnsi="Times New Roman" w:cs="Cambria Math"/>
               </w:rPr>
               <m:t>R</m:t>
             </m:r>
@@ -7629,7 +7630,7 @@
           <m:den>
             <m:r>
               <w:rPr>
-                <w:rFonts w:ascii="Cambria Math" w:eastAsia="宋体" w:hAnsi="Cambria Math" w:cs="Cambria Math"/>
+                <w:rFonts w:ascii="Times New Roman" w:eastAsia="宋体" w:hAnsi="Times New Roman" w:cs="Cambria Math"/>
               </w:rPr>
               <m:t>T</m:t>
             </m:r>
@@ -7658,13 +7659,13 @@
       <m:oMath>
         <m:r>
           <w:rPr>
-            <w:rFonts w:ascii="Cambria Math" w:eastAsia="宋体" w:hAnsi="Cambria Math" w:cs="Cambria Math"/>
+            <w:rFonts w:ascii="Times New Roman" w:eastAsia="宋体" w:hAnsi="Times New Roman" w:cs="Cambria Math"/>
           </w:rPr>
           <m:t>T</m:t>
         </m:r>
         <m:r>
           <w:rPr>
-            <w:rFonts w:ascii="Cambria Math" w:eastAsia="宋体" w:hAnsi="Cambria Math" w:cs="Cambria Math"/>
+            <w:rFonts w:ascii="Times New Roman" w:eastAsia="宋体" w:hAnsi="Times New Roman" w:cs="Cambria Math"/>
           </w:rPr>
           <m:t>=</m:t>
         </m:r>
@@ -7672,19 +7673,19 @@
           <m:num>
             <m:r>
               <w:rPr>
-                <w:rFonts w:ascii="Cambria Math" w:eastAsia="宋体" w:hAnsi="Cambria Math" w:cs="Cambria Math"/>
+                <w:rFonts w:ascii="Times New Roman" w:eastAsia="宋体" w:hAnsi="Times New Roman" w:cs="Cambria Math"/>
               </w:rPr>
               <m:t>2</m:t>
             </m:r>
             <m:r>
               <w:rPr>
-                <w:rFonts w:ascii="Cambria Math" w:eastAsia="宋体" w:hAnsi="Cambria Math" w:cs="Cambria Math"/>
+                <w:rFonts w:ascii="Times New Roman" w:eastAsia="宋体" w:hAnsi="Times New Roman" w:cs="Cambria Math"/>
               </w:rPr>
               <m:t>π</m:t>
             </m:r>
             <m:r>
               <w:rPr>
-                <w:rFonts w:ascii="Cambria Math" w:eastAsia="宋体" w:hAnsi="Cambria Math" w:cs="Cambria Math"/>
+                <w:rFonts w:ascii="Times New Roman" w:eastAsia="宋体" w:hAnsi="Times New Roman" w:cs="Cambria Math"/>
               </w:rPr>
               <m:t>m</m:t>
             </m:r>
@@ -7692,13 +7693,13 @@
           <m:den>
             <m:r>
               <w:rPr>
-                <w:rFonts w:ascii="Cambria Math" w:eastAsia="宋体" w:hAnsi="Cambria Math" w:cs="Cambria Math"/>
+                <w:rFonts w:ascii="Times New Roman" w:eastAsia="宋体" w:hAnsi="Times New Roman" w:cs="Cambria Math"/>
               </w:rPr>
               <m:t>q</m:t>
             </m:r>
             <m:r>
               <w:rPr>
-                <w:rFonts w:ascii="Cambria Math" w:eastAsia="宋体" w:hAnsi="Cambria Math" w:cs="Cambria Math"/>
+                <w:rFonts w:ascii="Times New Roman" w:eastAsia="宋体" w:hAnsi="Times New Roman" w:cs="Cambria Math"/>
               </w:rPr>
               <m:t>B</m:t>
             </m:r>
@@ -7783,7 +7784,7 @@
           <m:e>
             <m:r>
               <w:rPr>
-                <w:rFonts w:ascii="Cambria Math" w:eastAsia="宋体" w:hAnsi="Cambria Math" w:cs="Cambria Math"/>
+                <w:rFonts w:ascii="Times New Roman" w:eastAsia="宋体" w:hAnsi="Times New Roman" w:cs="Cambria Math"/>
               </w:rPr>
               <m:t>t</m:t>
             </m:r>
@@ -7791,7 +7792,7 @@
           <m:sub>
             <m:r>
               <w:rPr>
-                <w:rFonts w:ascii="Cambria Math" w:eastAsia="宋体" w:hAnsi="Cambria Math" w:cs="Cambria Math"/>
+                <w:rFonts w:ascii="Times New Roman" w:eastAsia="宋体" w:hAnsi="Times New Roman" w:cs="Cambria Math"/>
               </w:rPr>
               <m:t>1</m:t>
             </m:r>
@@ -7799,7 +7800,7 @@
         </m:sSub>
         <m:r>
           <w:rPr>
-            <w:rFonts w:ascii="Cambria Math" w:eastAsia="宋体" w:hAnsi="Cambria Math" w:cs="Cambria Math"/>
+            <w:rFonts w:ascii="Times New Roman" w:eastAsia="宋体" w:hAnsi="Times New Roman" w:cs="Cambria Math"/>
           </w:rPr>
           <m:t>=</m:t>
         </m:r>
@@ -7809,7 +7810,7 @@
               <m:e>
                 <m:r>
                   <w:rPr>
-                    <w:rFonts w:ascii="Cambria Math" w:eastAsia="宋体" w:hAnsi="Cambria Math" w:cs="Cambria Math"/>
+                    <w:rFonts w:ascii="Times New Roman" w:eastAsia="宋体" w:hAnsi="Times New Roman" w:cs="Cambria Math"/>
                   </w:rPr>
                   <m:t>θ</m:t>
                 </m:r>
@@ -7817,7 +7818,7 @@
               <m:sub>
                 <m:r>
                   <w:rPr>
-                    <w:rFonts w:ascii="Cambria Math" w:eastAsia="宋体" w:hAnsi="Cambria Math" w:cs="Cambria Math"/>
+                    <w:rFonts w:ascii="Times New Roman" w:eastAsia="宋体" w:hAnsi="Times New Roman" w:cs="Cambria Math"/>
                   </w:rPr>
                   <m:t>1</m:t>
                 </m:r>
@@ -7827,13 +7828,13 @@
           <m:den>
             <m:r>
               <w:rPr>
-                <w:rFonts w:ascii="Cambria Math" w:eastAsia="宋体" w:hAnsi="Cambria Math" w:cs="Cambria Math"/>
+                <w:rFonts w:ascii="Times New Roman" w:eastAsia="宋体" w:hAnsi="Times New Roman" w:cs="Cambria Math"/>
               </w:rPr>
               <m:t>2</m:t>
             </m:r>
             <m:r>
               <w:rPr>
-                <w:rFonts w:ascii="Cambria Math" w:eastAsia="宋体" w:hAnsi="Cambria Math" w:cs="Cambria Math"/>
+                <w:rFonts w:ascii="Times New Roman" w:eastAsia="宋体" w:hAnsi="Times New Roman" w:cs="Cambria Math"/>
               </w:rPr>
               <m:t>π</m:t>
             </m:r>
@@ -7841,13 +7842,13 @@
         </m:f>
         <m:r>
           <w:rPr>
-            <w:rFonts w:ascii="Cambria Math" w:eastAsia="宋体" w:hAnsi="Cambria Math" w:cs="Cambria Math"/>
+            <w:rFonts w:ascii="Times New Roman" w:eastAsia="宋体" w:hAnsi="Times New Roman" w:cs="Cambria Math"/>
           </w:rPr>
           <m:t>T</m:t>
         </m:r>
         <m:r>
           <w:rPr>
-            <w:rFonts w:ascii="Cambria Math" w:eastAsia="宋体" w:hAnsi="Cambria Math" w:cs="Cambria Math"/>
+            <w:rFonts w:ascii="Times New Roman" w:eastAsia="宋体" w:hAnsi="Times New Roman" w:cs="Cambria Math"/>
           </w:rPr>
           <m:t>=</m:t>
         </m:r>
@@ -7855,13 +7856,13 @@
           <m:num>
             <m:r>
               <w:rPr>
-                <w:rFonts w:ascii="Cambria Math" w:eastAsia="宋体" w:hAnsi="Cambria Math" w:cs="Cambria Math"/>
+                <w:rFonts w:ascii="Times New Roman" w:eastAsia="宋体" w:hAnsi="Times New Roman" w:cs="Cambria Math"/>
               </w:rPr>
               <m:t>300</m:t>
             </m:r>
             <m:r>
               <w:rPr>
-                <w:rFonts w:ascii="Cambria Math" w:eastAsia="宋体" w:hAnsi="Cambria Math" w:cs="Cambria Math"/>
+                <w:rFonts w:ascii="Times New Roman" w:eastAsia="宋体" w:hAnsi="Times New Roman" w:cs="Cambria Math"/>
               </w:rPr>
               <m:t>°</m:t>
             </m:r>
@@ -7869,13 +7870,13 @@
           <m:den>
             <m:r>
               <w:rPr>
-                <w:rFonts w:ascii="Cambria Math" w:eastAsia="宋体" w:hAnsi="Cambria Math" w:cs="Cambria Math"/>
+                <w:rFonts w:ascii="Times New Roman" w:eastAsia="宋体" w:hAnsi="Times New Roman" w:cs="Cambria Math"/>
               </w:rPr>
               <m:t>360</m:t>
             </m:r>
             <m:r>
               <w:rPr>
-                <w:rFonts w:ascii="Cambria Math" w:eastAsia="宋体" w:hAnsi="Cambria Math" w:cs="Cambria Math"/>
+                <w:rFonts w:ascii="Times New Roman" w:eastAsia="宋体" w:hAnsi="Times New Roman" w:cs="Cambria Math"/>
               </w:rPr>
               <m:t>°</m:t>
             </m:r>
@@ -7883,13 +7884,13 @@
         </m:f>
         <m:r>
           <w:rPr>
-            <w:rFonts w:ascii="Cambria Math" w:eastAsia="宋体" w:hAnsi="Cambria Math" w:cs="Cambria Math"/>
+            <w:rFonts w:ascii="Times New Roman" w:eastAsia="宋体" w:hAnsi="Times New Roman" w:cs="Cambria Math"/>
           </w:rPr>
           <m:t>T</m:t>
         </m:r>
         <m:r>
           <w:rPr>
-            <w:rFonts w:ascii="Cambria Math" w:eastAsia="宋体" w:hAnsi="Cambria Math" w:cs="Cambria Math"/>
+            <w:rFonts w:ascii="Times New Roman" w:eastAsia="宋体" w:hAnsi="Times New Roman" w:cs="Cambria Math"/>
           </w:rPr>
           <m:t>=</m:t>
         </m:r>
@@ -7897,19 +7898,19 @@
           <m:num>
             <m:r>
               <w:rPr>
-                <w:rFonts w:ascii="Cambria Math" w:eastAsia="宋体" w:hAnsi="Cambria Math" w:cs="Cambria Math"/>
+                <w:rFonts w:ascii="Times New Roman" w:eastAsia="宋体" w:hAnsi="Times New Roman" w:cs="Cambria Math"/>
               </w:rPr>
               <m:t>5</m:t>
             </m:r>
             <m:r>
               <w:rPr>
-                <w:rFonts w:ascii="Cambria Math" w:eastAsia="宋体" w:hAnsi="Cambria Math" w:cs="Cambria Math"/>
+                <w:rFonts w:ascii="Times New Roman" w:eastAsia="宋体" w:hAnsi="Times New Roman" w:cs="Cambria Math"/>
               </w:rPr>
               <m:t>π</m:t>
             </m:r>
             <m:r>
               <w:rPr>
-                <w:rFonts w:ascii="Cambria Math" w:eastAsia="宋体" w:hAnsi="Cambria Math" w:cs="Cambria Math"/>
+                <w:rFonts w:ascii="Times New Roman" w:eastAsia="宋体" w:hAnsi="Times New Roman" w:cs="Cambria Math"/>
               </w:rPr>
               <m:t>m</m:t>
             </m:r>
@@ -7917,19 +7918,19 @@
           <m:den>
             <m:r>
               <w:rPr>
-                <w:rFonts w:ascii="Cambria Math" w:eastAsia="宋体" w:hAnsi="Cambria Math" w:cs="Cambria Math"/>
+                <w:rFonts w:ascii="Times New Roman" w:eastAsia="宋体" w:hAnsi="Times New Roman" w:cs="Cambria Math"/>
               </w:rPr>
               <m:t>3</m:t>
             </m:r>
             <m:r>
               <w:rPr>
-                <w:rFonts w:ascii="Cambria Math" w:eastAsia="宋体" w:hAnsi="Cambria Math" w:cs="Cambria Math"/>
+                <w:rFonts w:ascii="Times New Roman" w:eastAsia="宋体" w:hAnsi="Times New Roman" w:cs="Cambria Math"/>
               </w:rPr>
               <m:t>q</m:t>
             </m:r>
             <m:r>
               <w:rPr>
-                <w:rFonts w:ascii="Cambria Math" w:eastAsia="宋体" w:hAnsi="Cambria Math" w:cs="Cambria Math"/>
+                <w:rFonts w:ascii="Times New Roman" w:eastAsia="宋体" w:hAnsi="Times New Roman" w:cs="Cambria Math"/>
               </w:rPr>
               <m:t>B</m:t>
             </m:r>
@@ -7941,7 +7942,7 @@
           <m:e>
             <m:r>
               <w:rPr>
-                <w:rFonts w:ascii="Cambria Math" w:eastAsia="宋体" w:hAnsi="Cambria Math" w:cs="Cambria Math"/>
+                <w:rFonts w:ascii="Times New Roman" w:eastAsia="宋体" w:hAnsi="Times New Roman" w:cs="Cambria Math"/>
               </w:rPr>
               <m:t>t</m:t>
             </m:r>
@@ -7949,7 +7950,7 @@
           <m:sub>
             <m:r>
               <w:rPr>
-                <w:rFonts w:ascii="Cambria Math" w:eastAsia="宋体" w:hAnsi="Cambria Math" w:cs="Cambria Math"/>
+                <w:rFonts w:ascii="Times New Roman" w:eastAsia="宋体" w:hAnsi="Times New Roman" w:cs="Cambria Math"/>
               </w:rPr>
               <m:t>2</m:t>
             </m:r>
@@ -7957,7 +7958,7 @@
         </m:sSub>
         <m:r>
           <w:rPr>
-            <w:rFonts w:ascii="Cambria Math" w:eastAsia="宋体" w:hAnsi="Cambria Math" w:cs="Cambria Math"/>
+            <w:rFonts w:ascii="Times New Roman" w:eastAsia="宋体" w:hAnsi="Times New Roman" w:cs="Cambria Math"/>
           </w:rPr>
           <m:t>=</m:t>
         </m:r>
@@ -7967,7 +7968,7 @@
               <m:e>
                 <m:r>
                   <w:rPr>
-                    <w:rFonts w:ascii="Cambria Math" w:eastAsia="宋体" w:hAnsi="Cambria Math" w:cs="Cambria Math"/>
+                    <w:rFonts w:ascii="Times New Roman" w:eastAsia="宋体" w:hAnsi="Times New Roman" w:cs="Cambria Math"/>
                   </w:rPr>
                   <m:t>θ</m:t>
                 </m:r>
@@ -7975,7 +7976,7 @@
               <m:sub>
                 <m:r>
                   <w:rPr>
-                    <w:rFonts w:ascii="Cambria Math" w:eastAsia="宋体" w:hAnsi="Cambria Math" w:cs="Cambria Math"/>
+                    <w:rFonts w:ascii="Times New Roman" w:eastAsia="宋体" w:hAnsi="Times New Roman" w:cs="Cambria Math"/>
                   </w:rPr>
                   <m:t>2</m:t>
                 </m:r>
@@ -7985,13 +7986,13 @@
           <m:den>
             <m:r>
               <w:rPr>
-                <w:rFonts w:ascii="Cambria Math" w:eastAsia="宋体" w:hAnsi="Cambria Math" w:cs="Cambria Math"/>
+                <w:rFonts w:ascii="Times New Roman" w:eastAsia="宋体" w:hAnsi="Times New Roman" w:cs="Cambria Math"/>
               </w:rPr>
               <m:t>2</m:t>
             </m:r>
             <m:r>
               <w:rPr>
-                <w:rFonts w:ascii="Cambria Math" w:eastAsia="宋体" w:hAnsi="Cambria Math" w:cs="Cambria Math"/>
+                <w:rFonts w:ascii="Times New Roman" w:eastAsia="宋体" w:hAnsi="Times New Roman" w:cs="Cambria Math"/>
               </w:rPr>
               <m:t>π</m:t>
             </m:r>
@@ -7999,13 +8000,13 @@
         </m:f>
         <m:r>
           <w:rPr>
-            <w:rFonts w:ascii="Cambria Math" w:eastAsia="宋体" w:hAnsi="Cambria Math" w:cs="Cambria Math"/>
+            <w:rFonts w:ascii="Times New Roman" w:eastAsia="宋体" w:hAnsi="Times New Roman" w:cs="Cambria Math"/>
           </w:rPr>
           <m:t>T</m:t>
         </m:r>
         <m:r>
           <w:rPr>
-            <w:rFonts w:ascii="Cambria Math" w:eastAsia="宋体" w:hAnsi="Cambria Math" w:cs="Cambria Math"/>
+            <w:rFonts w:ascii="Times New Roman" w:eastAsia="宋体" w:hAnsi="Times New Roman" w:cs="Cambria Math"/>
           </w:rPr>
           <m:t>=</m:t>
         </m:r>
@@ -8013,13 +8014,13 @@
           <m:num>
             <m:r>
               <w:rPr>
-                <w:rFonts w:ascii="Cambria Math" w:eastAsia="宋体" w:hAnsi="Cambria Math" w:cs="Cambria Math"/>
+                <w:rFonts w:ascii="Times New Roman" w:eastAsia="宋体" w:hAnsi="Times New Roman" w:cs="Cambria Math"/>
               </w:rPr>
               <m:t>60</m:t>
             </m:r>
             <m:r>
               <w:rPr>
-                <w:rFonts w:ascii="Cambria Math" w:eastAsia="宋体" w:hAnsi="Cambria Math" w:cs="Cambria Math"/>
+                <w:rFonts w:ascii="Times New Roman" w:eastAsia="宋体" w:hAnsi="Times New Roman" w:cs="Cambria Math"/>
               </w:rPr>
               <m:t>°</m:t>
             </m:r>
@@ -8027,13 +8028,13 @@
           <m:den>
             <m:r>
               <w:rPr>
-                <w:rFonts w:ascii="Cambria Math" w:eastAsia="宋体" w:hAnsi="Cambria Math" w:cs="Cambria Math"/>
+                <w:rFonts w:ascii="Times New Roman" w:eastAsia="宋体" w:hAnsi="Times New Roman" w:cs="Cambria Math"/>
               </w:rPr>
               <m:t>360</m:t>
             </m:r>
             <m:r>
               <w:rPr>
-                <w:rFonts w:ascii="Cambria Math" w:eastAsia="宋体" w:hAnsi="Cambria Math" w:cs="Cambria Math"/>
+                <w:rFonts w:ascii="Times New Roman" w:eastAsia="宋体" w:hAnsi="Times New Roman" w:cs="Cambria Math"/>
               </w:rPr>
               <m:t>°</m:t>
             </m:r>
@@ -8041,13 +8042,13 @@
         </m:f>
         <m:r>
           <w:rPr>
-            <w:rFonts w:ascii="Cambria Math" w:eastAsia="宋体" w:hAnsi="Cambria Math" w:cs="Cambria Math"/>
+            <w:rFonts w:ascii="Times New Roman" w:eastAsia="宋体" w:hAnsi="Times New Roman" w:cs="Cambria Math"/>
           </w:rPr>
           <m:t>T</m:t>
         </m:r>
         <m:r>
           <w:rPr>
-            <w:rFonts w:ascii="Cambria Math" w:eastAsia="宋体" w:hAnsi="Cambria Math" w:cs="Cambria Math"/>
+            <w:rFonts w:ascii="Times New Roman" w:eastAsia="宋体" w:hAnsi="Times New Roman" w:cs="Cambria Math"/>
           </w:rPr>
           <m:t>=</m:t>
         </m:r>
@@ -8055,13 +8056,13 @@
           <m:num>
             <m:r>
               <w:rPr>
-                <w:rFonts w:ascii="Cambria Math" w:eastAsia="宋体" w:hAnsi="Cambria Math" w:cs="Cambria Math"/>
+                <w:rFonts w:ascii="Times New Roman" w:eastAsia="宋体" w:hAnsi="Times New Roman" w:cs="Cambria Math"/>
               </w:rPr>
               <m:t>π</m:t>
             </m:r>
             <m:r>
               <w:rPr>
-                <w:rFonts w:ascii="Cambria Math" w:eastAsia="宋体" w:hAnsi="Cambria Math" w:cs="Cambria Math"/>
+                <w:rFonts w:ascii="Times New Roman" w:eastAsia="宋体" w:hAnsi="Times New Roman" w:cs="Cambria Math"/>
               </w:rPr>
               <m:t>m</m:t>
             </m:r>
@@ -8069,19 +8070,19 @@
           <m:den>
             <m:r>
               <w:rPr>
-                <w:rFonts w:ascii="Cambria Math" w:eastAsia="宋体" w:hAnsi="Cambria Math" w:cs="Cambria Math"/>
+                <w:rFonts w:ascii="Times New Roman" w:eastAsia="宋体" w:hAnsi="Times New Roman" w:cs="Cambria Math"/>
               </w:rPr>
               <m:t>3</m:t>
             </m:r>
             <m:r>
               <w:rPr>
-                <w:rFonts w:ascii="Cambria Math" w:eastAsia="宋体" w:hAnsi="Cambria Math" w:cs="Cambria Math"/>
+                <w:rFonts w:ascii="Times New Roman" w:eastAsia="宋体" w:hAnsi="Times New Roman" w:cs="Cambria Math"/>
               </w:rPr>
               <m:t>q</m:t>
             </m:r>
             <m:r>
               <w:rPr>
-                <w:rFonts w:ascii="Cambria Math" w:eastAsia="宋体" w:hAnsi="Cambria Math" w:cs="Cambria Math"/>
+                <w:rFonts w:ascii="Times New Roman" w:eastAsia="宋体" w:hAnsi="Times New Roman" w:cs="Cambria Math"/>
               </w:rPr>
               <m:t>B</m:t>
             </m:r>
@@ -8907,13 +8908,13 @@
       <m:oMath>
         <m:r>
           <w:rPr>
-            <w:rFonts w:ascii="Cambria Math" w:eastAsia="宋体" w:hAnsi="Cambria Math" w:cs="Cambria Math"/>
+            <w:rFonts w:ascii="Times New Roman" w:eastAsia="宋体" w:hAnsi="Times New Roman" w:cs="Cambria Math"/>
           </w:rPr>
           <m:t>E</m:t>
         </m:r>
         <m:r>
           <w:rPr>
-            <w:rFonts w:ascii="Cambria Math" w:eastAsia="宋体" w:hAnsi="Cambria Math" w:cs="Cambria Math"/>
+            <w:rFonts w:ascii="Times New Roman" w:eastAsia="宋体" w:hAnsi="Times New Roman" w:cs="Cambria Math"/>
           </w:rPr>
           <m:t>=</m:t>
         </m:r>
@@ -8921,13 +8922,13 @@
           <m:num>
             <m:r>
               <w:rPr>
-                <w:rFonts w:ascii="Cambria Math" w:eastAsia="宋体" w:hAnsi="Cambria Math" w:cs="Cambria Math"/>
+                <w:rFonts w:ascii="Times New Roman" w:eastAsia="宋体" w:hAnsi="Times New Roman" w:cs="Cambria Math"/>
               </w:rPr>
               <m:t>m</m:t>
             </m:r>
             <m:r>
               <w:rPr>
-                <w:rFonts w:ascii="Cambria Math" w:eastAsia="宋体" w:hAnsi="Cambria Math" w:cs="Cambria Math"/>
+                <w:rFonts w:ascii="Times New Roman" w:eastAsia="宋体" w:hAnsi="Times New Roman" w:cs="Cambria Math"/>
               </w:rPr>
               <m:t>g</m:t>
             </m:r>
@@ -8936,13 +8937,13 @@
                 <m:nor/>
               </m:rPr>
               <w:rPr>
-                <w:rFonts w:ascii="Cambria Math" w:eastAsia="宋体" w:hAnsi="Cambria Math" w:cs="Cambria Math"/>
+                <w:rFonts w:ascii="Times New Roman" w:eastAsia="宋体" w:hAnsi="Times New Roman" w:cs="Cambria Math"/>
               </w:rPr>
               <m:t>tan</m:t>
             </m:r>
             <m:r>
               <w:rPr>
-                <w:rFonts w:ascii="Cambria Math" w:eastAsia="宋体" w:hAnsi="Cambria Math" w:cs="Cambria Math"/>
+                <w:rFonts w:ascii="Times New Roman" w:eastAsia="宋体" w:hAnsi="Times New Roman" w:cs="Cambria Math"/>
               </w:rPr>
               <m:t>θ</m:t>
             </m:r>
@@ -8950,7 +8951,7 @@
           <m:den>
             <m:r>
               <w:rPr>
-                <w:rFonts w:ascii="Cambria Math" w:eastAsia="宋体" w:hAnsi="Cambria Math" w:cs="Cambria Math"/>
+                <w:rFonts w:ascii="Times New Roman" w:eastAsia="宋体" w:hAnsi="Times New Roman" w:cs="Cambria Math"/>
               </w:rPr>
               <m:t>q</m:t>
             </m:r>
@@ -8968,13 +8969,13 @@
       <m:oMath>
         <m:r>
           <w:rPr>
-            <w:rFonts w:ascii="Cambria Math" w:eastAsia="宋体" w:hAnsi="Cambria Math" w:cs="Cambria Math"/>
+            <w:rFonts w:ascii="Times New Roman" w:eastAsia="宋体" w:hAnsi="Times New Roman" w:cs="Cambria Math"/>
           </w:rPr>
           <m:t>B</m:t>
         </m:r>
         <m:r>
           <w:rPr>
-            <w:rFonts w:ascii="Cambria Math" w:eastAsia="宋体" w:hAnsi="Cambria Math" w:cs="Cambria Math"/>
+            <w:rFonts w:ascii="Times New Roman" w:eastAsia="宋体" w:hAnsi="Times New Roman" w:cs="Cambria Math"/>
           </w:rPr>
           <m:t>=</m:t>
         </m:r>
@@ -8982,13 +8983,13 @@
           <m:num>
             <m:r>
               <w:rPr>
-                <w:rFonts w:ascii="Cambria Math" w:eastAsia="宋体" w:hAnsi="Cambria Math" w:cs="Cambria Math"/>
+                <w:rFonts w:ascii="Times New Roman" w:eastAsia="宋体" w:hAnsi="Times New Roman" w:cs="Cambria Math"/>
               </w:rPr>
               <m:t>m</m:t>
             </m:r>
             <m:r>
               <w:rPr>
-                <w:rFonts w:ascii="Cambria Math" w:eastAsia="宋体" w:hAnsi="Cambria Math" w:cs="Cambria Math"/>
+                <w:rFonts w:ascii="Times New Roman" w:eastAsia="宋体" w:hAnsi="Times New Roman" w:cs="Cambria Math"/>
               </w:rPr>
               <m:t>g</m:t>
             </m:r>
@@ -8997,13 +8998,13 @@
                 <m:nor/>
               </m:rPr>
               <w:rPr>
-                <w:rFonts w:ascii="Cambria Math" w:eastAsia="宋体" w:hAnsi="Cambria Math" w:cs="Cambria Math"/>
+                <w:rFonts w:ascii="Times New Roman" w:eastAsia="宋体" w:hAnsi="Times New Roman" w:cs="Cambria Math"/>
               </w:rPr>
               <m:t>sin</m:t>
             </m:r>
             <m:r>
               <w:rPr>
-                <w:rFonts w:ascii="Cambria Math" w:eastAsia="宋体" w:hAnsi="Cambria Math" w:cs="Cambria Math"/>
+                <w:rFonts w:ascii="Times New Roman" w:eastAsia="宋体" w:hAnsi="Times New Roman" w:cs="Cambria Math"/>
               </w:rPr>
               <m:t>θ</m:t>
             </m:r>
@@ -9011,13 +9012,13 @@
           <m:den>
             <m:r>
               <w:rPr>
-                <w:rFonts w:ascii="Cambria Math" w:eastAsia="宋体" w:hAnsi="Cambria Math" w:cs="Cambria Math"/>
+                <w:rFonts w:ascii="Times New Roman" w:eastAsia="宋体" w:hAnsi="Times New Roman" w:cs="Cambria Math"/>
               </w:rPr>
               <m:t>q</m:t>
             </m:r>
             <m:r>
               <w:rPr>
-                <w:rFonts w:ascii="Cambria Math" w:eastAsia="宋体" w:hAnsi="Cambria Math" w:cs="Cambria Math"/>
+                <w:rFonts w:ascii="Times New Roman" w:eastAsia="宋体" w:hAnsi="Times New Roman" w:cs="Cambria Math"/>
               </w:rPr>
               <m:t>v</m:t>
             </m:r>
@@ -9043,13 +9044,13 @@
       <m:oMath>
         <m:r>
           <w:rPr>
-            <w:rFonts w:ascii="Cambria Math" w:eastAsia="宋体" w:hAnsi="Cambria Math" w:cs="Cambria Math"/>
+            <w:rFonts w:ascii="Times New Roman" w:eastAsia="宋体" w:hAnsi="Times New Roman" w:cs="Cambria Math"/>
           </w:rPr>
           <m:t>E</m:t>
         </m:r>
         <m:r>
           <w:rPr>
-            <w:rFonts w:ascii="Cambria Math" w:eastAsia="宋体" w:hAnsi="Cambria Math" w:cs="Cambria Math"/>
+            <w:rFonts w:ascii="Times New Roman" w:eastAsia="宋体" w:hAnsi="Times New Roman" w:cs="Cambria Math"/>
           </w:rPr>
           <m:t>=</m:t>
         </m:r>
@@ -9057,13 +9058,13 @@
           <m:num>
             <m:r>
               <w:rPr>
-                <w:rFonts w:ascii="Cambria Math" w:eastAsia="宋体" w:hAnsi="Cambria Math" w:cs="Cambria Math"/>
+                <w:rFonts w:ascii="Times New Roman" w:eastAsia="宋体" w:hAnsi="Times New Roman" w:cs="Cambria Math"/>
               </w:rPr>
               <m:t>m</m:t>
             </m:r>
             <m:r>
               <w:rPr>
-                <w:rFonts w:ascii="Cambria Math" w:eastAsia="宋体" w:hAnsi="Cambria Math" w:cs="Cambria Math"/>
+                <w:rFonts w:ascii="Times New Roman" w:eastAsia="宋体" w:hAnsi="Times New Roman" w:cs="Cambria Math"/>
               </w:rPr>
               <m:t>g</m:t>
             </m:r>
@@ -9072,13 +9073,13 @@
                 <m:nor/>
               </m:rPr>
               <w:rPr>
-                <w:rFonts w:ascii="Cambria Math" w:eastAsia="宋体" w:hAnsi="Cambria Math" w:cs="Cambria Math"/>
+                <w:rFonts w:ascii="Times New Roman" w:eastAsia="宋体" w:hAnsi="Times New Roman" w:cs="Cambria Math"/>
               </w:rPr>
               <m:t>tan</m:t>
             </m:r>
             <m:r>
               <w:rPr>
-                <w:rFonts w:ascii="Cambria Math" w:eastAsia="宋体" w:hAnsi="Cambria Math" w:cs="Cambria Math"/>
+                <w:rFonts w:ascii="Times New Roman" w:eastAsia="宋体" w:hAnsi="Times New Roman" w:cs="Cambria Math"/>
               </w:rPr>
               <m:t>θ</m:t>
             </m:r>
@@ -9086,7 +9087,7 @@
           <m:den>
             <m:r>
               <w:rPr>
-                <w:rFonts w:ascii="Cambria Math" w:eastAsia="宋体" w:hAnsi="Cambria Math" w:cs="Cambria Math"/>
+                <w:rFonts w:ascii="Times New Roman" w:eastAsia="宋体" w:hAnsi="Times New Roman" w:cs="Cambria Math"/>
               </w:rPr>
               <m:t>q</m:t>
             </m:r>
@@ -9104,13 +9105,13 @@
       <m:oMath>
         <m:r>
           <w:rPr>
-            <w:rFonts w:ascii="Cambria Math" w:eastAsia="宋体" w:hAnsi="Cambria Math" w:cs="Cambria Math"/>
+            <w:rFonts w:ascii="Times New Roman" w:eastAsia="宋体" w:hAnsi="Times New Roman" w:cs="Cambria Math"/>
           </w:rPr>
           <m:t>B</m:t>
         </m:r>
         <m:r>
           <w:rPr>
-            <w:rFonts w:ascii="Cambria Math" w:eastAsia="宋体" w:hAnsi="Cambria Math" w:cs="Cambria Math"/>
+            <w:rFonts w:ascii="Times New Roman" w:eastAsia="宋体" w:hAnsi="Times New Roman" w:cs="Cambria Math"/>
           </w:rPr>
           <m:t>=</m:t>
         </m:r>
@@ -9118,13 +9119,13 @@
           <m:num>
             <m:r>
               <w:rPr>
-                <w:rFonts w:ascii="Cambria Math" w:eastAsia="宋体" w:hAnsi="Cambria Math" w:cs="Cambria Math"/>
+                <w:rFonts w:ascii="Times New Roman" w:eastAsia="宋体" w:hAnsi="Times New Roman" w:cs="Cambria Math"/>
               </w:rPr>
               <m:t>m</m:t>
             </m:r>
             <m:r>
               <w:rPr>
-                <w:rFonts w:ascii="Cambria Math" w:eastAsia="宋体" w:hAnsi="Cambria Math" w:cs="Cambria Math"/>
+                <w:rFonts w:ascii="Times New Roman" w:eastAsia="宋体" w:hAnsi="Times New Roman" w:cs="Cambria Math"/>
               </w:rPr>
               <m:t>g</m:t>
             </m:r>
@@ -9132,13 +9133,13 @@
           <m:den>
             <m:r>
               <w:rPr>
-                <w:rFonts w:ascii="Cambria Math" w:eastAsia="宋体" w:hAnsi="Cambria Math" w:cs="Cambria Math"/>
+                <w:rFonts w:ascii="Times New Roman" w:eastAsia="宋体" w:hAnsi="Times New Roman" w:cs="Cambria Math"/>
               </w:rPr>
               <m:t>q</m:t>
             </m:r>
             <m:r>
               <w:rPr>
-                <w:rFonts w:ascii="Cambria Math" w:eastAsia="宋体" w:hAnsi="Cambria Math" w:cs="Cambria Math"/>
+                <w:rFonts w:ascii="Times New Roman" w:eastAsia="宋体" w:hAnsi="Times New Roman" w:cs="Cambria Math"/>
               </w:rPr>
               <m:t>v</m:t>
             </m:r>
@@ -9147,13 +9148,13 @@
                 <m:nor/>
               </m:rPr>
               <w:rPr>
-                <w:rFonts w:ascii="Cambria Math" w:eastAsia="宋体" w:hAnsi="Cambria Math" w:cs="Cambria Math"/>
+                <w:rFonts w:ascii="Times New Roman" w:eastAsia="宋体" w:hAnsi="Times New Roman" w:cs="Cambria Math"/>
               </w:rPr>
               <m:t>cos</m:t>
             </m:r>
             <m:r>
               <w:rPr>
-                <w:rFonts w:ascii="Cambria Math" w:eastAsia="宋体" w:hAnsi="Cambria Math" w:cs="Cambria Math"/>
+                <w:rFonts w:ascii="Times New Roman" w:eastAsia="宋体" w:hAnsi="Times New Roman" w:cs="Cambria Math"/>
               </w:rPr>
               <m:t>θ</m:t>
             </m:r>
@@ -9185,13 +9186,13 @@
       <m:oMath>
         <m:r>
           <w:rPr>
-            <w:rFonts w:ascii="Cambria Math" w:eastAsia="宋体" w:hAnsi="Cambria Math" w:cs="Cambria Math"/>
+            <w:rFonts w:ascii="Times New Roman" w:eastAsia="宋体" w:hAnsi="Times New Roman" w:cs="Cambria Math"/>
           </w:rPr>
           <m:t>E</m:t>
         </m:r>
         <m:r>
           <w:rPr>
-            <w:rFonts w:ascii="Cambria Math" w:eastAsia="宋体" w:hAnsi="Cambria Math" w:cs="Cambria Math"/>
+            <w:rFonts w:ascii="Times New Roman" w:eastAsia="宋体" w:hAnsi="Times New Roman" w:cs="Cambria Math"/>
           </w:rPr>
           <m:t>=</m:t>
         </m:r>
@@ -9199,13 +9200,13 @@
           <m:num>
             <m:r>
               <w:rPr>
-                <w:rFonts w:ascii="Cambria Math" w:eastAsia="宋体" w:hAnsi="Cambria Math" w:cs="Cambria Math"/>
+                <w:rFonts w:ascii="Times New Roman" w:eastAsia="宋体" w:hAnsi="Times New Roman" w:cs="Cambria Math"/>
               </w:rPr>
               <m:t>m</m:t>
             </m:r>
             <m:r>
               <w:rPr>
-                <w:rFonts w:ascii="Cambria Math" w:eastAsia="宋体" w:hAnsi="Cambria Math" w:cs="Cambria Math"/>
+                <w:rFonts w:ascii="Times New Roman" w:eastAsia="宋体" w:hAnsi="Times New Roman" w:cs="Cambria Math"/>
               </w:rPr>
               <m:t>g</m:t>
             </m:r>
@@ -9213,7 +9214,7 @@
           <m:den>
             <m:r>
               <w:rPr>
-                <w:rFonts w:ascii="Cambria Math" w:eastAsia="宋体" w:hAnsi="Cambria Math" w:cs="Cambria Math"/>
+                <w:rFonts w:ascii="Times New Roman" w:eastAsia="宋体" w:hAnsi="Times New Roman" w:cs="Cambria Math"/>
               </w:rPr>
               <m:t>q</m:t>
             </m:r>
@@ -9222,13 +9223,13 @@
                 <m:nor/>
               </m:rPr>
               <w:rPr>
-                <w:rFonts w:ascii="Cambria Math" w:eastAsia="宋体" w:hAnsi="Cambria Math" w:cs="Cambria Math"/>
+                <w:rFonts w:ascii="Times New Roman" w:eastAsia="宋体" w:hAnsi="Times New Roman" w:cs="Cambria Math"/>
               </w:rPr>
               <m:t>tan</m:t>
             </m:r>
             <m:r>
               <w:rPr>
-                <w:rFonts w:ascii="Cambria Math" w:eastAsia="宋体" w:hAnsi="Cambria Math" w:cs="Cambria Math"/>
+                <w:rFonts w:ascii="Times New Roman" w:eastAsia="宋体" w:hAnsi="Times New Roman" w:cs="Cambria Math"/>
               </w:rPr>
               <m:t>θ</m:t>
             </m:r>
@@ -9246,13 +9247,13 @@
       <m:oMath>
         <m:r>
           <w:rPr>
-            <w:rFonts w:ascii="Cambria Math" w:eastAsia="宋体" w:hAnsi="Cambria Math" w:cs="Cambria Math"/>
+            <w:rFonts w:ascii="Times New Roman" w:eastAsia="宋体" w:hAnsi="Times New Roman" w:cs="Cambria Math"/>
           </w:rPr>
           <m:t>B</m:t>
         </m:r>
         <m:r>
           <w:rPr>
-            <w:rFonts w:ascii="Cambria Math" w:eastAsia="宋体" w:hAnsi="Cambria Math" w:cs="Cambria Math"/>
+            <w:rFonts w:ascii="Times New Roman" w:eastAsia="宋体" w:hAnsi="Times New Roman" w:cs="Cambria Math"/>
           </w:rPr>
           <m:t>=</m:t>
         </m:r>
@@ -9260,13 +9261,13 @@
           <m:num>
             <m:r>
               <w:rPr>
-                <w:rFonts w:ascii="Cambria Math" w:eastAsia="宋体" w:hAnsi="Cambria Math" w:cs="Cambria Math"/>
+                <w:rFonts w:ascii="Times New Roman" w:eastAsia="宋体" w:hAnsi="Times New Roman" w:cs="Cambria Math"/>
               </w:rPr>
               <m:t>m</m:t>
             </m:r>
             <m:r>
               <w:rPr>
-                <w:rFonts w:ascii="Cambria Math" w:eastAsia="宋体" w:hAnsi="Cambria Math" w:cs="Cambria Math"/>
+                <w:rFonts w:ascii="Times New Roman" w:eastAsia="宋体" w:hAnsi="Times New Roman" w:cs="Cambria Math"/>
               </w:rPr>
               <m:t>g</m:t>
             </m:r>
@@ -9274,13 +9275,13 @@
           <m:den>
             <m:r>
               <w:rPr>
-                <w:rFonts w:ascii="Cambria Math" w:eastAsia="宋体" w:hAnsi="Cambria Math" w:cs="Cambria Math"/>
+                <w:rFonts w:ascii="Times New Roman" w:eastAsia="宋体" w:hAnsi="Times New Roman" w:cs="Cambria Math"/>
               </w:rPr>
               <m:t>q</m:t>
             </m:r>
             <m:r>
               <w:rPr>
-                <w:rFonts w:ascii="Cambria Math" w:eastAsia="宋体" w:hAnsi="Cambria Math" w:cs="Cambria Math"/>
+                <w:rFonts w:ascii="Times New Roman" w:eastAsia="宋体" w:hAnsi="Times New Roman" w:cs="Cambria Math"/>
               </w:rPr>
               <m:t>v</m:t>
             </m:r>
@@ -9289,13 +9290,13 @@
                 <m:nor/>
               </m:rPr>
               <w:rPr>
-                <w:rFonts w:ascii="Cambria Math" w:eastAsia="宋体" w:hAnsi="Cambria Math" w:cs="Cambria Math"/>
+                <w:rFonts w:ascii="Times New Roman" w:eastAsia="宋体" w:hAnsi="Times New Roman" w:cs="Cambria Math"/>
               </w:rPr>
               <m:t>sin</m:t>
             </m:r>
             <m:r>
               <w:rPr>
-                <w:rFonts w:ascii="Cambria Math" w:eastAsia="宋体" w:hAnsi="Cambria Math" w:cs="Cambria Math"/>
+                <w:rFonts w:ascii="Times New Roman" w:eastAsia="宋体" w:hAnsi="Times New Roman" w:cs="Cambria Math"/>
               </w:rPr>
               <m:t>θ</m:t>
             </m:r>
@@ -9321,13 +9322,13 @@
       <m:oMath>
         <m:r>
           <w:rPr>
-            <w:rFonts w:ascii="Cambria Math" w:eastAsia="宋体" w:hAnsi="Cambria Math" w:cs="Cambria Math"/>
+            <w:rFonts w:ascii="Times New Roman" w:eastAsia="宋体" w:hAnsi="Times New Roman" w:cs="Cambria Math"/>
           </w:rPr>
           <m:t>E</m:t>
         </m:r>
         <m:r>
           <w:rPr>
-            <w:rFonts w:ascii="Cambria Math" w:eastAsia="宋体" w:hAnsi="Cambria Math" w:cs="Cambria Math"/>
+            <w:rFonts w:ascii="Times New Roman" w:eastAsia="宋体" w:hAnsi="Times New Roman" w:cs="Cambria Math"/>
           </w:rPr>
           <m:t>=</m:t>
         </m:r>
@@ -9335,13 +9336,13 @@
           <m:num>
             <m:r>
               <w:rPr>
-                <w:rFonts w:ascii="Cambria Math" w:eastAsia="宋体" w:hAnsi="Cambria Math" w:cs="Cambria Math"/>
+                <w:rFonts w:ascii="Times New Roman" w:eastAsia="宋体" w:hAnsi="Times New Roman" w:cs="Cambria Math"/>
               </w:rPr>
               <m:t>m</m:t>
             </m:r>
             <m:r>
               <w:rPr>
-                <w:rFonts w:ascii="Cambria Math" w:eastAsia="宋体" w:hAnsi="Cambria Math" w:cs="Cambria Math"/>
+                <w:rFonts w:ascii="Times New Roman" w:eastAsia="宋体" w:hAnsi="Times New Roman" w:cs="Cambria Math"/>
               </w:rPr>
               <m:t>g</m:t>
             </m:r>
@@ -9349,7 +9350,7 @@
           <m:den>
             <m:r>
               <w:rPr>
-                <w:rFonts w:ascii="Cambria Math" w:eastAsia="宋体" w:hAnsi="Cambria Math" w:cs="Cambria Math"/>
+                <w:rFonts w:ascii="Times New Roman" w:eastAsia="宋体" w:hAnsi="Times New Roman" w:cs="Cambria Math"/>
               </w:rPr>
               <m:t>q</m:t>
             </m:r>
@@ -9358,13 +9359,13 @@
                 <m:nor/>
               </m:rPr>
               <w:rPr>
-                <w:rFonts w:ascii="Cambria Math" w:eastAsia="宋体" w:hAnsi="Cambria Math" w:cs="Cambria Math"/>
+                <w:rFonts w:ascii="Times New Roman" w:eastAsia="宋体" w:hAnsi="Times New Roman" w:cs="Cambria Math"/>
               </w:rPr>
               <m:t>tan</m:t>
             </m:r>
             <m:r>
               <w:rPr>
-                <w:rFonts w:ascii="Cambria Math" w:eastAsia="宋体" w:hAnsi="Cambria Math" w:cs="Cambria Math"/>
+                <w:rFonts w:ascii="Times New Roman" w:eastAsia="宋体" w:hAnsi="Times New Roman" w:cs="Cambria Math"/>
               </w:rPr>
               <m:t>θ</m:t>
             </m:r>
@@ -9382,13 +9383,13 @@
       <m:oMath>
         <m:r>
           <w:rPr>
-            <w:rFonts w:ascii="Cambria Math" w:eastAsia="宋体" w:hAnsi="Cambria Math" w:cs="Cambria Math"/>
+            <w:rFonts w:ascii="Times New Roman" w:eastAsia="宋体" w:hAnsi="Times New Roman" w:cs="Cambria Math"/>
           </w:rPr>
           <m:t>B</m:t>
         </m:r>
         <m:r>
           <w:rPr>
-            <w:rFonts w:ascii="Cambria Math" w:eastAsia="宋体" w:hAnsi="Cambria Math" w:cs="Cambria Math"/>
+            <w:rFonts w:ascii="Times New Roman" w:eastAsia="宋体" w:hAnsi="Times New Roman" w:cs="Cambria Math"/>
           </w:rPr>
           <m:t>=</m:t>
         </m:r>
@@ -9396,13 +9397,13 @@
           <m:num>
             <m:r>
               <w:rPr>
-                <w:rFonts w:ascii="Cambria Math" w:eastAsia="宋体" w:hAnsi="Cambria Math" w:cs="Cambria Math"/>
+                <w:rFonts w:ascii="Times New Roman" w:eastAsia="宋体" w:hAnsi="Times New Roman" w:cs="Cambria Math"/>
               </w:rPr>
               <m:t>m</m:t>
             </m:r>
             <m:r>
               <w:rPr>
-                <w:rFonts w:ascii="Cambria Math" w:eastAsia="宋体" w:hAnsi="Cambria Math" w:cs="Cambria Math"/>
+                <w:rFonts w:ascii="Times New Roman" w:eastAsia="宋体" w:hAnsi="Times New Roman" w:cs="Cambria Math"/>
               </w:rPr>
               <m:t>g</m:t>
             </m:r>
@@ -9411,13 +9412,13 @@
                 <m:nor/>
               </m:rPr>
               <w:rPr>
-                <w:rFonts w:ascii="Cambria Math" w:eastAsia="宋体" w:hAnsi="Cambria Math" w:cs="Cambria Math"/>
+                <w:rFonts w:ascii="Times New Roman" w:eastAsia="宋体" w:hAnsi="Times New Roman" w:cs="Cambria Math"/>
               </w:rPr>
               <m:t>cos</m:t>
             </m:r>
             <m:r>
               <w:rPr>
-                <w:rFonts w:ascii="Cambria Math" w:eastAsia="宋体" w:hAnsi="Cambria Math" w:cs="Cambria Math"/>
+                <w:rFonts w:ascii="Times New Roman" w:eastAsia="宋体" w:hAnsi="Times New Roman" w:cs="Cambria Math"/>
               </w:rPr>
               <m:t>θ</m:t>
             </m:r>
@@ -9425,13 +9426,13 @@
           <m:den>
             <m:r>
               <w:rPr>
-                <w:rFonts w:ascii="Cambria Math" w:eastAsia="宋体" w:hAnsi="Cambria Math" w:cs="Cambria Math"/>
+                <w:rFonts w:ascii="Times New Roman" w:eastAsia="宋体" w:hAnsi="Times New Roman" w:cs="Cambria Math"/>
               </w:rPr>
               <m:t>q</m:t>
             </m:r>
             <m:r>
               <w:rPr>
-                <w:rFonts w:ascii="Cambria Math" w:eastAsia="宋体" w:hAnsi="Cambria Math" w:cs="Cambria Math"/>
+                <w:rFonts w:ascii="Times New Roman" w:eastAsia="宋体" w:hAnsi="Times New Roman" w:cs="Cambria Math"/>
               </w:rPr>
               <m:t>v</m:t>
             </m:r>
@@ -9607,13 +9608,13 @@
           <m:num>
             <m:r>
               <w:rPr>
-                <w:rFonts w:ascii="Cambria Math" w:eastAsia="宋体" w:hAnsi="Cambria Math" w:cs="Cambria Math"/>
+                <w:rFonts w:ascii="Times New Roman" w:eastAsia="宋体" w:hAnsi="Times New Roman" w:cs="Cambria Math"/>
               </w:rPr>
               <m:t>m</m:t>
             </m:r>
             <m:r>
               <w:rPr>
-                <w:rFonts w:ascii="Cambria Math" w:eastAsia="宋体" w:hAnsi="Cambria Math" w:cs="Cambria Math"/>
+                <w:rFonts w:ascii="Times New Roman" w:eastAsia="宋体" w:hAnsi="Times New Roman" w:cs="Cambria Math"/>
               </w:rPr>
               <m:t>g</m:t>
             </m:r>
@@ -9621,13 +9622,13 @@
           <m:den>
             <m:r>
               <w:rPr>
-                <w:rFonts w:ascii="Cambria Math" w:eastAsia="宋体" w:hAnsi="Cambria Math" w:cs="Cambria Math"/>
+                <w:rFonts w:ascii="Times New Roman" w:eastAsia="宋体" w:hAnsi="Times New Roman" w:cs="Cambria Math"/>
               </w:rPr>
               <m:t>E</m:t>
             </m:r>
             <m:r>
               <w:rPr>
-                <w:rFonts w:ascii="Cambria Math" w:eastAsia="宋体" w:hAnsi="Cambria Math" w:cs="Cambria Math"/>
+                <w:rFonts w:ascii="Times New Roman" w:eastAsia="宋体" w:hAnsi="Times New Roman" w:cs="Cambria Math"/>
               </w:rPr>
               <m:t>q</m:t>
             </m:r>
@@ -9635,7 +9636,7 @@
         </m:f>
         <m:r>
           <w:rPr>
-            <w:rFonts w:ascii="Cambria Math" w:eastAsia="宋体" w:hAnsi="Cambria Math" w:cs="Cambria Math"/>
+            <w:rFonts w:ascii="Times New Roman" w:eastAsia="宋体" w:hAnsi="Times New Roman" w:cs="Cambria Math"/>
           </w:rPr>
           <m:t>=</m:t>
         </m:r>
@@ -9644,13 +9645,13 @@
             <m:sty m:val="p"/>
           </m:rPr>
           <w:rPr>
-            <w:rFonts w:ascii="Cambria Math" w:eastAsia="宋体" w:hAnsi="Cambria Math" w:cs="Cambria Math"/>
+            <w:rFonts w:ascii="Times New Roman" w:eastAsia="宋体" w:hAnsi="Times New Roman" w:cs="Cambria Math"/>
           </w:rPr>
           <m:t>tan</m:t>
         </m:r>
         <m:r>
           <w:rPr>
-            <w:rFonts w:ascii="Cambria Math" w:eastAsia="宋体" w:hAnsi="Cambria Math" w:cs="Cambria Math"/>
+            <w:rFonts w:ascii="Times New Roman" w:eastAsia="宋体" w:hAnsi="Times New Roman" w:cs="Cambria Math"/>
           </w:rPr>
           <m:t>θ</m:t>
         </m:r>
@@ -9660,13 +9661,13 @@
           <m:num>
             <m:r>
               <w:rPr>
-                <w:rFonts w:ascii="Cambria Math" w:eastAsia="宋体" w:hAnsi="Cambria Math" w:cs="Cambria Math"/>
+                <w:rFonts w:ascii="Times New Roman" w:eastAsia="宋体" w:hAnsi="Times New Roman" w:cs="Cambria Math"/>
               </w:rPr>
               <m:t>m</m:t>
             </m:r>
             <m:r>
               <w:rPr>
-                <w:rFonts w:ascii="Cambria Math" w:eastAsia="宋体" w:hAnsi="Cambria Math" w:cs="Cambria Math"/>
+                <w:rFonts w:ascii="Times New Roman" w:eastAsia="宋体" w:hAnsi="Times New Roman" w:cs="Cambria Math"/>
               </w:rPr>
               <m:t>g</m:t>
             </m:r>
@@ -9674,19 +9675,19 @@
           <m:den>
             <m:r>
               <w:rPr>
-                <w:rFonts w:ascii="Cambria Math" w:eastAsia="宋体" w:hAnsi="Cambria Math" w:cs="Cambria Math"/>
+                <w:rFonts w:ascii="Times New Roman" w:eastAsia="宋体" w:hAnsi="Times New Roman" w:cs="Cambria Math"/>
               </w:rPr>
               <m:t>q</m:t>
             </m:r>
             <m:r>
               <w:rPr>
-                <w:rFonts w:ascii="Cambria Math" w:eastAsia="宋体" w:hAnsi="Cambria Math" w:cs="Cambria Math"/>
+                <w:rFonts w:ascii="Times New Roman" w:eastAsia="宋体" w:hAnsi="Times New Roman" w:cs="Cambria Math"/>
               </w:rPr>
               <m:t>v</m:t>
             </m:r>
             <m:r>
               <w:rPr>
-                <w:rFonts w:ascii="Cambria Math" w:eastAsia="宋体" w:hAnsi="Cambria Math" w:cs="Cambria Math"/>
+                <w:rFonts w:ascii="Times New Roman" w:eastAsia="宋体" w:hAnsi="Times New Roman" w:cs="Cambria Math"/>
               </w:rPr>
               <m:t>B</m:t>
             </m:r>
@@ -9694,7 +9695,7 @@
         </m:f>
         <m:r>
           <w:rPr>
-            <w:rFonts w:ascii="Cambria Math" w:eastAsia="宋体" w:hAnsi="Cambria Math" w:cs="Cambria Math"/>
+            <w:rFonts w:ascii="Times New Roman" w:eastAsia="宋体" w:hAnsi="Times New Roman" w:cs="Cambria Math"/>
           </w:rPr>
           <m:t>=</m:t>
         </m:r>
@@ -9703,13 +9704,13 @@
             <m:sty m:val="p"/>
           </m:rPr>
           <w:rPr>
-            <w:rFonts w:ascii="Cambria Math" w:eastAsia="宋体" w:hAnsi="Cambria Math" w:cs="Cambria Math"/>
+            <w:rFonts w:ascii="Times New Roman" w:eastAsia="宋体" w:hAnsi="Times New Roman" w:cs="Cambria Math"/>
           </w:rPr>
           <m:t>sin</m:t>
         </m:r>
         <m:r>
           <w:rPr>
-            <w:rFonts w:ascii="Cambria Math" w:eastAsia="宋体" w:hAnsi="Cambria Math" w:cs="Cambria Math"/>
+            <w:rFonts w:ascii="Times New Roman" w:eastAsia="宋体" w:hAnsi="Times New Roman" w:cs="Cambria Math"/>
           </w:rPr>
           <m:t>θ</m:t>
         </m:r>
@@ -9736,13 +9737,13 @@
       <m:oMath>
         <m:r>
           <w:rPr>
-            <w:rFonts w:ascii="Cambria Math" w:eastAsia="宋体" w:hAnsi="Cambria Math" w:cs="Cambria Math"/>
+            <w:rFonts w:ascii="Times New Roman" w:eastAsia="宋体" w:hAnsi="Times New Roman" w:cs="Cambria Math"/>
           </w:rPr>
           <m:t>E</m:t>
         </m:r>
         <m:r>
           <w:rPr>
-            <w:rFonts w:ascii="Cambria Math" w:eastAsia="宋体" w:hAnsi="Cambria Math" w:cs="Cambria Math"/>
+            <w:rFonts w:ascii="Times New Roman" w:eastAsia="宋体" w:hAnsi="Times New Roman" w:cs="Cambria Math"/>
           </w:rPr>
           <m:t>=</m:t>
         </m:r>
@@ -9750,13 +9751,13 @@
           <m:num>
             <m:r>
               <w:rPr>
-                <w:rFonts w:ascii="Cambria Math" w:eastAsia="宋体" w:hAnsi="Cambria Math" w:cs="Cambria Math"/>
+                <w:rFonts w:ascii="Times New Roman" w:eastAsia="宋体" w:hAnsi="Times New Roman" w:cs="Cambria Math"/>
               </w:rPr>
               <m:t>m</m:t>
             </m:r>
             <m:r>
               <w:rPr>
-                <w:rFonts w:ascii="Cambria Math" w:eastAsia="宋体" w:hAnsi="Cambria Math" w:cs="Cambria Math"/>
+                <w:rFonts w:ascii="Times New Roman" w:eastAsia="宋体" w:hAnsi="Times New Roman" w:cs="Cambria Math"/>
               </w:rPr>
               <m:t>g</m:t>
             </m:r>
@@ -9764,7 +9765,7 @@
           <m:den>
             <m:r>
               <w:rPr>
-                <w:rFonts w:ascii="Cambria Math" w:eastAsia="宋体" w:hAnsi="Cambria Math" w:cs="Cambria Math"/>
+                <w:rFonts w:ascii="Times New Roman" w:eastAsia="宋体" w:hAnsi="Times New Roman" w:cs="Cambria Math"/>
               </w:rPr>
               <m:t>q</m:t>
             </m:r>
@@ -9773,13 +9774,13 @@
                 <m:nor/>
               </m:rPr>
               <w:rPr>
-                <w:rFonts w:ascii="Cambria Math" w:eastAsia="宋体" w:hAnsi="Cambria Math" w:cs="Cambria Math"/>
+                <w:rFonts w:ascii="Times New Roman" w:eastAsia="宋体" w:hAnsi="Times New Roman" w:cs="Cambria Math"/>
               </w:rPr>
               <m:t>tan</m:t>
             </m:r>
             <m:r>
               <w:rPr>
-                <w:rFonts w:ascii="Cambria Math" w:eastAsia="宋体" w:hAnsi="Cambria Math" w:cs="Cambria Math"/>
+                <w:rFonts w:ascii="Times New Roman" w:eastAsia="宋体" w:hAnsi="Times New Roman" w:cs="Cambria Math"/>
               </w:rPr>
               <m:t>θ</m:t>
             </m:r>
@@ -9797,13 +9798,13 @@
       <m:oMath>
         <m:r>
           <w:rPr>
-            <w:rFonts w:ascii="Cambria Math" w:eastAsia="宋体" w:hAnsi="Cambria Math" w:cs="Cambria Math"/>
+            <w:rFonts w:ascii="Times New Roman" w:eastAsia="宋体" w:hAnsi="Times New Roman" w:cs="Cambria Math"/>
           </w:rPr>
           <m:t>B</m:t>
         </m:r>
         <m:r>
           <w:rPr>
-            <w:rFonts w:ascii="Cambria Math" w:eastAsia="宋体" w:hAnsi="Cambria Math" w:cs="Cambria Math"/>
+            <w:rFonts w:ascii="Times New Roman" w:eastAsia="宋体" w:hAnsi="Times New Roman" w:cs="Cambria Math"/>
           </w:rPr>
           <m:t>=</m:t>
         </m:r>
@@ -9811,13 +9812,13 @@
           <m:num>
             <m:r>
               <w:rPr>
-                <w:rFonts w:ascii="Cambria Math" w:eastAsia="宋体" w:hAnsi="Cambria Math" w:cs="Cambria Math"/>
+                <w:rFonts w:ascii="Times New Roman" w:eastAsia="宋体" w:hAnsi="Times New Roman" w:cs="Cambria Math"/>
               </w:rPr>
               <m:t>m</m:t>
             </m:r>
             <m:r>
               <w:rPr>
-                <w:rFonts w:ascii="Cambria Math" w:eastAsia="宋体" w:hAnsi="Cambria Math" w:cs="Cambria Math"/>
+                <w:rFonts w:ascii="Times New Roman" w:eastAsia="宋体" w:hAnsi="Times New Roman" w:cs="Cambria Math"/>
               </w:rPr>
               <m:t>g</m:t>
             </m:r>
@@ -9825,13 +9826,13 @@
           <m:den>
             <m:r>
               <w:rPr>
-                <w:rFonts w:ascii="Cambria Math" w:eastAsia="宋体" w:hAnsi="Cambria Math" w:cs="Cambria Math"/>
+                <w:rFonts w:ascii="Times New Roman" w:eastAsia="宋体" w:hAnsi="Times New Roman" w:cs="Cambria Math"/>
               </w:rPr>
               <m:t>q</m:t>
             </m:r>
             <m:r>
               <w:rPr>
-                <w:rFonts w:ascii="Cambria Math" w:eastAsia="宋体" w:hAnsi="Cambria Math" w:cs="Cambria Math"/>
+                <w:rFonts w:ascii="Times New Roman" w:eastAsia="宋体" w:hAnsi="Times New Roman" w:cs="Cambria Math"/>
               </w:rPr>
               <m:t>v</m:t>
             </m:r>
@@ -9840,13 +9841,13 @@
                 <m:nor/>
               </m:rPr>
               <w:rPr>
-                <w:rFonts w:ascii="Cambria Math" w:eastAsia="宋体" w:hAnsi="Cambria Math" w:cs="Cambria Math"/>
+                <w:rFonts w:ascii="Times New Roman" w:eastAsia="宋体" w:hAnsi="Times New Roman" w:cs="Cambria Math"/>
               </w:rPr>
               <m:t>sin</m:t>
             </m:r>
             <m:r>
               <w:rPr>
-                <w:rFonts w:ascii="Cambria Math" w:eastAsia="宋体" w:hAnsi="Cambria Math" w:cs="Cambria Math"/>
+                <w:rFonts w:ascii="Times New Roman" w:eastAsia="宋体" w:hAnsi="Times New Roman" w:cs="Cambria Math"/>
               </w:rPr>
               <m:t>θ</m:t>
             </m:r>
@@ -10256,7 +10257,7 @@
       <m:oMath>
         <m:r>
           <w:rPr>
-            <w:rFonts w:ascii="Cambria Math" w:eastAsia="宋体" w:hAnsi="Cambria Math" w:cs="Cambria Math"/>
+            <w:rFonts w:ascii="Times New Roman" w:eastAsia="宋体" w:hAnsi="Times New Roman" w:cs="Cambria Math"/>
           </w:rPr>
           <m:t>R</m:t>
         </m:r>
@@ -10272,13 +10273,13 @@
       <m:oMath>
         <m:r>
           <w:rPr>
-            <w:rFonts w:ascii="Cambria Math" w:eastAsia="宋体" w:hAnsi="Cambria Math" w:cs="Cambria Math"/>
+            <w:rFonts w:ascii="Times New Roman" w:eastAsia="宋体" w:hAnsi="Times New Roman" w:cs="Cambria Math"/>
           </w:rPr>
           <m:t>R</m:t>
         </m:r>
         <m:r>
           <w:rPr>
-            <w:rFonts w:ascii="Cambria Math" w:eastAsia="宋体" w:hAnsi="Cambria Math" w:cs="Cambria Math"/>
+            <w:rFonts w:ascii="Times New Roman" w:eastAsia="宋体" w:hAnsi="Times New Roman" w:cs="Cambria Math"/>
           </w:rPr>
           <m:t>=</m:t>
         </m:r>
@@ -10286,13 +10287,13 @@
           <m:num>
             <m:r>
               <w:rPr>
-                <w:rFonts w:ascii="Cambria Math" w:eastAsia="宋体" w:hAnsi="Cambria Math" w:cs="Cambria Math"/>
+                <w:rFonts w:ascii="Times New Roman" w:eastAsia="宋体" w:hAnsi="Times New Roman" w:cs="Cambria Math"/>
               </w:rPr>
               <m:t>m</m:t>
             </m:r>
             <m:r>
               <w:rPr>
-                <w:rFonts w:ascii="Cambria Math" w:eastAsia="宋体" w:hAnsi="Cambria Math" w:cs="Cambria Math"/>
+                <w:rFonts w:ascii="Times New Roman" w:eastAsia="宋体" w:hAnsi="Times New Roman" w:cs="Cambria Math"/>
               </w:rPr>
               <m:t>v</m:t>
             </m:r>
@@ -10300,13 +10301,13 @@
           <m:den>
             <m:r>
               <w:rPr>
-                <w:rFonts w:ascii="Cambria Math" w:eastAsia="宋体" w:hAnsi="Cambria Math" w:cs="Cambria Math"/>
+                <w:rFonts w:ascii="Times New Roman" w:eastAsia="宋体" w:hAnsi="Times New Roman" w:cs="Cambria Math"/>
               </w:rPr>
               <m:t>q</m:t>
             </m:r>
             <m:r>
               <w:rPr>
-                <w:rFonts w:ascii="Cambria Math" w:eastAsia="宋体" w:hAnsi="Cambria Math" w:cs="Cambria Math"/>
+                <w:rFonts w:ascii="Times New Roman" w:eastAsia="宋体" w:hAnsi="Times New Roman" w:cs="Cambria Math"/>
               </w:rPr>
               <m:t>B</m:t>
             </m:r>
@@ -10326,7 +10327,7 @@
           <m:e>
             <m:r>
               <w:rPr>
-                <w:rFonts w:ascii="Cambria Math" w:eastAsia="宋体" w:hAnsi="Cambria Math" w:cs="Cambria Math"/>
+                <w:rFonts w:ascii="Times New Roman" w:eastAsia="宋体" w:hAnsi="Times New Roman" w:cs="Cambria Math"/>
               </w:rPr>
               <m:t>v</m:t>
             </m:r>
@@ -10337,7 +10338,7 @@
                 <m:sty m:val="p"/>
               </m:rPr>
               <w:rPr>
-                <w:rFonts w:ascii="Cambria Math" w:eastAsia="宋体" w:hAnsi="Cambria Math" w:cs="Cambria Math"/>
+                <w:rFonts w:ascii="Times New Roman" w:eastAsia="宋体" w:hAnsi="Times New Roman" w:cs="Cambria Math"/>
               </w:rPr>
               <m:t>m</m:t>
             </m:r>
@@ -10345,7 +10346,7 @@
         </m:sSub>
         <m:r>
           <w:rPr>
-            <w:rFonts w:ascii="Cambria Math" w:eastAsia="宋体" w:hAnsi="Cambria Math" w:cs="Cambria Math"/>
+            <w:rFonts w:ascii="Times New Roman" w:eastAsia="宋体" w:hAnsi="Times New Roman" w:cs="Cambria Math"/>
           </w:rPr>
           <m:t>=</m:t>
         </m:r>
@@ -10353,19 +10354,19 @@
           <m:num>
             <m:r>
               <w:rPr>
-                <w:rFonts w:ascii="Cambria Math" w:eastAsia="宋体" w:hAnsi="Cambria Math" w:cs="Cambria Math"/>
+                <w:rFonts w:ascii="Times New Roman" w:eastAsia="宋体" w:hAnsi="Times New Roman" w:cs="Cambria Math"/>
               </w:rPr>
               <m:t>q</m:t>
             </m:r>
             <m:r>
               <w:rPr>
-                <w:rFonts w:ascii="Cambria Math" w:eastAsia="宋体" w:hAnsi="Cambria Math" w:cs="Cambria Math"/>
+                <w:rFonts w:ascii="Times New Roman" w:eastAsia="宋体" w:hAnsi="Times New Roman" w:cs="Cambria Math"/>
               </w:rPr>
               <m:t>B</m:t>
             </m:r>
             <m:r>
               <w:rPr>
-                <w:rFonts w:ascii="Cambria Math" w:eastAsia="宋体" w:hAnsi="Cambria Math" w:cs="Cambria Math"/>
+                <w:rFonts w:ascii="Times New Roman" w:eastAsia="宋体" w:hAnsi="Times New Roman" w:cs="Cambria Math"/>
               </w:rPr>
               <m:t>R</m:t>
             </m:r>
@@ -10373,7 +10374,7 @@
           <m:den>
             <m:r>
               <w:rPr>
-                <w:rFonts w:ascii="Cambria Math" w:eastAsia="宋体" w:hAnsi="Cambria Math" w:cs="Cambria Math"/>
+                <w:rFonts w:ascii="Times New Roman" w:eastAsia="宋体" w:hAnsi="Times New Roman" w:cs="Cambria Math"/>
               </w:rPr>
               <m:t>m</m:t>
             </m:r>
@@ -10393,7 +10394,7 @@
           <m:e>
             <m:r>
               <w:rPr>
-                <w:rFonts w:ascii="Cambria Math" w:eastAsia="宋体" w:hAnsi="Cambria Math" w:cs="Cambria Math"/>
+                <w:rFonts w:ascii="Times New Roman" w:eastAsia="宋体" w:hAnsi="Times New Roman" w:cs="Cambria Math"/>
               </w:rPr>
               <m:t>E</m:t>
             </m:r>
@@ -10404,7 +10405,7 @@
                 <m:sty m:val="p"/>
               </m:rPr>
               <w:rPr>
-                <w:rFonts w:ascii="Cambria Math" w:eastAsia="宋体" w:hAnsi="Cambria Math" w:cs="Cambria Math"/>
+                <w:rFonts w:ascii="Times New Roman" w:eastAsia="宋体" w:hAnsi="Times New Roman" w:cs="Cambria Math"/>
               </w:rPr>
               <m:t>k</m:t>
             </m:r>
@@ -10413,7 +10414,7 @@
                 <m:sty m:val="p"/>
               </m:rPr>
               <w:rPr>
-                <w:rFonts w:ascii="Cambria Math" w:eastAsia="宋体" w:hAnsi="Cambria Math" w:cs="Cambria Math"/>
+                <w:rFonts w:ascii="Times New Roman" w:eastAsia="宋体" w:hAnsi="Times New Roman" w:cs="Cambria Math"/>
               </w:rPr>
               <m:t>m</m:t>
             </m:r>
@@ -10421,7 +10422,7 @@
         </m:sSub>
         <m:r>
           <w:rPr>
-            <w:rFonts w:ascii="Cambria Math" w:eastAsia="宋体" w:hAnsi="Cambria Math" w:cs="Cambria Math"/>
+            <w:rFonts w:ascii="Times New Roman" w:eastAsia="宋体" w:hAnsi="Times New Roman" w:cs="Cambria Math"/>
           </w:rPr>
           <m:t>=</m:t>
         </m:r>
@@ -10429,7 +10430,7 @@
           <m:num>
             <m:r>
               <w:rPr>
-                <w:rFonts w:ascii="Cambria Math" w:eastAsia="宋体" w:hAnsi="Cambria Math" w:cs="Cambria Math"/>
+                <w:rFonts w:ascii="Times New Roman" w:eastAsia="宋体" w:hAnsi="Times New Roman" w:cs="Cambria Math"/>
               </w:rPr>
               <m:t>1</m:t>
             </m:r>
@@ -10437,7 +10438,7 @@
           <m:den>
             <m:r>
               <w:rPr>
-                <w:rFonts w:ascii="Cambria Math" w:eastAsia="宋体" w:hAnsi="Cambria Math" w:cs="Cambria Math"/>
+                <w:rFonts w:ascii="Times New Roman" w:eastAsia="宋体" w:hAnsi="Times New Roman" w:cs="Cambria Math"/>
               </w:rPr>
               <m:t>2</m:t>
             </m:r>
@@ -10445,7 +10446,7 @@
         </m:f>
         <m:r>
           <w:rPr>
-            <w:rFonts w:ascii="Cambria Math" w:eastAsia="宋体" w:hAnsi="Cambria Math" w:cs="Cambria Math"/>
+            <w:rFonts w:ascii="Times New Roman" w:eastAsia="宋体" w:hAnsi="Times New Roman" w:cs="Cambria Math"/>
           </w:rPr>
           <m:t>m</m:t>
         </m:r>
@@ -10453,7 +10454,7 @@
           <m:e>
             <m:r>
               <w:rPr>
-                <w:rFonts w:ascii="Cambria Math" w:eastAsia="宋体" w:hAnsi="Cambria Math" w:cs="Cambria Math"/>
+                <w:rFonts w:ascii="Times New Roman" w:eastAsia="宋体" w:hAnsi="Times New Roman" w:cs="Cambria Math"/>
               </w:rPr>
               <m:t>v</m:t>
             </m:r>
@@ -10464,7 +10465,7 @@
                 <m:sty m:val="p"/>
               </m:rPr>
               <w:rPr>
-                <w:rFonts w:ascii="Cambria Math" w:eastAsia="宋体" w:hAnsi="Cambria Math" w:cs="Cambria Math"/>
+                <w:rFonts w:ascii="Times New Roman" w:eastAsia="宋体" w:hAnsi="Times New Roman" w:cs="Cambria Math"/>
               </w:rPr>
               <m:t>m</m:t>
             </m:r>
@@ -10472,7 +10473,7 @@
           <m:sup>
             <m:r>
               <w:rPr>
-                <w:rFonts w:ascii="Cambria Math" w:eastAsia="宋体" w:hAnsi="Cambria Math" w:cs="Cambria Math"/>
+                <w:rFonts w:ascii="Times New Roman" w:eastAsia="宋体" w:hAnsi="Times New Roman" w:cs="Cambria Math"/>
               </w:rPr>
               <m:t>2</m:t>
             </m:r>
@@ -10480,7 +10481,7 @@
         </m:sSubSup>
         <m:r>
           <w:rPr>
-            <w:rFonts w:ascii="Cambria Math" w:eastAsia="宋体" w:hAnsi="Cambria Math" w:cs="Cambria Math"/>
+            <w:rFonts w:ascii="Times New Roman" w:eastAsia="宋体" w:hAnsi="Times New Roman" w:cs="Cambria Math"/>
           </w:rPr>
           <m:t>=</m:t>
         </m:r>
@@ -10490,7 +10491,7 @@
               <m:e>
                 <m:r>
                   <w:rPr>
-                    <w:rFonts w:ascii="Cambria Math" w:eastAsia="宋体" w:hAnsi="Cambria Math" w:cs="Cambria Math"/>
+                    <w:rFonts w:ascii="Times New Roman" w:eastAsia="宋体" w:hAnsi="Times New Roman" w:cs="Cambria Math"/>
                   </w:rPr>
                   <m:t>q</m:t>
                 </m:r>
@@ -10498,7 +10499,7 @@
               <m:sup>
                 <m:r>
                   <w:rPr>
-                    <w:rFonts w:ascii="Cambria Math" w:eastAsia="宋体" w:hAnsi="Cambria Math" w:cs="Cambria Math"/>
+                    <w:rFonts w:ascii="Times New Roman" w:eastAsia="宋体" w:hAnsi="Times New Roman" w:cs="Cambria Math"/>
                   </w:rPr>
                   <m:t>2</m:t>
                 </m:r>
@@ -10508,7 +10509,7 @@
               <m:e>
                 <m:r>
                   <w:rPr>
-                    <w:rFonts w:ascii="Cambria Math" w:eastAsia="宋体" w:hAnsi="Cambria Math" w:cs="Cambria Math"/>
+                    <w:rFonts w:ascii="Times New Roman" w:eastAsia="宋体" w:hAnsi="Times New Roman" w:cs="Cambria Math"/>
                   </w:rPr>
                   <m:t>B</m:t>
                 </m:r>
@@ -10516,7 +10517,7 @@
               <m:sup>
                 <m:r>
                   <w:rPr>
-                    <w:rFonts w:ascii="Cambria Math" w:eastAsia="宋体" w:hAnsi="Cambria Math" w:cs="Cambria Math"/>
+                    <w:rFonts w:ascii="Times New Roman" w:eastAsia="宋体" w:hAnsi="Times New Roman" w:cs="Cambria Math"/>
                   </w:rPr>
                   <m:t>2</m:t>
                 </m:r>
@@ -10526,7 +10527,7 @@
               <m:e>
                 <m:r>
                   <w:rPr>
-                    <w:rFonts w:ascii="Cambria Math" w:eastAsia="宋体" w:hAnsi="Cambria Math" w:cs="Cambria Math"/>
+                    <w:rFonts w:ascii="Times New Roman" w:eastAsia="宋体" w:hAnsi="Times New Roman" w:cs="Cambria Math"/>
                   </w:rPr>
                   <m:t>R</m:t>
                 </m:r>
@@ -10534,7 +10535,7 @@
               <m:sup>
                 <m:r>
                   <w:rPr>
-                    <w:rFonts w:ascii="Cambria Math" w:eastAsia="宋体" w:hAnsi="Cambria Math" w:cs="Cambria Math"/>
+                    <w:rFonts w:ascii="Times New Roman" w:eastAsia="宋体" w:hAnsi="Times New Roman" w:cs="Cambria Math"/>
                   </w:rPr>
                   <m:t>2</m:t>
                 </m:r>
@@ -10544,13 +10545,13 @@
           <m:den>
             <m:r>
               <w:rPr>
-                <w:rFonts w:ascii="Cambria Math" w:eastAsia="宋体" w:hAnsi="Cambria Math" w:cs="Cambria Math"/>
+                <w:rFonts w:ascii="Times New Roman" w:eastAsia="宋体" w:hAnsi="Times New Roman" w:cs="Cambria Math"/>
               </w:rPr>
               <m:t>2</m:t>
             </m:r>
             <m:r>
               <w:rPr>
-                <w:rFonts w:ascii="Cambria Math" w:eastAsia="宋体" w:hAnsi="Cambria Math" w:cs="Cambria Math"/>
+                <w:rFonts w:ascii="Times New Roman" w:eastAsia="宋体" w:hAnsi="Times New Roman" w:cs="Cambria Math"/>
               </w:rPr>
               <m:t>m</m:t>
             </m:r>
@@ -10682,37 +10683,37 @@
       <m:oMath>
         <m:r>
           <w:rPr>
-            <w:rFonts w:ascii="Cambria Math" w:eastAsia="宋体" w:hAnsi="Cambria Math" w:cs="Cambria Math"/>
+            <w:rFonts w:ascii="Times New Roman" w:eastAsia="宋体" w:hAnsi="Times New Roman" w:cs="Cambria Math"/>
           </w:rPr>
           <m:t>q</m:t>
         </m:r>
         <m:r>
           <w:rPr>
-            <w:rFonts w:ascii="Cambria Math" w:eastAsia="宋体" w:hAnsi="Cambria Math" w:cs="Cambria Math"/>
+            <w:rFonts w:ascii="Times New Roman" w:eastAsia="宋体" w:hAnsi="Times New Roman" w:cs="Cambria Math"/>
           </w:rPr>
           <m:t>v</m:t>
         </m:r>
         <m:r>
           <w:rPr>
-            <w:rFonts w:ascii="Cambria Math" w:eastAsia="宋体" w:hAnsi="Cambria Math" w:cs="Cambria Math"/>
+            <w:rFonts w:ascii="Times New Roman" w:eastAsia="宋体" w:hAnsi="Times New Roman" w:cs="Cambria Math"/>
           </w:rPr>
           <m:t>B</m:t>
         </m:r>
         <m:r>
           <w:rPr>
-            <w:rFonts w:ascii="Cambria Math" w:eastAsia="宋体" w:hAnsi="Cambria Math" w:cs="Cambria Math"/>
+            <w:rFonts w:ascii="Times New Roman" w:eastAsia="宋体" w:hAnsi="Times New Roman" w:cs="Cambria Math"/>
           </w:rPr>
           <m:t>=</m:t>
         </m:r>
         <m:r>
           <w:rPr>
-            <w:rFonts w:ascii="Cambria Math" w:eastAsia="宋体" w:hAnsi="Cambria Math" w:cs="Cambria Math"/>
+            <w:rFonts w:ascii="Times New Roman" w:eastAsia="宋体" w:hAnsi="Times New Roman" w:cs="Cambria Math"/>
           </w:rPr>
           <m:t>q</m:t>
         </m:r>
         <m:r>
           <w:rPr>
-            <w:rFonts w:ascii="Cambria Math" w:eastAsia="宋体" w:hAnsi="Cambria Math" w:cs="Cambria Math"/>
+            <w:rFonts w:ascii="Times New Roman" w:eastAsia="宋体" w:hAnsi="Times New Roman" w:cs="Cambria Math"/>
           </w:rPr>
           <m:t>E</m:t>
         </m:r>
@@ -10728,13 +10729,13 @@
       <m:oMath>
         <m:r>
           <w:rPr>
-            <w:rFonts w:ascii="Cambria Math" w:eastAsia="宋体" w:hAnsi="Cambria Math" w:cs="Cambria Math"/>
+            <w:rFonts w:ascii="Times New Roman" w:eastAsia="宋体" w:hAnsi="Times New Roman" w:cs="Cambria Math"/>
           </w:rPr>
           <m:t>v</m:t>
         </m:r>
         <m:r>
           <w:rPr>
-            <w:rFonts w:ascii="Cambria Math" w:eastAsia="宋体" w:hAnsi="Cambria Math" w:cs="Cambria Math"/>
+            <w:rFonts w:ascii="Times New Roman" w:eastAsia="宋体" w:hAnsi="Times New Roman" w:cs="Cambria Math"/>
           </w:rPr>
           <m:t>=</m:t>
         </m:r>
@@ -10742,7 +10743,7 @@
           <m:num>
             <m:r>
               <w:rPr>
-                <w:rFonts w:ascii="Cambria Math" w:eastAsia="宋体" w:hAnsi="Cambria Math" w:cs="Cambria Math"/>
+                <w:rFonts w:ascii="Times New Roman" w:eastAsia="宋体" w:hAnsi="Times New Roman" w:cs="Cambria Math"/>
               </w:rPr>
               <m:t>E</m:t>
             </m:r>
@@ -10750,7 +10751,7 @@
           <m:den>
             <m:r>
               <w:rPr>
-                <w:rFonts w:ascii="Cambria Math" w:eastAsia="宋体" w:hAnsi="Cambria Math" w:cs="Cambria Math"/>
+                <w:rFonts w:ascii="Times New Roman" w:eastAsia="宋体" w:hAnsi="Times New Roman" w:cs="Cambria Math"/>
               </w:rPr>
               <m:t>B</m:t>
             </m:r>
@@ -10862,19 +10863,19 @@
       <m:oMath>
         <m:r>
           <w:rPr>
-            <w:rFonts w:ascii="Cambria Math" w:eastAsia="宋体" w:hAnsi="Cambria Math" w:cs="Cambria Math"/>
+            <w:rFonts w:ascii="Times New Roman" w:eastAsia="宋体" w:hAnsi="Times New Roman" w:cs="Cambria Math"/>
           </w:rPr>
           <m:t>q</m:t>
         </m:r>
         <m:r>
           <w:rPr>
-            <w:rFonts w:ascii="Cambria Math" w:eastAsia="宋体" w:hAnsi="Cambria Math" w:cs="Cambria Math"/>
+            <w:rFonts w:ascii="Times New Roman" w:eastAsia="宋体" w:hAnsi="Times New Roman" w:cs="Cambria Math"/>
           </w:rPr>
           <m:t>U</m:t>
         </m:r>
         <m:r>
           <w:rPr>
-            <w:rFonts w:ascii="Cambria Math" w:eastAsia="宋体" w:hAnsi="Cambria Math" w:cs="Cambria Math"/>
+            <w:rFonts w:ascii="Times New Roman" w:eastAsia="宋体" w:hAnsi="Times New Roman" w:cs="Cambria Math"/>
           </w:rPr>
           <m:t>=</m:t>
         </m:r>
@@ -10882,7 +10883,7 @@
           <m:num>
             <m:r>
               <w:rPr>
-                <w:rFonts w:ascii="Cambria Math" w:eastAsia="宋体" w:hAnsi="Cambria Math" w:cs="Cambria Math"/>
+                <w:rFonts w:ascii="Times New Roman" w:eastAsia="宋体" w:hAnsi="Times New Roman" w:cs="Cambria Math"/>
               </w:rPr>
               <m:t>1</m:t>
             </m:r>
@@ -10890,7 +10891,7 @@
           <m:den>
             <m:r>
               <w:rPr>
-                <w:rFonts w:ascii="Cambria Math" w:eastAsia="宋体" w:hAnsi="Cambria Math" w:cs="Cambria Math"/>
+                <w:rFonts w:ascii="Times New Roman" w:eastAsia="宋体" w:hAnsi="Times New Roman" w:cs="Cambria Math"/>
               </w:rPr>
               <m:t>2</m:t>
             </m:r>
@@ -10898,7 +10899,7 @@
         </m:f>
         <m:r>
           <w:rPr>
-            <w:rFonts w:ascii="Cambria Math" w:eastAsia="宋体" w:hAnsi="Cambria Math" w:cs="Cambria Math"/>
+            <w:rFonts w:ascii="Times New Roman" w:eastAsia="宋体" w:hAnsi="Times New Roman" w:cs="Cambria Math"/>
           </w:rPr>
           <m:t>m</m:t>
         </m:r>
@@ -10906,7 +10907,7 @@
           <m:e>
             <m:r>
               <w:rPr>
-                <w:rFonts w:ascii="Cambria Math" w:eastAsia="宋体" w:hAnsi="Cambria Math" w:cs="Cambria Math"/>
+                <w:rFonts w:ascii="Times New Roman" w:eastAsia="宋体" w:hAnsi="Times New Roman" w:cs="Cambria Math"/>
               </w:rPr>
               <m:t>v</m:t>
             </m:r>
@@ -10914,7 +10915,7 @@
           <m:sup>
             <m:r>
               <w:rPr>
-                <w:rFonts w:ascii="Cambria Math" w:eastAsia="宋体" w:hAnsi="Cambria Math" w:cs="Cambria Math"/>
+                <w:rFonts w:ascii="Times New Roman" w:eastAsia="宋体" w:hAnsi="Times New Roman" w:cs="Cambria Math"/>
               </w:rPr>
               <m:t>2</m:t>
             </m:r>
@@ -10932,13 +10933,13 @@
       <m:oMath>
         <m:r>
           <w:rPr>
-            <w:rFonts w:ascii="Cambria Math" w:eastAsia="宋体" w:hAnsi="Cambria Math" w:cs="Cambria Math"/>
+            <w:rFonts w:ascii="Times New Roman" w:eastAsia="宋体" w:hAnsi="Times New Roman" w:cs="Cambria Math"/>
           </w:rPr>
           <m:t>r</m:t>
         </m:r>
         <m:r>
           <w:rPr>
-            <w:rFonts w:ascii="Cambria Math" w:eastAsia="宋体" w:hAnsi="Cambria Math" w:cs="Cambria Math"/>
+            <w:rFonts w:ascii="Times New Roman" w:eastAsia="宋体" w:hAnsi="Times New Roman" w:cs="Cambria Math"/>
           </w:rPr>
           <m:t>=</m:t>
         </m:r>
@@ -10946,13 +10947,13 @@
           <m:num>
             <m:r>
               <w:rPr>
-                <w:rFonts w:ascii="Cambria Math" w:eastAsia="宋体" w:hAnsi="Cambria Math" w:cs="Cambria Math"/>
+                <w:rFonts w:ascii="Times New Roman" w:eastAsia="宋体" w:hAnsi="Times New Roman" w:cs="Cambria Math"/>
               </w:rPr>
               <m:t>m</m:t>
             </m:r>
             <m:r>
               <w:rPr>
-                <w:rFonts w:ascii="Cambria Math" w:eastAsia="宋体" w:hAnsi="Cambria Math" w:cs="Cambria Math"/>
+                <w:rFonts w:ascii="Times New Roman" w:eastAsia="宋体" w:hAnsi="Times New Roman" w:cs="Cambria Math"/>
               </w:rPr>
               <m:t>v</m:t>
             </m:r>
@@ -10960,13 +10961,13 @@
           <m:den>
             <m:r>
               <w:rPr>
-                <w:rFonts w:ascii="Cambria Math" w:eastAsia="宋体" w:hAnsi="Cambria Math" w:cs="Cambria Math"/>
+                <w:rFonts w:ascii="Times New Roman" w:eastAsia="宋体" w:hAnsi="Times New Roman" w:cs="Cambria Math"/>
               </w:rPr>
               <m:t>q</m:t>
             </m:r>
             <m:r>
               <w:rPr>
-                <w:rFonts w:ascii="Cambria Math" w:eastAsia="宋体" w:hAnsi="Cambria Math" w:cs="Cambria Math"/>
+                <w:rFonts w:ascii="Times New Roman" w:eastAsia="宋体" w:hAnsi="Times New Roman" w:cs="Cambria Math"/>
               </w:rPr>
               <m:t>B</m:t>
             </m:r>
@@ -10986,7 +10987,7 @@
           <m:num>
             <m:r>
               <w:rPr>
-                <w:rFonts w:ascii="Cambria Math" w:eastAsia="宋体" w:hAnsi="Cambria Math" w:cs="Cambria Math"/>
+                <w:rFonts w:ascii="Times New Roman" w:eastAsia="宋体" w:hAnsi="Times New Roman" w:cs="Cambria Math"/>
               </w:rPr>
               <m:t>q</m:t>
             </m:r>
@@ -10994,7 +10995,7 @@
           <m:den>
             <m:r>
               <w:rPr>
-                <w:rFonts w:ascii="Cambria Math" w:eastAsia="宋体" w:hAnsi="Cambria Math" w:cs="Cambria Math"/>
+                <w:rFonts w:ascii="Times New Roman" w:eastAsia="宋体" w:hAnsi="Times New Roman" w:cs="Cambria Math"/>
               </w:rPr>
               <m:t>m</m:t>
             </m:r>
@@ -11002,7 +11003,7 @@
         </m:f>
         <m:r>
           <w:rPr>
-            <w:rFonts w:ascii="Cambria Math" w:eastAsia="宋体" w:hAnsi="Cambria Math" w:cs="Cambria Math"/>
+            <w:rFonts w:ascii="Times New Roman" w:eastAsia="宋体" w:hAnsi="Times New Roman" w:cs="Cambria Math"/>
           </w:rPr>
           <m:t>=</m:t>
         </m:r>
@@ -11010,13 +11011,13 @@
           <m:num>
             <m:r>
               <w:rPr>
-                <w:rFonts w:ascii="Cambria Math" w:eastAsia="宋体" w:hAnsi="Cambria Math" w:cs="Cambria Math"/>
+                <w:rFonts w:ascii="Times New Roman" w:eastAsia="宋体" w:hAnsi="Times New Roman" w:cs="Cambria Math"/>
               </w:rPr>
               <m:t>2</m:t>
             </m:r>
             <m:r>
               <w:rPr>
-                <w:rFonts w:ascii="Cambria Math" w:eastAsia="宋体" w:hAnsi="Cambria Math" w:cs="Cambria Math"/>
+                <w:rFonts w:ascii="Times New Roman" w:eastAsia="宋体" w:hAnsi="Times New Roman" w:cs="Cambria Math"/>
               </w:rPr>
               <m:t>U</m:t>
             </m:r>
@@ -11026,7 +11027,7 @@
               <m:e>
                 <m:r>
                   <w:rPr>
-                    <w:rFonts w:ascii="Cambria Math" w:eastAsia="宋体" w:hAnsi="Cambria Math" w:cs="Cambria Math"/>
+                    <w:rFonts w:ascii="Times New Roman" w:eastAsia="宋体" w:hAnsi="Times New Roman" w:cs="Cambria Math"/>
                   </w:rPr>
                   <m:t>B</m:t>
                 </m:r>
@@ -11034,7 +11035,7 @@
               <m:sup>
                 <m:r>
                   <w:rPr>
-                    <w:rFonts w:ascii="Cambria Math" w:eastAsia="宋体" w:hAnsi="Cambria Math" w:cs="Cambria Math"/>
+                    <w:rFonts w:ascii="Times New Roman" w:eastAsia="宋体" w:hAnsi="Times New Roman" w:cs="Cambria Math"/>
                   </w:rPr>
                   <m:t>2</m:t>
                 </m:r>
@@ -11044,7 +11045,7 @@
               <m:e>
                 <m:r>
                   <w:rPr>
-                    <w:rFonts w:ascii="Cambria Math" w:eastAsia="宋体" w:hAnsi="Cambria Math" w:cs="Cambria Math"/>
+                    <w:rFonts w:ascii="Times New Roman" w:eastAsia="宋体" w:hAnsi="Times New Roman" w:cs="Cambria Math"/>
                   </w:rPr>
                   <m:t>r</m:t>
                 </m:r>
@@ -11052,7 +11053,7 @@
               <m:sup>
                 <m:r>
                   <w:rPr>
-                    <w:rFonts w:ascii="Cambria Math" w:eastAsia="宋体" w:hAnsi="Cambria Math" w:cs="Cambria Math"/>
+                    <w:rFonts w:ascii="Times New Roman" w:eastAsia="宋体" w:hAnsi="Times New Roman" w:cs="Cambria Math"/>
                   </w:rPr>
                   <m:t>2</m:t>
                 </m:r>
@@ -11102,7 +11103,7 @@
       <w:pPr>
         <w:shd w:val="clear" w:color="auto" w:fill="auto"/>
         <w:rPr>
-          <w:rFonts w:ascii="Times New Roman" w:eastAsia="Times New Roman" w:hAnsi="Times New Roman" w:cs="Times New Roman"/>
+          <w:rFonts w:ascii="Times New Roman" w:eastAsia="宋体" w:hAnsi="Times New Roman" w:cs="Times New Roman"/>
           <w:i/>
           <w:sz w:val="21"/>
           <w:szCs w:val="21"/>
@@ -11157,7 +11158,7 @@
       <w:pPr>
         <w:shd w:val="clear" w:color="auto" w:fill="auto"/>
         <w:rPr>
-          <w:rFonts w:ascii="Times New Roman" w:eastAsia="Times New Roman" w:hAnsi="Times New Roman" w:cs="Times New Roman"/>
+          <w:rFonts w:ascii="Times New Roman" w:eastAsia="宋体" w:hAnsi="Times New Roman" w:cs="Times New Roman"/>
           <w:i/>
           <w:sz w:val="21"/>
           <w:szCs w:val="21"/>
@@ -11214,7 +11215,7 @@
       <m:oMath>
         <m:r>
           <w:rPr>
-            <w:rFonts w:ascii="Cambria Math" w:eastAsia="宋体" w:hAnsi="Cambria Math" w:cs="Cambria Math"/>
+            <w:rFonts w:ascii="Times New Roman" w:eastAsia="宋体" w:hAnsi="Times New Roman" w:cs="Cambria Math"/>
           </w:rPr>
           <m:t>A</m:t>
         </m:r>
@@ -11223,13 +11224,13 @@
             <m:sty m:val="p"/>
           </m:rPr>
           <w:rPr>
-            <w:rFonts w:ascii="Cambria Math" w:eastAsia="宋体" w:hAnsi="Cambria Math" w:cs="Cambria Math"/>
+            <w:rFonts w:ascii="Times New Roman" w:eastAsia="宋体" w:hAnsi="Times New Roman" w:cs="Cambria Math"/>
           </w:rPr>
           <m:t>、</m:t>
         </m:r>
         <m:r>
           <w:rPr>
-            <w:rFonts w:ascii="Cambria Math" w:eastAsia="宋体" w:hAnsi="Cambria Math" w:cs="Cambria Math"/>
+            <w:rFonts w:ascii="Times New Roman" w:eastAsia="宋体" w:hAnsi="Times New Roman" w:cs="Cambria Math"/>
           </w:rPr>
           <m:t>B</m:t>
         </m:r>
@@ -11245,7 +11246,7 @@
       <m:oMath>
         <m:r>
           <w:rPr>
-            <w:rFonts w:ascii="Cambria Math" w:eastAsia="宋体" w:hAnsi="Cambria Math" w:cs="Cambria Math"/>
+            <w:rFonts w:ascii="Times New Roman" w:eastAsia="宋体" w:hAnsi="Times New Roman" w:cs="Cambria Math"/>
           </w:rPr>
           <m:t>U</m:t>
         </m:r>
@@ -11261,7 +11262,7 @@
       <m:oMath>
         <m:r>
           <w:rPr>
-            <w:rFonts w:ascii="Cambria Math" w:eastAsia="宋体" w:hAnsi="Cambria Math" w:cs="Cambria Math"/>
+            <w:rFonts w:ascii="Times New Roman" w:eastAsia="宋体" w:hAnsi="Times New Roman" w:cs="Cambria Math"/>
           </w:rPr>
           <m:t>d</m:t>
         </m:r>
@@ -11277,7 +11278,7 @@
       <m:oMath>
         <m:r>
           <w:rPr>
-            <w:rFonts w:ascii="Cambria Math" w:eastAsia="宋体" w:hAnsi="Cambria Math" w:cs="Cambria Math"/>
+            <w:rFonts w:ascii="Times New Roman" w:eastAsia="宋体" w:hAnsi="Times New Roman" w:cs="Cambria Math"/>
           </w:rPr>
           <m:t>q</m:t>
         </m:r>
@@ -11285,7 +11286,7 @@
           <m:num>
             <m:r>
               <w:rPr>
-                <w:rFonts w:ascii="Cambria Math" w:eastAsia="宋体" w:hAnsi="Cambria Math" w:cs="Cambria Math"/>
+                <w:rFonts w:ascii="Times New Roman" w:eastAsia="宋体" w:hAnsi="Times New Roman" w:cs="Cambria Math"/>
               </w:rPr>
               <m:t>U</m:t>
             </m:r>
@@ -11293,7 +11294,7 @@
           <m:den>
             <m:r>
               <w:rPr>
-                <w:rFonts w:ascii="Cambria Math" w:eastAsia="宋体" w:hAnsi="Cambria Math" w:cs="Cambria Math"/>
+                <w:rFonts w:ascii="Times New Roman" w:eastAsia="宋体" w:hAnsi="Times New Roman" w:cs="Cambria Math"/>
               </w:rPr>
               <m:t>d</m:t>
             </m:r>
@@ -11301,25 +11302,25 @@
         </m:f>
         <m:r>
           <w:rPr>
-            <w:rFonts w:ascii="Cambria Math" w:eastAsia="宋体" w:hAnsi="Cambria Math" w:cs="Cambria Math"/>
+            <w:rFonts w:ascii="Times New Roman" w:eastAsia="宋体" w:hAnsi="Times New Roman" w:cs="Cambria Math"/>
           </w:rPr>
           <m:t>=</m:t>
         </m:r>
         <m:r>
           <w:rPr>
-            <w:rFonts w:ascii="Cambria Math" w:eastAsia="宋体" w:hAnsi="Cambria Math" w:cs="Cambria Math"/>
+            <w:rFonts w:ascii="Times New Roman" w:eastAsia="宋体" w:hAnsi="Times New Roman" w:cs="Cambria Math"/>
           </w:rPr>
           <m:t>q</m:t>
         </m:r>
         <m:r>
           <w:rPr>
-            <w:rFonts w:ascii="Cambria Math" w:eastAsia="宋体" w:hAnsi="Cambria Math" w:cs="Cambria Math"/>
+            <w:rFonts w:ascii="Times New Roman" w:eastAsia="宋体" w:hAnsi="Times New Roman" w:cs="Cambria Math"/>
           </w:rPr>
           <m:t>v</m:t>
         </m:r>
         <m:r>
           <w:rPr>
-            <w:rFonts w:ascii="Cambria Math" w:eastAsia="宋体" w:hAnsi="Cambria Math" w:cs="Cambria Math"/>
+            <w:rFonts w:ascii="Times New Roman" w:eastAsia="宋体" w:hAnsi="Times New Roman" w:cs="Cambria Math"/>
           </w:rPr>
           <m:t>B</m:t>
         </m:r>
@@ -11337,7 +11338,7 @@
       <w:pPr>
         <w:shd w:val="clear" w:color="auto" w:fill="auto"/>
         <w:rPr>
-          <w:rFonts w:ascii="Times New Roman" w:eastAsia="Times New Roman" w:hAnsi="Times New Roman" w:cs="Times New Roman"/>
+          <w:rFonts w:ascii="Times New Roman" w:eastAsia="宋体" w:hAnsi="Times New Roman" w:cs="Times New Roman"/>
           <w:i/>
           <w:sz w:val="21"/>
           <w:szCs w:val="21"/>
@@ -11366,7 +11367,7 @@
       <w:pPr>
         <w:shd w:val="clear" w:color="auto" w:fill="auto"/>
         <w:rPr>
-          <w:rFonts w:ascii="Times New Roman" w:eastAsia="Times New Roman" w:hAnsi="Times New Roman" w:cs="Times New Roman"/>
+          <w:rFonts w:ascii="Times New Roman" w:eastAsia="宋体" w:hAnsi="Times New Roman" w:cs="Times New Roman"/>
           <w:i/>
           <w:sz w:val="21"/>
           <w:szCs w:val="21"/>
@@ -11404,7 +11405,7 @@
       <w:pPr>
         <w:shd w:val="clear" w:color="auto" w:fill="auto"/>
         <w:rPr>
-          <w:rFonts w:ascii="Times New Roman" w:eastAsia="Times New Roman" w:hAnsi="Times New Roman" w:cs="Times New Roman"/>
+          <w:rFonts w:ascii="Times New Roman" w:eastAsia="宋体" w:hAnsi="Times New Roman" w:cs="Times New Roman"/>
           <w:i/>
           <w:sz w:val="21"/>
           <w:szCs w:val="21"/>
@@ -11495,7 +11496,7 @@
       <m:oMath>
         <m:r>
           <w:rPr>
-            <w:rFonts w:ascii="Cambria Math" w:eastAsia="宋体" w:hAnsi="Cambria Math" w:cs="Cambria Math"/>
+            <w:rFonts w:ascii="Times New Roman" w:eastAsia="宋体" w:hAnsi="Times New Roman" w:cs="Cambria Math"/>
           </w:rPr>
           <m:t>q</m:t>
         </m:r>
@@ -11503,7 +11504,7 @@
           <m:num>
             <m:r>
               <w:rPr>
-                <w:rFonts w:ascii="Cambria Math" w:eastAsia="宋体" w:hAnsi="Cambria Math" w:cs="Cambria Math"/>
+                <w:rFonts w:ascii="Times New Roman" w:eastAsia="宋体" w:hAnsi="Times New Roman" w:cs="Cambria Math"/>
               </w:rPr>
               <m:t>U</m:t>
             </m:r>
@@ -11511,7 +11512,7 @@
           <m:den>
             <m:r>
               <w:rPr>
-                <w:rFonts w:ascii="Cambria Math" w:eastAsia="宋体" w:hAnsi="Cambria Math" w:cs="Cambria Math"/>
+                <w:rFonts w:ascii="Times New Roman" w:eastAsia="宋体" w:hAnsi="Times New Roman" w:cs="Cambria Math"/>
               </w:rPr>
               <m:t>d</m:t>
             </m:r>
@@ -11519,25 +11520,25 @@
         </m:f>
         <m:r>
           <w:rPr>
-            <w:rFonts w:ascii="Cambria Math" w:eastAsia="宋体" w:hAnsi="Cambria Math" w:cs="Cambria Math"/>
+            <w:rFonts w:ascii="Times New Roman" w:eastAsia="宋体" w:hAnsi="Times New Roman" w:cs="Cambria Math"/>
           </w:rPr>
           <m:t>=</m:t>
         </m:r>
         <m:r>
           <w:rPr>
-            <w:rFonts w:ascii="Cambria Math" w:eastAsia="宋体" w:hAnsi="Cambria Math" w:cs="Cambria Math"/>
+            <w:rFonts w:ascii="Times New Roman" w:eastAsia="宋体" w:hAnsi="Times New Roman" w:cs="Cambria Math"/>
           </w:rPr>
           <m:t>q</m:t>
         </m:r>
         <m:r>
           <w:rPr>
-            <w:rFonts w:ascii="Cambria Math" w:eastAsia="宋体" w:hAnsi="Cambria Math" w:cs="Cambria Math"/>
+            <w:rFonts w:ascii="Times New Roman" w:eastAsia="宋体" w:hAnsi="Times New Roman" w:cs="Cambria Math"/>
           </w:rPr>
           <m:t>v</m:t>
         </m:r>
         <m:r>
           <w:rPr>
-            <w:rFonts w:ascii="Cambria Math" w:eastAsia="宋体" w:hAnsi="Cambria Math" w:cs="Cambria Math"/>
+            <w:rFonts w:ascii="Times New Roman" w:eastAsia="宋体" w:hAnsi="Times New Roman" w:cs="Cambria Math"/>
           </w:rPr>
           <m:t>B</m:t>
         </m:r>
@@ -11553,13 +11554,13 @@
       <m:oMath>
         <m:r>
           <w:rPr>
-            <w:rFonts w:ascii="Cambria Math" w:eastAsia="宋体" w:hAnsi="Cambria Math" w:cs="Cambria Math"/>
+            <w:rFonts w:ascii="Times New Roman" w:eastAsia="宋体" w:hAnsi="Times New Roman" w:cs="Cambria Math"/>
           </w:rPr>
           <m:t>v</m:t>
         </m:r>
         <m:r>
           <w:rPr>
-            <w:rFonts w:ascii="Cambria Math" w:eastAsia="宋体" w:hAnsi="Cambria Math" w:cs="Cambria Math"/>
+            <w:rFonts w:ascii="Times New Roman" w:eastAsia="宋体" w:hAnsi="Times New Roman" w:cs="Cambria Math"/>
           </w:rPr>
           <m:t>=</m:t>
         </m:r>
@@ -11567,7 +11568,7 @@
           <m:num>
             <m:r>
               <w:rPr>
-                <w:rFonts w:ascii="Cambria Math" w:eastAsia="宋体" w:hAnsi="Cambria Math" w:cs="Cambria Math"/>
+                <w:rFonts w:ascii="Times New Roman" w:eastAsia="宋体" w:hAnsi="Times New Roman" w:cs="Cambria Math"/>
               </w:rPr>
               <m:t>U</m:t>
             </m:r>
@@ -11575,13 +11576,13 @@
           <m:den>
             <m:r>
               <w:rPr>
-                <w:rFonts w:ascii="Cambria Math" w:eastAsia="宋体" w:hAnsi="Cambria Math" w:cs="Cambria Math"/>
+                <w:rFonts w:ascii="Times New Roman" w:eastAsia="宋体" w:hAnsi="Times New Roman" w:cs="Cambria Math"/>
               </w:rPr>
               <m:t>B</m:t>
             </m:r>
             <m:r>
               <w:rPr>
-                <w:rFonts w:ascii="Cambria Math" w:eastAsia="宋体" w:hAnsi="Cambria Math" w:cs="Cambria Math"/>
+                <w:rFonts w:ascii="Times New Roman" w:eastAsia="宋体" w:hAnsi="Times New Roman" w:cs="Cambria Math"/>
               </w:rPr>
               <m:t>d</m:t>
             </m:r>
@@ -11599,31 +11600,31 @@
       <m:oMath>
         <m:r>
           <w:rPr>
-            <w:rFonts w:ascii="Cambria Math" w:eastAsia="宋体" w:hAnsi="Cambria Math" w:cs="Cambria Math"/>
+            <w:rFonts w:ascii="Times New Roman" w:eastAsia="宋体" w:hAnsi="Times New Roman" w:cs="Cambria Math"/>
           </w:rPr>
           <m:t>Q</m:t>
         </m:r>
         <m:r>
           <w:rPr>
-            <w:rFonts w:ascii="Cambria Math" w:eastAsia="宋体" w:hAnsi="Cambria Math" w:cs="Cambria Math"/>
+            <w:rFonts w:ascii="Times New Roman" w:eastAsia="宋体" w:hAnsi="Times New Roman" w:cs="Cambria Math"/>
           </w:rPr>
           <m:t>=</m:t>
         </m:r>
         <m:r>
           <w:rPr>
-            <w:rFonts w:ascii="Cambria Math" w:eastAsia="宋体" w:hAnsi="Cambria Math" w:cs="Cambria Math"/>
+            <w:rFonts w:ascii="Times New Roman" w:eastAsia="宋体" w:hAnsi="Times New Roman" w:cs="Cambria Math"/>
           </w:rPr>
           <m:t>S</m:t>
         </m:r>
         <m:r>
           <w:rPr>
-            <w:rFonts w:ascii="Cambria Math" w:eastAsia="宋体" w:hAnsi="Cambria Math" w:cs="Cambria Math"/>
+            <w:rFonts w:ascii="Times New Roman" w:eastAsia="宋体" w:hAnsi="Times New Roman" w:cs="Cambria Math"/>
           </w:rPr>
           <m:t>v</m:t>
         </m:r>
         <m:r>
           <w:rPr>
-            <w:rFonts w:ascii="Cambria Math" w:eastAsia="宋体" w:hAnsi="Cambria Math" w:cs="Cambria Math"/>
+            <w:rFonts w:ascii="Times New Roman" w:eastAsia="宋体" w:hAnsi="Times New Roman" w:cs="Cambria Math"/>
           </w:rPr>
           <m:t>=</m:t>
         </m:r>
@@ -11631,7 +11632,7 @@
           <m:num>
             <m:r>
               <w:rPr>
-                <w:rFonts w:ascii="Cambria Math" w:eastAsia="宋体" w:hAnsi="Cambria Math" w:cs="Cambria Math"/>
+                <w:rFonts w:ascii="Times New Roman" w:eastAsia="宋体" w:hAnsi="Times New Roman" w:cs="Cambria Math"/>
               </w:rPr>
               <m:t>π</m:t>
             </m:r>
@@ -11639,7 +11640,7 @@
               <m:e>
                 <m:r>
                   <w:rPr>
-                    <w:rFonts w:ascii="Cambria Math" w:eastAsia="宋体" w:hAnsi="Cambria Math" w:cs="Cambria Math"/>
+                    <w:rFonts w:ascii="Times New Roman" w:eastAsia="宋体" w:hAnsi="Times New Roman" w:cs="Cambria Math"/>
                   </w:rPr>
                   <m:t>d</m:t>
                 </m:r>
@@ -11647,7 +11648,7 @@
               <m:sup>
                 <m:r>
                   <w:rPr>
-                    <w:rFonts w:ascii="Cambria Math" w:eastAsia="宋体" w:hAnsi="Cambria Math" w:cs="Cambria Math"/>
+                    <w:rFonts w:ascii="Times New Roman" w:eastAsia="宋体" w:hAnsi="Times New Roman" w:cs="Cambria Math"/>
                   </w:rPr>
                   <m:t>2</m:t>
                 </m:r>
@@ -11657,7 +11658,7 @@
           <m:den>
             <m:r>
               <w:rPr>
-                <w:rFonts w:ascii="Cambria Math" w:eastAsia="宋体" w:hAnsi="Cambria Math" w:cs="Cambria Math"/>
+                <w:rFonts w:ascii="Times New Roman" w:eastAsia="宋体" w:hAnsi="Times New Roman" w:cs="Cambria Math"/>
               </w:rPr>
               <m:t>4</m:t>
             </m:r>
@@ -11665,7 +11666,7 @@
         </m:f>
         <m:r>
           <w:rPr>
-            <w:rFonts w:ascii="Cambria Math" w:eastAsia="宋体" w:hAnsi="Cambria Math" w:cs="Cambria Math"/>
+            <w:rFonts w:ascii="Times New Roman" w:eastAsia="宋体" w:hAnsi="Times New Roman" w:cs="Cambria Math"/>
           </w:rPr>
           <m:t>⋅</m:t>
         </m:r>
@@ -11673,7 +11674,7 @@
           <m:num>
             <m:r>
               <w:rPr>
-                <w:rFonts w:ascii="Cambria Math" w:eastAsia="宋体" w:hAnsi="Cambria Math" w:cs="Cambria Math"/>
+                <w:rFonts w:ascii="Times New Roman" w:eastAsia="宋体" w:hAnsi="Times New Roman" w:cs="Cambria Math"/>
               </w:rPr>
               <m:t>U</m:t>
             </m:r>
@@ -11681,13 +11682,13 @@
           <m:den>
             <m:r>
               <w:rPr>
-                <w:rFonts w:ascii="Cambria Math" w:eastAsia="宋体" w:hAnsi="Cambria Math" w:cs="Cambria Math"/>
+                <w:rFonts w:ascii="Times New Roman" w:eastAsia="宋体" w:hAnsi="Times New Roman" w:cs="Cambria Math"/>
               </w:rPr>
               <m:t>B</m:t>
             </m:r>
             <m:r>
               <w:rPr>
-                <w:rFonts w:ascii="Cambria Math" w:eastAsia="宋体" w:hAnsi="Cambria Math" w:cs="Cambria Math"/>
+                <w:rFonts w:ascii="Times New Roman" w:eastAsia="宋体" w:hAnsi="Times New Roman" w:cs="Cambria Math"/>
               </w:rPr>
               <m:t>d</m:t>
             </m:r>
@@ -11695,7 +11696,7 @@
         </m:f>
         <m:r>
           <w:rPr>
-            <w:rFonts w:ascii="Cambria Math" w:eastAsia="宋体" w:hAnsi="Cambria Math" w:cs="Cambria Math"/>
+            <w:rFonts w:ascii="Times New Roman" w:eastAsia="宋体" w:hAnsi="Times New Roman" w:cs="Cambria Math"/>
           </w:rPr>
           <m:t>=</m:t>
         </m:r>
@@ -11703,19 +11704,19 @@
           <m:num>
             <m:r>
               <w:rPr>
-                <w:rFonts w:ascii="Cambria Math" w:eastAsia="宋体" w:hAnsi="Cambria Math" w:cs="Cambria Math"/>
+                <w:rFonts w:ascii="Times New Roman" w:eastAsia="宋体" w:hAnsi="Times New Roman" w:cs="Cambria Math"/>
               </w:rPr>
               <m:t>π</m:t>
             </m:r>
             <m:r>
               <w:rPr>
-                <w:rFonts w:ascii="Cambria Math" w:eastAsia="宋体" w:hAnsi="Cambria Math" w:cs="Cambria Math"/>
+                <w:rFonts w:ascii="Times New Roman" w:eastAsia="宋体" w:hAnsi="Times New Roman" w:cs="Cambria Math"/>
               </w:rPr>
               <m:t>d</m:t>
             </m:r>
             <m:r>
               <w:rPr>
-                <w:rFonts w:ascii="Cambria Math" w:eastAsia="宋体" w:hAnsi="Cambria Math" w:cs="Cambria Math"/>
+                <w:rFonts w:ascii="Times New Roman" w:eastAsia="宋体" w:hAnsi="Times New Roman" w:cs="Cambria Math"/>
               </w:rPr>
               <m:t>U</m:t>
             </m:r>
@@ -11723,13 +11724,13 @@
           <m:den>
             <m:r>
               <w:rPr>
-                <w:rFonts w:ascii="Cambria Math" w:eastAsia="宋体" w:hAnsi="Cambria Math" w:cs="Cambria Math"/>
+                <w:rFonts w:ascii="Times New Roman" w:eastAsia="宋体" w:hAnsi="Times New Roman" w:cs="Cambria Math"/>
               </w:rPr>
               <m:t>4</m:t>
             </m:r>
             <m:r>
               <w:rPr>
-                <w:rFonts w:ascii="Cambria Math" w:eastAsia="宋体" w:hAnsi="Cambria Math" w:cs="Cambria Math"/>
+                <w:rFonts w:ascii="Times New Roman" w:eastAsia="宋体" w:hAnsi="Times New Roman" w:cs="Cambria Math"/>
               </w:rPr>
               <m:t>B</m:t>
             </m:r>
@@ -11749,7 +11750,7 @@
       <w:pPr>
         <w:shd w:val="clear" w:color="auto" w:fill="auto"/>
         <w:rPr>
-          <w:rFonts w:ascii="Times New Roman" w:eastAsia="Times New Roman" w:hAnsi="Times New Roman" w:cs="Times New Roman"/>
+          <w:rFonts w:ascii="Times New Roman" w:eastAsia="宋体" w:hAnsi="Times New Roman" w:cs="Times New Roman"/>
           <w:i/>
           <w:sz w:val="21"/>
           <w:szCs w:val="21"/>
@@ -11778,7 +11779,7 @@
       <w:pPr>
         <w:shd w:val="clear" w:color="auto" w:fill="auto"/>
         <w:rPr>
-          <w:rFonts w:ascii="Times New Roman" w:eastAsia="Times New Roman" w:hAnsi="Times New Roman" w:cs="Times New Roman"/>
+          <w:rFonts w:ascii="Times New Roman" w:eastAsia="宋体" w:hAnsi="Times New Roman" w:cs="Times New Roman"/>
           <w:i/>
           <w:sz w:val="21"/>
           <w:szCs w:val="21"/>
@@ -11892,7 +11893,7 @@
       <w:pPr>
         <w:shd w:val="clear" w:color="auto" w:fill="auto"/>
         <w:rPr>
-          <w:rFonts w:ascii="Times New Roman" w:eastAsia="Times New Roman" w:hAnsi="Times New Roman" w:cs="Times New Roman"/>
+          <w:rFonts w:ascii="Times New Roman" w:eastAsia="宋体" w:hAnsi="Times New Roman" w:cs="Times New Roman"/>
           <w:i/>
           <w:sz w:val="21"/>
           <w:szCs w:val="21"/>
@@ -12016,31 +12017,31 @@
       <m:oMath>
         <m:r>
           <w:rPr>
-            <w:rFonts w:ascii="Cambria Math" w:eastAsia="宋体" w:hAnsi="Cambria Math" w:cs="Cambria Math"/>
+            <w:rFonts w:ascii="Times New Roman" w:eastAsia="宋体" w:hAnsi="Times New Roman" w:cs="Cambria Math"/>
           </w:rPr>
           <m:t>q</m:t>
         </m:r>
         <m:r>
           <w:rPr>
-            <w:rFonts w:ascii="Cambria Math" w:eastAsia="宋体" w:hAnsi="Cambria Math" w:cs="Cambria Math"/>
+            <w:rFonts w:ascii="Times New Roman" w:eastAsia="宋体" w:hAnsi="Times New Roman" w:cs="Cambria Math"/>
           </w:rPr>
           <m:t>v</m:t>
         </m:r>
         <m:r>
           <w:rPr>
-            <w:rFonts w:ascii="Cambria Math" w:eastAsia="宋体" w:hAnsi="Cambria Math" w:cs="Cambria Math"/>
+            <w:rFonts w:ascii="Times New Roman" w:eastAsia="宋体" w:hAnsi="Times New Roman" w:cs="Cambria Math"/>
           </w:rPr>
           <m:t>B</m:t>
         </m:r>
         <m:r>
           <w:rPr>
-            <w:rFonts w:ascii="Cambria Math" w:eastAsia="宋体" w:hAnsi="Cambria Math" w:cs="Cambria Math"/>
+            <w:rFonts w:ascii="Times New Roman" w:eastAsia="宋体" w:hAnsi="Times New Roman" w:cs="Cambria Math"/>
           </w:rPr>
           <m:t>=</m:t>
         </m:r>
         <m:r>
           <w:rPr>
-            <w:rFonts w:ascii="Cambria Math" w:eastAsia="宋体" w:hAnsi="Cambria Math" w:cs="Cambria Math"/>
+            <w:rFonts w:ascii="Times New Roman" w:eastAsia="宋体" w:hAnsi="Times New Roman" w:cs="Cambria Math"/>
           </w:rPr>
           <m:t>q</m:t>
         </m:r>
@@ -12048,7 +12049,7 @@
           <m:num>
             <m:r>
               <w:rPr>
-                <w:rFonts w:ascii="Cambria Math" w:eastAsia="宋体" w:hAnsi="Cambria Math" w:cs="Cambria Math"/>
+                <w:rFonts w:ascii="Times New Roman" w:eastAsia="宋体" w:hAnsi="Times New Roman" w:cs="Cambria Math"/>
               </w:rPr>
               <m:t>U</m:t>
             </m:r>
@@ -12056,7 +12057,7 @@
           <m:den>
             <m:r>
               <w:rPr>
-                <w:rFonts w:ascii="Cambria Math" w:eastAsia="宋体" w:hAnsi="Cambria Math" w:cs="Cambria Math"/>
+                <w:rFonts w:ascii="Times New Roman" w:eastAsia="宋体" w:hAnsi="Times New Roman" w:cs="Cambria Math"/>
               </w:rPr>
               <m:t>h</m:t>
             </m:r>
@@ -12184,13 +12185,13 @@
       <m:oMath>
         <m:r>
           <w:rPr>
-            <w:rFonts w:ascii="Cambria Math" w:eastAsia="宋体" w:hAnsi="Cambria Math" w:cs="Cambria Math"/>
+            <w:rFonts w:ascii="Times New Roman" w:eastAsia="宋体" w:hAnsi="Times New Roman" w:cs="Cambria Math"/>
           </w:rPr>
           <m:t>U</m:t>
         </m:r>
         <m:r>
           <w:rPr>
-            <w:rFonts w:ascii="Cambria Math" w:eastAsia="宋体" w:hAnsi="Cambria Math" w:cs="Cambria Math"/>
+            <w:rFonts w:ascii="Times New Roman" w:eastAsia="宋体" w:hAnsi="Times New Roman" w:cs="Cambria Math"/>
           </w:rPr>
           <m:t>=</m:t>
         </m:r>
@@ -12198,13 +12199,13 @@
           <m:num>
             <m:r>
               <w:rPr>
-                <w:rFonts w:ascii="Cambria Math" w:eastAsia="宋体" w:hAnsi="Cambria Math" w:cs="Cambria Math"/>
+                <w:rFonts w:ascii="Times New Roman" w:eastAsia="宋体" w:hAnsi="Times New Roman" w:cs="Cambria Math"/>
               </w:rPr>
               <m:t>B</m:t>
             </m:r>
             <m:r>
               <w:rPr>
-                <w:rFonts w:ascii="Cambria Math" w:eastAsia="宋体" w:hAnsi="Cambria Math" w:cs="Cambria Math"/>
+                <w:rFonts w:ascii="Times New Roman" w:eastAsia="宋体" w:hAnsi="Times New Roman" w:cs="Cambria Math"/>
               </w:rPr>
               <m:t>I</m:t>
             </m:r>
@@ -12212,19 +12213,19 @@
           <m:den>
             <m:r>
               <w:rPr>
-                <w:rFonts w:ascii="Cambria Math" w:eastAsia="宋体" w:hAnsi="Cambria Math" w:cs="Cambria Math"/>
+                <w:rFonts w:ascii="Times New Roman" w:eastAsia="宋体" w:hAnsi="Times New Roman" w:cs="Cambria Math"/>
               </w:rPr>
               <m:t>n</m:t>
             </m:r>
             <m:r>
               <w:rPr>
-                <w:rFonts w:ascii="Cambria Math" w:eastAsia="宋体" w:hAnsi="Cambria Math" w:cs="Cambria Math"/>
+                <w:rFonts w:ascii="Times New Roman" w:eastAsia="宋体" w:hAnsi="Times New Roman" w:cs="Cambria Math"/>
               </w:rPr>
               <m:t>q</m:t>
             </m:r>
             <m:r>
               <w:rPr>
-                <w:rFonts w:ascii="Cambria Math" w:eastAsia="宋体" w:hAnsi="Cambria Math" w:cs="Cambria Math"/>
+                <w:rFonts w:ascii="Times New Roman" w:eastAsia="宋体" w:hAnsi="Times New Roman" w:cs="Cambria Math"/>
               </w:rPr>
               <m:t>d</m:t>
             </m:r>
@@ -12232,13 +12233,13 @@
         </m:f>
         <m:r>
           <w:rPr>
-            <w:rFonts w:ascii="Cambria Math" w:eastAsia="宋体" w:hAnsi="Cambria Math" w:cs="Cambria Math"/>
+            <w:rFonts w:ascii="Times New Roman" w:eastAsia="宋体" w:hAnsi="Times New Roman" w:cs="Cambria Math"/>
           </w:rPr>
           <m:t>=</m:t>
         </m:r>
         <m:r>
           <w:rPr>
-            <w:rFonts w:ascii="Cambria Math" w:eastAsia="宋体" w:hAnsi="Cambria Math" w:cs="Cambria Math"/>
+            <w:rFonts w:ascii="Times New Roman" w:eastAsia="宋体" w:hAnsi="Times New Roman" w:cs="Cambria Math"/>
           </w:rPr>
           <m:t>k</m:t>
         </m:r>
@@ -12246,13 +12247,13 @@
           <m:num>
             <m:r>
               <w:rPr>
-                <w:rFonts w:ascii="Cambria Math" w:eastAsia="宋体" w:hAnsi="Cambria Math" w:cs="Cambria Math"/>
+                <w:rFonts w:ascii="Times New Roman" w:eastAsia="宋体" w:hAnsi="Times New Roman" w:cs="Cambria Math"/>
               </w:rPr>
               <m:t>B</m:t>
             </m:r>
             <m:r>
               <w:rPr>
-                <w:rFonts w:ascii="Cambria Math" w:eastAsia="宋体" w:hAnsi="Cambria Math" w:cs="Cambria Math"/>
+                <w:rFonts w:ascii="Times New Roman" w:eastAsia="宋体" w:hAnsi="Times New Roman" w:cs="Cambria Math"/>
               </w:rPr>
               <m:t>I</m:t>
             </m:r>
@@ -12260,7 +12261,7 @@
           <m:den>
             <m:r>
               <w:rPr>
-                <w:rFonts w:ascii="Cambria Math" w:eastAsia="宋体" w:hAnsi="Cambria Math" w:cs="Cambria Math"/>
+                <w:rFonts w:ascii="Times New Roman" w:eastAsia="宋体" w:hAnsi="Times New Roman" w:cs="Cambria Math"/>
               </w:rPr>
               <m:t>d</m:t>
             </m:r>
@@ -12278,13 +12279,13 @@
       <m:oMath>
         <m:r>
           <w:rPr>
-            <w:rFonts w:ascii="Cambria Math" w:eastAsia="宋体" w:hAnsi="Cambria Math" w:cs="Cambria Math"/>
+            <w:rFonts w:ascii="Times New Roman" w:eastAsia="宋体" w:hAnsi="Times New Roman" w:cs="Cambria Math"/>
           </w:rPr>
           <m:t>k</m:t>
         </m:r>
         <m:r>
           <w:rPr>
-            <w:rFonts w:ascii="Cambria Math" w:eastAsia="宋体" w:hAnsi="Cambria Math" w:cs="Cambria Math"/>
+            <w:rFonts w:ascii="Times New Roman" w:eastAsia="宋体" w:hAnsi="Times New Roman" w:cs="Cambria Math"/>
           </w:rPr>
           <m:t>=</m:t>
         </m:r>
@@ -12292,7 +12293,7 @@
           <m:num>
             <m:r>
               <w:rPr>
-                <w:rFonts w:ascii="Cambria Math" w:eastAsia="宋体" w:hAnsi="Cambria Math" w:cs="Cambria Math"/>
+                <w:rFonts w:ascii="Times New Roman" w:eastAsia="宋体" w:hAnsi="Times New Roman" w:cs="Cambria Math"/>
               </w:rPr>
               <m:t>1</m:t>
             </m:r>
@@ -12300,13 +12301,13 @@
           <m:den>
             <m:r>
               <w:rPr>
-                <w:rFonts w:ascii="Cambria Math" w:eastAsia="宋体" w:hAnsi="Cambria Math" w:cs="Cambria Math"/>
+                <w:rFonts w:ascii="Times New Roman" w:eastAsia="宋体" w:hAnsi="Times New Roman" w:cs="Cambria Math"/>
               </w:rPr>
               <m:t>n</m:t>
             </m:r>
             <m:r>
               <w:rPr>
-                <w:rFonts w:ascii="Cambria Math" w:eastAsia="宋体" w:hAnsi="Cambria Math" w:cs="Cambria Math"/>
+                <w:rFonts w:ascii="Times New Roman" w:eastAsia="宋体" w:hAnsi="Times New Roman" w:cs="Cambria Math"/>
               </w:rPr>
               <m:t>q</m:t>
             </m:r>
@@ -12509,7 +12510,7 @@
                 <m:nor/>
               </m:rPr>
               <w:rPr>
-                <w:rFonts w:ascii="Cambria Math" w:eastAsia="宋体" w:hAnsi="Cambria Math" w:cs="Cambria Math"/>
+                <w:rFonts w:ascii="Times New Roman" w:eastAsia="宋体" w:hAnsi="Times New Roman" w:cs="Cambria Math"/>
               </w:rPr>
               <m:t>S</m:t>
             </m:r>
@@ -12517,7 +12518,7 @@
           <m:sub>
             <m:r>
               <w:rPr>
-                <w:rFonts w:ascii="Cambria Math" w:eastAsia="宋体" w:hAnsi="Cambria Math" w:cs="Cambria Math"/>
+                <w:rFonts w:ascii="Times New Roman" w:eastAsia="宋体" w:hAnsi="Times New Roman" w:cs="Cambria Math"/>
               </w:rPr>
               <m:t>1</m:t>
             </m:r>
@@ -12557,7 +12558,7 @@
                 <m:nor/>
               </m:rPr>
               <w:rPr>
-                <w:rFonts w:ascii="Cambria Math" w:eastAsia="宋体" w:hAnsi="Cambria Math" w:cs="Cambria Math"/>
+                <w:rFonts w:ascii="Times New Roman" w:eastAsia="宋体" w:hAnsi="Times New Roman" w:cs="Cambria Math"/>
               </w:rPr>
               <m:t>S</m:t>
             </m:r>
@@ -12565,7 +12566,7 @@
           <m:sub>
             <m:r>
               <w:rPr>
-                <w:rFonts w:ascii="Cambria Math" w:eastAsia="宋体" w:hAnsi="Cambria Math" w:cs="Cambria Math"/>
+                <w:rFonts w:ascii="Times New Roman" w:eastAsia="宋体" w:hAnsi="Times New Roman" w:cs="Cambria Math"/>
               </w:rPr>
               <m:t>3</m:t>
             </m:r>
@@ -12714,19 +12715,19 @@
               <m:num>
                 <m:r>
                   <w:rPr>
-                    <w:rFonts w:ascii="Cambria Math" w:eastAsia="宋体" w:hAnsi="Cambria Math" w:cs="Cambria Math"/>
+                    <w:rFonts w:ascii="Times New Roman" w:eastAsia="宋体" w:hAnsi="Times New Roman" w:cs="Cambria Math"/>
                   </w:rPr>
                   <m:t>2</m:t>
                 </m:r>
                 <m:r>
                   <w:rPr>
-                    <w:rFonts w:ascii="Cambria Math" w:eastAsia="宋体" w:hAnsi="Cambria Math" w:cs="Cambria Math"/>
+                    <w:rFonts w:ascii="Times New Roman" w:eastAsia="宋体" w:hAnsi="Times New Roman" w:cs="Cambria Math"/>
                   </w:rPr>
                   <m:t>q</m:t>
                 </m:r>
                 <m:r>
                   <w:rPr>
-                    <w:rFonts w:ascii="Cambria Math" w:eastAsia="宋体" w:hAnsi="Cambria Math" w:cs="Cambria Math"/>
+                    <w:rFonts w:ascii="Times New Roman" w:eastAsia="宋体" w:hAnsi="Times New Roman" w:cs="Cambria Math"/>
                   </w:rPr>
                   <m:t>U</m:t>
                 </m:r>
@@ -12734,7 +12735,7 @@
               <m:den>
                 <m:r>
                   <w:rPr>
-                    <w:rFonts w:ascii="Cambria Math" w:eastAsia="宋体" w:hAnsi="Cambria Math" w:cs="Cambria Math"/>
+                    <w:rFonts w:ascii="Times New Roman" w:eastAsia="宋体" w:hAnsi="Times New Roman" w:cs="Cambria Math"/>
                   </w:rPr>
                   <m:t>m</m:t>
                 </m:r>
@@ -12756,7 +12757,7 @@
           <m:num>
             <m:r>
               <w:rPr>
-                <w:rFonts w:ascii="Cambria Math" w:eastAsia="宋体" w:hAnsi="Cambria Math" w:cs="Cambria Math"/>
+                <w:rFonts w:ascii="Times New Roman" w:eastAsia="宋体" w:hAnsi="Times New Roman" w:cs="Cambria Math"/>
               </w:rPr>
               <m:t>1</m:t>
             </m:r>
@@ -12764,7 +12765,7 @@
           <m:den>
             <m:r>
               <w:rPr>
-                <w:rFonts w:ascii="Cambria Math" w:eastAsia="宋体" w:hAnsi="Cambria Math" w:cs="Cambria Math"/>
+                <w:rFonts w:ascii="Times New Roman" w:eastAsia="宋体" w:hAnsi="Times New Roman" w:cs="Cambria Math"/>
               </w:rPr>
               <m:t>B</m:t>
             </m:r>
@@ -12780,19 +12781,19 @@
               <m:num>
                 <m:r>
                   <w:rPr>
-                    <w:rFonts w:ascii="Cambria Math" w:eastAsia="宋体" w:hAnsi="Cambria Math" w:cs="Cambria Math"/>
+                    <w:rFonts w:ascii="Times New Roman" w:eastAsia="宋体" w:hAnsi="Times New Roman" w:cs="Cambria Math"/>
                   </w:rPr>
                   <m:t>2</m:t>
                 </m:r>
                 <m:r>
                   <w:rPr>
-                    <w:rFonts w:ascii="Cambria Math" w:eastAsia="宋体" w:hAnsi="Cambria Math" w:cs="Cambria Math"/>
+                    <w:rFonts w:ascii="Times New Roman" w:eastAsia="宋体" w:hAnsi="Times New Roman" w:cs="Cambria Math"/>
                   </w:rPr>
                   <m:t>m</m:t>
                 </m:r>
                 <m:r>
                   <w:rPr>
-                    <w:rFonts w:ascii="Cambria Math" w:eastAsia="宋体" w:hAnsi="Cambria Math" w:cs="Cambria Math"/>
+                    <w:rFonts w:ascii="Times New Roman" w:eastAsia="宋体" w:hAnsi="Times New Roman" w:cs="Cambria Math"/>
                   </w:rPr>
                   <m:t>U</m:t>
                 </m:r>
@@ -12800,7 +12801,7 @@
               <m:den>
                 <m:r>
                   <w:rPr>
-                    <w:rFonts w:ascii="Cambria Math" w:eastAsia="宋体" w:hAnsi="Cambria Math" w:cs="Cambria Math"/>
+                    <w:rFonts w:ascii="Times New Roman" w:eastAsia="宋体" w:hAnsi="Times New Roman" w:cs="Cambria Math"/>
                   </w:rPr>
                   <m:t>q</m:t>
                 </m:r>
@@ -12899,31 +12900,31 @@
       <m:oMath>
         <m:r>
           <w:rPr>
-            <w:rFonts w:ascii="Cambria Math" w:eastAsia="宋体" w:hAnsi="Cambria Math" w:cs="Cambria Math"/>
+            <w:rFonts w:ascii="Times New Roman" w:eastAsia="宋体" w:hAnsi="Times New Roman" w:cs="Cambria Math"/>
           </w:rPr>
           <m:t>q</m:t>
         </m:r>
         <m:r>
           <w:rPr>
-            <w:rFonts w:ascii="Cambria Math" w:eastAsia="宋体" w:hAnsi="Cambria Math" w:cs="Cambria Math"/>
+            <w:rFonts w:ascii="Times New Roman" w:eastAsia="宋体" w:hAnsi="Times New Roman" w:cs="Cambria Math"/>
           </w:rPr>
           <m:t>v</m:t>
         </m:r>
         <m:r>
           <w:rPr>
-            <w:rFonts w:ascii="Cambria Math" w:eastAsia="宋体" w:hAnsi="Cambria Math" w:cs="Cambria Math"/>
+            <w:rFonts w:ascii="Times New Roman" w:eastAsia="宋体" w:hAnsi="Times New Roman" w:cs="Cambria Math"/>
           </w:rPr>
           <m:t>B</m:t>
         </m:r>
         <m:r>
           <w:rPr>
-            <w:rFonts w:ascii="Cambria Math" w:eastAsia="宋体" w:hAnsi="Cambria Math" w:cs="Cambria Math"/>
+            <w:rFonts w:ascii="Times New Roman" w:eastAsia="宋体" w:hAnsi="Times New Roman" w:cs="Cambria Math"/>
           </w:rPr>
           <m:t>=</m:t>
         </m:r>
         <m:r>
           <w:rPr>
-            <w:rFonts w:ascii="Cambria Math" w:eastAsia="宋体" w:hAnsi="Cambria Math" w:cs="Cambria Math"/>
+            <w:rFonts w:ascii="Times New Roman" w:eastAsia="宋体" w:hAnsi="Times New Roman" w:cs="Cambria Math"/>
           </w:rPr>
           <m:t>m</m:t>
         </m:r>
@@ -12933,7 +12934,7 @@
               <m:e>
                 <m:r>
                   <w:rPr>
-                    <w:rFonts w:ascii="Cambria Math" w:eastAsia="宋体" w:hAnsi="Cambria Math" w:cs="Cambria Math"/>
+                    <w:rFonts w:ascii="Times New Roman" w:eastAsia="宋体" w:hAnsi="Times New Roman" w:cs="Cambria Math"/>
                   </w:rPr>
                   <m:t>v</m:t>
                 </m:r>
@@ -12941,7 +12942,7 @@
               <m:sup>
                 <m:r>
                   <w:rPr>
-                    <w:rFonts w:ascii="Cambria Math" w:eastAsia="宋体" w:hAnsi="Cambria Math" w:cs="Cambria Math"/>
+                    <w:rFonts w:ascii="Times New Roman" w:eastAsia="宋体" w:hAnsi="Times New Roman" w:cs="Cambria Math"/>
                   </w:rPr>
                   <m:t>2</m:t>
                 </m:r>
@@ -12951,7 +12952,7 @@
           <m:den>
             <m:r>
               <w:rPr>
-                <w:rFonts w:ascii="Cambria Math" w:eastAsia="宋体" w:hAnsi="Cambria Math" w:cs="Cambria Math"/>
+                <w:rFonts w:ascii="Times New Roman" w:eastAsia="宋体" w:hAnsi="Times New Roman" w:cs="Cambria Math"/>
               </w:rPr>
               <m:t>r</m:t>
             </m:r>
@@ -12961,13 +12962,13 @@
       <m:oMath>
         <m:r>
           <w:rPr>
-            <w:rFonts w:ascii="Cambria Math" w:eastAsia="宋体" w:hAnsi="Cambria Math" w:cs="Cambria Math"/>
+            <w:rFonts w:ascii="Times New Roman" w:eastAsia="宋体" w:hAnsi="Times New Roman" w:cs="Cambria Math"/>
           </w:rPr>
           <m:t>r</m:t>
         </m:r>
         <m:r>
           <w:rPr>
-            <w:rFonts w:ascii="Cambria Math" w:eastAsia="宋体" w:hAnsi="Cambria Math" w:cs="Cambria Math"/>
+            <w:rFonts w:ascii="Times New Roman" w:eastAsia="宋体" w:hAnsi="Times New Roman" w:cs="Cambria Math"/>
           </w:rPr>
           <m:t>=</m:t>
         </m:r>
@@ -12975,13 +12976,13 @@
           <m:num>
             <m:r>
               <w:rPr>
-                <w:rFonts w:ascii="Cambria Math" w:eastAsia="宋体" w:hAnsi="Cambria Math" w:cs="Cambria Math"/>
+                <w:rFonts w:ascii="Times New Roman" w:eastAsia="宋体" w:hAnsi="Times New Roman" w:cs="Cambria Math"/>
               </w:rPr>
               <m:t>m</m:t>
             </m:r>
             <m:r>
               <w:rPr>
-                <w:rFonts w:ascii="Cambria Math" w:eastAsia="宋体" w:hAnsi="Cambria Math" w:cs="Cambria Math"/>
+                <w:rFonts w:ascii="Times New Roman" w:eastAsia="宋体" w:hAnsi="Times New Roman" w:cs="Cambria Math"/>
               </w:rPr>
               <m:t>v</m:t>
             </m:r>
@@ -12989,13 +12990,13 @@
           <m:den>
             <m:r>
               <w:rPr>
-                <w:rFonts w:ascii="Cambria Math" w:eastAsia="宋体" w:hAnsi="Cambria Math" w:cs="Cambria Math"/>
+                <w:rFonts w:ascii="Times New Roman" w:eastAsia="宋体" w:hAnsi="Times New Roman" w:cs="Cambria Math"/>
               </w:rPr>
               <m:t>q</m:t>
             </m:r>
             <m:r>
               <w:rPr>
-                <w:rFonts w:ascii="Cambria Math" w:eastAsia="宋体" w:hAnsi="Cambria Math" w:cs="Cambria Math"/>
+                <w:rFonts w:ascii="Times New Roman" w:eastAsia="宋体" w:hAnsi="Times New Roman" w:cs="Cambria Math"/>
               </w:rPr>
               <m:t>B</m:t>
             </m:r>
@@ -13147,7 +13148,7 @@
           <m:num>
             <m:r>
               <w:rPr>
-                <w:rFonts w:ascii="Cambria Math" w:eastAsia="宋体" w:hAnsi="Cambria Math" w:cs="Cambria Math"/>
+                <w:rFonts w:ascii="Times New Roman" w:eastAsia="宋体" w:hAnsi="Times New Roman" w:cs="Cambria Math"/>
               </w:rPr>
               <m:t>1</m:t>
             </m:r>
@@ -13155,7 +13156,7 @@
           <m:den>
             <m:r>
               <w:rPr>
-                <w:rFonts w:ascii="Cambria Math" w:eastAsia="宋体" w:hAnsi="Cambria Math" w:cs="Cambria Math"/>
+                <w:rFonts w:ascii="Times New Roman" w:eastAsia="宋体" w:hAnsi="Times New Roman" w:cs="Cambria Math"/>
               </w:rPr>
               <m:t>2</m:t>
             </m:r>
@@ -13208,7 +13209,7 @@
                 <m:nor/>
               </m:rPr>
               <w:rPr>
-                <w:rFonts w:ascii="Cambria Math" w:eastAsia="宋体" w:hAnsi="Cambria Math" w:cs="Cambria Math"/>
+                <w:rFonts w:ascii="Times New Roman" w:eastAsia="宋体" w:hAnsi="Times New Roman" w:cs="Cambria Math"/>
               </w:rPr>
               <m:t>S</m:t>
             </m:r>
@@ -13216,7 +13217,7 @@
           <m:sub>
             <m:r>
               <w:rPr>
-                <w:rFonts w:ascii="Cambria Math" w:eastAsia="宋体" w:hAnsi="Cambria Math" w:cs="Cambria Math"/>
+                <w:rFonts w:ascii="Times New Roman" w:eastAsia="宋体" w:hAnsi="Times New Roman" w:cs="Cambria Math"/>
               </w:rPr>
               <m:t>3</m:t>
             </m:r>
@@ -13234,13 +13235,13 @@
       <m:oMath>
         <m:r>
           <w:rPr>
-            <w:rFonts w:ascii="Cambria Math" w:eastAsia="宋体" w:hAnsi="Cambria Math" w:cs="Cambria Math"/>
+            <w:rFonts w:ascii="Times New Roman" w:eastAsia="宋体" w:hAnsi="Times New Roman" w:cs="Cambria Math"/>
           </w:rPr>
           <m:t>v</m:t>
         </m:r>
         <m:r>
           <w:rPr>
-            <w:rFonts w:ascii="Cambria Math" w:eastAsia="宋体" w:hAnsi="Cambria Math" w:cs="Cambria Math"/>
+            <w:rFonts w:ascii="Times New Roman" w:eastAsia="宋体" w:hAnsi="Times New Roman" w:cs="Cambria Math"/>
           </w:rPr>
           <m:t>=</m:t>
         </m:r>
@@ -13254,19 +13255,19 @@
               <m:num>
                 <m:r>
                   <w:rPr>
-                    <w:rFonts w:ascii="Cambria Math" w:eastAsia="宋体" w:hAnsi="Cambria Math" w:cs="Cambria Math"/>
+                    <w:rFonts w:ascii="Times New Roman" w:eastAsia="宋体" w:hAnsi="Times New Roman" w:cs="Cambria Math"/>
                   </w:rPr>
                   <m:t>2</m:t>
                 </m:r>
                 <m:r>
                   <w:rPr>
-                    <w:rFonts w:ascii="Cambria Math" w:eastAsia="宋体" w:hAnsi="Cambria Math" w:cs="Cambria Math"/>
+                    <w:rFonts w:ascii="Times New Roman" w:eastAsia="宋体" w:hAnsi="Times New Roman" w:cs="Cambria Math"/>
                   </w:rPr>
                   <m:t>q</m:t>
                 </m:r>
                 <m:r>
                   <w:rPr>
-                    <w:rFonts w:ascii="Cambria Math" w:eastAsia="宋体" w:hAnsi="Cambria Math" w:cs="Cambria Math"/>
+                    <w:rFonts w:ascii="Times New Roman" w:eastAsia="宋体" w:hAnsi="Times New Roman" w:cs="Cambria Math"/>
                   </w:rPr>
                   <m:t>U</m:t>
                 </m:r>
@@ -13274,7 +13275,7 @@
               <m:den>
                 <m:r>
                   <w:rPr>
-                    <w:rFonts w:ascii="Cambria Math" w:eastAsia="宋体" w:hAnsi="Cambria Math" w:cs="Cambria Math"/>
+                    <w:rFonts w:ascii="Times New Roman" w:eastAsia="宋体" w:hAnsi="Times New Roman" w:cs="Cambria Math"/>
                   </w:rPr>
                   <m:t>m</m:t>
                 </m:r>
@@ -13322,31 +13323,31 @@
       <m:oMath>
         <m:r>
           <w:rPr>
-            <w:rFonts w:ascii="Cambria Math" w:eastAsia="宋体" w:hAnsi="Cambria Math" w:cs="Cambria Math"/>
+            <w:rFonts w:ascii="Times New Roman" w:eastAsia="宋体" w:hAnsi="Times New Roman" w:cs="Cambria Math"/>
           </w:rPr>
           <m:t>q</m:t>
         </m:r>
         <m:r>
           <w:rPr>
-            <w:rFonts w:ascii="Cambria Math" w:eastAsia="宋体" w:hAnsi="Cambria Math" w:cs="Cambria Math"/>
+            <w:rFonts w:ascii="Times New Roman" w:eastAsia="宋体" w:hAnsi="Times New Roman" w:cs="Cambria Math"/>
           </w:rPr>
           <m:t>v</m:t>
         </m:r>
         <m:r>
           <w:rPr>
-            <w:rFonts w:ascii="Cambria Math" w:eastAsia="宋体" w:hAnsi="Cambria Math" w:cs="Cambria Math"/>
+            <w:rFonts w:ascii="Times New Roman" w:eastAsia="宋体" w:hAnsi="Times New Roman" w:cs="Cambria Math"/>
           </w:rPr>
           <m:t>B</m:t>
         </m:r>
         <m:r>
           <w:rPr>
-            <w:rFonts w:ascii="Cambria Math" w:eastAsia="宋体" w:hAnsi="Cambria Math" w:cs="Cambria Math"/>
+            <w:rFonts w:ascii="Times New Roman" w:eastAsia="宋体" w:hAnsi="Times New Roman" w:cs="Cambria Math"/>
           </w:rPr>
           <m:t>=</m:t>
         </m:r>
         <m:r>
           <w:rPr>
-            <w:rFonts w:ascii="Cambria Math" w:eastAsia="宋体" w:hAnsi="Cambria Math" w:cs="Cambria Math"/>
+            <w:rFonts w:ascii="Times New Roman" w:eastAsia="宋体" w:hAnsi="Times New Roman" w:cs="Cambria Math"/>
           </w:rPr>
           <m:t>m</m:t>
         </m:r>
@@ -13356,7 +13357,7 @@
               <m:e>
                 <m:r>
                   <w:rPr>
-                    <w:rFonts w:ascii="Cambria Math" w:eastAsia="宋体" w:hAnsi="Cambria Math" w:cs="Cambria Math"/>
+                    <w:rFonts w:ascii="Times New Roman" w:eastAsia="宋体" w:hAnsi="Times New Roman" w:cs="Cambria Math"/>
                   </w:rPr>
                   <m:t>v</m:t>
                 </m:r>
@@ -13364,7 +13365,7 @@
               <m:sup>
                 <m:r>
                   <w:rPr>
-                    <w:rFonts w:ascii="Cambria Math" w:eastAsia="宋体" w:hAnsi="Cambria Math" w:cs="Cambria Math"/>
+                    <w:rFonts w:ascii="Times New Roman" w:eastAsia="宋体" w:hAnsi="Times New Roman" w:cs="Cambria Math"/>
                   </w:rPr>
                   <m:t>2</m:t>
                 </m:r>
@@ -13374,7 +13375,7 @@
           <m:den>
             <m:r>
               <w:rPr>
-                <w:rFonts w:ascii="Cambria Math" w:eastAsia="宋体" w:hAnsi="Cambria Math" w:cs="Cambria Math"/>
+                <w:rFonts w:ascii="Times New Roman" w:eastAsia="宋体" w:hAnsi="Times New Roman" w:cs="Cambria Math"/>
               </w:rPr>
               <m:t>r</m:t>
             </m:r>
@@ -13384,13 +13385,13 @@
       <m:oMath>
         <m:r>
           <w:rPr>
-            <w:rFonts w:ascii="Cambria Math" w:eastAsia="宋体" w:hAnsi="Cambria Math" w:cs="Cambria Math"/>
+            <w:rFonts w:ascii="Times New Roman" w:eastAsia="宋体" w:hAnsi="Times New Roman" w:cs="Cambria Math"/>
           </w:rPr>
           <m:t>r</m:t>
         </m:r>
         <m:r>
           <w:rPr>
-            <w:rFonts w:ascii="Cambria Math" w:eastAsia="宋体" w:hAnsi="Cambria Math" w:cs="Cambria Math"/>
+            <w:rFonts w:ascii="Times New Roman" w:eastAsia="宋体" w:hAnsi="Times New Roman" w:cs="Cambria Math"/>
           </w:rPr>
           <m:t>=</m:t>
         </m:r>
@@ -13398,13 +13399,13 @@
           <m:num>
             <m:r>
               <w:rPr>
-                <w:rFonts w:ascii="Cambria Math" w:eastAsia="宋体" w:hAnsi="Cambria Math" w:cs="Cambria Math"/>
+                <w:rFonts w:ascii="Times New Roman" w:eastAsia="宋体" w:hAnsi="Times New Roman" w:cs="Cambria Math"/>
               </w:rPr>
               <m:t>m</m:t>
             </m:r>
             <m:r>
               <w:rPr>
-                <w:rFonts w:ascii="Cambria Math" w:eastAsia="宋体" w:hAnsi="Cambria Math" w:cs="Cambria Math"/>
+                <w:rFonts w:ascii="Times New Roman" w:eastAsia="宋体" w:hAnsi="Times New Roman" w:cs="Cambria Math"/>
               </w:rPr>
               <m:t>v</m:t>
             </m:r>
@@ -13412,13 +13413,13 @@
           <m:den>
             <m:r>
               <w:rPr>
-                <w:rFonts w:ascii="Cambria Math" w:eastAsia="宋体" w:hAnsi="Cambria Math" w:cs="Cambria Math"/>
+                <w:rFonts w:ascii="Times New Roman" w:eastAsia="宋体" w:hAnsi="Times New Roman" w:cs="Cambria Math"/>
               </w:rPr>
               <m:t>q</m:t>
             </m:r>
             <m:r>
               <w:rPr>
-                <w:rFonts w:ascii="Cambria Math" w:eastAsia="宋体" w:hAnsi="Cambria Math" w:cs="Cambria Math"/>
+                <w:rFonts w:ascii="Times New Roman" w:eastAsia="宋体" w:hAnsi="Times New Roman" w:cs="Cambria Math"/>
               </w:rPr>
               <m:t>B</m:t>
             </m:r>
@@ -13447,13 +13448,13 @@
       <m:oMath>
         <m:r>
           <w:rPr>
-            <w:rFonts w:ascii="Cambria Math" w:eastAsia="宋体" w:hAnsi="Cambria Math" w:cs="Cambria Math"/>
+            <w:rFonts w:ascii="Times New Roman" w:eastAsia="宋体" w:hAnsi="Times New Roman" w:cs="Cambria Math"/>
           </w:rPr>
           <m:t>v</m:t>
         </m:r>
         <m:r>
           <w:rPr>
-            <w:rFonts w:ascii="Cambria Math" w:eastAsia="宋体" w:hAnsi="Cambria Math" w:cs="Cambria Math"/>
+            <w:rFonts w:ascii="Times New Roman" w:eastAsia="宋体" w:hAnsi="Times New Roman" w:cs="Cambria Math"/>
           </w:rPr>
           <m:t>=</m:t>
         </m:r>
@@ -13467,19 +13468,19 @@
               <m:num>
                 <m:r>
                   <w:rPr>
-                    <w:rFonts w:ascii="Cambria Math" w:eastAsia="宋体" w:hAnsi="Cambria Math" w:cs="Cambria Math"/>
+                    <w:rFonts w:ascii="Times New Roman" w:eastAsia="宋体" w:hAnsi="Times New Roman" w:cs="Cambria Math"/>
                   </w:rPr>
                   <m:t>2</m:t>
                 </m:r>
                 <m:r>
                   <w:rPr>
-                    <w:rFonts w:ascii="Cambria Math" w:eastAsia="宋体" w:hAnsi="Cambria Math" w:cs="Cambria Math"/>
+                    <w:rFonts w:ascii="Times New Roman" w:eastAsia="宋体" w:hAnsi="Times New Roman" w:cs="Cambria Math"/>
                   </w:rPr>
                   <m:t>q</m:t>
                 </m:r>
                 <m:r>
                   <w:rPr>
-                    <w:rFonts w:ascii="Cambria Math" w:eastAsia="宋体" w:hAnsi="Cambria Math" w:cs="Cambria Math"/>
+                    <w:rFonts w:ascii="Times New Roman" w:eastAsia="宋体" w:hAnsi="Times New Roman" w:cs="Cambria Math"/>
                   </w:rPr>
                   <m:t>U</m:t>
                 </m:r>
@@ -13487,7 +13488,7 @@
               <m:den>
                 <m:r>
                   <w:rPr>
-                    <w:rFonts w:ascii="Cambria Math" w:eastAsia="宋体" w:hAnsi="Cambria Math" w:cs="Cambria Math"/>
+                    <w:rFonts w:ascii="Times New Roman" w:eastAsia="宋体" w:hAnsi="Times New Roman" w:cs="Cambria Math"/>
                   </w:rPr>
                   <m:t>m</m:t>
                 </m:r>
@@ -13518,13 +13519,13 @@
       <m:oMath>
         <m:r>
           <w:rPr>
-            <w:rFonts w:ascii="Cambria Math" w:eastAsia="宋体" w:hAnsi="Cambria Math" w:cs="Cambria Math"/>
+            <w:rFonts w:ascii="Times New Roman" w:eastAsia="宋体" w:hAnsi="Times New Roman" w:cs="Cambria Math"/>
           </w:rPr>
           <m:t>r</m:t>
         </m:r>
         <m:r>
           <w:rPr>
-            <w:rFonts w:ascii="Cambria Math" w:eastAsia="宋体" w:hAnsi="Cambria Math" w:cs="Cambria Math"/>
+            <w:rFonts w:ascii="Times New Roman" w:eastAsia="宋体" w:hAnsi="Times New Roman" w:cs="Cambria Math"/>
           </w:rPr>
           <m:t>=</m:t>
         </m:r>
@@ -13532,7 +13533,7 @@
           <m:num>
             <m:r>
               <w:rPr>
-                <w:rFonts w:ascii="Cambria Math" w:eastAsia="宋体" w:hAnsi="Cambria Math" w:cs="Cambria Math"/>
+                <w:rFonts w:ascii="Times New Roman" w:eastAsia="宋体" w:hAnsi="Times New Roman" w:cs="Cambria Math"/>
               </w:rPr>
               <m:t>1</m:t>
             </m:r>
@@ -13540,7 +13541,7 @@
           <m:den>
             <m:r>
               <w:rPr>
-                <w:rFonts w:ascii="Cambria Math" w:eastAsia="宋体" w:hAnsi="Cambria Math" w:cs="Cambria Math"/>
+                <w:rFonts w:ascii="Times New Roman" w:eastAsia="宋体" w:hAnsi="Times New Roman" w:cs="Cambria Math"/>
               </w:rPr>
               <m:t>B</m:t>
             </m:r>
@@ -13556,19 +13557,19 @@
               <m:num>
                 <m:r>
                   <w:rPr>
-                    <w:rFonts w:ascii="Cambria Math" w:eastAsia="宋体" w:hAnsi="Cambria Math" w:cs="Cambria Math"/>
+                    <w:rFonts w:ascii="Times New Roman" w:eastAsia="宋体" w:hAnsi="Times New Roman" w:cs="Cambria Math"/>
                   </w:rPr>
                   <m:t>2</m:t>
                 </m:r>
                 <m:r>
                   <w:rPr>
-                    <w:rFonts w:ascii="Cambria Math" w:eastAsia="宋体" w:hAnsi="Cambria Math" w:cs="Cambria Math"/>
+                    <w:rFonts w:ascii="Times New Roman" w:eastAsia="宋体" w:hAnsi="Times New Roman" w:cs="Cambria Math"/>
                   </w:rPr>
                   <m:t>m</m:t>
                 </m:r>
                 <m:r>
                   <w:rPr>
-                    <w:rFonts w:ascii="Cambria Math" w:eastAsia="宋体" w:hAnsi="Cambria Math" w:cs="Cambria Math"/>
+                    <w:rFonts w:ascii="Times New Roman" w:eastAsia="宋体" w:hAnsi="Times New Roman" w:cs="Cambria Math"/>
                   </w:rPr>
                   <m:t>U</m:t>
                 </m:r>
@@ -13576,7 +13577,7 @@
               <m:den>
                 <m:r>
                   <w:rPr>
-                    <w:rFonts w:ascii="Cambria Math" w:eastAsia="宋体" w:hAnsi="Cambria Math" w:cs="Cambria Math"/>
+                    <w:rFonts w:ascii="Times New Roman" w:eastAsia="宋体" w:hAnsi="Times New Roman" w:cs="Cambria Math"/>
                   </w:rPr>
                   <m:t>q</m:t>
                 </m:r>
@@ -13607,13 +13608,13 @@
       <m:oMath>
         <m:r>
           <w:rPr>
-            <w:rFonts w:ascii="Cambria Math" w:eastAsia="宋体" w:hAnsi="Cambria Math" w:cs="Cambria Math"/>
+            <w:rFonts w:ascii="Times New Roman" w:eastAsia="宋体" w:hAnsi="Times New Roman" w:cs="Cambria Math"/>
           </w:rPr>
           <m:t>r</m:t>
         </m:r>
         <m:r>
           <w:rPr>
-            <w:rFonts w:ascii="Cambria Math" w:eastAsia="宋体" w:hAnsi="Cambria Math" w:cs="Cambria Math"/>
+            <w:rFonts w:ascii="Times New Roman" w:eastAsia="宋体" w:hAnsi="Times New Roman" w:cs="Cambria Math"/>
           </w:rPr>
           <m:t>=</m:t>
         </m:r>
@@ -13621,7 +13622,7 @@
           <m:num>
             <m:r>
               <w:rPr>
-                <w:rFonts w:ascii="Cambria Math" w:eastAsia="宋体" w:hAnsi="Cambria Math" w:cs="Cambria Math"/>
+                <w:rFonts w:ascii="Times New Roman" w:eastAsia="宋体" w:hAnsi="Times New Roman" w:cs="Cambria Math"/>
               </w:rPr>
               <m:t>1</m:t>
             </m:r>
@@ -13629,7 +13630,7 @@
           <m:den>
             <m:r>
               <w:rPr>
-                <w:rFonts w:ascii="Cambria Math" w:eastAsia="宋体" w:hAnsi="Cambria Math" w:cs="Cambria Math"/>
+                <w:rFonts w:ascii="Times New Roman" w:eastAsia="宋体" w:hAnsi="Times New Roman" w:cs="Cambria Math"/>
               </w:rPr>
               <m:t>B</m:t>
             </m:r>
@@ -13645,19 +13646,19 @@
               <m:num>
                 <m:r>
                   <w:rPr>
-                    <w:rFonts w:ascii="Cambria Math" w:eastAsia="宋体" w:hAnsi="Cambria Math" w:cs="Cambria Math"/>
+                    <w:rFonts w:ascii="Times New Roman" w:eastAsia="宋体" w:hAnsi="Times New Roman" w:cs="Cambria Math"/>
                   </w:rPr>
                   <m:t>2</m:t>
                 </m:r>
                 <m:r>
                   <w:rPr>
-                    <w:rFonts w:ascii="Cambria Math" w:eastAsia="宋体" w:hAnsi="Cambria Math" w:cs="Cambria Math"/>
+                    <w:rFonts w:ascii="Times New Roman" w:eastAsia="宋体" w:hAnsi="Times New Roman" w:cs="Cambria Math"/>
                   </w:rPr>
                   <m:t>m</m:t>
                 </m:r>
                 <m:r>
                   <w:rPr>
-                    <w:rFonts w:ascii="Cambria Math" w:eastAsia="宋体" w:hAnsi="Cambria Math" w:cs="Cambria Math"/>
+                    <w:rFonts w:ascii="Times New Roman" w:eastAsia="宋体" w:hAnsi="Times New Roman" w:cs="Cambria Math"/>
                   </w:rPr>
                   <m:t>U</m:t>
                 </m:r>
@@ -13665,7 +13666,7 @@
               <m:den>
                 <m:r>
                   <w:rPr>
-                    <w:rFonts w:ascii="Cambria Math" w:eastAsia="宋体" w:hAnsi="Cambria Math" w:cs="Cambria Math"/>
+                    <w:rFonts w:ascii="Times New Roman" w:eastAsia="宋体" w:hAnsi="Times New Roman" w:cs="Cambria Math"/>
                   </w:rPr>
                   <m:t>q</m:t>
                 </m:r>
@@ -13726,40 +13727,54 @@
 </file>
 
 <file path=word/footer1.xml><?xml version="1.0" encoding="utf-8"?>
-<w:ftr xmlns:m="http://schemas.openxmlformats.org/officeDocument/2006/math" xmlns:mc="http://schemas.openxmlformats.org/markup-compatibility/2006" xmlns:mo="http://schemas.microsoft.com/office/mac/office/2008/main" xmlns:mv="urn:schemas-microsoft-com:mac:vml" xmlns:o="urn:schemas-microsoft-com:office:office" xmlns:r="http://schemas.openxmlformats.org/officeDocument/2006/relationships" xmlns:v="urn:schemas-microsoft-com:vml" xmlns:w10="urn:schemas-microsoft-com:office:word" xmlns:w14="http://schemas.microsoft.com/office/word/2010/wordml" xmlns:w="http://schemas.openxmlformats.org/wordprocessingml/2006/main" xmlns:wne="http://schemas.microsoft.com/office/word/2006/wordml" xmlns:wp14="http://schemas.microsoft.com/office/word/2010/wordprocessingDrawing" xmlns:wp="http://schemas.openxmlformats.org/drawingml/2006/wordprocessingDrawing" xmlns:wpc="http://schemas.microsoft.com/office/word/2010/wordprocessingCanvas" xmlns:wpg="http://schemas.microsoft.com/office/word/2010/wordprocessingGroup" xmlns:wpi="http://schemas.microsoft.com/office/word/2010/wordprocessingInk" xmlns:wps="http://schemas.microsoft.com/office/word/2010/wordprocessingShape" mc:Ignorable="w14 wp14">
+<w:ftr xmlns:w="http://schemas.openxmlformats.org/wordprocessingml/2006/main" xmlns:r="http://schemas.openxmlformats.org/officeDocument/2006/relationships">
   <w:p>
     <w:pPr>
-      <w:rPr>
+      <w:jc w:val="center"/>
+    </w:pPr>
+    <w:r>
+      <w:rPr>
+        <w:rFonts w:ascii="Times New Roman" w:hAnsi="Times New Roman" w:eastAsia="宋体"/>
         <w:sz w:val="21"/>
         <w:szCs w:val="21"/>
       </w:rPr>
-      <w:pStyle w:val="Footer"/>
-      <w:spacing w:before="0" w:after="0" w:line="300" w:lineRule="multiple"/>
-      <w:jc w:val="left"/>
-    </w:pPr>
+      <w:t xml:space="preserve">第</w:t>
+    </w:r>
+    <w:fldSimple w:instr=" PAGE ">
+      <w:r>
+        <w:rPr>
+          <w:rFonts w:ascii="Times New Roman" w:hAnsi="Times New Roman" w:eastAsia="宋体"/>
+          <w:sz w:val="21"/>
+          <w:szCs w:val="21"/>
+        </w:rPr>
+        <w:t xml:space="preserve">1</w:t>
+      </w:r>
+    </w:fldSimple>
     <w:r>
       <w:rPr>
-        <w:rFonts w:ascii="Times New Roman" w:hAnsi="Times New Roman" w:eastAsia="宋体" w:cs="Times New Roman"/>
+        <w:rFonts w:ascii="Times New Roman" w:hAnsi="Times New Roman" w:eastAsia="宋体"/>
         <w:sz w:val="21"/>
         <w:szCs w:val="21"/>
       </w:rPr>
-      <w:fldChar w:fldCharType="begin"/>
+      <w:t xml:space="preserve">页（共</w:t>
     </w:r>
+    <w:fldSimple w:instr=" NUMPAGES ">
+      <w:r>
+        <w:rPr>
+          <w:rFonts w:ascii="Times New Roman" w:hAnsi="Times New Roman" w:eastAsia="宋体"/>
+          <w:sz w:val="21"/>
+          <w:szCs w:val="21"/>
+        </w:rPr>
+        <w:t xml:space="preserve">1</w:t>
+      </w:r>
+    </w:fldSimple>
     <w:r>
       <w:rPr>
-        <w:rFonts w:ascii="Times New Roman" w:hAnsi="Times New Roman" w:eastAsia="宋体" w:cs="Times New Roman"/>
+        <w:rFonts w:ascii="Times New Roman" w:hAnsi="Times New Roman" w:eastAsia="宋体"/>
         <w:sz w:val="21"/>
         <w:szCs w:val="21"/>
       </w:rPr>
-      <w:instrText xml:space="preserve"> PAGE </w:instrText>
-    </w:r>
-    <w:r>
-      <w:rPr>
-        <w:rFonts w:ascii="Times New Roman" w:hAnsi="Times New Roman" w:eastAsia="宋体" w:cs="Times New Roman"/>
-        <w:sz w:val="21"/>
-        <w:szCs w:val="21"/>
-      </w:rPr>
-      <w:fldChar w:fldCharType="end"/>
+      <w:t xml:space="preserve">页）</w:t>
     </w:r>
   </w:p>
 </w:ftr>

--- a/高中物理/高中物理同步/人教版选必2 第1章 安培力与洛伦兹力·简单卷（9题）.docx
+++ b/高中物理/高中物理同步/人教版选必2 第1章 安培力与洛伦兹力·简单卷（9题）.docx
@@ -7,7 +7,7 @@
       <w:cols w:space="720"/>
       <w:docGrid w:linePitch="360"/>
       <w:pgSz w:w="11906" w:h="16838"/>
-      <w:pgMar w:top="720" w:right="720" w:bottom="720" w:left="720" w:header="720" w:footer="720" w:gutter="0"/>
+      <w:pgMar w:top="850" w:right="850" w:bottom="850" w:left="850" w:header="850" w:footer="850" w:gutter="0"/>
       <w:pgNumType w:start="1"/>
     </w:sectPr>
     <w:p>
@@ -71,9 +71,7 @@
       <w:r>
         <w:rPr>
           <w:rFonts w:ascii="Times New Roman" w:hAnsi="Times New Roman" w:eastAsia="宋体" w:cs="Times New Roman"/>
-          <w:strike w:val="0"/>
           <w:kern w:val="0"/>
-          <w:u w:val="none"/>
           <w:sz w:val="21"/>
           <w:szCs w:val="21"/>
         </w:rPr>
@@ -174,9 +172,7 @@
       <w:r>
         <w:rPr>
           <w:rFonts w:ascii="Times New Roman" w:hAnsi="Times New Roman" w:eastAsia="宋体" w:cs="Times New Roman"/>
-          <w:strike w:val="0"/>
           <w:kern w:val="0"/>
-          <w:u w:val="none"/>
           <w:sz w:val="21"/>
           <w:szCs w:val="21"/>
         </w:rPr>
@@ -426,9 +422,7 @@
       <w:r>
         <w:rPr>
           <w:rFonts w:ascii="Times New Roman" w:hAnsi="Times New Roman" w:eastAsia="宋体" w:cs="Times New Roman"/>
-          <w:strike w:val="0"/>
           <w:kern w:val="0"/>
-          <w:u w:val="none"/>
           <w:sz w:val="21"/>
           <w:szCs w:val="21"/>
         </w:rPr>
@@ -601,7 +595,6 @@
       <w:pPr>
         <w:shd w:val="clear" w:color="auto" w:fill="auto"/>
         <w:rPr>
-          <w:u w:val="single"/>
           <w:sz w:val="21"/>
           <w:szCs w:val="21"/>
         </w:rPr>
@@ -611,9 +604,7 @@
       <w:r>
         <w:rPr>
           <w:rFonts w:ascii="Times New Roman" w:hAnsi="Times New Roman" w:eastAsia="宋体" w:cs="Times New Roman"/>
-          <w:strike w:val="0"/>
           <w:kern w:val="0"/>
-          <w:u w:val="none"/>
           <w:sz w:val="21"/>
           <w:szCs w:val="21"/>
         </w:rPr>
@@ -657,9 +648,9 @@
       <w:r>
         <w:rPr>
           <w:rFonts w:ascii="Times New Roman" w:hAnsi="Times New Roman" w:eastAsia="宋体" w:cs="Times New Roman"/>
-          <w:u w:val="single"/>
-          <w:sz w:val="21"/>
-          <w:szCs w:val="21"/>
+          <w:sz w:val="21"/>
+          <w:szCs w:val="21"/>
+          <w:bdr w:val="single" w:sz="8" w:space="0" w:color="auto"/>
         </w:rPr>
         <w:t/>
       </w:r>
@@ -677,9 +668,7 @@
       <w:r>
         <w:rPr>
           <w:rFonts w:ascii="Times New Roman" w:hAnsi="Times New Roman" w:eastAsia="宋体" w:cs="Times New Roman"/>
-          <w:strike w:val="0"/>
           <w:kern w:val="0"/>
-          <w:u w:val="none"/>
           <w:sz w:val="21"/>
           <w:szCs w:val="21"/>
         </w:rPr>
@@ -742,9 +731,7 @@
       <w:r>
         <w:rPr>
           <w:rFonts w:ascii="Times New Roman" w:hAnsi="Times New Roman" w:eastAsia="宋体" w:cs="Times New Roman"/>
-          <w:strike w:val="0"/>
           <w:kern w:val="0"/>
-          <w:u w:val="none"/>
           <w:sz w:val="21"/>
           <w:szCs w:val="21"/>
         </w:rPr>
@@ -950,9 +937,7 @@
       <w:r>
         <w:rPr>
           <w:rFonts w:ascii="Times New Roman" w:hAnsi="Times New Roman" w:eastAsia="宋体" w:cs="Times New Roman"/>
-          <w:strike w:val="0"/>
           <w:kern w:val="0"/>
-          <w:u w:val="none"/>
           <w:sz w:val="21"/>
           <w:szCs w:val="21"/>
         </w:rPr>
@@ -1344,9 +1329,7 @@
       <w:r>
         <w:rPr>
           <w:rFonts w:ascii="Times New Roman" w:hAnsi="Times New Roman" w:eastAsia="宋体" w:cs="Times New Roman"/>
-          <w:strike w:val="0"/>
           <w:kern w:val="0"/>
-          <w:u w:val="none"/>
           <w:sz w:val="21"/>
           <w:szCs w:val="21"/>
         </w:rPr>
@@ -1553,9 +1536,7 @@
       <w:r>
         <w:rPr>
           <w:rFonts w:ascii="Times New Roman" w:hAnsi="Times New Roman" w:eastAsia="宋体" w:cs="Times New Roman"/>
-          <w:strike w:val="0"/>
           <w:kern w:val="0"/>
-          <w:u w:val="none"/>
           <w:sz w:val="21"/>
           <w:szCs w:val="21"/>
         </w:rPr>
@@ -2085,9 +2066,7 @@
       <w:r>
         <w:rPr>
           <w:rFonts w:ascii="Times New Roman" w:hAnsi="Times New Roman" w:eastAsia="宋体" w:cs="Times New Roman"/>
-          <w:strike w:val="0"/>
           <w:kern w:val="0"/>
-          <w:u w:val="none"/>
           <w:sz w:val="21"/>
           <w:szCs w:val="21"/>
         </w:rPr>
@@ -2269,9 +2248,7 @@
       <w:r>
         <w:rPr>
           <w:rFonts w:ascii="Times New Roman" w:hAnsi="Times New Roman" w:eastAsia="宋体" w:cs="Times New Roman"/>
-          <w:strike w:val="0"/>
           <w:kern w:val="0"/>
-          <w:u w:val="none"/>
           <w:sz w:val="21"/>
           <w:szCs w:val="21"/>
         </w:rPr>
@@ -2766,9 +2743,7 @@
       <w:r>
         <w:rPr>
           <w:rFonts w:ascii="Times New Roman" w:hAnsi="Times New Roman" w:eastAsia="宋体" w:cs="Times New Roman"/>
-          <w:strike w:val="0"/>
           <w:kern w:val="0"/>
-          <w:u w:val="none"/>
           <w:sz w:val="21"/>
           <w:szCs w:val="21"/>
         </w:rPr>
@@ -3315,9 +3290,7 @@
       <w:r>
         <w:rPr>
           <w:rFonts w:ascii="Times New Roman" w:hAnsi="Times New Roman" w:eastAsia="宋体" w:cs="Times New Roman"/>
-          <w:strike w:val="0"/>
           <w:kern w:val="0"/>
-          <w:u w:val="none"/>
           <w:sz w:val="21"/>
           <w:szCs w:val="21"/>
         </w:rPr>
@@ -3480,9 +3453,7 @@
       <w:r>
         <w:rPr>
           <w:rFonts w:ascii="Times New Roman" w:hAnsi="Times New Roman" w:eastAsia="宋体" w:cs="Times New Roman"/>
-          <w:strike w:val="0"/>
           <w:kern w:val="0"/>
-          <w:u w:val="none"/>
           <w:sz w:val="21"/>
           <w:szCs w:val="21"/>
         </w:rPr>
@@ -3591,9 +3562,7 @@
       <w:r>
         <w:rPr>
           <w:rFonts w:ascii="Times New Roman" w:hAnsi="Times New Roman" w:eastAsia="宋体" w:cs="Times New Roman"/>
-          <w:strike w:val="0"/>
           <w:kern w:val="0"/>
-          <w:u w:val="none"/>
           <w:sz w:val="21"/>
           <w:szCs w:val="21"/>
         </w:rPr>
@@ -3647,7 +3616,6 @@
       <w:pPr>
         <w:shd w:val="clear" w:color="auto" w:fill="auto"/>
         <w:rPr>
-          <w:u w:val="single"/>
           <w:sz w:val="21"/>
           <w:szCs w:val="21"/>
         </w:rPr>
@@ -3657,9 +3625,7 @@
       <w:r>
         <w:rPr>
           <w:rFonts w:ascii="Times New Roman" w:hAnsi="Times New Roman" w:eastAsia="宋体" w:cs="Times New Roman"/>
-          <w:strike w:val="0"/>
           <w:kern w:val="0"/>
-          <w:u w:val="none"/>
           <w:sz w:val="21"/>
           <w:szCs w:val="21"/>
         </w:rPr>
@@ -3703,9 +3669,9 @@
       <w:r>
         <w:rPr>
           <w:rFonts w:ascii="Times New Roman" w:hAnsi="Times New Roman" w:eastAsia="宋体" w:cs="Times New Roman"/>
-          <w:u w:val="single"/>
-          <w:sz w:val="21"/>
-          <w:szCs w:val="21"/>
+          <w:sz w:val="21"/>
+          <w:szCs w:val="21"/>
+          <w:bdr w:val="single" w:sz="8" w:space="0" w:color="auto"/>
         </w:rPr>
         <w:t>2</w:t>
       </w:r>
@@ -3722,7 +3688,6 @@
       <w:pPr>
         <w:shd w:val="clear" w:color="auto" w:fill="auto"/>
         <w:rPr>
-          <w:u w:val="single"/>
           <w:sz w:val="21"/>
           <w:szCs w:val="21"/>
         </w:rPr>
@@ -3794,7 +3759,6 @@
       <w:pPr>
         <w:shd w:val="clear" w:color="auto" w:fill="auto"/>
         <w:rPr>
-          <w:u w:val="single"/>
           <w:sz w:val="21"/>
           <w:szCs w:val="21"/>
         </w:rPr>
@@ -3814,7 +3778,6 @@
       <w:pPr>
         <w:shd w:val="clear" w:color="auto" w:fill="auto"/>
         <w:rPr>
-          <w:u w:val="single"/>
           <w:sz w:val="21"/>
           <w:szCs w:val="21"/>
         </w:rPr>
@@ -3824,9 +3787,7 @@
       <w:r>
         <w:rPr>
           <w:rFonts w:ascii="Times New Roman" w:hAnsi="Times New Roman" w:eastAsia="宋体" w:cs="Times New Roman"/>
-          <w:strike w:val="0"/>
           <w:kern w:val="0"/>
-          <w:u w:val="none"/>
           <w:sz w:val="21"/>
           <w:szCs w:val="21"/>
         </w:rPr>
@@ -3888,7 +3849,6 @@
       <w:pPr>
         <w:shd w:val="clear" w:color="auto" w:fill="auto"/>
         <w:rPr>
-          <w:u w:val="single"/>
           <w:sz w:val="21"/>
           <w:szCs w:val="21"/>
         </w:rPr>
@@ -3898,9 +3858,7 @@
       <w:r>
         <w:rPr>
           <w:rFonts w:ascii="Times New Roman" w:hAnsi="Times New Roman" w:eastAsia="宋体" w:cs="Times New Roman"/>
-          <w:strike w:val="0"/>
           <w:kern w:val="0"/>
-          <w:u w:val="none"/>
           <w:sz w:val="21"/>
           <w:szCs w:val="21"/>
         </w:rPr>
@@ -4046,7 +4004,6 @@
       <w:pPr>
         <w:shd w:val="clear" w:color="auto" w:fill="auto"/>
         <w:rPr>
-          <w:u w:val="single"/>
           <w:sz w:val="21"/>
           <w:szCs w:val="21"/>
         </w:rPr>
@@ -4268,7 +4225,6 @@
       <w:pPr>
         <w:shd w:val="clear" w:color="auto" w:fill="auto"/>
         <w:rPr>
-          <w:u w:val="single"/>
           <w:sz w:val="21"/>
           <w:szCs w:val="21"/>
         </w:rPr>
@@ -4676,9 +4632,7 @@
       <w:r>
         <w:rPr>
           <w:rFonts w:ascii="Times New Roman" w:hAnsi="Times New Roman" w:eastAsia="宋体" w:cs="Times New Roman"/>
-          <w:strike w:val="0"/>
           <w:kern w:val="0"/>
-          <w:u w:val="none"/>
           <w:sz w:val="21"/>
           <w:szCs w:val="21"/>
         </w:rPr>
@@ -5329,9 +5283,7 @@
       <w:r>
         <w:rPr>
           <w:rFonts w:ascii="Times New Roman" w:hAnsi="Times New Roman" w:eastAsia="宋体" w:cs="Times New Roman"/>
-          <w:strike w:val="0"/>
           <w:kern w:val="0"/>
-          <w:u w:val="none"/>
           <w:sz w:val="21"/>
           <w:szCs w:val="21"/>
         </w:rPr>
@@ -5790,7 +5742,6 @@
       <w:pPr>
         <w:shd w:val="clear" w:color="auto" w:fill="auto"/>
         <w:rPr>
-          <w:u w:val="single"/>
           <w:sz w:val="21"/>
           <w:szCs w:val="21"/>
         </w:rPr>
@@ -5800,9 +5751,7 @@
       <w:r>
         <w:rPr>
           <w:rFonts w:ascii="Times New Roman" w:hAnsi="Times New Roman" w:eastAsia="宋体" w:cs="Times New Roman"/>
-          <w:strike w:val="0"/>
           <w:kern w:val="0"/>
-          <w:u w:val="none"/>
           <w:sz w:val="21"/>
           <w:szCs w:val="21"/>
         </w:rPr>
@@ -5846,9 +5795,9 @@
       <w:r>
         <w:rPr>
           <w:rFonts w:ascii="Times New Roman" w:hAnsi="Times New Roman" w:eastAsia="宋体" w:cs="Times New Roman"/>
-          <w:u w:val="single"/>
-          <w:sz w:val="21"/>
-          <w:szCs w:val="21"/>
+          <w:sz w:val="21"/>
+          <w:szCs w:val="21"/>
+          <w:bdr w:val="single" w:sz="8" w:space="0" w:color="auto"/>
         </w:rPr>
         <w:t>1</w:t>
       </w:r>
@@ -5865,7 +5814,6 @@
       <w:pPr>
         <w:shd w:val="clear" w:color="auto" w:fill="auto"/>
         <w:rPr>
-          <w:u w:val="single"/>
           <w:sz w:val="21"/>
           <w:szCs w:val="21"/>
         </w:rPr>
@@ -5885,7 +5833,6 @@
       <w:pPr>
         <w:shd w:val="clear" w:color="auto" w:fill="auto"/>
         <w:rPr>
-          <w:u w:val="single"/>
           <w:sz w:val="21"/>
           <w:szCs w:val="21"/>
         </w:rPr>
@@ -5895,9 +5842,7 @@
       <w:r>
         <w:rPr>
           <w:rFonts w:ascii="Times New Roman" w:hAnsi="Times New Roman" w:eastAsia="宋体" w:cs="Times New Roman"/>
-          <w:strike w:val="0"/>
           <w:kern w:val="0"/>
-          <w:u w:val="none"/>
           <w:sz w:val="21"/>
           <w:szCs w:val="21"/>
         </w:rPr>
@@ -5941,9 +5886,9 @@
       <w:r>
         <w:rPr>
           <w:rFonts w:ascii="Times New Roman" w:hAnsi="Times New Roman" w:eastAsia="宋体" w:cs="Times New Roman"/>
-          <w:u w:val="single"/>
-          <w:sz w:val="21"/>
-          <w:szCs w:val="21"/>
+          <w:sz w:val="21"/>
+          <w:szCs w:val="21"/>
+          <w:bdr w:val="single" w:sz="8" w:space="0" w:color="auto"/>
         </w:rPr>
         <w:t>2</w:t>
       </w:r>
@@ -5960,7 +5905,6 @@
       <w:pPr>
         <w:shd w:val="clear" w:color="auto" w:fill="auto"/>
         <w:rPr>
-          <w:u w:val="single"/>
           <w:sz w:val="21"/>
           <w:szCs w:val="21"/>
         </w:rPr>
@@ -5980,7 +5924,6 @@
       <w:pPr>
         <w:shd w:val="clear" w:color="auto" w:fill="auto"/>
         <w:rPr>
-          <w:u w:val="single"/>
           <w:sz w:val="21"/>
           <w:szCs w:val="21"/>
         </w:rPr>
@@ -5990,9 +5933,7 @@
       <w:r>
         <w:rPr>
           <w:rFonts w:ascii="Times New Roman" w:hAnsi="Times New Roman" w:eastAsia="宋体" w:cs="Times New Roman"/>
-          <w:strike w:val="0"/>
           <w:kern w:val="0"/>
-          <w:u w:val="none"/>
           <w:sz w:val="21"/>
           <w:szCs w:val="21"/>
         </w:rPr>
@@ -6036,9 +5977,9 @@
       <w:r>
         <w:rPr>
           <w:rFonts w:ascii="Times New Roman" w:hAnsi="Times New Roman" w:eastAsia="宋体" w:cs="Times New Roman"/>
-          <w:u w:val="single"/>
-          <w:sz w:val="21"/>
-          <w:szCs w:val="21"/>
+          <w:sz w:val="21"/>
+          <w:szCs w:val="21"/>
+          <w:bdr w:val="single" w:sz="8" w:space="0" w:color="auto"/>
         </w:rPr>
         <w:t>3</w:t>
       </w:r>
@@ -6055,7 +5996,6 @@
       <w:pPr>
         <w:shd w:val="clear" w:color="auto" w:fill="auto"/>
         <w:rPr>
-          <w:u w:val="single"/>
           <w:sz w:val="21"/>
           <w:szCs w:val="21"/>
         </w:rPr>
@@ -6075,7 +6015,6 @@
       <w:pPr>
         <w:shd w:val="clear" w:color="auto" w:fill="auto"/>
         <w:rPr>
-          <w:u w:val="single"/>
           <w:sz w:val="21"/>
           <w:szCs w:val="21"/>
         </w:rPr>
@@ -6085,9 +6024,7 @@
       <w:r>
         <w:rPr>
           <w:rFonts w:ascii="Times New Roman" w:hAnsi="Times New Roman" w:eastAsia="宋体" w:cs="Times New Roman"/>
-          <w:strike w:val="0"/>
           <w:kern w:val="0"/>
-          <w:u w:val="none"/>
           <w:sz w:val="21"/>
           <w:szCs w:val="21"/>
         </w:rPr>
@@ -6150,9 +6087,7 @@
       <w:r>
         <w:rPr>
           <w:rFonts w:ascii="Times New Roman" w:hAnsi="Times New Roman" w:eastAsia="宋体" w:cs="Times New Roman"/>
-          <w:strike w:val="0"/>
           <w:kern w:val="0"/>
-          <w:u w:val="none"/>
           <w:sz w:val="21"/>
           <w:szCs w:val="21"/>
         </w:rPr>
@@ -6225,9 +6160,7 @@
       <w:r>
         <w:rPr>
           <w:rFonts w:ascii="Times New Roman" w:hAnsi="Times New Roman" w:eastAsia="宋体" w:cs="Times New Roman"/>
-          <w:strike w:val="0"/>
           <w:kern w:val="0"/>
-          <w:u w:val="none"/>
           <w:sz w:val="21"/>
           <w:szCs w:val="21"/>
         </w:rPr>
@@ -6331,7 +6264,6 @@
       <w:pPr>
         <w:shd w:val="clear" w:color="auto" w:fill="auto"/>
         <w:rPr>
-          <w:u w:val="single"/>
           <w:sz w:val="21"/>
           <w:szCs w:val="21"/>
         </w:rPr>
@@ -6341,9 +6273,7 @@
       <w:r>
         <w:rPr>
           <w:rFonts w:ascii="Times New Roman" w:hAnsi="Times New Roman" w:eastAsia="宋体" w:cs="Times New Roman"/>
-          <w:strike w:val="0"/>
           <w:kern w:val="0"/>
-          <w:u w:val="none"/>
           <w:sz w:val="21"/>
           <w:szCs w:val="21"/>
         </w:rPr>
@@ -6387,9 +6317,9 @@
       <w:r>
         <w:rPr>
           <w:rFonts w:ascii="Times New Roman" w:hAnsi="Times New Roman" w:eastAsia="宋体" w:cs="Times New Roman"/>
-          <w:u w:val="single"/>
-          <w:sz w:val="21"/>
-          <w:szCs w:val="21"/>
+          <w:sz w:val="21"/>
+          <w:szCs w:val="21"/>
+          <w:bdr w:val="single" w:sz="8" w:space="0" w:color="auto"/>
         </w:rPr>
         <w:t>3</w:t>
       </w:r>
@@ -6406,7 +6336,6 @@
       <w:pPr>
         <w:shd w:val="clear" w:color="auto" w:fill="auto"/>
         <w:rPr>
-          <w:u w:val="single"/>
           <w:sz w:val="21"/>
           <w:szCs w:val="21"/>
         </w:rPr>
@@ -6426,7 +6355,6 @@
       <w:pPr>
         <w:shd w:val="clear" w:color="auto" w:fill="auto"/>
         <w:rPr>
-          <w:u w:val="single"/>
           <w:sz w:val="21"/>
           <w:szCs w:val="21"/>
         </w:rPr>
@@ -6436,9 +6364,7 @@
       <w:r>
         <w:rPr>
           <w:rFonts w:ascii="Times New Roman" w:hAnsi="Times New Roman" w:eastAsia="宋体" w:cs="Times New Roman"/>
-          <w:strike w:val="0"/>
           <w:kern w:val="0"/>
-          <w:u w:val="none"/>
           <w:sz w:val="21"/>
           <w:szCs w:val="21"/>
         </w:rPr>
@@ -6482,9 +6408,9 @@
       <w:r>
         <w:rPr>
           <w:rFonts w:ascii="Times New Roman" w:hAnsi="Times New Roman" w:eastAsia="宋体" w:cs="Times New Roman"/>
-          <w:u w:val="single"/>
-          <w:sz w:val="21"/>
-          <w:szCs w:val="21"/>
+          <w:sz w:val="21"/>
+          <w:szCs w:val="21"/>
+          <w:bdr w:val="single" w:sz="8" w:space="0" w:color="auto"/>
         </w:rPr>
         <w:t/>
       </w:r>
@@ -6493,7 +6419,6 @@
       <w:pPr>
         <w:shd w:val="clear" w:color="auto" w:fill="auto"/>
         <w:rPr>
-          <w:u w:val="single"/>
           <w:sz w:val="21"/>
           <w:szCs w:val="21"/>
         </w:rPr>
@@ -6503,9 +6428,7 @@
       <w:r>
         <w:rPr>
           <w:rFonts w:ascii="Times New Roman" w:hAnsi="Times New Roman" w:eastAsia="宋体" w:cs="Times New Roman"/>
-          <w:strike w:val="0"/>
           <w:kern w:val="0"/>
-          <w:u w:val="none"/>
           <w:sz w:val="21"/>
           <w:szCs w:val="21"/>
         </w:rPr>
@@ -6549,9 +6472,9 @@
       <w:r>
         <w:rPr>
           <w:rFonts w:ascii="Times New Roman" w:hAnsi="Times New Roman" w:eastAsia="宋体" w:cs="Times New Roman"/>
-          <w:u w:val="single"/>
-          <w:sz w:val="21"/>
-          <w:szCs w:val="21"/>
+          <w:sz w:val="21"/>
+          <w:szCs w:val="21"/>
+          <w:bdr w:val="single" w:sz="8" w:space="0" w:color="auto"/>
         </w:rPr>
         <w:t>1</w:t>
       </w:r>
@@ -6568,7 +6491,6 @@
       <w:pPr>
         <w:shd w:val="clear" w:color="auto" w:fill="auto"/>
         <w:rPr>
-          <w:u w:val="single"/>
           <w:sz w:val="21"/>
           <w:szCs w:val="21"/>
         </w:rPr>
@@ -6588,7 +6510,6 @@
       <w:pPr>
         <w:shd w:val="clear" w:color="auto" w:fill="auto"/>
         <w:rPr>
-          <w:u w:val="single"/>
           <w:sz w:val="21"/>
           <w:szCs w:val="21"/>
         </w:rPr>
@@ -6598,9 +6519,7 @@
       <w:r>
         <w:rPr>
           <w:rFonts w:ascii="Times New Roman" w:hAnsi="Times New Roman" w:eastAsia="宋体" w:cs="Times New Roman"/>
-          <w:strike w:val="0"/>
           <w:kern w:val="0"/>
-          <w:u w:val="none"/>
           <w:sz w:val="21"/>
           <w:szCs w:val="21"/>
         </w:rPr>
@@ -6654,7 +6573,6 @@
       <w:pPr>
         <w:shd w:val="clear" w:color="auto" w:fill="auto"/>
         <w:rPr>
-          <w:u w:val="single"/>
           <w:sz w:val="21"/>
           <w:szCs w:val="21"/>
         </w:rPr>
@@ -6664,9 +6582,7 @@
       <w:r>
         <w:rPr>
           <w:rFonts w:ascii="Times New Roman" w:hAnsi="Times New Roman" w:eastAsia="宋体" w:cs="Times New Roman"/>
-          <w:strike w:val="0"/>
           <w:kern w:val="0"/>
-          <w:u w:val="none"/>
           <w:sz w:val="21"/>
           <w:szCs w:val="21"/>
         </w:rPr>
@@ -6728,7 +6644,6 @@
       <w:pPr>
         <w:shd w:val="clear" w:color="auto" w:fill="auto"/>
         <w:rPr>
-          <w:u w:val="single"/>
           <w:sz w:val="21"/>
           <w:szCs w:val="21"/>
         </w:rPr>
@@ -6748,7 +6663,6 @@
       <w:pPr>
         <w:shd w:val="clear" w:color="auto" w:fill="auto"/>
         <w:rPr>
-          <w:u w:val="single"/>
           <w:sz w:val="21"/>
           <w:szCs w:val="21"/>
         </w:rPr>
@@ -6758,9 +6672,7 @@
       <w:r>
         <w:rPr>
           <w:rFonts w:ascii="Times New Roman" w:hAnsi="Times New Roman" w:eastAsia="宋体" w:cs="Times New Roman"/>
-          <w:strike w:val="0"/>
           <w:kern w:val="0"/>
-          <w:u w:val="none"/>
           <w:sz w:val="21"/>
           <w:szCs w:val="21"/>
         </w:rPr>
@@ -6804,9 +6716,9 @@
       <w:r>
         <w:rPr>
           <w:rFonts w:ascii="Times New Roman" w:hAnsi="Times New Roman" w:eastAsia="宋体" w:cs="Times New Roman"/>
-          <w:u w:val="single"/>
-          <w:sz w:val="21"/>
-          <w:szCs w:val="21"/>
+          <w:sz w:val="21"/>
+          <w:szCs w:val="21"/>
+          <w:bdr w:val="single" w:sz="8" w:space="0" w:color="auto"/>
         </w:rPr>
         <w:t>3</w:t>
       </w:r>
@@ -6823,7 +6735,6 @@
       <w:pPr>
         <w:shd w:val="clear" w:color="auto" w:fill="auto"/>
         <w:rPr>
-          <w:u w:val="single"/>
           <w:sz w:val="21"/>
           <w:szCs w:val="21"/>
         </w:rPr>
@@ -6843,7 +6754,6 @@
       <w:pPr>
         <w:shd w:val="clear" w:color="auto" w:fill="auto"/>
         <w:rPr>
-          <w:u w:val="single"/>
           <w:sz w:val="21"/>
           <w:szCs w:val="21"/>
         </w:rPr>
@@ -6853,9 +6763,7 @@
       <w:r>
         <w:rPr>
           <w:rFonts w:ascii="Times New Roman" w:hAnsi="Times New Roman" w:eastAsia="宋体" w:cs="Times New Roman"/>
-          <w:strike w:val="0"/>
           <w:kern w:val="0"/>
-          <w:u w:val="none"/>
           <w:sz w:val="21"/>
           <w:szCs w:val="21"/>
         </w:rPr>
@@ -7041,9 +6949,7 @@
       <w:r>
         <w:rPr>
           <w:rFonts w:ascii="Times New Roman" w:hAnsi="Times New Roman" w:eastAsia="宋体" w:cs="Times New Roman"/>
-          <w:strike w:val="0"/>
           <w:kern w:val="0"/>
-          <w:u w:val="none"/>
           <w:sz w:val="21"/>
           <w:szCs w:val="21"/>
         </w:rPr>
@@ -7441,9 +7347,7 @@
       <w:r>
         <w:rPr>
           <w:rFonts w:ascii="Times New Roman" w:hAnsi="Times New Roman" w:eastAsia="宋体" w:cs="Times New Roman"/>
-          <w:strike w:val="0"/>
           <w:kern w:val="0"/>
-          <w:u w:val="none"/>
           <w:sz w:val="21"/>
           <w:szCs w:val="21"/>
         </w:rPr>
@@ -8123,7 +8027,6 @@
       <w:pPr>
         <w:shd w:val="clear" w:color="auto" w:fill="auto"/>
         <w:rPr>
-          <w:u w:val="single"/>
           <w:sz w:val="21"/>
           <w:szCs w:val="21"/>
         </w:rPr>
@@ -8133,9 +8036,7 @@
       <w:r>
         <w:rPr>
           <w:rFonts w:ascii="Times New Roman" w:hAnsi="Times New Roman" w:eastAsia="宋体" w:cs="Times New Roman"/>
-          <w:strike w:val="0"/>
           <w:kern w:val="0"/>
-          <w:u w:val="none"/>
           <w:sz w:val="21"/>
           <w:szCs w:val="21"/>
         </w:rPr>
@@ -8179,9 +8080,9 @@
       <w:r>
         <w:rPr>
           <w:rFonts w:ascii="Times New Roman" w:hAnsi="Times New Roman" w:eastAsia="宋体" w:cs="Times New Roman"/>
-          <w:u w:val="single"/>
-          <w:sz w:val="21"/>
-          <w:szCs w:val="21"/>
+          <w:sz w:val="21"/>
+          <w:szCs w:val="21"/>
+          <w:bdr w:val="single" w:sz="8" w:space="0" w:color="auto"/>
         </w:rPr>
         <w:t>1</w:t>
       </w:r>
@@ -8198,7 +8099,6 @@
       <w:pPr>
         <w:shd w:val="clear" w:color="auto" w:fill="auto"/>
         <w:rPr>
-          <w:u w:val="single"/>
           <w:sz w:val="21"/>
           <w:szCs w:val="21"/>
         </w:rPr>
@@ -8218,7 +8118,6 @@
       <w:pPr>
         <w:shd w:val="clear" w:color="auto" w:fill="auto"/>
         <w:rPr>
-          <w:u w:val="single"/>
           <w:sz w:val="21"/>
           <w:szCs w:val="21"/>
         </w:rPr>
@@ -8228,9 +8127,7 @@
       <w:r>
         <w:rPr>
           <w:rFonts w:ascii="Times New Roman" w:hAnsi="Times New Roman" w:eastAsia="宋体" w:cs="Times New Roman"/>
-          <w:strike w:val="0"/>
           <w:kern w:val="0"/>
-          <w:u w:val="none"/>
           <w:sz w:val="21"/>
           <w:szCs w:val="21"/>
         </w:rPr>
@@ -8284,7 +8181,6 @@
       <w:pPr>
         <w:shd w:val="clear" w:color="auto" w:fill="auto"/>
         <w:rPr>
-          <w:u w:val="single"/>
           <w:sz w:val="21"/>
           <w:szCs w:val="21"/>
         </w:rPr>
@@ -8294,9 +8190,7 @@
       <w:r>
         <w:rPr>
           <w:rFonts w:ascii="Times New Roman" w:hAnsi="Times New Roman" w:eastAsia="宋体" w:cs="Times New Roman"/>
-          <w:strike w:val="0"/>
           <w:kern w:val="0"/>
-          <w:u w:val="none"/>
           <w:sz w:val="21"/>
           <w:szCs w:val="21"/>
         </w:rPr>
@@ -8340,9 +8234,9 @@
       <w:r>
         <w:rPr>
           <w:rFonts w:ascii="Times New Roman" w:hAnsi="Times New Roman" w:eastAsia="宋体" w:cs="Times New Roman"/>
-          <w:u w:val="single"/>
-          <w:sz w:val="21"/>
-          <w:szCs w:val="21"/>
+          <w:sz w:val="21"/>
+          <w:szCs w:val="21"/>
+          <w:bdr w:val="single" w:sz="8" w:space="0" w:color="auto"/>
         </w:rPr>
         <w:t>2</w:t>
       </w:r>
@@ -8359,7 +8253,6 @@
       <w:pPr>
         <w:shd w:val="clear" w:color="auto" w:fill="auto"/>
         <w:rPr>
-          <w:u w:val="single"/>
           <w:sz w:val="21"/>
           <w:szCs w:val="21"/>
         </w:rPr>
@@ -8379,7 +8272,6 @@
       <w:pPr>
         <w:shd w:val="clear" w:color="auto" w:fill="auto"/>
         <w:rPr>
-          <w:u w:val="single"/>
           <w:sz w:val="21"/>
           <w:szCs w:val="21"/>
         </w:rPr>
@@ -8408,9 +8300,7 @@
       <w:r>
         <w:rPr>
           <w:rFonts w:ascii="Times New Roman" w:hAnsi="Times New Roman" w:eastAsia="宋体" w:cs="Times New Roman"/>
-          <w:strike w:val="0"/>
           <w:kern w:val="0"/>
-          <w:u w:val="none"/>
           <w:sz w:val="21"/>
           <w:szCs w:val="21"/>
         </w:rPr>
@@ -8473,9 +8363,7 @@
       <w:r>
         <w:rPr>
           <w:rFonts w:ascii="Times New Roman" w:hAnsi="Times New Roman" w:eastAsia="宋体" w:cs="Times New Roman"/>
-          <w:strike w:val="0"/>
           <w:kern w:val="0"/>
-          <w:u w:val="none"/>
           <w:sz w:val="21"/>
           <w:szCs w:val="21"/>
         </w:rPr>
@@ -8840,9 +8728,7 @@
       <w:r>
         <w:rPr>
           <w:rFonts w:ascii="Times New Roman" w:hAnsi="Times New Roman" w:eastAsia="宋体" w:cs="Times New Roman"/>
-          <w:strike w:val="0"/>
           <w:kern w:val="0"/>
-          <w:u w:val="none"/>
           <w:sz w:val="21"/>
           <w:szCs w:val="21"/>
         </w:rPr>
@@ -9541,9 +9427,7 @@
       <w:r>
         <w:rPr>
           <w:rFonts w:ascii="Times New Roman" w:hAnsi="Times New Roman" w:eastAsia="宋体" w:cs="Times New Roman"/>
-          <w:strike w:val="0"/>
           <w:kern w:val="0"/>
-          <w:u w:val="none"/>
           <w:sz w:val="21"/>
           <w:szCs w:val="21"/>
         </w:rPr>
@@ -9897,9 +9781,7 @@
       <w:r>
         <w:rPr>
           <w:rFonts w:ascii="Times New Roman" w:hAnsi="Times New Roman" w:eastAsia="宋体" w:cs="Times New Roman"/>
-          <w:strike w:val="0"/>
           <w:kern w:val="0"/>
-          <w:u w:val="none"/>
           <w:sz w:val="21"/>
           <w:szCs w:val="21"/>
         </w:rPr>
@@ -9972,7 +9854,6 @@
       <w:pPr>
         <w:shd w:val="clear" w:color="auto" w:fill="auto"/>
         <w:rPr>
-          <w:u w:val="single"/>
           <w:sz w:val="21"/>
           <w:szCs w:val="21"/>
         </w:rPr>
@@ -9982,9 +9863,7 @@
       <w:r>
         <w:rPr>
           <w:rFonts w:ascii="Times New Roman" w:hAnsi="Times New Roman" w:eastAsia="宋体" w:cs="Times New Roman"/>
-          <w:strike w:val="0"/>
           <w:kern w:val="0"/>
-          <w:u w:val="none"/>
           <w:sz w:val="21"/>
           <w:szCs w:val="21"/>
         </w:rPr>
@@ -10028,9 +9907,9 @@
       <w:r>
         <w:rPr>
           <w:rFonts w:ascii="Times New Roman" w:hAnsi="Times New Roman" w:eastAsia="宋体" w:cs="Times New Roman"/>
-          <w:u w:val="single"/>
-          <w:sz w:val="21"/>
-          <w:szCs w:val="21"/>
+          <w:sz w:val="21"/>
+          <w:szCs w:val="21"/>
+          <w:bdr w:val="single" w:sz="8" w:space="0" w:color="auto"/>
         </w:rPr>
         <w:t>1</w:t>
       </w:r>
@@ -10047,7 +9926,6 @@
       <w:pPr>
         <w:shd w:val="clear" w:color="auto" w:fill="auto"/>
         <w:rPr>
-          <w:u w:val="single"/>
           <w:sz w:val="21"/>
           <w:szCs w:val="21"/>
         </w:rPr>
@@ -10131,7 +10009,6 @@
       <w:pPr>
         <w:shd w:val="clear" w:color="auto" w:fill="auto"/>
         <w:rPr>
-          <w:u w:val="single"/>
           <w:sz w:val="21"/>
           <w:szCs w:val="21"/>
         </w:rPr>
@@ -10141,9 +10018,7 @@
       <w:r>
         <w:rPr>
           <w:rFonts w:ascii="Times New Roman" w:hAnsi="Times New Roman" w:eastAsia="宋体" w:cs="Times New Roman"/>
-          <w:strike w:val="0"/>
           <w:kern w:val="0"/>
-          <w:u w:val="none"/>
           <w:sz w:val="21"/>
           <w:szCs w:val="21"/>
         </w:rPr>
@@ -10187,9 +10062,7 @@
       <w:r>
         <w:rPr>
           <w:rFonts w:ascii="Times New Roman" w:hAnsi="Times New Roman" w:eastAsia="宋体" w:cs="Times New Roman"/>
-          <w:strike w:val="0"/>
           <w:kern w:val="0"/>
-          <w:u w:val="none"/>
           <w:sz w:val="21"/>
           <w:szCs w:val="21"/>
         </w:rPr>
@@ -10571,7 +10444,6 @@
       <w:pPr>
         <w:shd w:val="clear" w:color="auto" w:fill="auto"/>
         <w:rPr>
-          <w:u w:val="single"/>
           <w:sz w:val="21"/>
           <w:szCs w:val="21"/>
         </w:rPr>
@@ -10599,7 +10471,6 @@
       <w:pPr>
         <w:shd w:val="clear" w:color="auto" w:fill="auto"/>
         <w:rPr>
-          <w:u w:val="single"/>
           <w:sz w:val="21"/>
           <w:szCs w:val="21"/>
         </w:rPr>
@@ -10619,7 +10490,6 @@
       <w:pPr>
         <w:shd w:val="clear" w:color="auto" w:fill="auto"/>
         <w:rPr>
-          <w:u w:val="single"/>
           <w:sz w:val="21"/>
           <w:szCs w:val="21"/>
         </w:rPr>
@@ -10629,9 +10499,7 @@
       <w:r>
         <w:rPr>
           <w:rFonts w:ascii="Times New Roman" w:hAnsi="Times New Roman" w:eastAsia="宋体" w:cs="Times New Roman"/>
-          <w:strike w:val="0"/>
           <w:kern w:val="0"/>
-          <w:u w:val="none"/>
           <w:sz w:val="21"/>
           <w:szCs w:val="21"/>
         </w:rPr>
@@ -10771,7 +10639,6 @@
       <w:pPr>
         <w:shd w:val="clear" w:color="auto" w:fill="auto"/>
         <w:rPr>
-          <w:u w:val="single"/>
           <w:sz w:val="21"/>
           <w:szCs w:val="21"/>
         </w:rPr>
@@ -10799,7 +10666,6 @@
       <w:pPr>
         <w:shd w:val="clear" w:color="auto" w:fill="auto"/>
         <w:rPr>
-          <w:u w:val="single"/>
           <w:sz w:val="21"/>
           <w:szCs w:val="21"/>
         </w:rPr>
@@ -10809,9 +10675,7 @@
       <w:r>
         <w:rPr>
           <w:rFonts w:ascii="Times New Roman" w:hAnsi="Times New Roman" w:eastAsia="宋体" w:cs="Times New Roman"/>
-          <w:strike w:val="0"/>
           <w:kern w:val="0"/>
-          <w:u w:val="none"/>
           <w:sz w:val="21"/>
           <w:szCs w:val="21"/>
         </w:rPr>
@@ -11075,7 +10939,6 @@
       <w:pPr>
         <w:shd w:val="clear" w:color="auto" w:fill="auto"/>
         <w:rPr>
-          <w:u w:val="single"/>
           <w:sz w:val="21"/>
           <w:szCs w:val="21"/>
         </w:rPr>
@@ -11169,9 +11032,7 @@
       <w:r>
         <w:rPr>
           <w:rFonts w:ascii="Times New Roman" w:hAnsi="Times New Roman" w:eastAsia="宋体" w:cs="Times New Roman"/>
-          <w:strike w:val="0"/>
           <w:kern w:val="0"/>
-          <w:u w:val="none"/>
           <w:sz w:val="21"/>
           <w:szCs w:val="21"/>
         </w:rPr>
@@ -11416,9 +11277,7 @@
       <w:r>
         <w:rPr>
           <w:rFonts w:ascii="Times New Roman" w:hAnsi="Times New Roman" w:eastAsia="宋体" w:cs="Times New Roman"/>
-          <w:strike w:val="0"/>
           <w:kern w:val="0"/>
-          <w:u w:val="none"/>
           <w:sz w:val="21"/>
           <w:szCs w:val="21"/>
         </w:rPr>
@@ -11904,9 +11763,7 @@
       <w:r>
         <w:rPr>
           <w:rFonts w:ascii="Times New Roman" w:hAnsi="Times New Roman" w:eastAsia="宋体" w:cs="Times New Roman"/>
-          <w:strike w:val="0"/>
           <w:kern w:val="0"/>
-          <w:u w:val="none"/>
           <w:sz w:val="21"/>
           <w:szCs w:val="21"/>
         </w:rPr>
@@ -12633,9 +12490,7 @@
       <w:r>
         <w:rPr>
           <w:rFonts w:ascii="Times New Roman" w:hAnsi="Times New Roman" w:eastAsia="宋体" w:cs="Times New Roman"/>
-          <w:strike w:val="0"/>
           <w:kern w:val="0"/>
-          <w:u w:val="none"/>
           <w:sz w:val="21"/>
           <w:szCs w:val="21"/>
         </w:rPr>
@@ -13732,6 +13587,14 @@
     <w:pPr>
       <w:jc w:val="center"/>
     </w:pPr>
+    <w:r>
+      <w:rPr>
+        <w:rFonts w:ascii="Times New Roman" w:hAnsi="Times New Roman" w:eastAsia="宋体"/>
+        <w:sz w:val="21"/>
+        <w:szCs w:val="21"/>
+      </w:rPr>
+      <w:t xml:space="preserve">第1章·简单　</w:t>
+    </w:r>
     <w:r>
       <w:rPr>
         <w:rFonts w:ascii="Times New Roman" w:hAnsi="Times New Roman" w:eastAsia="宋体"/>

--- a/高中物理/高中物理同步/人教版选必2 第1章 安培力与洛伦兹力·简单卷（9题）.docx
+++ b/高中物理/高中物理同步/人教版选必2 第1章 安培力与洛伦兹力·简单卷（9题）.docx
@@ -13851,9 +13851,9 @@
   <w:docDefaults>
     <w:rPrDefault>
       <w:rPr>
-        <w:rFonts w:asciiTheme="minorHAnsi" w:eastAsiaTheme="minorEastAsia" w:hAnsiTheme="minorHAnsi" w:cstheme="minorBidi"/>
-        <w:sz w:val="22"/>
-        <w:szCs w:val="22"/>
+        <w:rFonts w:cstheme="minorBidi" w:ascii="Times New Roman" w:hAnsi="Times New Roman" w:eastAsia="宋体" w:cs="Times New Roman"/>
+        <w:sz w:val="21"/>
+        <w:szCs w:val="21"/>
         <w:lang w:val="en-US" w:eastAsia="en-US" w:bidi="ar-SA"/>
       </w:rPr>
     </w:rPrDefault>

--- a/高中物理/高中物理同步/人教版选必2 第1章 安培力与洛伦兹力·简单卷（9题）.docx
+++ b/高中物理/高中物理同步/人教版选必2 第1章 安培力与洛伦兹力·简单卷（9题）.docx
@@ -16,7 +16,7 @@
           <w:sz w:val="21"/>
           <w:szCs w:val="21"/>
         </w:rPr>
-        <w:spacing w:before="0" w:after="0" w:line="300" w:lineRule="multiple"/>
+        <w:spacing w:before="0" w:after="0" w:line="300" w:lineRule="auto"/>
         <w:jc w:val="left"/>
       </w:pPr>
       <w:r>
@@ -35,7 +35,7 @@
           <w:sz w:val="21"/>
           <w:szCs w:val="21"/>
         </w:rPr>
-        <w:spacing w:before="0" w:after="0" w:line="300" w:lineRule="multiple"/>
+        <w:spacing w:before="0" w:after="0" w:line="300" w:lineRule="auto"/>
         <w:jc w:val="left"/>
       </w:pPr>
     </w:p>
@@ -45,7 +45,7 @@
           <w:sz w:val="21"/>
           <w:szCs w:val="21"/>
         </w:rPr>
-        <w:spacing w:before="0" w:after="0" w:line="300" w:lineRule="multiple"/>
+        <w:spacing w:before="0" w:after="0" w:line="300" w:lineRule="auto"/>
         <w:jc w:val="left"/>
       </w:pPr>
       <w:r>
@@ -65,7 +65,7 @@
           <w:szCs w:val="21"/>
         </w:rPr>
         <w:shd w:val="clear" w:color="auto" w:fill="auto"/>
-        <w:spacing w:before="0" w:after="0" w:line="300" w:lineRule="multiple"/>
+        <w:spacing w:before="0" w:after="0" w:line="300" w:lineRule="auto"/>
         <w:jc w:val="left"/>
       </w:pPr>
       <w:r>
@@ -127,7 +127,7 @@
           <w:sz w:val="21"/>
           <w:szCs w:val="21"/>
         </w:rPr>
-        <w:spacing w:before="0" w:after="0" w:line="300" w:lineRule="multiple"/>
+        <w:spacing w:before="0" w:after="0" w:line="300" w:lineRule="auto"/>
         <w:jc w:val="left"/>
       </w:pPr>
       <w:r>
@@ -147,7 +147,7 @@
           <w:sz w:val="21"/>
           <w:szCs w:val="21"/>
         </w:rPr>
-        <w:spacing w:before="0" w:after="0" w:line="300" w:lineRule="multiple"/>
+        <w:spacing w:before="0" w:after="0" w:line="300" w:lineRule="auto"/>
         <w:jc w:val="left"/>
       </w:pPr>
       <w:r>
@@ -166,7 +166,7 @@
           <w:sz w:val="21"/>
           <w:szCs w:val="21"/>
         </w:rPr>
-        <w:spacing w:before="0" w:after="0" w:line="300" w:lineRule="multiple"/>
+        <w:spacing w:before="0" w:after="0" w:line="300" w:lineRule="auto"/>
         <w:jc w:val="left"/>
       </w:pPr>
       <w:r>
@@ -221,7 +221,7 @@
           <w:sz w:val="21"/>
           <w:szCs w:val="21"/>
         </w:rPr>
-        <w:spacing w:before="0" w:after="0" w:line="300" w:lineRule="multiple"/>
+        <w:spacing w:before="0" w:after="0" w:line="300" w:lineRule="auto"/>
         <w:jc w:val="left"/>
       </w:pPr>
       <w:r>
@@ -240,7 +240,7 @@
           <w:sz w:val="21"/>
           <w:szCs w:val="21"/>
         </w:rPr>
-        <w:spacing w:before="0" w:after="0" w:line="300" w:lineRule="multiple"/>
+        <w:spacing w:before="0" w:after="0" w:line="300" w:lineRule="auto"/>
         <w:jc w:val="left"/>
       </w:pPr>
       <w:r>
@@ -259,7 +259,7 @@
           <w:sz w:val="21"/>
           <w:szCs w:val="21"/>
         </w:rPr>
-        <w:spacing w:before="0" w:after="0" w:line="300" w:lineRule="multiple"/>
+        <w:spacing w:before="0" w:after="0" w:line="300" w:lineRule="auto"/>
         <w:jc w:val="left"/>
       </w:pPr>
       <w:r>
@@ -278,7 +278,7 @@
           <w:sz w:val="21"/>
           <w:szCs w:val="21"/>
         </w:rPr>
-        <w:spacing w:before="0" w:after="0" w:line="300" w:lineRule="multiple"/>
+        <w:spacing w:before="0" w:after="0" w:line="300" w:lineRule="auto"/>
         <w:jc w:val="left"/>
       </w:pPr>
       <w:r>
@@ -297,7 +297,7 @@
           <w:sz w:val="21"/>
           <w:szCs w:val="21"/>
         </w:rPr>
-        <w:spacing w:before="0" w:after="0" w:line="300" w:lineRule="multiple"/>
+        <w:spacing w:before="0" w:after="0" w:line="300" w:lineRule="auto"/>
         <w:jc w:val="left"/>
       </w:pPr>
       <w:r>
@@ -357,7 +357,7 @@
           <w:sz w:val="21"/>
           <w:szCs w:val="21"/>
         </w:rPr>
-        <w:spacing w:before="0" w:after="0" w:line="300" w:lineRule="multiple"/>
+        <w:spacing w:before="0" w:after="0" w:line="300" w:lineRule="auto"/>
         <w:jc w:val="left"/>
       </w:pPr>
       <w:r>
@@ -385,7 +385,7 @@
           <w:sz w:val="21"/>
           <w:szCs w:val="21"/>
         </w:rPr>
-        <w:spacing w:before="0" w:after="0" w:line="300" w:lineRule="multiple"/>
+        <w:spacing w:before="0" w:after="0" w:line="300" w:lineRule="auto"/>
         <w:jc w:val="left"/>
       </w:pPr>
       <w:r>
@@ -403,7 +403,7 @@
           <w:sz w:val="21"/>
           <w:szCs w:val="21"/>
         </w:rPr>
-        <w:spacing w:before="0" w:after="0" w:line="300" w:lineRule="multiple"/>
+        <w:spacing w:before="0" w:after="0" w:line="300" w:lineRule="auto"/>
         <w:jc w:val="left"/>
       </w:pPr>
     </w:p>
@@ -416,7 +416,7 @@
           <w:sz w:val="21"/>
           <w:szCs w:val="21"/>
         </w:rPr>
-        <w:spacing w:before="0" w:after="0" w:line="300" w:lineRule="multiple"/>
+        <w:spacing w:before="0" w:after="0" w:line="300" w:lineRule="auto"/>
         <w:jc w:val="left"/>
       </w:pPr>
       <w:r>
@@ -598,7 +598,7 @@
           <w:sz w:val="21"/>
           <w:szCs w:val="21"/>
         </w:rPr>
-        <w:spacing w:before="0" w:after="0" w:line="300" w:lineRule="multiple"/>
+        <w:spacing w:before="0" w:after="0" w:line="300" w:lineRule="auto"/>
         <w:jc w:val="left"/>
       </w:pPr>
       <w:r>
@@ -662,7 +662,7 @@
           <w:sz w:val="21"/>
           <w:szCs w:val="21"/>
         </w:rPr>
-        <w:spacing w:before="0" w:after="0" w:line="300" w:lineRule="multiple"/>
+        <w:spacing w:before="0" w:after="0" w:line="300" w:lineRule="auto"/>
         <w:jc w:val="left"/>
       </w:pPr>
       <w:r>
@@ -725,7 +725,7 @@
           <w:sz w:val="21"/>
           <w:szCs w:val="21"/>
         </w:rPr>
-        <w:spacing w:before="0" w:after="0" w:line="300" w:lineRule="multiple"/>
+        <w:spacing w:before="0" w:after="0" w:line="300" w:lineRule="auto"/>
         <w:jc w:val="left"/>
       </w:pPr>
       <w:r>
@@ -788,7 +788,7 @@
           <w:sz w:val="21"/>
           <w:szCs w:val="21"/>
         </w:rPr>
-        <w:spacing w:before="0" w:after="0" w:line="300" w:lineRule="multiple"/>
+        <w:spacing w:before="0" w:after="0" w:line="300" w:lineRule="auto"/>
         <w:jc w:val="left"/>
       </w:pPr>
       <w:r>
@@ -815,7 +815,7 @@
           <w:sz w:val="21"/>
           <w:szCs w:val="21"/>
         </w:rPr>
-        <w:spacing w:before="0" w:after="0" w:line="300" w:lineRule="multiple"/>
+        <w:spacing w:before="0" w:after="0" w:line="300" w:lineRule="auto"/>
         <w:jc w:val="left"/>
       </w:pPr>
       <w:r>
@@ -841,7 +841,7 @@
           <w:sz w:val="21"/>
           <w:szCs w:val="21"/>
         </w:rPr>
-        <w:spacing w:before="0" w:after="0" w:line="300" w:lineRule="multiple"/>
+        <w:spacing w:before="0" w:after="0" w:line="300" w:lineRule="auto"/>
         <w:jc w:val="left"/>
       </w:pPr>
       <w:r>
@@ -861,7 +861,7 @@
           <w:sz w:val="21"/>
           <w:szCs w:val="21"/>
         </w:rPr>
-        <w:spacing w:before="0" w:after="0" w:line="300" w:lineRule="multiple"/>
+        <w:spacing w:before="0" w:after="0" w:line="300" w:lineRule="auto"/>
         <w:jc w:val="left"/>
       </w:pPr>
       <w:r>
@@ -931,7 +931,7 @@
           <w:sz w:val="21"/>
           <w:szCs w:val="21"/>
         </w:rPr>
-        <w:spacing w:before="0" w:after="0" w:line="300" w:lineRule="multiple"/>
+        <w:spacing w:before="0" w:after="0" w:line="300" w:lineRule="auto"/>
         <w:jc w:val="left"/>
       </w:pPr>
       <w:r>
@@ -991,7 +991,7 @@
           <w:sz w:val="21"/>
           <w:szCs w:val="21"/>
         </w:rPr>
-        <w:spacing w:before="0" w:after="0" w:line="300" w:lineRule="multiple"/>
+        <w:spacing w:before="0" w:after="0" w:line="300" w:lineRule="auto"/>
         <w:jc w:val="left"/>
       </w:pPr>
       <w:r>
@@ -1050,7 +1050,7 @@
           <w:sz w:val="21"/>
           <w:szCs w:val="21"/>
         </w:rPr>
-        <w:spacing w:before="0" w:after="0" w:line="300" w:lineRule="multiple"/>
+        <w:spacing w:before="0" w:after="0" w:line="300" w:lineRule="auto"/>
         <w:jc w:val="left"/>
       </w:pPr>
       <w:r>
@@ -1104,7 +1104,7 @@
           <w:sz w:val="21"/>
           <w:szCs w:val="21"/>
         </w:rPr>
-        <w:spacing w:before="0" w:after="0" w:line="300" w:lineRule="multiple"/>
+        <w:spacing w:before="0" w:after="0" w:line="300" w:lineRule="auto"/>
         <w:jc w:val="left"/>
       </w:pPr>
       <w:r>
@@ -1164,7 +1164,7 @@
           <w:sz w:val="21"/>
           <w:szCs w:val="21"/>
         </w:rPr>
-        <w:spacing w:before="0" w:after="0" w:line="300" w:lineRule="multiple"/>
+        <w:spacing w:before="0" w:after="0" w:line="300" w:lineRule="auto"/>
         <w:jc w:val="left"/>
       </w:pPr>
       <w:r>
@@ -1294,7 +1294,7 @@
           <w:sz w:val="21"/>
           <w:szCs w:val="21"/>
         </w:rPr>
-        <w:spacing w:before="0" w:after="0" w:line="300" w:lineRule="multiple"/>
+        <w:spacing w:before="0" w:after="0" w:line="300" w:lineRule="auto"/>
         <w:jc w:val="left"/>
       </w:pPr>
       <w:r>
@@ -1312,7 +1312,7 @@
           <w:sz w:val="21"/>
           <w:szCs w:val="21"/>
         </w:rPr>
-        <w:spacing w:before="0" w:after="0" w:line="300" w:lineRule="multiple"/>
+        <w:spacing w:before="0" w:after="0" w:line="300" w:lineRule="auto"/>
         <w:jc w:val="left"/>
       </w:pPr>
     </w:p>
@@ -1323,7 +1323,7 @@
           <w:sz w:val="21"/>
           <w:szCs w:val="21"/>
         </w:rPr>
-        <w:spacing w:before="0" w:after="0" w:line="300" w:lineRule="multiple"/>
+        <w:spacing w:before="0" w:after="0" w:line="300" w:lineRule="auto"/>
         <w:jc w:val="left"/>
       </w:pPr>
       <w:r>
@@ -1386,7 +1386,7 @@
           <w:sz w:val="21"/>
           <w:szCs w:val="21"/>
         </w:rPr>
-        <w:spacing w:before="0" w:after="0" w:line="300" w:lineRule="multiple"/>
+        <w:spacing w:before="0" w:after="0" w:line="300" w:lineRule="auto"/>
         <w:jc w:val="left"/>
       </w:pPr>
       <w:r>
@@ -1413,7 +1413,7 @@
           <w:sz w:val="21"/>
           <w:szCs w:val="21"/>
         </w:rPr>
-        <w:spacing w:before="0" w:after="0" w:line="300" w:lineRule="multiple"/>
+        <w:spacing w:before="0" w:after="0" w:line="300" w:lineRule="auto"/>
         <w:jc w:val="left"/>
       </w:pPr>
       <w:r>
@@ -1440,7 +1440,7 @@
           <w:sz w:val="21"/>
           <w:szCs w:val="21"/>
         </w:rPr>
-        <w:spacing w:before="0" w:after="0" w:line="300" w:lineRule="multiple"/>
+        <w:spacing w:before="0" w:after="0" w:line="300" w:lineRule="auto"/>
         <w:jc w:val="left"/>
       </w:pPr>
       <w:r>
@@ -1466,7 +1466,7 @@
           <w:sz w:val="21"/>
           <w:szCs w:val="21"/>
         </w:rPr>
-        <w:spacing w:before="0" w:after="0" w:line="300" w:lineRule="multiple"/>
+        <w:spacing w:before="0" w:after="0" w:line="300" w:lineRule="auto"/>
         <w:jc w:val="left"/>
       </w:pPr>
       <w:r>
@@ -1486,7 +1486,7 @@
           <w:sz w:val="21"/>
           <w:szCs w:val="21"/>
         </w:rPr>
-        <w:spacing w:before="0" w:after="0" w:line="300" w:lineRule="multiple"/>
+        <w:spacing w:before="0" w:after="0" w:line="300" w:lineRule="auto"/>
         <w:jc w:val="left"/>
       </w:pPr>
       <w:r>
@@ -1530,7 +1530,7 @@
           <w:sz w:val="21"/>
           <w:szCs w:val="21"/>
         </w:rPr>
-        <w:spacing w:before="0" w:after="0" w:line="300" w:lineRule="multiple"/>
+        <w:spacing w:before="0" w:after="0" w:line="300" w:lineRule="auto"/>
         <w:jc w:val="left"/>
       </w:pPr>
       <w:r>
@@ -1590,7 +1590,7 @@
           <w:sz w:val="21"/>
           <w:szCs w:val="21"/>
         </w:rPr>
-        <w:spacing w:before="0" w:after="0" w:line="300" w:lineRule="multiple"/>
+        <w:spacing w:before="0" w:after="0" w:line="300" w:lineRule="auto"/>
         <w:jc w:val="left"/>
       </w:pPr>
       <w:r>
@@ -1750,7 +1750,7 @@
           <w:sz w:val="21"/>
           <w:szCs w:val="21"/>
         </w:rPr>
-        <w:spacing w:before="0" w:after="0" w:line="300" w:lineRule="multiple"/>
+        <w:spacing w:before="0" w:after="0" w:line="300" w:lineRule="auto"/>
         <w:jc w:val="left"/>
       </w:pPr>
       <w:r>
@@ -1810,7 +1810,7 @@
           <w:sz w:val="21"/>
           <w:szCs w:val="21"/>
         </w:rPr>
-        <w:spacing w:before="0" w:after="0" w:line="300" w:lineRule="multiple"/>
+        <w:spacing w:before="0" w:after="0" w:line="300" w:lineRule="auto"/>
         <w:jc w:val="left"/>
       </w:pPr>
       <w:r>
@@ -1925,7 +1925,7 @@
           <w:sz w:val="21"/>
           <w:szCs w:val="21"/>
         </w:rPr>
-        <w:spacing w:before="0" w:after="0" w:line="300" w:lineRule="multiple"/>
+        <w:spacing w:before="0" w:after="0" w:line="300" w:lineRule="auto"/>
         <w:jc w:val="left"/>
       </w:pPr>
       <w:r>
@@ -2012,7 +2012,7 @@
           <w:sz w:val="21"/>
           <w:szCs w:val="21"/>
         </w:rPr>
-        <w:spacing w:before="0" w:after="0" w:line="300" w:lineRule="multiple"/>
+        <w:spacing w:before="0" w:after="0" w:line="300" w:lineRule="auto"/>
         <w:jc w:val="left"/>
       </w:pPr>
       <w:r>
@@ -2030,7 +2030,7 @@
           <w:sz w:val="21"/>
           <w:szCs w:val="21"/>
         </w:rPr>
-        <w:spacing w:before="0" w:after="0" w:line="300" w:lineRule="multiple"/>
+        <w:spacing w:before="0" w:after="0" w:line="300" w:lineRule="auto"/>
         <w:jc w:val="left"/>
       </w:pPr>
     </w:p>
@@ -2040,7 +2040,7 @@
           <w:sz w:val="21"/>
           <w:szCs w:val="21"/>
         </w:rPr>
-        <w:spacing w:before="0" w:after="0" w:line="300" w:lineRule="multiple"/>
+        <w:spacing w:before="0" w:after="0" w:line="300" w:lineRule="auto"/>
         <w:jc w:val="left"/>
       </w:pPr>
       <w:r>
@@ -2060,7 +2060,7 @@
           <w:sz w:val="21"/>
           <w:szCs w:val="21"/>
         </w:rPr>
-        <w:spacing w:before="0" w:after="0" w:line="300" w:lineRule="multiple"/>
+        <w:spacing w:before="0" w:after="0" w:line="300" w:lineRule="auto"/>
         <w:jc w:val="left"/>
       </w:pPr>
       <w:r>
@@ -2123,7 +2123,7 @@
           <w:sz w:val="21"/>
           <w:szCs w:val="21"/>
         </w:rPr>
-        <w:spacing w:before="0" w:after="0" w:line="300" w:lineRule="multiple"/>
+        <w:spacing w:before="0" w:after="0" w:line="300" w:lineRule="auto"/>
         <w:jc w:val="left"/>
       </w:pPr>
       <w:r>
@@ -2150,7 +2150,7 @@
           <w:sz w:val="21"/>
           <w:szCs w:val="21"/>
         </w:rPr>
-        <w:spacing w:before="0" w:after="0" w:line="300" w:lineRule="multiple"/>
+        <w:spacing w:before="0" w:after="0" w:line="300" w:lineRule="auto"/>
         <w:jc w:val="left"/>
       </w:pPr>
       <w:r>
@@ -2177,7 +2177,7 @@
           <w:sz w:val="21"/>
           <w:szCs w:val="21"/>
         </w:rPr>
-        <w:spacing w:before="0" w:after="0" w:line="300" w:lineRule="multiple"/>
+        <w:spacing w:before="0" w:after="0" w:line="300" w:lineRule="auto"/>
         <w:jc w:val="left"/>
       </w:pPr>
       <w:r>
@@ -2203,7 +2203,7 @@
           <w:sz w:val="21"/>
           <w:szCs w:val="21"/>
         </w:rPr>
-        <w:spacing w:before="0" w:after="0" w:line="300" w:lineRule="multiple"/>
+        <w:spacing w:before="0" w:after="0" w:line="300" w:lineRule="auto"/>
         <w:jc w:val="left"/>
       </w:pPr>
       <w:r>
@@ -2223,7 +2223,7 @@
           <w:sz w:val="21"/>
           <w:szCs w:val="21"/>
         </w:rPr>
-        <w:spacing w:before="0" w:after="0" w:line="300" w:lineRule="multiple"/>
+        <w:spacing w:before="0" w:after="0" w:line="300" w:lineRule="auto"/>
         <w:jc w:val="left"/>
       </w:pPr>
       <w:r>
@@ -2242,7 +2242,7 @@
           <w:sz w:val="21"/>
           <w:szCs w:val="21"/>
         </w:rPr>
-        <w:spacing w:before="0" w:after="0" w:line="300" w:lineRule="multiple"/>
+        <w:spacing w:before="0" w:after="0" w:line="300" w:lineRule="auto"/>
         <w:jc w:val="left"/>
       </w:pPr>
       <w:r>
@@ -2297,7 +2297,7 @@
           <w:sz w:val="21"/>
           <w:szCs w:val="21"/>
         </w:rPr>
-        <w:spacing w:before="0" w:after="0" w:line="300" w:lineRule="multiple"/>
+        <w:spacing w:before="0" w:after="0" w:line="300" w:lineRule="auto"/>
         <w:jc w:val="left"/>
       </w:pPr>
       <w:r>
@@ -2316,7 +2316,7 @@
           <w:sz w:val="21"/>
           <w:szCs w:val="21"/>
         </w:rPr>
-        <w:spacing w:before="0" w:after="0" w:line="300" w:lineRule="multiple"/>
+        <w:spacing w:before="0" w:after="0" w:line="300" w:lineRule="auto"/>
         <w:jc w:val="left"/>
       </w:pPr>
       <w:r>
@@ -2335,7 +2335,7 @@
           <w:sz w:val="21"/>
           <w:szCs w:val="21"/>
         </w:rPr>
-        <w:spacing w:before="0" w:after="0" w:line="300" w:lineRule="multiple"/>
+        <w:spacing w:before="0" w:after="0" w:line="300" w:lineRule="auto"/>
         <w:jc w:val="left"/>
       </w:pPr>
       <w:r>
@@ -2354,7 +2354,7 @@
           <w:sz w:val="21"/>
           <w:szCs w:val="21"/>
         </w:rPr>
-        <w:spacing w:before="0" w:after="0" w:line="300" w:lineRule="multiple"/>
+        <w:spacing w:before="0" w:after="0" w:line="300" w:lineRule="auto"/>
         <w:jc w:val="left"/>
       </w:pPr>
       <w:r>
@@ -2373,7 +2373,7 @@
           <w:sz w:val="21"/>
           <w:szCs w:val="21"/>
         </w:rPr>
-        <w:spacing w:before="0" w:after="0" w:line="300" w:lineRule="multiple"/>
+        <w:spacing w:before="0" w:after="0" w:line="300" w:lineRule="auto"/>
         <w:jc w:val="left"/>
       </w:pPr>
       <w:r>
@@ -2433,7 +2433,7 @@
           <w:sz w:val="21"/>
           <w:szCs w:val="21"/>
         </w:rPr>
-        <w:spacing w:before="0" w:after="0" w:line="300" w:lineRule="multiple"/>
+        <w:spacing w:before="0" w:after="0" w:line="300" w:lineRule="auto"/>
         <w:jc w:val="left"/>
       </w:pPr>
       <w:r>
@@ -2461,7 +2461,7 @@
           <w:sz w:val="21"/>
           <w:szCs w:val="21"/>
         </w:rPr>
-        <w:spacing w:before="0" w:after="0" w:line="300" w:lineRule="multiple"/>
+        <w:spacing w:before="0" w:after="0" w:line="300" w:lineRule="auto"/>
         <w:jc w:val="left"/>
       </w:pPr>
       <w:r>
@@ -2480,7 +2480,7 @@
           <w:sz w:val="21"/>
           <w:szCs w:val="21"/>
         </w:rPr>
-        <w:spacing w:before="0" w:after="0" w:line="300" w:lineRule="multiple"/>
+        <w:spacing w:before="0" w:after="0" w:line="300" w:lineRule="auto"/>
         <w:jc w:val="left"/>
       </w:pPr>
       <w:r>
@@ -2499,7 +2499,7 @@
           <w:sz w:val="21"/>
           <w:szCs w:val="21"/>
         </w:rPr>
-        <w:spacing w:before="0" w:after="0" w:line="300" w:lineRule="multiple"/>
+        <w:spacing w:before="0" w:after="0" w:line="300" w:lineRule="auto"/>
         <w:jc w:val="left"/>
       </w:pPr>
       <w:r>
@@ -2517,7 +2517,7 @@
           <w:sz w:val="21"/>
           <w:szCs w:val="21"/>
         </w:rPr>
-        <w:spacing w:before="0" w:after="0" w:line="300" w:lineRule="multiple"/>
+        <w:spacing w:before="0" w:after="0" w:line="300" w:lineRule="auto"/>
         <w:jc w:val="left"/>
       </w:pPr>
     </w:p>
@@ -2527,7 +2527,7 @@
           <w:sz w:val="21"/>
           <w:szCs w:val="21"/>
         </w:rPr>
-        <w:spacing w:before="0" w:after="0" w:line="300" w:lineRule="multiple"/>
+        <w:spacing w:before="0" w:after="0" w:line="300" w:lineRule="auto"/>
         <w:jc w:val="left"/>
       </w:pPr>
       <w:r>
@@ -2547,7 +2547,7 @@
           <w:sz w:val="21"/>
           <w:szCs w:val="21"/>
         </w:rPr>
-        <w:spacing w:before="0" w:after="0" w:line="300" w:lineRule="multiple"/>
+        <w:spacing w:before="0" w:after="0" w:line="300" w:lineRule="auto"/>
         <w:jc w:val="left"/>
       </w:pPr>
       <w:r>
@@ -2737,7 +2737,7 @@
           <w:sz w:val="21"/>
           <w:szCs w:val="21"/>
         </w:rPr>
-        <w:spacing w:before="0" w:after="0" w:line="300" w:lineRule="multiple"/>
+        <w:spacing w:before="0" w:after="0" w:line="300" w:lineRule="auto"/>
         <w:jc w:val="left"/>
       </w:pPr>
       <w:r>
@@ -2795,7 +2795,7 @@
           <w:sz w:val="21"/>
           <w:szCs w:val="21"/>
         </w:rPr>
-        <w:spacing w:before="0" w:after="0" w:line="300" w:lineRule="multiple"/>
+        <w:spacing w:before="0" w:after="0" w:line="300" w:lineRule="auto"/>
         <w:jc w:val="left"/>
       </w:pPr>
       <w:r>
@@ -2867,7 +2867,7 @@
           <w:sz w:val="21"/>
           <w:szCs w:val="21"/>
         </w:rPr>
-        <w:spacing w:before="0" w:after="0" w:line="300" w:lineRule="multiple"/>
+        <w:spacing w:before="0" w:after="0" w:line="300" w:lineRule="auto"/>
         <w:jc w:val="left"/>
       </w:pPr>
       <w:r>
@@ -2936,7 +2936,7 @@
           <w:sz w:val="21"/>
           <w:szCs w:val="21"/>
         </w:rPr>
-        <w:spacing w:before="0" w:after="0" w:line="300" w:lineRule="multiple"/>
+        <w:spacing w:before="0" w:after="0" w:line="300" w:lineRule="auto"/>
         <w:jc w:val="left"/>
       </w:pPr>
       <w:r>
@@ -2996,7 +2996,7 @@
           <w:sz w:val="21"/>
           <w:szCs w:val="21"/>
         </w:rPr>
-        <w:spacing w:before="0" w:after="0" w:line="300" w:lineRule="multiple"/>
+        <w:spacing w:before="0" w:after="0" w:line="300" w:lineRule="auto"/>
         <w:jc w:val="left"/>
       </w:pPr>
       <w:r>
@@ -3236,7 +3236,7 @@
           <w:sz w:val="21"/>
           <w:szCs w:val="21"/>
         </w:rPr>
-        <w:spacing w:before="0" w:after="0" w:line="300" w:lineRule="multiple"/>
+        <w:spacing w:before="0" w:after="0" w:line="300" w:lineRule="auto"/>
         <w:jc w:val="left"/>
       </w:pPr>
       <w:r>
@@ -3255,7 +3255,7 @@
           <w:sz w:val="21"/>
           <w:szCs w:val="21"/>
         </w:rPr>
-        <w:spacing w:before="0" w:after="0" w:line="300" w:lineRule="multiple"/>
+        <w:spacing w:before="0" w:after="0" w:line="300" w:lineRule="auto"/>
         <w:jc w:val="left"/>
       </w:pPr>
       <w:r>
@@ -3273,7 +3273,7 @@
           <w:sz w:val="21"/>
           <w:szCs w:val="21"/>
         </w:rPr>
-        <w:spacing w:before="0" w:after="0" w:line="300" w:lineRule="multiple"/>
+        <w:spacing w:before="0" w:after="0" w:line="300" w:lineRule="auto"/>
         <w:jc w:val="left"/>
       </w:pPr>
     </w:p>
@@ -3284,7 +3284,7 @@
           <w:sz w:val="21"/>
           <w:szCs w:val="21"/>
         </w:rPr>
-        <w:spacing w:before="0" w:after="0" w:line="300" w:lineRule="multiple"/>
+        <w:spacing w:before="0" w:after="0" w:line="300" w:lineRule="auto"/>
         <w:jc w:val="left"/>
       </w:pPr>
       <w:r>
@@ -3347,7 +3347,7 @@
           <w:sz w:val="21"/>
           <w:szCs w:val="21"/>
         </w:rPr>
-        <w:spacing w:before="0" w:after="0" w:line="300" w:lineRule="multiple"/>
+        <w:spacing w:before="0" w:after="0" w:line="300" w:lineRule="auto"/>
         <w:jc w:val="left"/>
       </w:pPr>
       <w:r>
@@ -3374,7 +3374,7 @@
           <w:sz w:val="21"/>
           <w:szCs w:val="21"/>
         </w:rPr>
-        <w:spacing w:before="0" w:after="0" w:line="300" w:lineRule="multiple"/>
+        <w:spacing w:before="0" w:after="0" w:line="300" w:lineRule="auto"/>
         <w:jc w:val="left"/>
       </w:pPr>
       <w:r>
@@ -3401,7 +3401,7 @@
           <w:sz w:val="21"/>
           <w:szCs w:val="21"/>
         </w:rPr>
-        <w:spacing w:before="0" w:after="0" w:line="300" w:lineRule="multiple"/>
+        <w:spacing w:before="0" w:after="0" w:line="300" w:lineRule="auto"/>
         <w:jc w:val="left"/>
       </w:pPr>
       <w:r>
@@ -3427,7 +3427,7 @@
           <w:sz w:val="21"/>
           <w:szCs w:val="21"/>
         </w:rPr>
-        <w:spacing w:before="0" w:after="0" w:line="300" w:lineRule="multiple"/>
+        <w:spacing w:before="0" w:after="0" w:line="300" w:lineRule="auto"/>
         <w:jc w:val="left"/>
       </w:pPr>
       <w:r>
@@ -3447,7 +3447,7 @@
           <w:sz w:val="21"/>
           <w:szCs w:val="21"/>
         </w:rPr>
-        <w:spacing w:before="0" w:after="0" w:line="300" w:lineRule="multiple"/>
+        <w:spacing w:before="0" w:after="0" w:line="300" w:lineRule="auto"/>
         <w:jc w:val="left"/>
       </w:pPr>
       <w:r>
@@ -3510,7 +3510,7 @@
           <w:sz w:val="21"/>
           <w:szCs w:val="21"/>
         </w:rPr>
-        <w:spacing w:before="0" w:after="0" w:line="300" w:lineRule="multiple"/>
+        <w:spacing w:before="0" w:after="0" w:line="300" w:lineRule="auto"/>
         <w:jc w:val="left"/>
       </w:pPr>
       <w:r>
@@ -3537,7 +3537,7 @@
           <w:sz w:val="21"/>
           <w:szCs w:val="21"/>
         </w:rPr>
-        <w:spacing w:before="0" w:after="0" w:line="300" w:lineRule="multiple"/>
+        <w:spacing w:before="0" w:after="0" w:line="300" w:lineRule="auto"/>
         <w:jc w:val="left"/>
       </w:pPr>
       <w:r>
@@ -3556,7 +3556,7 @@
           <w:sz w:val="21"/>
           <w:szCs w:val="21"/>
         </w:rPr>
-        <w:spacing w:before="0" w:after="0" w:line="300" w:lineRule="multiple"/>
+        <w:spacing w:before="0" w:after="0" w:line="300" w:lineRule="auto"/>
         <w:jc w:val="left"/>
       </w:pPr>
       <w:r>
@@ -3619,7 +3619,7 @@
           <w:sz w:val="21"/>
           <w:szCs w:val="21"/>
         </w:rPr>
-        <w:spacing w:before="0" w:after="0" w:line="300" w:lineRule="multiple"/>
+        <w:spacing w:before="0" w:after="0" w:line="300" w:lineRule="auto"/>
         <w:jc w:val="left"/>
       </w:pPr>
       <w:r>
@@ -3691,7 +3691,7 @@
           <w:sz w:val="21"/>
           <w:szCs w:val="21"/>
         </w:rPr>
-        <w:spacing w:before="0" w:after="0" w:line="300" w:lineRule="multiple"/>
+        <w:spacing w:before="0" w:after="0" w:line="300" w:lineRule="auto"/>
         <w:jc w:val="left"/>
       </w:pPr>
       <w:r>
@@ -3762,7 +3762,7 @@
           <w:sz w:val="21"/>
           <w:szCs w:val="21"/>
         </w:rPr>
-        <w:spacing w:before="0" w:after="0" w:line="300" w:lineRule="multiple"/>
+        <w:spacing w:before="0" w:after="0" w:line="300" w:lineRule="auto"/>
         <w:jc w:val="left"/>
       </w:pPr>
       <w:r>
@@ -3781,7 +3781,7 @@
           <w:sz w:val="21"/>
           <w:szCs w:val="21"/>
         </w:rPr>
-        <w:spacing w:before="0" w:after="0" w:line="300" w:lineRule="multiple"/>
+        <w:spacing w:before="0" w:after="0" w:line="300" w:lineRule="auto"/>
         <w:jc w:val="left"/>
       </w:pPr>
       <w:r>
@@ -3852,7 +3852,7 @@
           <w:sz w:val="21"/>
           <w:szCs w:val="21"/>
         </w:rPr>
-        <w:spacing w:before="0" w:after="0" w:line="300" w:lineRule="multiple"/>
+        <w:spacing w:before="0" w:after="0" w:line="300" w:lineRule="auto"/>
         <w:jc w:val="left"/>
       </w:pPr>
       <w:r>
@@ -4007,7 +4007,7 @@
           <w:sz w:val="21"/>
           <w:szCs w:val="21"/>
         </w:rPr>
-        <w:spacing w:before="0" w:after="0" w:line="300" w:lineRule="multiple"/>
+        <w:spacing w:before="0" w:after="0" w:line="300" w:lineRule="auto"/>
         <w:jc w:val="left"/>
       </w:pPr>
       <w:r>
@@ -4228,7 +4228,7 @@
           <w:sz w:val="21"/>
           <w:szCs w:val="21"/>
         </w:rPr>
-        <w:spacing w:before="0" w:after="0" w:line="300" w:lineRule="multiple"/>
+        <w:spacing w:before="0" w:after="0" w:line="300" w:lineRule="auto"/>
         <w:jc w:val="left"/>
       </w:pPr>
       <w:r>
@@ -4384,7 +4384,7 @@
           <w:sz w:val="21"/>
           <w:szCs w:val="21"/>
         </w:rPr>
-        <w:spacing w:before="0" w:after="0" w:line="300" w:lineRule="multiple"/>
+        <w:spacing w:before="0" w:after="0" w:line="300" w:lineRule="auto"/>
         <w:jc w:val="left"/>
       </w:pPr>
       <w:r>
@@ -4404,7 +4404,7 @@
           <w:sz w:val="21"/>
           <w:szCs w:val="21"/>
         </w:rPr>
-        <w:spacing w:before="0" w:after="0" w:line="300" w:lineRule="multiple"/>
+        <w:spacing w:before="0" w:after="0" w:line="300" w:lineRule="auto"/>
         <w:jc w:val="left"/>
       </w:pPr>
       <w:r>
@@ -4626,7 +4626,7 @@
           <w:sz w:val="21"/>
           <w:szCs w:val="21"/>
         </w:rPr>
-        <w:spacing w:before="0" w:after="0" w:line="300" w:lineRule="multiple"/>
+        <w:spacing w:before="0" w:after="0" w:line="300" w:lineRule="auto"/>
         <w:jc w:val="left"/>
       </w:pPr>
       <w:r>
@@ -4684,7 +4684,7 @@
           <w:sz w:val="21"/>
           <w:szCs w:val="21"/>
         </w:rPr>
-        <w:spacing w:before="0" w:after="0" w:line="300" w:lineRule="multiple"/>
+        <w:spacing w:before="0" w:after="0" w:line="300" w:lineRule="auto"/>
         <w:jc w:val="left"/>
       </w:pPr>
       <w:r>
@@ -4938,7 +4938,7 @@
           <w:sz w:val="21"/>
           <w:szCs w:val="21"/>
         </w:rPr>
-        <w:spacing w:before="0" w:after="0" w:line="300" w:lineRule="multiple"/>
+        <w:spacing w:before="0" w:after="0" w:line="300" w:lineRule="auto"/>
         <w:jc w:val="left"/>
       </w:pPr>
       <w:r>
@@ -5189,7 +5189,7 @@
           <w:sz w:val="21"/>
           <w:szCs w:val="21"/>
         </w:rPr>
-        <w:spacing w:before="0" w:after="0" w:line="300" w:lineRule="multiple"/>
+        <w:spacing w:before="0" w:after="0" w:line="300" w:lineRule="auto"/>
         <w:jc w:val="left"/>
       </w:pPr>
       <w:r>
@@ -5249,7 +5249,7 @@
           <w:sz w:val="21"/>
           <w:szCs w:val="21"/>
         </w:rPr>
-        <w:spacing w:before="0" w:after="0" w:line="300" w:lineRule="multiple"/>
+        <w:spacing w:before="0" w:after="0" w:line="300" w:lineRule="auto"/>
         <w:jc w:val="left"/>
       </w:pPr>
       <w:r>
@@ -5277,7 +5277,7 @@
           <w:sz w:val="21"/>
           <w:szCs w:val="21"/>
         </w:rPr>
-        <w:spacing w:before="0" w:after="0" w:line="300" w:lineRule="multiple"/>
+        <w:spacing w:before="0" w:after="0" w:line="300" w:lineRule="auto"/>
         <w:jc w:val="left"/>
       </w:pPr>
       <w:r>
@@ -5332,7 +5332,7 @@
           <w:sz w:val="21"/>
           <w:szCs w:val="21"/>
         </w:rPr>
-        <w:spacing w:before="0" w:after="0" w:line="300" w:lineRule="multiple"/>
+        <w:spacing w:before="0" w:after="0" w:line="300" w:lineRule="auto"/>
         <w:jc w:val="left"/>
       </w:pPr>
       <w:r>
@@ -5413,7 +5413,7 @@
           <w:sz w:val="21"/>
           <w:szCs w:val="21"/>
         </w:rPr>
-        <w:spacing w:before="0" w:after="0" w:line="300" w:lineRule="multiple"/>
+        <w:spacing w:before="0" w:after="0" w:line="300" w:lineRule="auto"/>
         <w:jc w:val="left"/>
       </w:pPr>
       <w:r>
@@ -5476,7 +5476,7 @@
           <w:sz w:val="21"/>
           <w:szCs w:val="21"/>
         </w:rPr>
-        <w:spacing w:before="0" w:after="0" w:line="300" w:lineRule="multiple"/>
+        <w:spacing w:before="0" w:after="0" w:line="300" w:lineRule="auto"/>
         <w:jc w:val="left"/>
       </w:pPr>
       <w:r>
@@ -5495,7 +5495,7 @@
           <w:sz w:val="21"/>
           <w:szCs w:val="21"/>
         </w:rPr>
-        <w:spacing w:before="0" w:after="0" w:line="300" w:lineRule="multiple"/>
+        <w:spacing w:before="0" w:after="0" w:line="300" w:lineRule="auto"/>
         <w:jc w:val="left"/>
       </w:pPr>
       <w:r>
@@ -5640,7 +5640,7 @@
           <w:sz w:val="21"/>
           <w:szCs w:val="21"/>
         </w:rPr>
-        <w:spacing w:before="0" w:after="0" w:line="300" w:lineRule="multiple"/>
+        <w:spacing w:before="0" w:after="0" w:line="300" w:lineRule="auto"/>
         <w:jc w:val="left"/>
       </w:pPr>
       <w:r>
@@ -5659,7 +5659,7 @@
           <w:sz w:val="21"/>
           <w:szCs w:val="21"/>
         </w:rPr>
-        <w:spacing w:before="0" w:after="0" w:line="300" w:lineRule="multiple"/>
+        <w:spacing w:before="0" w:after="0" w:line="300" w:lineRule="auto"/>
         <w:jc w:val="left"/>
       </w:pPr>
       <w:r>
@@ -5716,7 +5716,7 @@
           <w:sz w:val="21"/>
           <w:szCs w:val="21"/>
         </w:rPr>
-        <w:spacing w:before="0" w:after="0" w:line="300" w:lineRule="multiple"/>
+        <w:spacing w:before="0" w:after="0" w:line="300" w:lineRule="auto"/>
         <w:jc w:val="left"/>
       </w:pPr>
       <w:r>
@@ -5734,7 +5734,7 @@
           <w:sz w:val="21"/>
           <w:szCs w:val="21"/>
         </w:rPr>
-        <w:spacing w:before="0" w:after="0" w:line="300" w:lineRule="multiple"/>
+        <w:spacing w:before="0" w:after="0" w:line="300" w:lineRule="auto"/>
         <w:jc w:val="left"/>
       </w:pPr>
     </w:p>
@@ -5745,7 +5745,7 @@
           <w:sz w:val="21"/>
           <w:szCs w:val="21"/>
         </w:rPr>
-        <w:spacing w:before="0" w:after="0" w:line="300" w:lineRule="multiple"/>
+        <w:spacing w:before="0" w:after="0" w:line="300" w:lineRule="auto"/>
         <w:jc w:val="left"/>
       </w:pPr>
       <w:r>
@@ -5817,7 +5817,7 @@
           <w:sz w:val="21"/>
           <w:szCs w:val="21"/>
         </w:rPr>
-        <w:spacing w:before="0" w:after="0" w:line="300" w:lineRule="multiple"/>
+        <w:spacing w:before="0" w:after="0" w:line="300" w:lineRule="auto"/>
         <w:jc w:val="left"/>
       </w:pPr>
       <w:r>
@@ -5836,7 +5836,7 @@
           <w:sz w:val="21"/>
           <w:szCs w:val="21"/>
         </w:rPr>
-        <w:spacing w:before="0" w:after="0" w:line="300" w:lineRule="multiple"/>
+        <w:spacing w:before="0" w:after="0" w:line="300" w:lineRule="auto"/>
         <w:jc w:val="left"/>
       </w:pPr>
       <w:r>
@@ -5908,7 +5908,7 @@
           <w:sz w:val="21"/>
           <w:szCs w:val="21"/>
         </w:rPr>
-        <w:spacing w:before="0" w:after="0" w:line="300" w:lineRule="multiple"/>
+        <w:spacing w:before="0" w:after="0" w:line="300" w:lineRule="auto"/>
         <w:jc w:val="left"/>
       </w:pPr>
       <w:r>
@@ -5927,7 +5927,7 @@
           <w:sz w:val="21"/>
           <w:szCs w:val="21"/>
         </w:rPr>
-        <w:spacing w:before="0" w:after="0" w:line="300" w:lineRule="multiple"/>
+        <w:spacing w:before="0" w:after="0" w:line="300" w:lineRule="auto"/>
         <w:jc w:val="left"/>
       </w:pPr>
       <w:r>
@@ -5999,7 +5999,7 @@
           <w:sz w:val="21"/>
           <w:szCs w:val="21"/>
         </w:rPr>
-        <w:spacing w:before="0" w:after="0" w:line="300" w:lineRule="multiple"/>
+        <w:spacing w:before="0" w:after="0" w:line="300" w:lineRule="auto"/>
         <w:jc w:val="left"/>
       </w:pPr>
       <w:r>
@@ -6018,7 +6018,7 @@
           <w:sz w:val="21"/>
           <w:szCs w:val="21"/>
         </w:rPr>
-        <w:spacing w:before="0" w:after="0" w:line="300" w:lineRule="multiple"/>
+        <w:spacing w:before="0" w:after="0" w:line="300" w:lineRule="auto"/>
         <w:jc w:val="left"/>
       </w:pPr>
       <w:r>
@@ -6081,7 +6081,7 @@
           <w:sz w:val="21"/>
           <w:szCs w:val="21"/>
         </w:rPr>
-        <w:spacing w:before="0" w:after="0" w:line="300" w:lineRule="multiple"/>
+        <w:spacing w:before="0" w:after="0" w:line="300" w:lineRule="auto"/>
         <w:jc w:val="left"/>
       </w:pPr>
       <w:r>
@@ -6154,7 +6154,7 @@
           <w:sz w:val="21"/>
           <w:szCs w:val="21"/>
         </w:rPr>
-        <w:spacing w:before="0" w:after="0" w:line="300" w:lineRule="multiple"/>
+        <w:spacing w:before="0" w:after="0" w:line="300" w:lineRule="auto"/>
         <w:jc w:val="left"/>
       </w:pPr>
       <w:r>
@@ -6267,7 +6267,7 @@
           <w:sz w:val="21"/>
           <w:szCs w:val="21"/>
         </w:rPr>
-        <w:spacing w:before="0" w:after="0" w:line="300" w:lineRule="multiple"/>
+        <w:spacing w:before="0" w:after="0" w:line="300" w:lineRule="auto"/>
         <w:jc w:val="left"/>
       </w:pPr>
       <w:r>
@@ -6339,7 +6339,7 @@
           <w:sz w:val="21"/>
           <w:szCs w:val="21"/>
         </w:rPr>
-        <w:spacing w:before="0" w:after="0" w:line="300" w:lineRule="multiple"/>
+        <w:spacing w:before="0" w:after="0" w:line="300" w:lineRule="auto"/>
         <w:jc w:val="left"/>
       </w:pPr>
       <w:r>
@@ -6358,7 +6358,7 @@
           <w:sz w:val="21"/>
           <w:szCs w:val="21"/>
         </w:rPr>
-        <w:spacing w:before="0" w:after="0" w:line="300" w:lineRule="multiple"/>
+        <w:spacing w:before="0" w:after="0" w:line="300" w:lineRule="auto"/>
         <w:jc w:val="left"/>
       </w:pPr>
       <w:r>
@@ -6422,7 +6422,7 @@
           <w:sz w:val="21"/>
           <w:szCs w:val="21"/>
         </w:rPr>
-        <w:spacing w:before="0" w:after="0" w:line="300" w:lineRule="multiple"/>
+        <w:spacing w:before="0" w:after="0" w:line="300" w:lineRule="auto"/>
         <w:jc w:val="left"/>
       </w:pPr>
       <w:r>
@@ -6494,7 +6494,7 @@
           <w:sz w:val="21"/>
           <w:szCs w:val="21"/>
         </w:rPr>
-        <w:spacing w:before="0" w:after="0" w:line="300" w:lineRule="multiple"/>
+        <w:spacing w:before="0" w:after="0" w:line="300" w:lineRule="auto"/>
         <w:jc w:val="left"/>
       </w:pPr>
       <w:r>
@@ -6513,7 +6513,7 @@
           <w:sz w:val="21"/>
           <w:szCs w:val="21"/>
         </w:rPr>
-        <w:spacing w:before="0" w:after="0" w:line="300" w:lineRule="multiple"/>
+        <w:spacing w:before="0" w:after="0" w:line="300" w:lineRule="auto"/>
         <w:jc w:val="left"/>
       </w:pPr>
       <w:r>
@@ -6576,7 +6576,7 @@
           <w:sz w:val="21"/>
           <w:szCs w:val="21"/>
         </w:rPr>
-        <w:spacing w:before="0" w:after="0" w:line="300" w:lineRule="multiple"/>
+        <w:spacing w:before="0" w:after="0" w:line="300" w:lineRule="auto"/>
         <w:jc w:val="left"/>
       </w:pPr>
       <w:r>
@@ -6647,7 +6647,7 @@
           <w:sz w:val="21"/>
           <w:szCs w:val="21"/>
         </w:rPr>
-        <w:spacing w:before="0" w:after="0" w:line="300" w:lineRule="multiple"/>
+        <w:spacing w:before="0" w:after="0" w:line="300" w:lineRule="auto"/>
         <w:jc w:val="left"/>
       </w:pPr>
       <w:r>
@@ -6666,7 +6666,7 @@
           <w:sz w:val="21"/>
           <w:szCs w:val="21"/>
         </w:rPr>
-        <w:spacing w:before="0" w:after="0" w:line="300" w:lineRule="multiple"/>
+        <w:spacing w:before="0" w:after="0" w:line="300" w:lineRule="auto"/>
         <w:jc w:val="left"/>
       </w:pPr>
       <w:r>
@@ -6738,7 +6738,7 @@
           <w:sz w:val="21"/>
           <w:szCs w:val="21"/>
         </w:rPr>
-        <w:spacing w:before="0" w:after="0" w:line="300" w:lineRule="multiple"/>
+        <w:spacing w:before="0" w:after="0" w:line="300" w:lineRule="auto"/>
         <w:jc w:val="left"/>
       </w:pPr>
       <w:r>
@@ -6757,7 +6757,7 @@
           <w:sz w:val="21"/>
           <w:szCs w:val="21"/>
         </w:rPr>
-        <w:spacing w:before="0" w:after="0" w:line="300" w:lineRule="multiple"/>
+        <w:spacing w:before="0" w:after="0" w:line="300" w:lineRule="auto"/>
         <w:jc w:val="left"/>
       </w:pPr>
       <w:r>
@@ -6819,7 +6819,7 @@
           <w:sz w:val="21"/>
           <w:szCs w:val="21"/>
         </w:rPr>
-        <w:spacing w:before="0" w:after="0" w:line="300" w:lineRule="multiple"/>
+        <w:spacing w:before="0" w:after="0" w:line="300" w:lineRule="auto"/>
         <w:jc w:val="left"/>
       </w:pPr>
       <w:r>
@@ -6839,7 +6839,7 @@
           <w:sz w:val="21"/>
           <w:szCs w:val="21"/>
         </w:rPr>
-        <w:spacing w:before="0" w:after="0" w:line="300" w:lineRule="multiple"/>
+        <w:spacing w:before="0" w:after="0" w:line="300" w:lineRule="auto"/>
         <w:jc w:val="left"/>
       </w:pPr>
       <w:r>
@@ -6943,7 +6943,7 @@
           <w:sz w:val="21"/>
           <w:szCs w:val="21"/>
         </w:rPr>
-        <w:spacing w:before="0" w:after="0" w:line="300" w:lineRule="multiple"/>
+        <w:spacing w:before="0" w:after="0" w:line="300" w:lineRule="auto"/>
         <w:jc w:val="left"/>
       </w:pPr>
       <w:r>
@@ -7010,7 +7010,7 @@
           <w:sz w:val="21"/>
           <w:szCs w:val="21"/>
         </w:rPr>
-        <w:spacing w:before="0" w:after="0" w:line="300" w:lineRule="multiple"/>
+        <w:spacing w:before="0" w:after="0" w:line="300" w:lineRule="auto"/>
         <w:jc w:val="left"/>
       </w:pPr>
       <w:r>
@@ -7130,7 +7130,7 @@
           <w:sz w:val="21"/>
           <w:szCs w:val="21"/>
         </w:rPr>
-        <w:spacing w:before="0" w:after="0" w:line="300" w:lineRule="multiple"/>
+        <w:spacing w:before="0" w:after="0" w:line="300" w:lineRule="auto"/>
         <w:jc w:val="left"/>
       </w:pPr>
       <w:r>
@@ -7253,7 +7253,7 @@
           <w:sz w:val="21"/>
           <w:szCs w:val="21"/>
         </w:rPr>
-        <w:spacing w:before="0" w:after="0" w:line="300" w:lineRule="multiple"/>
+        <w:spacing w:before="0" w:after="0" w:line="300" w:lineRule="auto"/>
         <w:jc w:val="left"/>
       </w:pPr>
       <w:r>
@@ -7313,7 +7313,7 @@
           <w:sz w:val="21"/>
           <w:szCs w:val="21"/>
         </w:rPr>
-        <w:spacing w:before="0" w:after="0" w:line="300" w:lineRule="multiple"/>
+        <w:spacing w:before="0" w:after="0" w:line="300" w:lineRule="auto"/>
         <w:jc w:val="left"/>
       </w:pPr>
       <w:r>
@@ -7341,7 +7341,7 @@
           <w:sz w:val="21"/>
           <w:szCs w:val="21"/>
         </w:rPr>
-        <w:spacing w:before="0" w:after="0" w:line="300" w:lineRule="multiple"/>
+        <w:spacing w:before="0" w:after="0" w:line="300" w:lineRule="auto"/>
         <w:jc w:val="left"/>
       </w:pPr>
       <w:r>
@@ -7405,7 +7405,7 @@
           <w:sz w:val="21"/>
           <w:szCs w:val="21"/>
         </w:rPr>
-        <w:spacing w:before="0" w:after="0" w:line="300" w:lineRule="multiple"/>
+        <w:spacing w:before="0" w:after="0" w:line="300" w:lineRule="auto"/>
         <w:jc w:val="left"/>
       </w:pPr>
       <w:r>
@@ -7486,7 +7486,7 @@
           <w:sz w:val="21"/>
           <w:szCs w:val="21"/>
         </w:rPr>
-        <w:spacing w:before="0" w:after="0" w:line="300" w:lineRule="multiple"/>
+        <w:spacing w:before="0" w:after="0" w:line="300" w:lineRule="auto"/>
         <w:jc w:val="left"/>
       </w:pPr>
       <w:r>
@@ -7549,7 +7549,7 @@
           <w:sz w:val="21"/>
           <w:szCs w:val="21"/>
         </w:rPr>
-        <w:spacing w:before="0" w:after="0" w:line="300" w:lineRule="multiple"/>
+        <w:spacing w:before="0" w:after="0" w:line="300" w:lineRule="auto"/>
         <w:jc w:val="left"/>
       </w:pPr>
       <w:r>
@@ -7618,7 +7618,7 @@
           <w:sz w:val="21"/>
           <w:szCs w:val="21"/>
         </w:rPr>
-        <w:spacing w:before="0" w:after="0" w:line="300" w:lineRule="multiple"/>
+        <w:spacing w:before="0" w:after="0" w:line="300" w:lineRule="auto"/>
         <w:jc w:val="left"/>
       </w:pPr>
       <w:r>
@@ -8001,7 +8001,7 @@
           <w:sz w:val="21"/>
           <w:szCs w:val="21"/>
         </w:rPr>
-        <w:spacing w:before="0" w:after="0" w:line="300" w:lineRule="multiple"/>
+        <w:spacing w:before="0" w:after="0" w:line="300" w:lineRule="auto"/>
         <w:jc w:val="left"/>
       </w:pPr>
       <w:r>
@@ -8019,7 +8019,7 @@
           <w:sz w:val="21"/>
           <w:szCs w:val="21"/>
         </w:rPr>
-        <w:spacing w:before="0" w:after="0" w:line="300" w:lineRule="multiple"/>
+        <w:spacing w:before="0" w:after="0" w:line="300" w:lineRule="auto"/>
         <w:jc w:val="left"/>
       </w:pPr>
     </w:p>
@@ -8030,7 +8030,7 @@
           <w:sz w:val="21"/>
           <w:szCs w:val="21"/>
         </w:rPr>
-        <w:spacing w:before="0" w:after="0" w:line="300" w:lineRule="multiple"/>
+        <w:spacing w:before="0" w:after="0" w:line="300" w:lineRule="auto"/>
         <w:jc w:val="left"/>
       </w:pPr>
       <w:r>
@@ -8102,7 +8102,7 @@
           <w:sz w:val="21"/>
           <w:szCs w:val="21"/>
         </w:rPr>
-        <w:spacing w:before="0" w:after="0" w:line="300" w:lineRule="multiple"/>
+        <w:spacing w:before="0" w:after="0" w:line="300" w:lineRule="auto"/>
         <w:jc w:val="left"/>
       </w:pPr>
       <w:r>
@@ -8121,7 +8121,7 @@
           <w:sz w:val="21"/>
           <w:szCs w:val="21"/>
         </w:rPr>
-        <w:spacing w:before="0" w:after="0" w:line="300" w:lineRule="multiple"/>
+        <w:spacing w:before="0" w:after="0" w:line="300" w:lineRule="auto"/>
         <w:jc w:val="left"/>
       </w:pPr>
       <w:r>
@@ -8184,7 +8184,7 @@
           <w:sz w:val="21"/>
           <w:szCs w:val="21"/>
         </w:rPr>
-        <w:spacing w:before="0" w:after="0" w:line="300" w:lineRule="multiple"/>
+        <w:spacing w:before="0" w:after="0" w:line="300" w:lineRule="auto"/>
         <w:jc w:val="left"/>
       </w:pPr>
       <w:r>
@@ -8256,7 +8256,7 @@
           <w:sz w:val="21"/>
           <w:szCs w:val="21"/>
         </w:rPr>
-        <w:spacing w:before="0" w:after="0" w:line="300" w:lineRule="multiple"/>
+        <w:spacing w:before="0" w:after="0" w:line="300" w:lineRule="auto"/>
         <w:jc w:val="left"/>
       </w:pPr>
       <w:r>
@@ -8275,7 +8275,7 @@
           <w:sz w:val="21"/>
           <w:szCs w:val="21"/>
         </w:rPr>
-        <w:spacing w:before="0" w:after="0" w:line="300" w:lineRule="multiple"/>
+        <w:spacing w:before="0" w:after="0" w:line="300" w:lineRule="auto"/>
         <w:jc w:val="left"/>
       </w:pPr>
       <w:r>
@@ -8294,7 +8294,7 @@
           <w:sz w:val="21"/>
           <w:szCs w:val="21"/>
         </w:rPr>
-        <w:spacing w:before="0" w:after="0" w:line="300" w:lineRule="multiple"/>
+        <w:spacing w:before="0" w:after="0" w:line="300" w:lineRule="auto"/>
         <w:jc w:val="left"/>
       </w:pPr>
       <w:r>
@@ -8357,7 +8357,7 @@
           <w:sz w:val="21"/>
           <w:szCs w:val="21"/>
         </w:rPr>
-        <w:spacing w:before="0" w:after="0" w:line="300" w:lineRule="multiple"/>
+        <w:spacing w:before="0" w:after="0" w:line="300" w:lineRule="auto"/>
         <w:jc w:val="left"/>
       </w:pPr>
       <w:r>
@@ -8420,7 +8420,7 @@
           <w:sz w:val="21"/>
           <w:szCs w:val="21"/>
         </w:rPr>
-        <w:spacing w:before="0" w:after="0" w:line="300" w:lineRule="multiple"/>
+        <w:spacing w:before="0" w:after="0" w:line="300" w:lineRule="auto"/>
         <w:jc w:val="left"/>
       </w:pPr>
       <w:r>
@@ -8479,7 +8479,7 @@
           <w:sz w:val="21"/>
           <w:szCs w:val="21"/>
         </w:rPr>
-        <w:spacing w:before="0" w:after="0" w:line="300" w:lineRule="multiple"/>
+        <w:spacing w:before="0" w:after="0" w:line="300" w:lineRule="auto"/>
         <w:jc w:val="left"/>
       </w:pPr>
       <w:r>
@@ -8522,7 +8522,7 @@
           <w:sz w:val="21"/>
           <w:szCs w:val="21"/>
         </w:rPr>
-        <w:spacing w:before="0" w:after="0" w:line="300" w:lineRule="multiple"/>
+        <w:spacing w:before="0" w:after="0" w:line="300" w:lineRule="auto"/>
         <w:jc w:val="left"/>
       </w:pPr>
       <w:r>
@@ -8564,7 +8564,7 @@
           <w:sz w:val="21"/>
           <w:szCs w:val="21"/>
         </w:rPr>
-        <w:spacing w:before="0" w:after="0" w:line="300" w:lineRule="multiple"/>
+        <w:spacing w:before="0" w:after="0" w:line="300" w:lineRule="auto"/>
         <w:jc w:val="left"/>
       </w:pPr>
       <w:r>
@@ -8584,7 +8584,7 @@
           <w:sz w:val="21"/>
           <w:szCs w:val="21"/>
         </w:rPr>
-        <w:spacing w:before="0" w:after="0" w:line="300" w:lineRule="multiple"/>
+        <w:spacing w:before="0" w:after="0" w:line="300" w:lineRule="auto"/>
         <w:jc w:val="left"/>
       </w:pPr>
       <w:r>
@@ -8722,7 +8722,7 @@
           <w:sz w:val="21"/>
           <w:szCs w:val="21"/>
         </w:rPr>
-        <w:spacing w:before="0" w:after="0" w:line="300" w:lineRule="multiple"/>
+        <w:spacing w:before="0" w:after="0" w:line="300" w:lineRule="auto"/>
         <w:jc w:val="left"/>
       </w:pPr>
       <w:r>
@@ -8780,7 +8780,7 @@
           <w:sz w:val="21"/>
           <w:szCs w:val="21"/>
         </w:rPr>
-        <w:spacing w:before="0" w:after="0" w:line="300" w:lineRule="multiple"/>
+        <w:spacing w:before="0" w:after="0" w:line="300" w:lineRule="auto"/>
         <w:jc w:val="left"/>
       </w:pPr>
       <w:r>
@@ -9058,7 +9058,7 @@
           <w:sz w:val="21"/>
           <w:szCs w:val="21"/>
         </w:rPr>
-        <w:spacing w:before="0" w:after="0" w:line="300" w:lineRule="multiple"/>
+        <w:spacing w:before="0" w:after="0" w:line="300" w:lineRule="auto"/>
         <w:jc w:val="left"/>
       </w:pPr>
       <w:r>
@@ -9333,7 +9333,7 @@
           <w:sz w:val="21"/>
           <w:szCs w:val="21"/>
         </w:rPr>
-        <w:spacing w:before="0" w:after="0" w:line="300" w:lineRule="multiple"/>
+        <w:spacing w:before="0" w:after="0" w:line="300" w:lineRule="auto"/>
         <w:jc w:val="left"/>
       </w:pPr>
       <w:r>
@@ -9393,7 +9393,7 @@
           <w:sz w:val="21"/>
           <w:szCs w:val="21"/>
         </w:rPr>
-        <w:spacing w:before="0" w:after="0" w:line="300" w:lineRule="multiple"/>
+        <w:spacing w:before="0" w:after="0" w:line="300" w:lineRule="auto"/>
         <w:jc w:val="left"/>
       </w:pPr>
       <w:r>
@@ -9421,7 +9421,7 @@
           <w:sz w:val="21"/>
           <w:szCs w:val="21"/>
         </w:rPr>
-        <w:spacing w:before="0" w:after="0" w:line="300" w:lineRule="multiple"/>
+        <w:spacing w:before="0" w:after="0" w:line="300" w:lineRule="auto"/>
         <w:jc w:val="left"/>
       </w:pPr>
       <w:r>
@@ -9476,7 +9476,7 @@
           <w:sz w:val="21"/>
           <w:szCs w:val="21"/>
         </w:rPr>
-        <w:spacing w:before="0" w:after="0" w:line="300" w:lineRule="multiple"/>
+        <w:spacing w:before="0" w:after="0" w:line="300" w:lineRule="auto"/>
         <w:jc w:val="left"/>
       </w:pPr>
       <w:r>
@@ -9607,7 +9607,7 @@
           <w:sz w:val="21"/>
           <w:szCs w:val="21"/>
         </w:rPr>
-        <w:spacing w:before="0" w:after="0" w:line="300" w:lineRule="multiple"/>
+        <w:spacing w:before="0" w:after="0" w:line="300" w:lineRule="auto"/>
         <w:jc w:val="left"/>
       </w:pPr>
       <w:r>
@@ -9746,7 +9746,7 @@
           <w:sz w:val="21"/>
           <w:szCs w:val="21"/>
         </w:rPr>
-        <w:spacing w:before="0" w:after="0" w:line="300" w:lineRule="multiple"/>
+        <w:spacing w:before="0" w:after="0" w:line="300" w:lineRule="auto"/>
         <w:jc w:val="left"/>
       </w:pPr>
       <w:r>
@@ -9764,7 +9764,7 @@
           <w:sz w:val="21"/>
           <w:szCs w:val="21"/>
         </w:rPr>
-        <w:spacing w:before="0" w:after="0" w:line="300" w:lineRule="multiple"/>
+        <w:spacing w:before="0" w:after="0" w:line="300" w:lineRule="auto"/>
         <w:jc w:val="left"/>
       </w:pPr>
     </w:p>
@@ -9775,7 +9775,7 @@
           <w:sz w:val="21"/>
           <w:szCs w:val="21"/>
         </w:rPr>
-        <w:spacing w:before="0" w:after="0" w:line="300" w:lineRule="multiple"/>
+        <w:spacing w:before="0" w:after="0" w:line="300" w:lineRule="auto"/>
         <w:jc w:val="left"/>
       </w:pPr>
       <w:r>
@@ -9837,7 +9837,7 @@
           <w:sz w:val="21"/>
           <w:szCs w:val="21"/>
         </w:rPr>
-        <w:spacing w:before="0" w:after="0" w:line="300" w:lineRule="multiple"/>
+        <w:spacing w:before="0" w:after="0" w:line="300" w:lineRule="auto"/>
         <w:jc w:val="left"/>
       </w:pPr>
       <w:r>
@@ -9857,7 +9857,7 @@
           <w:sz w:val="21"/>
           <w:szCs w:val="21"/>
         </w:rPr>
-        <w:spacing w:before="0" w:after="0" w:line="300" w:lineRule="multiple"/>
+        <w:spacing w:before="0" w:after="0" w:line="300" w:lineRule="auto"/>
         <w:jc w:val="left"/>
       </w:pPr>
       <w:r>
@@ -9929,7 +9929,7 @@
           <w:sz w:val="21"/>
           <w:szCs w:val="21"/>
         </w:rPr>
-        <w:spacing w:before="0" w:after="0" w:line="300" w:lineRule="multiple"/>
+        <w:spacing w:before="0" w:after="0" w:line="300" w:lineRule="auto"/>
         <w:jc w:val="left"/>
       </w:pPr>
       <w:r>
@@ -10012,7 +10012,7 @@
           <w:sz w:val="21"/>
           <w:szCs w:val="21"/>
         </w:rPr>
-        <w:spacing w:before="0" w:after="0" w:line="300" w:lineRule="multiple"/>
+        <w:spacing w:before="0" w:after="0" w:line="300" w:lineRule="auto"/>
         <w:jc w:val="left"/>
       </w:pPr>
       <w:r>
@@ -10447,7 +10447,7 @@
           <w:sz w:val="21"/>
           <w:szCs w:val="21"/>
         </w:rPr>
-        <w:spacing w:before="0" w:after="0" w:line="300" w:lineRule="multiple"/>
+        <w:spacing w:before="0" w:after="0" w:line="300" w:lineRule="auto"/>
         <w:jc w:val="left"/>
       </w:pPr>
       <w:r>
@@ -10474,7 +10474,7 @@
           <w:sz w:val="21"/>
           <w:szCs w:val="21"/>
         </w:rPr>
-        <w:spacing w:before="0" w:after="0" w:line="300" w:lineRule="multiple"/>
+        <w:spacing w:before="0" w:after="0" w:line="300" w:lineRule="auto"/>
         <w:jc w:val="left"/>
       </w:pPr>
       <w:r>
@@ -10493,7 +10493,7 @@
           <w:sz w:val="21"/>
           <w:szCs w:val="21"/>
         </w:rPr>
-        <w:spacing w:before="0" w:after="0" w:line="300" w:lineRule="multiple"/>
+        <w:spacing w:before="0" w:after="0" w:line="300" w:lineRule="auto"/>
         <w:jc w:val="left"/>
       </w:pPr>
       <w:r>
@@ -10642,7 +10642,7 @@
           <w:sz w:val="21"/>
           <w:szCs w:val="21"/>
         </w:rPr>
-        <w:spacing w:before="0" w:after="0" w:line="300" w:lineRule="multiple"/>
+        <w:spacing w:before="0" w:after="0" w:line="300" w:lineRule="auto"/>
         <w:jc w:val="left"/>
       </w:pPr>
       <w:r>
@@ -10669,7 +10669,7 @@
           <w:sz w:val="21"/>
           <w:szCs w:val="21"/>
         </w:rPr>
-        <w:spacing w:before="0" w:after="0" w:line="300" w:lineRule="multiple"/>
+        <w:spacing w:before="0" w:after="0" w:line="300" w:lineRule="auto"/>
         <w:jc w:val="left"/>
       </w:pPr>
       <w:r>
@@ -10942,7 +10942,7 @@
           <w:sz w:val="21"/>
           <w:szCs w:val="21"/>
         </w:rPr>
-        <w:spacing w:before="0" w:after="0" w:line="300" w:lineRule="multiple"/>
+        <w:spacing w:before="0" w:after="0" w:line="300" w:lineRule="auto"/>
         <w:jc w:val="left"/>
       </w:pPr>
       <w:r>
@@ -10971,7 +10971,7 @@
           <w:sz w:val="21"/>
           <w:szCs w:val="21"/>
         </w:rPr>
-        <w:spacing w:before="0" w:after="0" w:line="300" w:lineRule="multiple"/>
+        <w:spacing w:before="0" w:after="0" w:line="300" w:lineRule="auto"/>
         <w:jc w:val="left"/>
       </w:pPr>
       <w:r>
@@ -11026,7 +11026,7 @@
           <w:sz w:val="21"/>
           <w:szCs w:val="21"/>
         </w:rPr>
-        <w:spacing w:before="0" w:after="0" w:line="300" w:lineRule="multiple"/>
+        <w:spacing w:before="0" w:after="0" w:line="300" w:lineRule="auto"/>
         <w:jc w:val="left"/>
       </w:pPr>
       <w:r>
@@ -11204,7 +11204,7 @@
           <w:sz w:val="21"/>
           <w:szCs w:val="21"/>
         </w:rPr>
-        <w:spacing w:before="0" w:after="0" w:line="300" w:lineRule="multiple"/>
+        <w:spacing w:before="0" w:after="0" w:line="300" w:lineRule="auto"/>
         <w:jc w:val="left"/>
       </w:pPr>
       <w:r>
@@ -11233,7 +11233,7 @@
           <w:sz w:val="21"/>
           <w:szCs w:val="21"/>
         </w:rPr>
-        <w:spacing w:before="0" w:after="0" w:line="300" w:lineRule="multiple"/>
+        <w:spacing w:before="0" w:after="0" w:line="300" w:lineRule="auto"/>
         <w:jc w:val="left"/>
       </w:pPr>
       <w:r>
@@ -11271,7 +11271,7 @@
           <w:sz w:val="21"/>
           <w:szCs w:val="21"/>
         </w:rPr>
-        <w:spacing w:before="0" w:after="0" w:line="300" w:lineRule="multiple"/>
+        <w:spacing w:before="0" w:after="0" w:line="300" w:lineRule="auto"/>
         <w:jc w:val="left"/>
       </w:pPr>
       <w:r>
@@ -11614,7 +11614,7 @@
           <w:sz w:val="21"/>
           <w:szCs w:val="21"/>
         </w:rPr>
-        <w:spacing w:before="0" w:after="0" w:line="300" w:lineRule="multiple"/>
+        <w:spacing w:before="0" w:after="0" w:line="300" w:lineRule="auto"/>
         <w:jc w:val="left"/>
       </w:pPr>
       <w:r>
@@ -11643,7 +11643,7 @@
           <w:sz w:val="21"/>
           <w:szCs w:val="21"/>
         </w:rPr>
-        <w:spacing w:before="0" w:after="0" w:line="300" w:lineRule="multiple"/>
+        <w:spacing w:before="0" w:after="0" w:line="300" w:lineRule="auto"/>
         <w:jc w:val="left"/>
       </w:pPr>
       <w:r>
@@ -11757,7 +11757,7 @@
           <w:sz w:val="21"/>
           <w:szCs w:val="21"/>
         </w:rPr>
-        <w:spacing w:before="0" w:after="0" w:line="300" w:lineRule="multiple"/>
+        <w:spacing w:before="0" w:after="0" w:line="300" w:lineRule="auto"/>
         <w:jc w:val="left"/>
       </w:pPr>
       <w:r>
@@ -12186,7 +12186,7 @@
           <w:sz w:val="21"/>
           <w:szCs w:val="21"/>
         </w:rPr>
-        <w:spacing w:before="0" w:after="0" w:line="300" w:lineRule="multiple"/>
+        <w:spacing w:before="0" w:after="0" w:line="300" w:lineRule="auto"/>
         <w:jc w:val="left"/>
       </w:pPr>
       <w:r>
@@ -12206,7 +12206,7 @@
           <w:sz w:val="21"/>
           <w:szCs w:val="21"/>
         </w:rPr>
-        <w:spacing w:before="0" w:after="0" w:line="300" w:lineRule="multiple"/>
+        <w:spacing w:before="0" w:after="0" w:line="300" w:lineRule="auto"/>
         <w:jc w:val="left"/>
       </w:pPr>
       <w:r>
@@ -12225,7 +12225,7 @@
           <w:sz w:val="21"/>
           <w:szCs w:val="21"/>
         </w:rPr>
-        <w:spacing w:before="0" w:after="0" w:line="300" w:lineRule="multiple"/>
+        <w:spacing w:before="0" w:after="0" w:line="300" w:lineRule="auto"/>
         <w:jc w:val="left"/>
       </w:pPr>
       <w:r>
@@ -12244,7 +12244,7 @@
           <w:sz w:val="21"/>
           <w:szCs w:val="21"/>
         </w:rPr>
-        <w:spacing w:before="0" w:after="0" w:line="300" w:lineRule="multiple"/>
+        <w:spacing w:before="0" w:after="0" w:line="300" w:lineRule="auto"/>
         <w:jc w:val="left"/>
       </w:pPr>
       <w:r>
@@ -12314,7 +12314,7 @@
           <w:sz w:val="21"/>
           <w:szCs w:val="21"/>
         </w:rPr>
-        <w:spacing w:before="0" w:after="0" w:line="300" w:lineRule="multiple"/>
+        <w:spacing w:before="0" w:after="0" w:line="300" w:lineRule="auto"/>
         <w:jc w:val="left"/>
       </w:pPr>
       <w:r>
@@ -12446,7 +12446,7 @@
           <w:sz w:val="21"/>
           <w:szCs w:val="21"/>
         </w:rPr>
-        <w:spacing w:before="0" w:after="0" w:line="300" w:lineRule="multiple"/>
+        <w:spacing w:before="0" w:after="0" w:line="300" w:lineRule="auto"/>
         <w:jc w:val="left"/>
       </w:pPr>
       <w:r>
@@ -12465,7 +12465,7 @@
           <w:sz w:val="21"/>
           <w:szCs w:val="21"/>
         </w:rPr>
-        <w:spacing w:before="0" w:after="0" w:line="300" w:lineRule="multiple"/>
+        <w:spacing w:before="0" w:after="0" w:line="300" w:lineRule="auto"/>
         <w:jc w:val="left"/>
       </w:pPr>
       <w:r>
@@ -12484,7 +12484,7 @@
           <w:sz w:val="21"/>
           <w:szCs w:val="21"/>
         </w:rPr>
-        <w:spacing w:before="0" w:after="0" w:line="300" w:lineRule="multiple"/>
+        <w:spacing w:before="0" w:after="0" w:line="300" w:lineRule="auto"/>
         <w:jc w:val="left"/>
       </w:pPr>
       <w:r>
@@ -12539,7 +12539,7 @@
           <w:sz w:val="21"/>
           <w:szCs w:val="21"/>
         </w:rPr>
-        <w:spacing w:before="0" w:after="0" w:line="300" w:lineRule="multiple"/>
+        <w:spacing w:before="0" w:after="0" w:line="300" w:lineRule="auto"/>
         <w:jc w:val="left"/>
       </w:pPr>
       <w:r>
@@ -12713,7 +12713,7 @@
           <w:sz w:val="21"/>
           <w:szCs w:val="21"/>
         </w:rPr>
-        <w:spacing w:before="0" w:after="0" w:line="300" w:lineRule="multiple"/>
+        <w:spacing w:before="0" w:after="0" w:line="300" w:lineRule="auto"/>
         <w:jc w:val="left"/>
       </w:pPr>
       <w:r>
@@ -12741,7 +12741,7 @@
           <w:sz w:val="21"/>
           <w:szCs w:val="21"/>
         </w:rPr>
-        <w:spacing w:before="0" w:after="0" w:line="300" w:lineRule="multiple"/>
+        <w:spacing w:before="0" w:after="0" w:line="300" w:lineRule="auto"/>
         <w:jc w:val="left"/>
       </w:pPr>
       <w:r>
@@ -12866,7 +12866,7 @@
           <w:sz w:val="21"/>
           <w:szCs w:val="21"/>
         </w:rPr>
-        <w:spacing w:before="0" w:after="0" w:line="300" w:lineRule="multiple"/>
+        <w:spacing w:before="0" w:after="0" w:line="300" w:lineRule="auto"/>
         <w:jc w:val="left"/>
       </w:pPr>
       <w:r>
@@ -12953,7 +12953,7 @@
           <w:sz w:val="21"/>
           <w:szCs w:val="21"/>
         </w:rPr>
-        <w:spacing w:before="0" w:after="0" w:line="300" w:lineRule="multiple"/>
+        <w:spacing w:before="0" w:after="0" w:line="300" w:lineRule="auto"/>
         <w:jc w:val="left"/>
       </w:pPr>
       <w:r>
@@ -13045,7 +13045,7 @@
           <w:sz w:val="21"/>
           <w:szCs w:val="21"/>
         </w:rPr>
-        <w:spacing w:before="0" w:after="0" w:line="300" w:lineRule="multiple"/>
+        <w:spacing w:before="0" w:after="0" w:line="300" w:lineRule="auto"/>
         <w:jc w:val="left"/>
       </w:pPr>
       <w:r>
@@ -13147,7 +13147,7 @@
           <w:sz w:val="21"/>
           <w:szCs w:val="21"/>
         </w:rPr>
-        <w:spacing w:before="0" w:after="0" w:line="300" w:lineRule="multiple"/>
+        <w:spacing w:before="0" w:after="0" w:line="300" w:lineRule="auto"/>
         <w:jc w:val="left"/>
       </w:pPr>
       <w:r>
@@ -13289,7 +13289,7 @@
           <w:sz w:val="21"/>
           <w:szCs w:val="21"/>
         </w:rPr>
-        <w:spacing w:before="0" w:after="0" w:line="300" w:lineRule="multiple"/>
+        <w:spacing w:before="0" w:after="0" w:line="300" w:lineRule="auto"/>
         <w:jc w:val="left"/>
       </w:pPr>
       <w:r>
@@ -13360,7 +13360,7 @@
           <w:sz w:val="21"/>
           <w:szCs w:val="21"/>
         </w:rPr>
-        <w:spacing w:before="0" w:after="0" w:line="300" w:lineRule="multiple"/>
+        <w:spacing w:before="0" w:after="0" w:line="300" w:lineRule="auto"/>
         <w:jc w:val="left"/>
       </w:pPr>
       <w:r>
@@ -13449,7 +13449,7 @@
           <w:sz w:val="21"/>
           <w:szCs w:val="21"/>
         </w:rPr>
-        <w:spacing w:before="0" w:after="0" w:line="300" w:lineRule="multiple"/>
+        <w:spacing w:before="0" w:after="0" w:line="300" w:lineRule="auto"/>
         <w:jc w:val="left"/>
       </w:pPr>
       <w:r>
@@ -13538,7 +13538,7 @@
           <w:sz w:val="21"/>
           <w:szCs w:val="21"/>
         </w:rPr>
-        <w:spacing w:before="0" w:after="0" w:line="300" w:lineRule="multiple"/>
+        <w:spacing w:before="0" w:after="0" w:line="300" w:lineRule="auto"/>
         <w:jc w:val="left"/>
       </w:pPr>
       <w:r>
@@ -13573,7 +13573,7 @@
           <w:sz w:val="21"/>
           <w:szCs w:val="21"/>
         </w:rPr>
-        <w:spacing w:before="0" w:after="0" w:line="300" w:lineRule="multiple"/>
+        <w:spacing w:before="0" w:after="0" w:line="300" w:lineRule="auto"/>
         <w:jc w:val="left"/>
       </w:pPr>
     </w:p>
@@ -13582,14 +13582,14 @@
 </file>
 
 <file path=word/footer1.xml><?xml version="1.0" encoding="utf-8"?>
-<w:ftr xmlns:w="http://schemas.openxmlformats.org/wordprocessingml/2006/main" xmlns:r="http://schemas.openxmlformats.org/officeDocument/2006/relationships">
-  <w:p>
+<w:ftr xmlns:w="http://schemas.openxmlformats.org/wordprocessingml/2006/main">
+  <w:p xmlns:w="http://schemas.openxmlformats.org/wordprocessingml/2006/main">
     <w:pPr>
       <w:jc w:val="center"/>
     </w:pPr>
     <w:r>
       <w:rPr>
-        <w:rFonts w:ascii="Times New Roman" w:hAnsi="Times New Roman" w:eastAsia="宋体"/>
+        <w:rFonts w:ascii="Times New Roman" w:hAnsi="Times New Roman" w:eastAsia="宋体" w:cs="Times New Roman"/>
         <w:sz w:val="21"/>
         <w:szCs w:val="21"/>
       </w:rPr>
@@ -13597,47 +13597,107 @@
     </w:r>
     <w:r>
       <w:rPr>
-        <w:rFonts w:ascii="Times New Roman" w:hAnsi="Times New Roman" w:eastAsia="宋体"/>
+        <w:rFonts w:ascii="Times New Roman" w:hAnsi="Times New Roman" w:eastAsia="宋体" w:cs="Times New Roman"/>
         <w:sz w:val="21"/>
         <w:szCs w:val="21"/>
       </w:rPr>
-      <w:t xml:space="preserve">第</w:t>
+      <w:t>第</w:t>
     </w:r>
-    <w:fldSimple w:instr=" PAGE ">
-      <w:r>
-        <w:rPr>
-          <w:rFonts w:ascii="Times New Roman" w:hAnsi="Times New Roman" w:eastAsia="宋体"/>
-          <w:sz w:val="21"/>
-          <w:szCs w:val="21"/>
-        </w:rPr>
-        <w:t xml:space="preserve">1</w:t>
-      </w:r>
-    </w:fldSimple>
     <w:r>
       <w:rPr>
-        <w:rFonts w:ascii="Times New Roman" w:hAnsi="Times New Roman" w:eastAsia="宋体"/>
+        <w:rFonts w:ascii="Times New Roman" w:hAnsi="Times New Roman" w:eastAsia="宋体" w:cs="Times New Roman"/>
         <w:sz w:val="21"/>
         <w:szCs w:val="21"/>
       </w:rPr>
-      <w:t xml:space="preserve">页（共</w:t>
+      <w:fldChar w:fldCharType="begin"/>
     </w:r>
-    <w:fldSimple w:instr=" NUMPAGES ">
-      <w:r>
-        <w:rPr>
-          <w:rFonts w:ascii="Times New Roman" w:hAnsi="Times New Roman" w:eastAsia="宋体"/>
-          <w:sz w:val="21"/>
-          <w:szCs w:val="21"/>
-        </w:rPr>
-        <w:t xml:space="preserve">1</w:t>
-      </w:r>
-    </w:fldSimple>
     <w:r>
       <w:rPr>
-        <w:rFonts w:ascii="Times New Roman" w:hAnsi="Times New Roman" w:eastAsia="宋体"/>
+        <w:rFonts w:ascii="Times New Roman" w:hAnsi="Times New Roman" w:eastAsia="宋体" w:cs="Times New Roman"/>
         <w:sz w:val="21"/>
         <w:szCs w:val="21"/>
       </w:rPr>
-      <w:t xml:space="preserve">页）</w:t>
+      <w:instrText xml:space="preserve"> PAGE </w:instrText>
+    </w:r>
+    <w:r>
+      <w:rPr>
+        <w:rFonts w:ascii="Times New Roman" w:hAnsi="Times New Roman" w:eastAsia="宋体" w:cs="Times New Roman"/>
+        <w:sz w:val="21"/>
+        <w:szCs w:val="21"/>
+      </w:rPr>
+      <w:fldChar w:fldCharType="separate"/>
+    </w:r>
+    <w:r>
+      <w:rPr>
+        <w:rFonts w:ascii="Times New Roman" w:hAnsi="Times New Roman" w:eastAsia="宋体" w:cs="Times New Roman"/>
+        <w:sz w:val="21"/>
+        <w:szCs w:val="21"/>
+      </w:rPr>
+      <w:t>1</w:t>
+    </w:r>
+    <w:r>
+      <w:rPr>
+        <w:rFonts w:ascii="Times New Roman" w:hAnsi="Times New Roman" w:eastAsia="宋体" w:cs="Times New Roman"/>
+        <w:sz w:val="21"/>
+        <w:szCs w:val="21"/>
+      </w:rPr>
+      <w:fldChar w:fldCharType="end"/>
+    </w:r>
+    <w:r>
+      <w:rPr>
+        <w:rFonts w:ascii="Times New Roman" w:hAnsi="Times New Roman" w:eastAsia="宋体" w:cs="Times New Roman"/>
+        <w:sz w:val="21"/>
+        <w:szCs w:val="21"/>
+      </w:rPr>
+      <w:t>页（共</w:t>
+    </w:r>
+    <w:r>
+      <w:rPr>
+        <w:rFonts w:ascii="Times New Roman" w:hAnsi="Times New Roman" w:eastAsia="宋体" w:cs="Times New Roman"/>
+        <w:sz w:val="21"/>
+        <w:szCs w:val="21"/>
+      </w:rPr>
+      <w:fldChar w:fldCharType="begin"/>
+    </w:r>
+    <w:r>
+      <w:rPr>
+        <w:rFonts w:ascii="Times New Roman" w:hAnsi="Times New Roman" w:eastAsia="宋体" w:cs="Times New Roman"/>
+        <w:sz w:val="21"/>
+        <w:szCs w:val="21"/>
+      </w:rPr>
+      <w:instrText xml:space="preserve"> NUMPAGES </w:instrText>
+    </w:r>
+    <w:r>
+      <w:rPr>
+        <w:rFonts w:ascii="Times New Roman" w:hAnsi="Times New Roman" w:eastAsia="宋体" w:cs="Times New Roman"/>
+        <w:sz w:val="21"/>
+        <w:szCs w:val="21"/>
+      </w:rPr>
+      <w:fldChar w:fldCharType="separate"/>
+    </w:r>
+    <w:r>
+      <w:rPr>
+        <w:rFonts w:ascii="Times New Roman" w:hAnsi="Times New Roman" w:eastAsia="宋体" w:cs="Times New Roman"/>
+        <w:sz w:val="21"/>
+        <w:szCs w:val="21"/>
+      </w:rPr>
+      <w:t>11</w:t>
+    </w:r>
+    <w:r>
+      <w:rPr>
+        <w:rFonts w:ascii="Times New Roman" w:hAnsi="Times New Roman" w:eastAsia="宋体" w:cs="Times New Roman"/>
+        <w:sz w:val="21"/>
+        <w:szCs w:val="21"/>
+      </w:rPr>
+      <w:fldChar w:fldCharType="end"/>
+    </w:r>
+    <w:r>
+      <w:rPr>
+        <w:rFonts w:ascii="Times New Roman" w:hAnsi="Times New Roman" w:eastAsia="宋体" w:cs="Times New Roman"/>
+        <w:sz w:val="21"/>
+        <w:szCs w:val="21"/>
+      </w:rPr>
+      <w:t>页）</w:t>
     </w:r>
   </w:p>
 </w:ftr>
@@ -13851,15 +13911,14 @@
   <w:docDefaults>
     <w:rPrDefault>
       <w:rPr>
-        <w:rFonts w:cstheme="minorBidi" w:ascii="Times New Roman" w:hAnsi="Times New Roman" w:eastAsia="宋体" w:cs="Times New Roman"/>
+        <w:rFonts w:ascii="Times New Roman" w:hAnsi="Times New Roman" w:eastAsia="宋体" w:cs="Times New Roman"/>
         <w:sz w:val="21"/>
         <w:szCs w:val="21"/>
-        <w:lang w:val="en-US" w:eastAsia="en-US" w:bidi="ar-SA"/>
       </w:rPr>
     </w:rPrDefault>
     <w:pPrDefault>
       <w:pPr>
-        <w:spacing w:after="200" w:line="276" w:lineRule="auto"/>
+        <w:spacing w:before="0" w:after="0" w:line="300" w:lineRule="auto"/>
       </w:pPr>
     </w:pPrDefault>
   </w:docDefaults>

--- a/高中物理/高中物理同步/人教版选必2 第1章 安培力与洛伦兹力·简单卷（9题）.docx
+++ b/高中物理/高中物理同步/人教版选必2 第1章 安培力与洛伦兹力·简单卷（9题）.docx
@@ -650,7 +650,7 @@
           <w:rFonts w:ascii="Times New Roman" w:hAnsi="Times New Roman" w:eastAsia="宋体" w:cs="Times New Roman"/>
           <w:sz w:val="21"/>
           <w:szCs w:val="21"/>
-          <w:bdr w:val="single" w:sz="8" w:space="0" w:color="auto"/>
+          <w:shd w:val="clear" w:color="auto" w:fill="D9D9D9"/>
         </w:rPr>
         <w:t/>
       </w:r>
@@ -3671,7 +3671,7 @@
           <w:rFonts w:ascii="Times New Roman" w:hAnsi="Times New Roman" w:eastAsia="宋体" w:cs="Times New Roman"/>
           <w:sz w:val="21"/>
           <w:szCs w:val="21"/>
-          <w:bdr w:val="single" w:sz="8" w:space="0" w:color="auto"/>
+          <w:shd w:val="clear" w:color="auto" w:fill="D9D9D9"/>
         </w:rPr>
         <w:t>2</w:t>
       </w:r>
@@ -5797,7 +5797,7 @@
           <w:rFonts w:ascii="Times New Roman" w:hAnsi="Times New Roman" w:eastAsia="宋体" w:cs="Times New Roman"/>
           <w:sz w:val="21"/>
           <w:szCs w:val="21"/>
-          <w:bdr w:val="single" w:sz="8" w:space="0" w:color="auto"/>
+          <w:shd w:val="clear" w:color="auto" w:fill="D9D9D9"/>
         </w:rPr>
         <w:t>1</w:t>
       </w:r>
@@ -5888,7 +5888,7 @@
           <w:rFonts w:ascii="Times New Roman" w:hAnsi="Times New Roman" w:eastAsia="宋体" w:cs="Times New Roman"/>
           <w:sz w:val="21"/>
           <w:szCs w:val="21"/>
-          <w:bdr w:val="single" w:sz="8" w:space="0" w:color="auto"/>
+          <w:shd w:val="clear" w:color="auto" w:fill="D9D9D9"/>
         </w:rPr>
         <w:t>2</w:t>
       </w:r>
@@ -5979,7 +5979,7 @@
           <w:rFonts w:ascii="Times New Roman" w:hAnsi="Times New Roman" w:eastAsia="宋体" w:cs="Times New Roman"/>
           <w:sz w:val="21"/>
           <w:szCs w:val="21"/>
-          <w:bdr w:val="single" w:sz="8" w:space="0" w:color="auto"/>
+          <w:shd w:val="clear" w:color="auto" w:fill="D9D9D9"/>
         </w:rPr>
         <w:t>3</w:t>
       </w:r>
@@ -6319,7 +6319,7 @@
           <w:rFonts w:ascii="Times New Roman" w:hAnsi="Times New Roman" w:eastAsia="宋体" w:cs="Times New Roman"/>
           <w:sz w:val="21"/>
           <w:szCs w:val="21"/>
-          <w:bdr w:val="single" w:sz="8" w:space="0" w:color="auto"/>
+          <w:shd w:val="clear" w:color="auto" w:fill="D9D9D9"/>
         </w:rPr>
         <w:t>3</w:t>
       </w:r>
@@ -6410,7 +6410,7 @@
           <w:rFonts w:ascii="Times New Roman" w:hAnsi="Times New Roman" w:eastAsia="宋体" w:cs="Times New Roman"/>
           <w:sz w:val="21"/>
           <w:szCs w:val="21"/>
-          <w:bdr w:val="single" w:sz="8" w:space="0" w:color="auto"/>
+          <w:shd w:val="clear" w:color="auto" w:fill="D9D9D9"/>
         </w:rPr>
         <w:t/>
       </w:r>
@@ -6474,7 +6474,7 @@
           <w:rFonts w:ascii="Times New Roman" w:hAnsi="Times New Roman" w:eastAsia="宋体" w:cs="Times New Roman"/>
           <w:sz w:val="21"/>
           <w:szCs w:val="21"/>
-          <w:bdr w:val="single" w:sz="8" w:space="0" w:color="auto"/>
+          <w:shd w:val="clear" w:color="auto" w:fill="D9D9D9"/>
         </w:rPr>
         <w:t>1</w:t>
       </w:r>
@@ -6718,7 +6718,7 @@
           <w:rFonts w:ascii="Times New Roman" w:hAnsi="Times New Roman" w:eastAsia="宋体" w:cs="Times New Roman"/>
           <w:sz w:val="21"/>
           <w:szCs w:val="21"/>
-          <w:bdr w:val="single" w:sz="8" w:space="0" w:color="auto"/>
+          <w:shd w:val="clear" w:color="auto" w:fill="D9D9D9"/>
         </w:rPr>
         <w:t>3</w:t>
       </w:r>
@@ -8082,7 +8082,7 @@
           <w:rFonts w:ascii="Times New Roman" w:hAnsi="Times New Roman" w:eastAsia="宋体" w:cs="Times New Roman"/>
           <w:sz w:val="21"/>
           <w:szCs w:val="21"/>
-          <w:bdr w:val="single" w:sz="8" w:space="0" w:color="auto"/>
+          <w:shd w:val="clear" w:color="auto" w:fill="D9D9D9"/>
         </w:rPr>
         <w:t>1</w:t>
       </w:r>
@@ -8236,7 +8236,7 @@
           <w:rFonts w:ascii="Times New Roman" w:hAnsi="Times New Roman" w:eastAsia="宋体" w:cs="Times New Roman"/>
           <w:sz w:val="21"/>
           <w:szCs w:val="21"/>
-          <w:bdr w:val="single" w:sz="8" w:space="0" w:color="auto"/>
+          <w:shd w:val="clear" w:color="auto" w:fill="D9D9D9"/>
         </w:rPr>
         <w:t>2</w:t>
       </w:r>
@@ -9909,7 +9909,7 @@
           <w:rFonts w:ascii="Times New Roman" w:hAnsi="Times New Roman" w:eastAsia="宋体" w:cs="Times New Roman"/>
           <w:sz w:val="21"/>
           <w:szCs w:val="21"/>
-          <w:bdr w:val="single" w:sz="8" w:space="0" w:color="auto"/>
+          <w:shd w:val="clear" w:color="auto" w:fill="D9D9D9"/>
         </w:rPr>
         <w:t>1</w:t>
       </w:r>

--- a/高中物理/高中物理同步/人教版选必2 第1章 安培力与洛伦兹力·简单卷（9题）.docx
+++ b/高中物理/高中物理同步/人教版选必2 第1章 安培力与洛伦兹力·简单卷（9题）.docx
@@ -650,7 +650,7 @@
           <w:rFonts w:ascii="Times New Roman" w:hAnsi="Times New Roman" w:eastAsia="宋体" w:cs="Times New Roman"/>
           <w:sz w:val="21"/>
           <w:szCs w:val="21"/>
-          <w:shd w:val="clear" w:color="auto" w:fill="D9D9D9"/>
+          <w:shd w:val="clear" w:color="auto" w:fill="A6A6A6"/>
         </w:rPr>
         <w:t/>
       </w:r>
@@ -3671,7 +3671,7 @@
           <w:rFonts w:ascii="Times New Roman" w:hAnsi="Times New Roman" w:eastAsia="宋体" w:cs="Times New Roman"/>
           <w:sz w:val="21"/>
           <w:szCs w:val="21"/>
-          <w:shd w:val="clear" w:color="auto" w:fill="D9D9D9"/>
+          <w:shd w:val="clear" w:color="auto" w:fill="A6A6A6"/>
         </w:rPr>
         <w:t>2</w:t>
       </w:r>
@@ -5797,7 +5797,7 @@
           <w:rFonts w:ascii="Times New Roman" w:hAnsi="Times New Roman" w:eastAsia="宋体" w:cs="Times New Roman"/>
           <w:sz w:val="21"/>
           <w:szCs w:val="21"/>
-          <w:shd w:val="clear" w:color="auto" w:fill="D9D9D9"/>
+          <w:shd w:val="clear" w:color="auto" w:fill="A6A6A6"/>
         </w:rPr>
         <w:t>1</w:t>
       </w:r>
@@ -5888,7 +5888,7 @@
           <w:rFonts w:ascii="Times New Roman" w:hAnsi="Times New Roman" w:eastAsia="宋体" w:cs="Times New Roman"/>
           <w:sz w:val="21"/>
           <w:szCs w:val="21"/>
-          <w:shd w:val="clear" w:color="auto" w:fill="D9D9D9"/>
+          <w:shd w:val="clear" w:color="auto" w:fill="A6A6A6"/>
         </w:rPr>
         <w:t>2</w:t>
       </w:r>
@@ -5979,7 +5979,7 @@
           <w:rFonts w:ascii="Times New Roman" w:hAnsi="Times New Roman" w:eastAsia="宋体" w:cs="Times New Roman"/>
           <w:sz w:val="21"/>
           <w:szCs w:val="21"/>
-          <w:shd w:val="clear" w:color="auto" w:fill="D9D9D9"/>
+          <w:shd w:val="clear" w:color="auto" w:fill="A6A6A6"/>
         </w:rPr>
         <w:t>3</w:t>
       </w:r>
@@ -6319,7 +6319,7 @@
           <w:rFonts w:ascii="Times New Roman" w:hAnsi="Times New Roman" w:eastAsia="宋体" w:cs="Times New Roman"/>
           <w:sz w:val="21"/>
           <w:szCs w:val="21"/>
-          <w:shd w:val="clear" w:color="auto" w:fill="D9D9D9"/>
+          <w:shd w:val="clear" w:color="auto" w:fill="A6A6A6"/>
         </w:rPr>
         <w:t>3</w:t>
       </w:r>
@@ -6410,7 +6410,7 @@
           <w:rFonts w:ascii="Times New Roman" w:hAnsi="Times New Roman" w:eastAsia="宋体" w:cs="Times New Roman"/>
           <w:sz w:val="21"/>
           <w:szCs w:val="21"/>
-          <w:shd w:val="clear" w:color="auto" w:fill="D9D9D9"/>
+          <w:shd w:val="clear" w:color="auto" w:fill="A6A6A6"/>
         </w:rPr>
         <w:t/>
       </w:r>
@@ -6474,7 +6474,7 @@
           <w:rFonts w:ascii="Times New Roman" w:hAnsi="Times New Roman" w:eastAsia="宋体" w:cs="Times New Roman"/>
           <w:sz w:val="21"/>
           <w:szCs w:val="21"/>
-          <w:shd w:val="clear" w:color="auto" w:fill="D9D9D9"/>
+          <w:shd w:val="clear" w:color="auto" w:fill="A6A6A6"/>
         </w:rPr>
         <w:t>1</w:t>
       </w:r>
@@ -6718,7 +6718,7 @@
           <w:rFonts w:ascii="Times New Roman" w:hAnsi="Times New Roman" w:eastAsia="宋体" w:cs="Times New Roman"/>
           <w:sz w:val="21"/>
           <w:szCs w:val="21"/>
-          <w:shd w:val="clear" w:color="auto" w:fill="D9D9D9"/>
+          <w:shd w:val="clear" w:color="auto" w:fill="A6A6A6"/>
         </w:rPr>
         <w:t>3</w:t>
       </w:r>
@@ -8082,7 +8082,7 @@
           <w:rFonts w:ascii="Times New Roman" w:hAnsi="Times New Roman" w:eastAsia="宋体" w:cs="Times New Roman"/>
           <w:sz w:val="21"/>
           <w:szCs w:val="21"/>
-          <w:shd w:val="clear" w:color="auto" w:fill="D9D9D9"/>
+          <w:shd w:val="clear" w:color="auto" w:fill="A6A6A6"/>
         </w:rPr>
         <w:t>1</w:t>
       </w:r>
@@ -8236,7 +8236,7 @@
           <w:rFonts w:ascii="Times New Roman" w:hAnsi="Times New Roman" w:eastAsia="宋体" w:cs="Times New Roman"/>
           <w:sz w:val="21"/>
           <w:szCs w:val="21"/>
-          <w:shd w:val="clear" w:color="auto" w:fill="D9D9D9"/>
+          <w:shd w:val="clear" w:color="auto" w:fill="A6A6A6"/>
         </w:rPr>
         <w:t>2</w:t>
       </w:r>
@@ -9909,7 +9909,7 @@
           <w:rFonts w:ascii="Times New Roman" w:hAnsi="Times New Roman" w:eastAsia="宋体" w:cs="Times New Roman"/>
           <w:sz w:val="21"/>
           <w:szCs w:val="21"/>
-          <w:shd w:val="clear" w:color="auto" w:fill="D9D9D9"/>
+          <w:shd w:val="clear" w:color="auto" w:fill="A6A6A6"/>
         </w:rPr>
         <w:t>1</w:t>
       </w:r>

--- a/高中物理/高中物理同步/人教版选必2 第1章 安培力与洛伦兹力·简单卷（9题）.docx
+++ b/高中物理/高中物理同步/人教版选必2 第1章 安培力与洛伦兹力·简单卷（9题）.docx
@@ -13585,7 +13585,7 @@
 <w:ftr xmlns:w="http://schemas.openxmlformats.org/wordprocessingml/2006/main">
   <w:p xmlns:w="http://schemas.openxmlformats.org/wordprocessingml/2006/main">
     <w:pPr>
-      <w:jc w:val="center"/>
+      <w:jc w:val="left"/>
     </w:pPr>
     <w:r>
       <w:rPr>

--- a/高中物理/高中物理同步/人教版选必2 第1章 安培力与洛伦兹力·简单卷（9题）.docx
+++ b/高中物理/高中物理同步/人教版选必2 第1章 安培力与洛伦兹力·简单卷（9题）.docx
@@ -10546,7 +10546,7 @@
           <w:sz w:val="21"/>
           <w:szCs w:val="21"/>
         </w:rPr>
-        <w:t>粒子在速度选择器中匀速直线运动运动，根据平衡条件</w:t>
+        <w:t>粒子在速度选择器中匀速直线运动，根据平衡条件</w:t>
       </w:r>
       <m:oMath>
         <m:r>
@@ -13657,39 +13657,7 @@
         <w:sz w:val="21"/>
         <w:szCs w:val="21"/>
       </w:rPr>
-      <w:fldChar w:fldCharType="begin"/>
-    </w:r>
-    <w:r>
-      <w:rPr>
-        <w:rFonts w:ascii="Times New Roman" w:hAnsi="Times New Roman" w:eastAsia="宋体" w:cs="Times New Roman"/>
-        <w:sz w:val="21"/>
-        <w:szCs w:val="21"/>
-      </w:rPr>
-      <w:instrText xml:space="preserve"> NUMPAGES </w:instrText>
-    </w:r>
-    <w:r>
-      <w:rPr>
-        <w:rFonts w:ascii="Times New Roman" w:hAnsi="Times New Roman" w:eastAsia="宋体" w:cs="Times New Roman"/>
-        <w:sz w:val="21"/>
-        <w:szCs w:val="21"/>
-      </w:rPr>
-      <w:fldChar w:fldCharType="separate"/>
-    </w:r>
-    <w:r>
-      <w:rPr>
-        <w:rFonts w:ascii="Times New Roman" w:hAnsi="Times New Roman" w:eastAsia="宋体" w:cs="Times New Roman"/>
-        <w:sz w:val="21"/>
-        <w:szCs w:val="21"/>
-      </w:rPr>
       <w:t>11</w:t>
-    </w:r>
-    <w:r>
-      <w:rPr>
-        <w:rFonts w:ascii="Times New Roman" w:hAnsi="Times New Roman" w:eastAsia="宋体" w:cs="Times New Roman"/>
-        <w:sz w:val="21"/>
-        <w:szCs w:val="21"/>
-      </w:rPr>
-      <w:fldChar w:fldCharType="end"/>
     </w:r>
     <w:r>
       <w:rPr>

--- a/高中物理/高中物理同步/人教版选必2 第1章 安培力与洛伦兹力·简单卷（9题）.docx
+++ b/高中物理/高中物理同步/人教版选必2 第1章 安培力与洛伦兹力·简单卷（9题）.docx
@@ -2397,7 +2397,7 @@
       </w:r>
       <w:r>
         <w:rPr>
-          <w:shd w:val="clear" w:color="auto" w:fill="A6A6A6"/>
+          <w:shd w:val="clear" w:color="auto" w:fill="C9C9C9"/>
         </w:rPr>
         <w:t>2</w:t>
       </w:r>
@@ -4081,7 +4081,7 @@
       </w:r>
       <w:r>
         <w:rPr>
-          <w:shd w:val="clear" w:color="auto" w:fill="A6A6A6"/>
+          <w:shd w:val="clear" w:color="auto" w:fill="C9C9C9"/>
         </w:rPr>
         <w:t>1</w:t>
       </w:r>
@@ -4148,7 +4148,7 @@
       </w:r>
       <w:r>
         <w:rPr>
-          <w:shd w:val="clear" w:color="auto" w:fill="A6A6A6"/>
+          <w:shd w:val="clear" w:color="auto" w:fill="C9C9C9"/>
         </w:rPr>
         <w:t>2</w:t>
       </w:r>
@@ -4206,7 +4206,7 @@
       </w:r>
       <w:r>
         <w:rPr>
-          <w:shd w:val="clear" w:color="auto" w:fill="A6A6A6"/>
+          <w:shd w:val="clear" w:color="auto" w:fill="C9C9C9"/>
         </w:rPr>
         <w:t>3</w:t>
       </w:r>
@@ -4432,7 +4432,7 @@
       </w:r>
       <w:r>
         <w:rPr>
-          <w:shd w:val="clear" w:color="auto" w:fill="A6A6A6"/>
+          <w:shd w:val="clear" w:color="auto" w:fill="C9C9C9"/>
         </w:rPr>
         <w:t>3</w:t>
       </w:r>
@@ -4534,7 +4534,7 @@
       </w:r>
       <w:r>
         <w:rPr>
-          <w:shd w:val="clear" w:color="auto" w:fill="A6A6A6"/>
+          <w:shd w:val="clear" w:color="auto" w:fill="C9C9C9"/>
         </w:rPr>
         <w:t>1</w:t>
       </w:r>
@@ -4694,7 +4694,7 @@
       </w:r>
       <w:r>
         <w:rPr>
-          <w:shd w:val="clear" w:color="auto" w:fill="A6A6A6"/>
+          <w:shd w:val="clear" w:color="auto" w:fill="C9C9C9"/>
         </w:rPr>
         <w:t>3</w:t>
       </w:r>
@@ -5617,7 +5617,7 @@
       </w:r>
       <w:r>
         <w:rPr>
-          <w:shd w:val="clear" w:color="auto" w:fill="A6A6A6"/>
+          <w:shd w:val="clear" w:color="auto" w:fill="C9C9C9"/>
         </w:rPr>
         <w:t>1</w:t>
       </w:r>
@@ -5728,7 +5728,7 @@
       </w:r>
       <w:r>
         <w:rPr>
-          <w:shd w:val="clear" w:color="auto" w:fill="A6A6A6"/>
+          <w:shd w:val="clear" w:color="auto" w:fill="C9C9C9"/>
         </w:rPr>
         <w:t>2</w:t>
       </w:r>
@@ -6861,7 +6861,7 @@
       </w:r>
       <w:r>
         <w:rPr>
-          <w:shd w:val="clear" w:color="auto" w:fill="A6A6A6"/>
+          <w:shd w:val="clear" w:color="auto" w:fill="C9C9C9"/>
         </w:rPr>
         <w:t>1</w:t>
       </w:r>
